--- a/漢文プリント_表なし版/早発白帝城_生徒版.docx
+++ b/漢文プリント_表なし版/早発白帝城_生徒版.docx
@@ -1,11 +1,11 @@
 
 <file path=word/document.xml><?xml version="1.0" encoding="utf-8"?>
-<w:document xmlns:w="http://schemas.openxmlformats.org/wordprocessingml/2006/main" xmlns:r="http://schemas.openxmlformats.org/officeDocument/2006/relationships" xmlns:v="urn:schemas-microsoft-com:vml" xmlns:o="urn:schemas-microsoft-com:office:office" xmlns:w10="urn:schemas-microsoft-com:office:word">
+<w:document xmlns:w="http://schemas.openxmlformats.org/wordprocessingml/2006/main" xmlns:r="http://schemas.openxmlformats.org/officeDocument/2006/relationships" xmlns:wp="http://schemas.openxmlformats.org/drawingml/2006/wordprocessingDrawing" xmlns:a="http://schemas.openxmlformats.org/drawingml/2006/main" xmlns:wps="http://schemas.microsoft.com/office/word/2010/wordprocessingShape">
   <w:body>
     <w:p>
       <w:pPr>
         <w:snapToGrid w:val="0"/>
-        <w:spacing w:before="0" w:after="0" w:line="620" w:lineRule="exact"/>
+        <w:spacing w:before="0" w:after="0" w:line="560" w:lineRule="exact"/>
       </w:pPr>
       <w:r>
         <w:rPr>
@@ -13,16 +13,145 @@
           <w:b/>
           <w:bCs/>
           <w:color w:val="1B3A6B"/>
-          <w:sz w:val="30"/>
-          <w:szCs w:val="30"/>
+          <w:sz w:val="24"/>
+          <w:szCs w:val="24"/>
         </w:rPr>
         <w:t xml:space="preserve">【古典探究】　李白「早発白帝城」　書き下しプリント①</w:t>
       </w:r>
-    </w:p>
-    <w:p>
-      <w:pPr>
-        <w:snapToGrid w:val="0"/>
-        <w:spacing w:before="0" w:after="0" w:line="620" w:lineRule="exact"/>
+      <w:r>
+        <w:drawing>
+          <wp:anchor distT="0" distB="0" distL="0" distR="0" simplePos="0" relativeHeight="251658240" behindDoc="1" locked="0" layoutInCell="1" allowOverlap="1">
+            <wp:simplePos x="0" y="0"/>
+            <wp:positionH relativeFrom="page">
+              <wp:posOffset>469900</wp:posOffset>
+            </wp:positionH>
+            <wp:positionV relativeFrom="page">
+              <wp:posOffset>7757795</wp:posOffset>
+            </wp:positionV>
+            <wp:extent cx="1981200" cy="6656070"/>
+            <wp:effectExtent l="0" t="0" r="0" b="0"/>
+            <wp:wrapNone/>
+            <wp:docPr id="1" name="frame1"/>
+            <wp:cNvGraphicFramePr/>
+            <a:graphic>
+              <a:graphicData uri="http://schemas.microsoft.com/office/word/2010/wordprocessingShape">
+                <wps:wsp>
+                  <wps:cNvSpPr/>
+                  <wps:spPr>
+                    <a:xfrm>
+                      <a:off x="0" y="0"/>
+                      <a:ext cx="1981200" cy="6656070"/>
+                    </a:xfrm>
+                    <a:prstGeom prst="roundRect">
+                      <a:avLst>
+                        <a:gd name="adj" fmla="val 4000"/>
+                      </a:avLst>
+                    </a:prstGeom>
+                    <a:noFill/>
+                    <a:ln w="12700">
+                      <a:solidFill>
+                        <a:srgbClr val="8FA3C4"/>
+                      </a:solidFill>
+                    </a:ln>
+                  </wps:spPr>
+                  <wps:bodyPr/>
+                </wps:wsp>
+              </a:graphicData>
+            </a:graphic>
+          </wp:anchor>
+        </w:drawing>
+      </w:r>
+      <w:r>
+        <w:drawing>
+          <wp:anchor distT="0" distB="0" distL="0" distR="0" simplePos="0" relativeHeight="251658240" behindDoc="1" locked="0" layoutInCell="1" allowOverlap="1">
+            <wp:simplePos x="0" y="0"/>
+            <wp:positionH relativeFrom="page">
+              <wp:posOffset>469900</wp:posOffset>
+            </wp:positionH>
+            <wp:positionV relativeFrom="page">
+              <wp:posOffset>6246495</wp:posOffset>
+            </wp:positionV>
+            <wp:extent cx="1447800" cy="6656070"/>
+            <wp:effectExtent l="0" t="0" r="0" b="0"/>
+            <wp:wrapNone/>
+            <wp:docPr id="2" name="frame2"/>
+            <wp:cNvGraphicFramePr/>
+            <a:graphic>
+              <a:graphicData uri="http://schemas.microsoft.com/office/word/2010/wordprocessingShape">
+                <wps:wsp>
+                  <wps:cNvSpPr/>
+                  <wps:spPr>
+                    <a:xfrm>
+                      <a:off x="0" y="0"/>
+                      <a:ext cx="1447800" cy="6656070"/>
+                    </a:xfrm>
+                    <a:prstGeom prst="roundRect">
+                      <a:avLst>
+                        <a:gd name="adj" fmla="val 4000"/>
+                      </a:avLst>
+                    </a:prstGeom>
+                    <a:noFill/>
+                    <a:ln w="12700">
+                      <a:solidFill>
+                        <a:srgbClr val="8FA3C4"/>
+                      </a:solidFill>
+                    </a:ln>
+                  </wps:spPr>
+                  <wps:bodyPr/>
+                </wps:wsp>
+              </a:graphicData>
+            </a:graphic>
+          </wp:anchor>
+        </w:drawing>
+      </w:r>
+      <w:r>
+        <w:drawing>
+          <wp:anchor distT="0" distB="0" distL="0" distR="0" simplePos="0" relativeHeight="251658240" behindDoc="1" locked="0" layoutInCell="1" allowOverlap="1">
+            <wp:simplePos x="0" y="0"/>
+            <wp:positionH relativeFrom="page">
+              <wp:posOffset>469900</wp:posOffset>
+            </wp:positionH>
+            <wp:positionV relativeFrom="page">
+              <wp:posOffset>1572895</wp:posOffset>
+            </wp:positionV>
+            <wp:extent cx="4610100" cy="6656070"/>
+            <wp:effectExtent l="0" t="0" r="0" b="0"/>
+            <wp:wrapNone/>
+            <wp:docPr id="3" name="frame3"/>
+            <wp:cNvGraphicFramePr/>
+            <a:graphic>
+              <a:graphicData uri="http://schemas.microsoft.com/office/word/2010/wordprocessingShape">
+                <wps:wsp>
+                  <wps:cNvSpPr/>
+                  <wps:spPr>
+                    <a:xfrm>
+                      <a:off x="0" y="0"/>
+                      <a:ext cx="4610100" cy="6656070"/>
+                    </a:xfrm>
+                    <a:prstGeom prst="roundRect">
+                      <a:avLst>
+                        <a:gd name="adj" fmla="val 4000"/>
+                      </a:avLst>
+                    </a:prstGeom>
+                    <a:noFill/>
+                    <a:ln w="12700">
+                      <a:solidFill>
+                        <a:srgbClr val="8FA3C4"/>
+                      </a:solidFill>
+                    </a:ln>
+                  </wps:spPr>
+                  <wps:bodyPr/>
+                </wps:wsp>
+              </a:graphicData>
+            </a:graphic>
+          </wp:anchor>
+        </w:drawing>
+      </w:r>
+    </w:p>
+    <w:p>
+      <w:pPr>
+        <w:snapToGrid w:val="0"/>
+        <w:spacing w:before="0" w:after="0" w:line="560" w:lineRule="exact"/>
       </w:pPr>
       <w:r>
         <w:rPr>
@@ -37,7 +166,7 @@
     <w:p>
       <w:pPr>
         <w:snapToGrid w:val="0"/>
-        <w:spacing w:before="0" w:after="0" w:line="620" w:lineRule="exact"/>
+        <w:spacing w:before="0" w:after="0" w:line="560" w:lineRule="exact"/>
       </w:pPr>
       <w:r>
         <w:rPr>
@@ -64,31 +193,26 @@
     </w:p>
     <w:p>
       <w:pPr>
-        <w:pBdr>
-          <w:top w:val="single" w:sz="6" w:space="3" w:color="8FA3C4"/>
-          <w:left w:val="single" w:sz="6" w:space="3" w:color="8FA3C4"/>
-          <w:bottom w:val="single" w:sz="6" w:space="3" w:color="8FA3C4"/>
-        </w:pBdr>
-        <w:snapToGrid w:val="0"/>
-        <w:spacing w:before="0" w:after="0" w:line="867" w:lineRule="exact"/>
+        <w:snapToGrid w:val="0"/>
+        <w:spacing w:before="0" w:after="0" w:line="1200" w:lineRule="exact"/>
       </w:pPr>
       <w:r>
         <w:rPr/>
         <w:ruby>
           <w:rubyPr>
             <w:rubyAlign w:val="distributeLetter"/>
-            <w:hps w:val="10"/>
-            <w:hpsRaise w:val="20"/>
-            <w:hpsBaseText w:val="23"/>
-            <w:lid w:val="ja-JP"/>
-          </w:rubyPr>
-          <w:rt>
-            <w:r>
-              <w:rPr>
-                <w:rFonts w:ascii="HG正楷書体-PRO" w:eastAsia="HG正楷書体-PRO" w:hAnsi="HG正楷書体-PRO" w:cs="HG正楷書体-PRO"/>
-                <w:color w:val="1A1A1A"/>
-                <w:sz w:val="10"/>
-                <w:szCs w:val="10"/>
+            <w:hps w:val="16"/>
+            <w:hpsRaise w:val="31"/>
+            <w:hpsBaseText w:val="36"/>
+            <w:lid w:val="ja-JP"/>
+          </w:rubyPr>
+          <w:rt>
+            <w:r>
+              <w:rPr>
+                <w:rFonts w:ascii="HG正楷書体-PRO" w:eastAsia="HG正楷書体-PRO" w:hAnsi="HG正楷書体-PRO" w:cs="HG正楷書体-PRO"/>
+                <w:color w:val="1A1A1A"/>
+                <w:sz w:val="16"/>
+                <w:szCs w:val="16"/>
               </w:rPr>
               <w:t>つとニ</w:t>
             </w:r>
@@ -98,8 +222,8 @@
               <w:rPr>
                 <w:rFonts w:ascii="HG正楷書体-PRO" w:eastAsia="HG正楷書体-PRO" w:hAnsi="HG正楷書体-PRO" w:cs="HG正楷書体-PRO"/>
                 <w:color w:val="1A1A1A"/>
-                <w:sz w:val="23"/>
-                <w:szCs w:val="23"/>
+                <w:sz w:val="36"/>
+                <w:szCs w:val="36"/>
               </w:rPr>
               <w:t xml:space="preserve">早</w:t>
             </w:r>
@@ -111,18 +235,18 @@
         <w:ruby>
           <w:rubyPr>
             <w:rubyAlign w:val="distributeSpace"/>
-            <w:hps w:val="10"/>
-            <w:hpsRaise w:val="20"/>
-            <w:hpsBaseText w:val="23"/>
-            <w:lid w:val="ja-JP"/>
-          </w:rubyPr>
-          <w:rt>
-            <w:r>
-              <w:rPr>
-                <w:rFonts w:ascii="HG正楷書体-PRO" w:eastAsia="HG正楷書体-PRO" w:hAnsi="HG正楷書体-PRO" w:cs="HG正楷書体-PRO"/>
-                <w:color w:val="1A1A1A"/>
-                <w:sz w:val="10"/>
-                <w:szCs w:val="10"/>
+            <w:hps w:val="16"/>
+            <w:hpsRaise w:val="31"/>
+            <w:hpsBaseText w:val="36"/>
+            <w:lid w:val="ja-JP"/>
+          </w:rubyPr>
+          <w:rt>
+            <w:r>
+              <w:rPr>
+                <w:rFonts w:ascii="HG正楷書体-PRO" w:eastAsia="HG正楷書体-PRO" w:hAnsi="HG正楷書体-PRO" w:cs="HG正楷書体-PRO"/>
+                <w:color w:val="1A1A1A"/>
+                <w:sz w:val="16"/>
+                <w:szCs w:val="16"/>
               </w:rPr>
               <w:t>ス</w:t>
             </w:r>
@@ -132,8 +256,8 @@
               <w:rPr>
                 <w:rFonts w:ascii="HG正楷書体-PRO" w:eastAsia="HG正楷書体-PRO" w:hAnsi="HG正楷書体-PRO" w:cs="HG正楷書体-PRO"/>
                 <w:color w:val="1A1A1A"/>
-                <w:sz w:val="23"/>
-                <w:szCs w:val="23"/>
+                <w:sz w:val="36"/>
+                <w:szCs w:val="36"/>
               </w:rPr>
               <w:t xml:space="preserve">発</w:t>
             </w:r>
@@ -144,8 +268,8 @@
         <w:rPr>
           <w:rFonts w:ascii="HG正楷書体-PRO" w:eastAsia="HG正楷書体-PRO" w:hAnsi="HG正楷書体-PRO" w:cs="HG正楷書体-PRO"/>
           <w:color w:val="1A1A1A"/>
-          <w:sz w:val="14"/>
-          <w:szCs w:val="14"/>
+          <w:sz w:val="22"/>
+          <w:szCs w:val="22"/>
           <w:vertAlign w:val="subscript"/>
         </w:rPr>
         <w:t xml:space="preserve">二</w:t>
@@ -154,8 +278,8 @@
         <w:rPr>
           <w:rFonts w:ascii="HG正楷書体-PRO" w:eastAsia="HG正楷書体-PRO" w:hAnsi="HG正楷書体-PRO" w:cs="HG正楷書体-PRO"/>
           <w:color w:val="1A1A1A"/>
-          <w:sz w:val="23"/>
-          <w:szCs w:val="23"/>
+          <w:sz w:val="36"/>
+          <w:szCs w:val="36"/>
         </w:rPr>
         <w:t xml:space="preserve">白帝</w:t>
       </w:r>
@@ -164,18 +288,18 @@
         <w:ruby>
           <w:rubyPr>
             <w:rubyAlign w:val="distributeSpace"/>
-            <w:hps w:val="10"/>
-            <w:hpsRaise w:val="20"/>
-            <w:hpsBaseText w:val="23"/>
-            <w:lid w:val="ja-JP"/>
-          </w:rubyPr>
-          <w:rt>
-            <w:r>
-              <w:rPr>
-                <w:rFonts w:ascii="HG正楷書体-PRO" w:eastAsia="HG正楷書体-PRO" w:hAnsi="HG正楷書体-PRO" w:cs="HG正楷書体-PRO"/>
-                <w:color w:val="1A1A1A"/>
-                <w:sz w:val="10"/>
-                <w:szCs w:val="10"/>
+            <w:hps w:val="16"/>
+            <w:hpsRaise w:val="31"/>
+            <w:hpsBaseText w:val="36"/>
+            <w:lid w:val="ja-JP"/>
+          </w:rubyPr>
+          <w:rt>
+            <w:r>
+              <w:rPr>
+                <w:rFonts w:ascii="HG正楷書体-PRO" w:eastAsia="HG正楷書体-PRO" w:hAnsi="HG正楷書体-PRO" w:cs="HG正楷書体-PRO"/>
+                <w:color w:val="1A1A1A"/>
+                <w:sz w:val="16"/>
+                <w:szCs w:val="16"/>
               </w:rPr>
               <w:t>ヲ</w:t>
             </w:r>
@@ -185,8 +309,8 @@
               <w:rPr>
                 <w:rFonts w:ascii="HG正楷書体-PRO" w:eastAsia="HG正楷書体-PRO" w:hAnsi="HG正楷書体-PRO" w:cs="HG正楷書体-PRO"/>
                 <w:color w:val="1A1A1A"/>
-                <w:sz w:val="23"/>
-                <w:szCs w:val="23"/>
+                <w:sz w:val="36"/>
+                <w:szCs w:val="36"/>
               </w:rPr>
               <w:t xml:space="preserve">城</w:t>
             </w:r>
@@ -197,8 +321,8 @@
         <w:rPr>
           <w:rFonts w:ascii="HG正楷書体-PRO" w:eastAsia="HG正楷書体-PRO" w:hAnsi="HG正楷書体-PRO" w:cs="HG正楷書体-PRO"/>
           <w:color w:val="1A1A1A"/>
-          <w:sz w:val="14"/>
-          <w:szCs w:val="14"/>
+          <w:sz w:val="22"/>
+          <w:szCs w:val="22"/>
           <w:vertAlign w:val="subscript"/>
         </w:rPr>
         <w:t xml:space="preserve">一</w:t>
@@ -206,30 +330,26 @@
     </w:p>
     <w:p>
       <w:pPr>
-        <w:pBdr>
-          <w:top w:val="single" w:sz="6" w:space="3" w:color="8FA3C4"/>
-          <w:bottom w:val="single" w:sz="6" w:space="3" w:color="8FA3C4"/>
-        </w:pBdr>
-        <w:snapToGrid w:val="0"/>
-        <w:spacing w:before="0" w:after="0" w:line="867" w:lineRule="exact"/>
+        <w:snapToGrid w:val="0"/>
+        <w:spacing w:before="0" w:after="0" w:line="1200" w:lineRule="exact"/>
       </w:pPr>
       <w:r>
         <w:rPr/>
         <w:ruby>
           <w:rubyPr>
             <w:rubyAlign w:val="distributeLetter"/>
-            <w:hps w:val="10"/>
-            <w:hpsRaise w:val="20"/>
-            <w:hpsBaseText w:val="23"/>
-            <w:lid w:val="ja-JP"/>
-          </w:rubyPr>
-          <w:rt>
-            <w:r>
-              <w:rPr>
-                <w:rFonts w:ascii="HG正楷書体-PRO" w:eastAsia="HG正楷書体-PRO" w:hAnsi="HG正楷書体-PRO" w:cs="HG正楷書体-PRO"/>
-                <w:color w:val="1A1A1A"/>
-                <w:sz w:val="10"/>
-                <w:szCs w:val="10"/>
+            <w:hps w:val="16"/>
+            <w:hpsRaise w:val="31"/>
+            <w:hpsBaseText w:val="36"/>
+            <w:lid w:val="ja-JP"/>
+          </w:rubyPr>
+          <w:rt>
+            <w:r>
+              <w:rPr>
+                <w:rFonts w:ascii="HG正楷書体-PRO" w:eastAsia="HG正楷書体-PRO" w:hAnsi="HG正楷書体-PRO" w:cs="HG正楷書体-PRO"/>
+                <w:color w:val="1A1A1A"/>
+                <w:sz w:val="16"/>
+                <w:szCs w:val="16"/>
               </w:rPr>
               <w:t>りはく</w:t>
             </w:r>
@@ -239,8 +359,8 @@
               <w:rPr>
                 <w:rFonts w:ascii="HG正楷書体-PRO" w:eastAsia="HG正楷書体-PRO" w:hAnsi="HG正楷書体-PRO" w:cs="HG正楷書体-PRO"/>
                 <w:color w:val="1A1A1A"/>
-                <w:sz w:val="23"/>
-                <w:szCs w:val="23"/>
+                <w:sz w:val="36"/>
+                <w:szCs w:val="36"/>
               </w:rPr>
               <w:t xml:space="preserve">李白</w:t>
             </w:r>
@@ -250,30 +370,26 @@
     </w:p>
     <w:p>
       <w:pPr>
-        <w:pBdr>
-          <w:top w:val="single" w:sz="6" w:space="3" w:color="8FA3C4"/>
-          <w:bottom w:val="single" w:sz="6" w:space="3" w:color="8FA3C4"/>
-        </w:pBdr>
-        <w:snapToGrid w:val="0"/>
-        <w:spacing w:before="0" w:after="0" w:line="867" w:lineRule="exact"/>
+        <w:snapToGrid w:val="0"/>
+        <w:spacing w:before="0" w:after="0" w:line="1200" w:lineRule="exact"/>
       </w:pPr>
       <w:r>
         <w:rPr/>
         <w:ruby>
           <w:rubyPr>
             <w:rubyAlign w:val="distributeLetter"/>
-            <w:hps w:val="10"/>
-            <w:hpsRaise w:val="20"/>
-            <w:hpsBaseText w:val="23"/>
-            <w:lid w:val="ja-JP"/>
-          </w:rubyPr>
-          <w:rt>
-            <w:r>
-              <w:rPr>
-                <w:rFonts w:ascii="HG正楷書体-PRO" w:eastAsia="HG正楷書体-PRO" w:hAnsi="HG正楷書体-PRO" w:cs="HG正楷書体-PRO"/>
-                <w:color w:val="1A1A1A"/>
-                <w:sz w:val="10"/>
-                <w:szCs w:val="10"/>
+            <w:hps w:val="16"/>
+            <w:hpsRaise w:val="31"/>
+            <w:hpsBaseText w:val="36"/>
+            <w:lid w:val="ja-JP"/>
+          </w:rubyPr>
+          <w:rt>
+            <w:r>
+              <w:rPr>
+                <w:rFonts w:ascii="HG正楷書体-PRO" w:eastAsia="HG正楷書体-PRO" w:hAnsi="HG正楷書体-PRO" w:cs="HG正楷書体-PRO"/>
+                <w:color w:val="1A1A1A"/>
+                <w:sz w:val="16"/>
+                <w:szCs w:val="16"/>
               </w:rPr>
               <w:t>あしたニ</w:t>
             </w:r>
@@ -283,8 +399,8 @@
               <w:rPr>
                 <w:rFonts w:ascii="HG正楷書体-PRO" w:eastAsia="HG正楷書体-PRO" w:hAnsi="HG正楷書体-PRO" w:cs="HG正楷書体-PRO"/>
                 <w:color w:val="1A1A1A"/>
-                <w:sz w:val="23"/>
-                <w:szCs w:val="23"/>
+                <w:sz w:val="36"/>
+                <w:szCs w:val="36"/>
               </w:rPr>
               <w:t xml:space="preserve">朝</w:t>
             </w:r>
@@ -296,18 +412,18 @@
         <w:ruby>
           <w:rubyPr>
             <w:rubyAlign w:val="distributeSpace"/>
-            <w:hps w:val="10"/>
-            <w:hpsRaise w:val="20"/>
-            <w:hpsBaseText w:val="23"/>
-            <w:lid w:val="ja-JP"/>
-          </w:rubyPr>
-          <w:rt>
-            <w:r>
-              <w:rPr>
-                <w:rFonts w:ascii="HG正楷書体-PRO" w:eastAsia="HG正楷書体-PRO" w:hAnsi="HG正楷書体-PRO" w:cs="HG正楷書体-PRO"/>
-                <w:color w:val="1A1A1A"/>
-                <w:sz w:val="10"/>
-                <w:szCs w:val="10"/>
+            <w:hps w:val="16"/>
+            <w:hpsRaise w:val="31"/>
+            <w:hpsBaseText w:val="36"/>
+            <w:lid w:val="ja-JP"/>
+          </w:rubyPr>
+          <w:rt>
+            <w:r>
+              <w:rPr>
+                <w:rFonts w:ascii="HG正楷書体-PRO" w:eastAsia="HG正楷書体-PRO" w:hAnsi="HG正楷書体-PRO" w:cs="HG正楷書体-PRO"/>
+                <w:color w:val="1A1A1A"/>
+                <w:sz w:val="16"/>
+                <w:szCs w:val="16"/>
               </w:rPr>
               <w:t>ス</w:t>
             </w:r>
@@ -317,8 +433,8 @@
               <w:rPr>
                 <w:rFonts w:ascii="HG正楷書体-PRO" w:eastAsia="HG正楷書体-PRO" w:hAnsi="HG正楷書体-PRO" w:cs="HG正楷書体-PRO"/>
                 <w:color w:val="1A1A1A"/>
-                <w:sz w:val="23"/>
-                <w:szCs w:val="23"/>
+                <w:sz w:val="36"/>
+                <w:szCs w:val="36"/>
               </w:rPr>
               <w:t xml:space="preserve">辞</w:t>
             </w:r>
@@ -329,8 +445,8 @@
         <w:rPr>
           <w:rFonts w:ascii="HG正楷書体-PRO" w:eastAsia="HG正楷書体-PRO" w:hAnsi="HG正楷書体-PRO" w:cs="HG正楷書体-PRO"/>
           <w:color w:val="1A1A1A"/>
-          <w:sz w:val="23"/>
-          <w:szCs w:val="23"/>
+          <w:sz w:val="36"/>
+          <w:szCs w:val="36"/>
         </w:rPr>
         <w:t xml:space="preserve">白帝彩</w:t>
       </w:r>
@@ -339,18 +455,18 @@
         <w:ruby>
           <w:rubyPr>
             <w:rubyAlign w:val="distributeSpace"/>
-            <w:hps w:val="10"/>
-            <w:hpsRaise w:val="20"/>
-            <w:hpsBaseText w:val="23"/>
-            <w:lid w:val="ja-JP"/>
-          </w:rubyPr>
-          <w:rt>
-            <w:r>
-              <w:rPr>
-                <w:rFonts w:ascii="HG正楷書体-PRO" w:eastAsia="HG正楷書体-PRO" w:hAnsi="HG正楷書体-PRO" w:cs="HG正楷書体-PRO"/>
-                <w:color w:val="1A1A1A"/>
-                <w:sz w:val="10"/>
-                <w:szCs w:val="10"/>
+            <w:hps w:val="16"/>
+            <w:hpsRaise w:val="31"/>
+            <w:hpsBaseText w:val="36"/>
+            <w:lid w:val="ja-JP"/>
+          </w:rubyPr>
+          <w:rt>
+            <w:r>
+              <w:rPr>
+                <w:rFonts w:ascii="HG正楷書体-PRO" w:eastAsia="HG正楷書体-PRO" w:hAnsi="HG正楷書体-PRO" w:cs="HG正楷書体-PRO"/>
+                <w:color w:val="1A1A1A"/>
+                <w:sz w:val="16"/>
+                <w:szCs w:val="16"/>
               </w:rPr>
               <w:t>ノ</w:t>
             </w:r>
@@ -360,8 +476,8 @@
               <w:rPr>
                 <w:rFonts w:ascii="HG正楷書体-PRO" w:eastAsia="HG正楷書体-PRO" w:hAnsi="HG正楷書体-PRO" w:cs="HG正楷書体-PRO"/>
                 <w:color w:val="1A1A1A"/>
-                <w:sz w:val="23"/>
-                <w:szCs w:val="23"/>
+                <w:sz w:val="36"/>
+                <w:szCs w:val="36"/>
               </w:rPr>
               <w:t xml:space="preserve">雲</w:t>
             </w:r>
@@ -372,27 +488,23 @@
         <w:rPr>
           <w:rFonts w:ascii="HG正楷書体-PRO" w:eastAsia="HG正楷書体-PRO" w:hAnsi="HG正楷書体-PRO" w:cs="HG正楷書体-PRO"/>
           <w:color w:val="1A1A1A"/>
-          <w:sz w:val="23"/>
-          <w:szCs w:val="23"/>
+          <w:sz w:val="36"/>
+          <w:szCs w:val="36"/>
         </w:rPr>
         <w:t xml:space="preserve">間</w:t>
       </w:r>
     </w:p>
     <w:p>
       <w:pPr>
-        <w:pBdr>
-          <w:top w:val="single" w:sz="6" w:space="3" w:color="8FA3C4"/>
-          <w:bottom w:val="single" w:sz="6" w:space="3" w:color="8FA3C4"/>
-        </w:pBdr>
-        <w:snapToGrid w:val="0"/>
-        <w:spacing w:before="0" w:after="0" w:line="867" w:lineRule="exact"/>
+        <w:snapToGrid w:val="0"/>
+        <w:spacing w:before="0" w:after="0" w:line="1200" w:lineRule="exact"/>
       </w:pPr>
       <w:r>
         <w:rPr>
           <w:rFonts w:ascii="HG正楷書体-PRO" w:eastAsia="HG正楷書体-PRO" w:hAnsi="HG正楷書体-PRO" w:cs="HG正楷書体-PRO"/>
           <w:color w:val="1A1A1A"/>
-          <w:sz w:val="23"/>
-          <w:szCs w:val="23"/>
+          <w:sz w:val="36"/>
+          <w:szCs w:val="36"/>
         </w:rPr>
         <w:t xml:space="preserve">千</w:t>
       </w:r>
@@ -401,18 +513,18 @@
         <w:ruby>
           <w:rubyPr>
             <w:rubyAlign w:val="distributeSpace"/>
-            <w:hps w:val="10"/>
-            <w:hpsRaise w:val="20"/>
-            <w:hpsBaseText w:val="23"/>
-            <w:lid w:val="ja-JP"/>
-          </w:rubyPr>
-          <w:rt>
-            <w:r>
-              <w:rPr>
-                <w:rFonts w:ascii="HG正楷書体-PRO" w:eastAsia="HG正楷書体-PRO" w:hAnsi="HG正楷書体-PRO" w:cs="HG正楷書体-PRO"/>
-                <w:color w:val="1A1A1A"/>
-                <w:sz w:val="10"/>
-                <w:szCs w:val="10"/>
+            <w:hps w:val="16"/>
+            <w:hpsRaise w:val="31"/>
+            <w:hpsBaseText w:val="36"/>
+            <w:lid w:val="ja-JP"/>
+          </w:rubyPr>
+          <w:rt>
+            <w:r>
+              <w:rPr>
+                <w:rFonts w:ascii="HG正楷書体-PRO" w:eastAsia="HG正楷書体-PRO" w:hAnsi="HG正楷書体-PRO" w:cs="HG正楷書体-PRO"/>
+                <w:color w:val="1A1A1A"/>
+                <w:sz w:val="16"/>
+                <w:szCs w:val="16"/>
               </w:rPr>
               <w:t>ノ</w:t>
             </w:r>
@@ -422,8 +534,8 @@
               <w:rPr>
                 <w:rFonts w:ascii="HG正楷書体-PRO" w:eastAsia="HG正楷書体-PRO" w:hAnsi="HG正楷書体-PRO" w:cs="HG正楷書体-PRO"/>
                 <w:color w:val="1A1A1A"/>
-                <w:sz w:val="23"/>
-                <w:szCs w:val="23"/>
+                <w:sz w:val="36"/>
+                <w:szCs w:val="36"/>
               </w:rPr>
               <w:t xml:space="preserve">里</w:t>
             </w:r>
@@ -435,18 +547,18 @@
         <w:ruby>
           <w:rubyPr>
             <w:rubyAlign w:val="distributeLetter"/>
-            <w:hps w:val="10"/>
-            <w:hpsRaise w:val="20"/>
-            <w:hpsBaseText w:val="23"/>
-            <w:lid w:val="ja-JP"/>
-          </w:rubyPr>
-          <w:rt>
-            <w:r>
-              <w:rPr>
-                <w:rFonts w:ascii="HG正楷書体-PRO" w:eastAsia="HG正楷書体-PRO" w:hAnsi="HG正楷書体-PRO" w:cs="HG正楷書体-PRO"/>
-                <w:color w:val="1A1A1A"/>
-                <w:sz w:val="10"/>
-                <w:szCs w:val="10"/>
+            <w:hps w:val="16"/>
+            <w:hpsRaise w:val="31"/>
+            <w:hpsBaseText w:val="36"/>
+            <w:lid w:val="ja-JP"/>
+          </w:rubyPr>
+          <w:rt>
+            <w:r>
+              <w:rPr>
+                <w:rFonts w:ascii="HG正楷書体-PRO" w:eastAsia="HG正楷書体-PRO" w:hAnsi="HG正楷書体-PRO" w:cs="HG正楷書体-PRO"/>
+                <w:color w:val="1A1A1A"/>
+                <w:sz w:val="16"/>
+                <w:szCs w:val="16"/>
               </w:rPr>
               <w:t>かう</w:t>
             </w:r>
@@ -456,8 +568,8 @@
               <w:rPr>
                 <w:rFonts w:ascii="HG正楷書体-PRO" w:eastAsia="HG正楷書体-PRO" w:hAnsi="HG正楷書体-PRO" w:cs="HG正楷書体-PRO"/>
                 <w:color w:val="1A1A1A"/>
-                <w:sz w:val="23"/>
-                <w:szCs w:val="23"/>
+                <w:sz w:val="36"/>
+                <w:szCs w:val="36"/>
               </w:rPr>
               <w:t xml:space="preserve">江</w:t>
             </w:r>
@@ -469,18 +581,18 @@
         <w:ruby>
           <w:rubyPr>
             <w:rubyAlign w:val="distributeLetter"/>
-            <w:hps w:val="10"/>
-            <w:hpsRaise w:val="20"/>
-            <w:hpsBaseText w:val="23"/>
-            <w:lid w:val="ja-JP"/>
-          </w:rubyPr>
-          <w:rt>
-            <w:r>
-              <w:rPr>
-                <w:rFonts w:ascii="HG正楷書体-PRO" w:eastAsia="HG正楷書体-PRO" w:hAnsi="HG正楷書体-PRO" w:cs="HG正楷書体-PRO"/>
-                <w:color w:val="1A1A1A"/>
-                <w:sz w:val="10"/>
-                <w:szCs w:val="10"/>
+            <w:hps w:val="16"/>
+            <w:hpsRaise w:val="31"/>
+            <w:hpsBaseText w:val="36"/>
+            <w:lid w:val="ja-JP"/>
+          </w:rubyPr>
+          <w:rt>
+            <w:r>
+              <w:rPr>
+                <w:rFonts w:ascii="HG正楷書体-PRO" w:eastAsia="HG正楷書体-PRO" w:hAnsi="HG正楷書体-PRO" w:cs="HG正楷書体-PRO"/>
+                <w:color w:val="1A1A1A"/>
+                <w:sz w:val="16"/>
+                <w:szCs w:val="16"/>
               </w:rPr>
               <w:t>りよう</w:t>
             </w:r>
@@ -490,8 +602,8 @@
               <w:rPr>
                 <w:rFonts w:ascii="HG正楷書体-PRO" w:eastAsia="HG正楷書体-PRO" w:hAnsi="HG正楷書体-PRO" w:cs="HG正楷書体-PRO"/>
                 <w:color w:val="1A1A1A"/>
-                <w:sz w:val="23"/>
-                <w:szCs w:val="23"/>
+                <w:sz w:val="36"/>
+                <w:szCs w:val="36"/>
               </w:rPr>
               <w:t xml:space="preserve">陵</w:t>
             </w:r>
@@ -502,8 +614,8 @@
         <w:rPr>
           <w:rFonts w:ascii="HG正楷書体-PRO" w:eastAsia="HG正楷書体-PRO" w:hAnsi="HG正楷書体-PRO" w:cs="HG正楷書体-PRO"/>
           <w:color w:val="1A1A1A"/>
-          <w:sz w:val="23"/>
-          <w:szCs w:val="23"/>
+          <w:sz w:val="36"/>
+          <w:szCs w:val="36"/>
         </w:rPr>
         <w:t xml:space="preserve">一</w:t>
       </w:r>
@@ -512,18 +624,18 @@
         <w:ruby>
           <w:rubyPr>
             <w:rubyAlign w:val="distributeLetter"/>
-            <w:hps w:val="10"/>
-            <w:hpsRaise w:val="20"/>
-            <w:hpsBaseText w:val="23"/>
-            <w:lid w:val="ja-JP"/>
-          </w:rubyPr>
-          <w:rt>
-            <w:r>
-              <w:rPr>
-                <w:rFonts w:ascii="HG正楷書体-PRO" w:eastAsia="HG正楷書体-PRO" w:hAnsi="HG正楷書体-PRO" w:cs="HG正楷書体-PRO"/>
-                <w:color w:val="1A1A1A"/>
-                <w:sz w:val="10"/>
-                <w:szCs w:val="10"/>
+            <w:hps w:val="16"/>
+            <w:hpsRaise w:val="31"/>
+            <w:hpsBaseText w:val="36"/>
+            <w:lid w:val="ja-JP"/>
+          </w:rubyPr>
+          <w:rt>
+            <w:r>
+              <w:rPr>
+                <w:rFonts w:ascii="HG正楷書体-PRO" w:eastAsia="HG正楷書体-PRO" w:hAnsi="HG正楷書体-PRO" w:cs="HG正楷書体-PRO"/>
+                <w:color w:val="1A1A1A"/>
+                <w:sz w:val="16"/>
+                <w:szCs w:val="16"/>
               </w:rPr>
               <w:t>ニシテ</w:t>
             </w:r>
@@ -533,8 +645,8 @@
               <w:rPr>
                 <w:rFonts w:ascii="HG正楷書体-PRO" w:eastAsia="HG正楷書体-PRO" w:hAnsi="HG正楷書体-PRO" w:cs="HG正楷書体-PRO"/>
                 <w:color w:val="1A1A1A"/>
-                <w:sz w:val="23"/>
-                <w:szCs w:val="23"/>
+                <w:sz w:val="36"/>
+                <w:szCs w:val="36"/>
               </w:rPr>
               <w:t xml:space="preserve">日</w:t>
             </w:r>
@@ -546,18 +658,18 @@
         <w:ruby>
           <w:rubyPr>
             <w:rubyAlign w:val="distributeLetter"/>
-            <w:hps w:val="10"/>
-            <w:hpsRaise w:val="20"/>
-            <w:hpsBaseText w:val="23"/>
-            <w:lid w:val="ja-JP"/>
-          </w:rubyPr>
-          <w:rt>
-            <w:r>
-              <w:rPr>
-                <w:rFonts w:ascii="HG正楷書体-PRO" w:eastAsia="HG正楷書体-PRO" w:hAnsi="HG正楷書体-PRO" w:cs="HG正楷書体-PRO"/>
-                <w:color w:val="1A1A1A"/>
-                <w:sz w:val="10"/>
-                <w:szCs w:val="10"/>
+            <w:hps w:val="16"/>
+            <w:hpsRaise w:val="31"/>
+            <w:hpsBaseText w:val="36"/>
+            <w:lid w:val="ja-JP"/>
+          </w:rubyPr>
+          <w:rt>
+            <w:r>
+              <w:rPr>
+                <w:rFonts w:ascii="HG正楷書体-PRO" w:eastAsia="HG正楷書体-PRO" w:hAnsi="HG正楷書体-PRO" w:cs="HG正楷書体-PRO"/>
+                <w:color w:val="1A1A1A"/>
+                <w:sz w:val="16"/>
+                <w:szCs w:val="16"/>
               </w:rPr>
               <w:t>かヘル</w:t>
             </w:r>
@@ -567,8 +679,8 @@
               <w:rPr>
                 <w:rFonts w:ascii="HG正楷書体-PRO" w:eastAsia="HG正楷書体-PRO" w:hAnsi="HG正楷書体-PRO" w:cs="HG正楷書体-PRO"/>
                 <w:color w:val="1A1A1A"/>
-                <w:sz w:val="23"/>
-                <w:szCs w:val="23"/>
+                <w:sz w:val="36"/>
+                <w:szCs w:val="36"/>
               </w:rPr>
               <w:t xml:space="preserve">還</w:t>
             </w:r>
@@ -578,19 +690,15 @@
     </w:p>
     <w:p>
       <w:pPr>
-        <w:pBdr>
-          <w:top w:val="single" w:sz="6" w:space="3" w:color="8FA3C4"/>
-          <w:bottom w:val="single" w:sz="6" w:space="3" w:color="8FA3C4"/>
-        </w:pBdr>
-        <w:snapToGrid w:val="0"/>
-        <w:spacing w:before="0" w:after="0" w:line="867" w:lineRule="exact"/>
+        <w:snapToGrid w:val="0"/>
+        <w:spacing w:before="0" w:after="0" w:line="1200" w:lineRule="exact"/>
       </w:pPr>
       <w:r>
         <w:rPr>
           <w:rFonts w:ascii="HG正楷書体-PRO" w:eastAsia="HG正楷書体-PRO" w:hAnsi="HG正楷書体-PRO" w:cs="HG正楷書体-PRO"/>
           <w:color w:val="1A1A1A"/>
-          <w:sz w:val="23"/>
-          <w:szCs w:val="23"/>
+          <w:sz w:val="36"/>
+          <w:szCs w:val="36"/>
         </w:rPr>
         <w:t xml:space="preserve">両</w:t>
       </w:r>
@@ -599,18 +707,18 @@
         <w:ruby>
           <w:rubyPr>
             <w:rubyAlign w:val="distributeSpace"/>
-            <w:hps w:val="10"/>
-            <w:hpsRaise w:val="20"/>
-            <w:hpsBaseText w:val="23"/>
-            <w:lid w:val="ja-JP"/>
-          </w:rubyPr>
-          <w:rt>
-            <w:r>
-              <w:rPr>
-                <w:rFonts w:ascii="HG正楷書体-PRO" w:eastAsia="HG正楷書体-PRO" w:hAnsi="HG正楷書体-PRO" w:cs="HG正楷書体-PRO"/>
-                <w:color w:val="1A1A1A"/>
-                <w:sz w:val="10"/>
-                <w:szCs w:val="10"/>
+            <w:hps w:val="16"/>
+            <w:hpsRaise w:val="31"/>
+            <w:hpsBaseText w:val="36"/>
+            <w:lid w:val="ja-JP"/>
+          </w:rubyPr>
+          <w:rt>
+            <w:r>
+              <w:rPr>
+                <w:rFonts w:ascii="HG正楷書体-PRO" w:eastAsia="HG正楷書体-PRO" w:hAnsi="HG正楷書体-PRO" w:cs="HG正楷書体-PRO"/>
+                <w:color w:val="1A1A1A"/>
+                <w:sz w:val="16"/>
+                <w:szCs w:val="16"/>
               </w:rPr>
               <w:t>ノ</w:t>
             </w:r>
@@ -620,8 +728,8 @@
               <w:rPr>
                 <w:rFonts w:ascii="HG正楷書体-PRO" w:eastAsia="HG正楷書体-PRO" w:hAnsi="HG正楷書体-PRO" w:cs="HG正楷書体-PRO"/>
                 <w:color w:val="1A1A1A"/>
-                <w:sz w:val="23"/>
-                <w:szCs w:val="23"/>
+                <w:sz w:val="36"/>
+                <w:szCs w:val="36"/>
               </w:rPr>
               <w:t xml:space="preserve">岸</w:t>
             </w:r>
@@ -632,8 +740,8 @@
         <w:rPr>
           <w:rFonts w:ascii="HG正楷書体-PRO" w:eastAsia="HG正楷書体-PRO" w:hAnsi="HG正楷書体-PRO" w:cs="HG正楷書体-PRO"/>
           <w:color w:val="1A1A1A"/>
-          <w:sz w:val="23"/>
-          <w:szCs w:val="23"/>
+          <w:sz w:val="36"/>
+          <w:szCs w:val="36"/>
         </w:rPr>
         <w:t xml:space="preserve">猿声</w:t>
       </w:r>
@@ -642,18 +750,18 @@
         <w:ruby>
           <w:rubyPr>
             <w:rubyAlign w:val="distributeLetter"/>
-            <w:hps w:val="10"/>
-            <w:hpsRaise w:val="20"/>
-            <w:hpsBaseText w:val="23"/>
-            <w:lid w:val="ja-JP"/>
-          </w:rubyPr>
-          <w:rt>
-            <w:r>
-              <w:rPr>
-                <w:rFonts w:ascii="HG正楷書体-PRO" w:eastAsia="HG正楷書体-PRO" w:hAnsi="HG正楷書体-PRO" w:cs="HG正楷書体-PRO"/>
-                <w:color w:val="1A1A1A"/>
-                <w:sz w:val="10"/>
-                <w:szCs w:val="10"/>
+            <w:hps w:val="16"/>
+            <w:hpsRaise w:val="31"/>
+            <w:hpsBaseText w:val="36"/>
+            <w:lid w:val="ja-JP"/>
+          </w:rubyPr>
+          <w:rt>
+            <w:r>
+              <w:rPr>
+                <w:rFonts w:ascii="HG正楷書体-PRO" w:eastAsia="HG正楷書体-PRO" w:hAnsi="HG正楷書体-PRO" w:cs="HG正楷書体-PRO"/>
+                <w:color w:val="1A1A1A"/>
+                <w:sz w:val="16"/>
+                <w:szCs w:val="16"/>
               </w:rPr>
               <w:t>なキテ</w:t>
             </w:r>
@@ -663,8 +771,8 @@
               <w:rPr>
                 <w:rFonts w:ascii="HG正楷書体-PRO" w:eastAsia="HG正楷書体-PRO" w:hAnsi="HG正楷書体-PRO" w:cs="HG正楷書体-PRO"/>
                 <w:color w:val="1A1A1A"/>
-                <w:sz w:val="23"/>
-                <w:szCs w:val="23"/>
+                <w:sz w:val="36"/>
+                <w:szCs w:val="36"/>
               </w:rPr>
               <w:t xml:space="preserve">啼</w:t>
             </w:r>
@@ -676,18 +784,18 @@
         <w:ruby>
           <w:rubyPr>
             <w:rubyAlign w:val="distributeLetter"/>
-            <w:hps w:val="10"/>
-            <w:hpsRaise w:val="20"/>
-            <w:hpsBaseText w:val="23"/>
-            <w:lid w:val="ja-JP"/>
-          </w:rubyPr>
-          <w:rt>
-            <w:r>
-              <w:rPr>
-                <w:rFonts w:ascii="HG正楷書体-PRO" w:eastAsia="HG正楷書体-PRO" w:hAnsi="HG正楷書体-PRO" w:cs="HG正楷書体-PRO"/>
-                <w:color w:val="1A1A1A"/>
-                <w:sz w:val="10"/>
-                <w:szCs w:val="10"/>
+            <w:hps w:val="16"/>
+            <w:hpsRaise w:val="31"/>
+            <w:hpsBaseText w:val="36"/>
+            <w:lid w:val="ja-JP"/>
+          </w:rubyPr>
+          <w:rt>
+            <w:r>
+              <w:rPr>
+                <w:rFonts w:ascii="HG正楷書体-PRO" w:eastAsia="HG正楷書体-PRO" w:hAnsi="HG正楷書体-PRO" w:cs="HG正楷書体-PRO"/>
+                <w:color w:val="1A1A1A"/>
+                <w:sz w:val="16"/>
+                <w:szCs w:val="16"/>
               </w:rPr>
               <w:t>ルニ</w:t>
             </w:r>
@@ -697,8 +805,8 @@
               <w:rPr>
                 <w:rFonts w:ascii="HG正楷書体-PRO" w:eastAsia="HG正楷書体-PRO" w:hAnsi="HG正楷書体-PRO" w:cs="HG正楷書体-PRO"/>
                 <w:color w:val="1A1A1A"/>
-                <w:sz w:val="23"/>
-                <w:szCs w:val="23"/>
+                <w:sz w:val="36"/>
+                <w:szCs w:val="36"/>
               </w:rPr>
               <w:t xml:space="preserve">不</w:t>
             </w:r>
@@ -709,8 +817,8 @@
         <w:rPr>
           <w:rFonts w:ascii="HG正楷書体-PRO" w:eastAsia="HG正楷書体-PRO" w:hAnsi="HG正楷書体-PRO" w:cs="HG正楷書体-PRO"/>
           <w:color w:val="1A1A1A"/>
-          <w:sz w:val="14"/>
-          <w:szCs w:val="14"/>
+          <w:sz w:val="22"/>
+          <w:szCs w:val="22"/>
           <w:vertAlign w:val="subscript"/>
         </w:rPr>
         <w:t xml:space="preserve">レ</w:t>
@@ -720,18 +828,18 @@
         <w:ruby>
           <w:rubyPr>
             <w:rubyAlign w:val="distributeLetter"/>
-            <w:hps w:val="10"/>
-            <w:hpsRaise w:val="20"/>
-            <w:hpsBaseText w:val="23"/>
-            <w:lid w:val="ja-JP"/>
-          </w:rubyPr>
-          <w:rt>
-            <w:r>
-              <w:rPr>
-                <w:rFonts w:ascii="HG正楷書体-PRO" w:eastAsia="HG正楷書体-PRO" w:hAnsi="HG正楷書体-PRO" w:cs="HG正楷書体-PRO"/>
-                <w:color w:val="1A1A1A"/>
-                <w:sz w:val="10"/>
-                <w:szCs w:val="10"/>
+            <w:hps w:val="16"/>
+            <w:hpsRaise w:val="31"/>
+            <w:hpsBaseText w:val="36"/>
+            <w:lid w:val="ja-JP"/>
+          </w:rubyPr>
+          <w:rt>
+            <w:r>
+              <w:rPr>
+                <w:rFonts w:ascii="HG正楷書体-PRO" w:eastAsia="HG正楷書体-PRO" w:hAnsi="HG正楷書体-PRO" w:cs="HG正楷書体-PRO"/>
+                <w:color w:val="1A1A1A"/>
+                <w:sz w:val="16"/>
+                <w:szCs w:val="16"/>
               </w:rPr>
               <w:t>やマ</w:t>
             </w:r>
@@ -741,8 +849,8 @@
               <w:rPr>
                 <w:rFonts w:ascii="HG正楷書体-PRO" w:eastAsia="HG正楷書体-PRO" w:hAnsi="HG正楷書体-PRO" w:cs="HG正楷書体-PRO"/>
                 <w:color w:val="1A1A1A"/>
-                <w:sz w:val="23"/>
-                <w:szCs w:val="23"/>
+                <w:sz w:val="36"/>
+                <w:szCs w:val="36"/>
               </w:rPr>
               <w:t xml:space="preserve">住</w:t>
             </w:r>
@@ -752,20 +860,15 @@
     </w:p>
     <w:p>
       <w:pPr>
-        <w:pBdr>
-          <w:top w:val="single" w:sz="6" w:space="3" w:color="8FA3C4"/>
-          <w:bottom w:val="single" w:sz="6" w:space="3" w:color="8FA3C4"/>
-          <w:right w:val="single" w:sz="6" w:space="3" w:color="8FA3C4"/>
-        </w:pBdr>
-        <w:snapToGrid w:val="0"/>
-        <w:spacing w:before="0" w:after="0" w:line="867" w:lineRule="exact"/>
+        <w:snapToGrid w:val="0"/>
+        <w:spacing w:before="0" w:after="0" w:line="1200" w:lineRule="exact"/>
       </w:pPr>
       <w:r>
         <w:rPr>
           <w:rFonts w:ascii="HG正楷書体-PRO" w:eastAsia="HG正楷書体-PRO" w:hAnsi="HG正楷書体-PRO" w:cs="HG正楷書体-PRO"/>
           <w:color w:val="1A1A1A"/>
-          <w:sz w:val="23"/>
-          <w:szCs w:val="23"/>
+          <w:sz w:val="36"/>
+          <w:szCs w:val="36"/>
         </w:rPr>
         <w:t xml:space="preserve">軽舟</w:t>
       </w:r>
@@ -774,18 +877,18 @@
         <w:ruby>
           <w:rubyPr>
             <w:rubyAlign w:val="distributeLetter"/>
-            <w:hps w:val="10"/>
-            <w:hpsRaise w:val="20"/>
-            <w:hpsBaseText w:val="23"/>
-            <w:lid w:val="ja-JP"/>
-          </w:rubyPr>
-          <w:rt>
-            <w:r>
-              <w:rPr>
-                <w:rFonts w:ascii="HG正楷書体-PRO" w:eastAsia="HG正楷書体-PRO" w:hAnsi="HG正楷書体-PRO" w:cs="HG正楷書体-PRO"/>
-                <w:color w:val="1A1A1A"/>
-                <w:sz w:val="10"/>
-                <w:szCs w:val="10"/>
+            <w:hps w:val="16"/>
+            <w:hpsRaise w:val="31"/>
+            <w:hpsBaseText w:val="36"/>
+            <w:lid w:val="ja-JP"/>
+          </w:rubyPr>
+          <w:rt>
+            <w:r>
+              <w:rPr>
+                <w:rFonts w:ascii="HG正楷書体-PRO" w:eastAsia="HG正楷書体-PRO" w:hAnsi="HG正楷書体-PRO" w:cs="HG正楷書体-PRO"/>
+                <w:color w:val="1A1A1A"/>
+                <w:sz w:val="16"/>
+                <w:szCs w:val="16"/>
               </w:rPr>
               <w:t>すでニ</w:t>
             </w:r>
@@ -795,8 +898,8 @@
               <w:rPr>
                 <w:rFonts w:ascii="HG正楷書体-PRO" w:eastAsia="HG正楷書体-PRO" w:hAnsi="HG正楷書体-PRO" w:cs="HG正楷書体-PRO"/>
                 <w:color w:val="1A1A1A"/>
-                <w:sz w:val="23"/>
-                <w:szCs w:val="23"/>
+                <w:sz w:val="36"/>
+                <w:szCs w:val="36"/>
               </w:rPr>
               <w:t xml:space="preserve">已</w:t>
             </w:r>
@@ -808,18 +911,18 @@
         <w:ruby>
           <w:rubyPr>
             <w:rubyAlign w:val="distributeSpace"/>
-            <w:hps w:val="10"/>
-            <w:hpsRaise w:val="20"/>
-            <w:hpsBaseText w:val="23"/>
-            <w:lid w:val="ja-JP"/>
-          </w:rubyPr>
-          <w:rt>
-            <w:r>
-              <w:rPr>
-                <w:rFonts w:ascii="HG正楷書体-PRO" w:eastAsia="HG正楷書体-PRO" w:hAnsi="HG正楷書体-PRO" w:cs="HG正楷書体-PRO"/>
-                <w:color w:val="1A1A1A"/>
-                <w:sz w:val="10"/>
-                <w:szCs w:val="10"/>
+            <w:hps w:val="16"/>
+            <w:hpsRaise w:val="31"/>
+            <w:hpsBaseText w:val="36"/>
+            <w:lid w:val="ja-JP"/>
+          </w:rubyPr>
+          <w:rt>
+            <w:r>
+              <w:rPr>
+                <w:rFonts w:ascii="HG正楷書体-PRO" w:eastAsia="HG正楷書体-PRO" w:hAnsi="HG正楷書体-PRO" w:cs="HG正楷書体-PRO"/>
+                <w:color w:val="1A1A1A"/>
+                <w:sz w:val="16"/>
+                <w:szCs w:val="16"/>
               </w:rPr>
               <w:t>グ</w:t>
             </w:r>
@@ -829,8 +932,8 @@
               <w:rPr>
                 <w:rFonts w:ascii="HG正楷書体-PRO" w:eastAsia="HG正楷書体-PRO" w:hAnsi="HG正楷書体-PRO" w:cs="HG正楷書体-PRO"/>
                 <w:color w:val="1A1A1A"/>
-                <w:sz w:val="23"/>
-                <w:szCs w:val="23"/>
+                <w:sz w:val="36"/>
+                <w:szCs w:val="36"/>
               </w:rPr>
               <w:t xml:space="preserve">過</w:t>
             </w:r>
@@ -842,18 +945,18 @@
         <w:ruby>
           <w:rubyPr>
             <w:rubyAlign w:val="distributeLetter"/>
-            <w:hps w:val="10"/>
-            <w:hpsRaise w:val="20"/>
-            <w:hpsBaseText w:val="23"/>
-            <w:lid w:val="ja-JP"/>
-          </w:rubyPr>
-          <w:rt>
-            <w:r>
-              <w:rPr>
-                <w:rFonts w:ascii="HG正楷書体-PRO" w:eastAsia="HG正楷書体-PRO" w:hAnsi="HG正楷書体-PRO" w:cs="HG正楷書体-PRO"/>
-                <w:color w:val="1A1A1A"/>
-                <w:sz w:val="10"/>
-                <w:szCs w:val="10"/>
+            <w:hps w:val="16"/>
+            <w:hpsRaise w:val="31"/>
+            <w:hpsBaseText w:val="36"/>
+            <w:lid w:val="ja-JP"/>
+          </w:rubyPr>
+          <w:rt>
+            <w:r>
+              <w:rPr>
+                <w:rFonts w:ascii="HG正楷書体-PRO" w:eastAsia="HG正楷書体-PRO" w:hAnsi="HG正楷書体-PRO" w:cs="HG正楷書体-PRO"/>
+                <w:color w:val="1A1A1A"/>
+                <w:sz w:val="16"/>
+                <w:szCs w:val="16"/>
               </w:rPr>
               <w:t>ばん</w:t>
             </w:r>
@@ -863,8 +966,8 @@
               <w:rPr>
                 <w:rFonts w:ascii="HG正楷書体-PRO" w:eastAsia="HG正楷書体-PRO" w:hAnsi="HG正楷書体-PRO" w:cs="HG正楷書体-PRO"/>
                 <w:color w:val="1A1A1A"/>
-                <w:sz w:val="23"/>
-                <w:szCs w:val="23"/>
+                <w:sz w:val="36"/>
+                <w:szCs w:val="36"/>
               </w:rPr>
               <w:t xml:space="preserve">万</w:t>
             </w:r>
@@ -876,18 +979,18 @@
         <w:ruby>
           <w:rubyPr>
             <w:rubyAlign w:val="distributeLetter"/>
-            <w:hps w:val="10"/>
-            <w:hpsRaise w:val="20"/>
-            <w:hpsBaseText w:val="23"/>
-            <w:lid w:val="ja-JP"/>
-          </w:rubyPr>
-          <w:rt>
-            <w:r>
-              <w:rPr>
-                <w:rFonts w:ascii="HG正楷書体-PRO" w:eastAsia="HG正楷書体-PRO" w:hAnsi="HG正楷書体-PRO" w:cs="HG正楷書体-PRO"/>
-                <w:color w:val="1A1A1A"/>
-                <w:sz w:val="10"/>
-                <w:szCs w:val="10"/>
+            <w:hps w:val="16"/>
+            <w:hpsRaise w:val="31"/>
+            <w:hpsBaseText w:val="36"/>
+            <w:lid w:val="ja-JP"/>
+          </w:rubyPr>
+          <w:rt>
+            <w:r>
+              <w:rPr>
+                <w:rFonts w:ascii="HG正楷書体-PRO" w:eastAsia="HG正楷書体-PRO" w:hAnsi="HG正楷書体-PRO" w:cs="HG正楷書体-PRO"/>
+                <w:color w:val="1A1A1A"/>
+                <w:sz w:val="16"/>
+                <w:szCs w:val="16"/>
               </w:rPr>
               <w:t>ちようノ</w:t>
             </w:r>
@@ -897,8 +1000,8 @@
               <w:rPr>
                 <w:rFonts w:ascii="HG正楷書体-PRO" w:eastAsia="HG正楷書体-PRO" w:hAnsi="HG正楷書体-PRO" w:cs="HG正楷書体-PRO"/>
                 <w:color w:val="1A1A1A"/>
-                <w:sz w:val="23"/>
-                <w:szCs w:val="23"/>
+                <w:sz w:val="36"/>
+                <w:szCs w:val="36"/>
               </w:rPr>
               <w:t xml:space="preserve">重</w:t>
             </w:r>
@@ -909,21 +1012,16 @@
         <w:rPr>
           <w:rFonts w:ascii="HG正楷書体-PRO" w:eastAsia="HG正楷書体-PRO" w:hAnsi="HG正楷書体-PRO" w:cs="HG正楷書体-PRO"/>
           <w:color w:val="1A1A1A"/>
-          <w:sz w:val="23"/>
-          <w:szCs w:val="23"/>
+          <w:sz w:val="36"/>
+          <w:szCs w:val="36"/>
         </w:rPr>
         <w:t xml:space="preserve">山</w:t>
       </w:r>
     </w:p>
     <w:p>
       <w:pPr>
-        <w:pBdr>
-          <w:top w:val="single" w:sz="6" w:space="3" w:color="8FA3C4"/>
-          <w:left w:val="single" w:sz="6" w:space="3" w:color="8FA3C4"/>
-          <w:bottom w:val="single" w:sz="6" w:space="3" w:color="8FA3C4"/>
-        </w:pBdr>
-        <w:snapToGrid w:val="0"/>
-        <w:spacing w:before="0" w:after="0" w:line="867" w:lineRule="exact"/>
+        <w:snapToGrid w:val="0"/>
+        <w:spacing w:before="0" w:after="0" w:line="1200" w:lineRule="exact"/>
       </w:pPr>
       <w:r>
         <w:br w:type="column"/>
@@ -932,102 +1030,91 @@
         <w:rPr>
           <w:rFonts w:ascii="UD デジタル教科書体 N" w:eastAsia="UD デジタル教科書体 N" w:hAnsi="UD デジタル教科書体 N" w:cs="UD デジタル教科書体 N"/>
           <w:color w:val="1A1A1A"/>
-          <w:sz w:val="21"/>
-          <w:szCs w:val="21"/>
-          <w:u w:val="single" w:color="B9C4D6"/>
-        </w:rPr>
-        <w:t xml:space="preserve">　　　　　　　　　　　　　　　　　　　　　　　　　　</w:t>
-      </w:r>
-    </w:p>
-    <w:p>
-      <w:pPr>
-        <w:pBdr>
-          <w:top w:val="single" w:sz="6" w:space="3" w:color="8FA3C4"/>
-          <w:bottom w:val="single" w:sz="6" w:space="3" w:color="8FA3C4"/>
-        </w:pBdr>
-        <w:snapToGrid w:val="0"/>
-        <w:spacing w:before="0" w:after="0" w:line="867" w:lineRule="exact"/>
-      </w:pPr>
-    </w:p>
-    <w:p>
-      <w:pPr>
-        <w:pBdr>
-          <w:top w:val="single" w:sz="6" w:space="3" w:color="8FA3C4"/>
-          <w:bottom w:val="single" w:sz="6" w:space="3" w:color="8FA3C4"/>
-        </w:pBdr>
-        <w:snapToGrid w:val="0"/>
-        <w:spacing w:before="0" w:after="0" w:line="867" w:lineRule="exact"/>
-      </w:pPr>
-      <w:r>
-        <w:rPr>
-          <w:rFonts w:ascii="UD デジタル教科書体 N" w:eastAsia="UD デジタル教科書体 N" w:hAnsi="UD デジタル教科書体 N" w:cs="UD デジタル教科書体 N"/>
-          <w:color w:val="1A1A1A"/>
-          <w:sz w:val="21"/>
-          <w:szCs w:val="21"/>
-          <w:u w:val="single" w:color="B9C4D6"/>
-        </w:rPr>
-        <w:t xml:space="preserve">　　　　　　　　　　　　　　　　　　　　　　　　　　</w:t>
-      </w:r>
-    </w:p>
-    <w:p>
-      <w:pPr>
-        <w:pBdr>
-          <w:top w:val="single" w:sz="6" w:space="3" w:color="8FA3C4"/>
-          <w:bottom w:val="single" w:sz="6" w:space="3" w:color="8FA3C4"/>
-        </w:pBdr>
-        <w:snapToGrid w:val="0"/>
-        <w:spacing w:before="0" w:after="0" w:line="867" w:lineRule="exact"/>
-      </w:pPr>
-      <w:r>
-        <w:rPr>
-          <w:rFonts w:ascii="UD デジタル教科書体 N" w:eastAsia="UD デジタル教科書体 N" w:hAnsi="UD デジタル教科書体 N" w:cs="UD デジタル教科書体 N"/>
-          <w:color w:val="1A1A1A"/>
-          <w:sz w:val="21"/>
-          <w:szCs w:val="21"/>
-          <w:u w:val="single" w:color="B9C4D6"/>
-        </w:rPr>
-        <w:t xml:space="preserve">　　　　　　　　　　　　　　　　　　　　　　　　　　</w:t>
-      </w:r>
-    </w:p>
-    <w:p>
-      <w:pPr>
-        <w:pBdr>
-          <w:top w:val="single" w:sz="6" w:space="3" w:color="8FA3C4"/>
-          <w:bottom w:val="single" w:sz="6" w:space="3" w:color="8FA3C4"/>
-        </w:pBdr>
-        <w:snapToGrid w:val="0"/>
-        <w:spacing w:before="0" w:after="0" w:line="867" w:lineRule="exact"/>
-      </w:pPr>
-      <w:r>
-        <w:rPr>
-          <w:rFonts w:ascii="UD デジタル教科書体 N" w:eastAsia="UD デジタル教科書体 N" w:hAnsi="UD デジタル教科書体 N" w:cs="UD デジタル教科書体 N"/>
-          <w:color w:val="1A1A1A"/>
-          <w:sz w:val="21"/>
-          <w:szCs w:val="21"/>
-          <w:u w:val="single" w:color="B9C4D6"/>
-        </w:rPr>
-        <w:t xml:space="preserve">　　　　　　　　　　　　　　　　　　　　　　　　　　</w:t>
-      </w:r>
-    </w:p>
-    <w:p>
-      <w:pPr>
-        <w:pBdr>
-          <w:top w:val="single" w:sz="6" w:space="3" w:color="8FA3C4"/>
-          <w:bottom w:val="single" w:sz="6" w:space="3" w:color="8FA3C4"/>
-          <w:right w:val="single" w:sz="6" w:space="3" w:color="8FA3C4"/>
-        </w:pBdr>
-        <w:snapToGrid w:val="0"/>
-        <w:spacing w:before="0" w:after="0" w:line="867" w:lineRule="exact"/>
-      </w:pPr>
-      <w:r>
-        <w:rPr>
-          <w:rFonts w:ascii="UD デジタル教科書体 N" w:eastAsia="UD デジタル教科書体 N" w:hAnsi="UD デジタル教科書体 N" w:cs="UD デジタル教科書体 N"/>
-          <w:color w:val="1A1A1A"/>
-          <w:sz w:val="21"/>
-          <w:szCs w:val="21"/>
-          <w:u w:val="single" w:color="B9C4D6"/>
-        </w:rPr>
-        <w:t xml:space="preserve">　　　　　　　　　　　　　　　　　　　　　　　　　　</w:t>
+          <w:sz w:val="32"/>
+          <w:szCs w:val="32"/>
+          <w:u w:val="single" w:color="B9C4D6"/>
+        </w:rPr>
+        <w:t xml:space="preserve">　　　　　　　　　　　　　　　　　　　　　</w:t>
+      </w:r>
+    </w:p>
+    <w:p>
+      <w:pPr>
+        <w:snapToGrid w:val="0"/>
+        <w:spacing w:before="0" w:after="0" w:line="1200" w:lineRule="exact"/>
+      </w:pPr>
+      <w:r>
+        <w:rPr>
+          <w:rFonts w:ascii="UD デジタル教科書体 N" w:eastAsia="UD デジタル教科書体 N" w:hAnsi="UD デジタル教科書体 N" w:cs="UD デジタル教科書体 N"/>
+          <w:color w:val="1A1A1A"/>
+          <w:sz w:val="32"/>
+          <w:szCs w:val="32"/>
+          <w:u w:val="single" w:color="B9C4D6"/>
+        </w:rPr>
+        <w:t xml:space="preserve">　　　　　　　　　　　　　　　　　　　　　</w:t>
+      </w:r>
+    </w:p>
+    <w:p>
+      <w:pPr>
+        <w:snapToGrid w:val="0"/>
+        <w:spacing w:before="0" w:after="0" w:line="1200" w:lineRule="exact"/>
+      </w:pPr>
+      <w:r>
+        <w:rPr>
+          <w:rFonts w:ascii="UD デジタル教科書体 N" w:eastAsia="UD デジタル教科書体 N" w:hAnsi="UD デジタル教科書体 N" w:cs="UD デジタル教科書体 N"/>
+          <w:color w:val="1A1A1A"/>
+          <w:sz w:val="32"/>
+          <w:szCs w:val="32"/>
+          <w:u w:val="single" w:color="B9C4D6"/>
+        </w:rPr>
+        <w:t xml:space="preserve">　　　　　　　　　　　　　　　　　　　　　</w:t>
+      </w:r>
+    </w:p>
+    <w:p>
+      <w:pPr>
+        <w:snapToGrid w:val="0"/>
+        <w:spacing w:before="0" w:after="0" w:line="1200" w:lineRule="exact"/>
+      </w:pPr>
+      <w:r>
+        <w:rPr>
+          <w:rFonts w:ascii="UD デジタル教科書体 N" w:eastAsia="UD デジタル教科書体 N" w:hAnsi="UD デジタル教科書体 N" w:cs="UD デジタル教科書体 N"/>
+          <w:color w:val="1A1A1A"/>
+          <w:sz w:val="32"/>
+          <w:szCs w:val="32"/>
+          <w:u w:val="single" w:color="B9C4D6"/>
+        </w:rPr>
+        <w:t xml:space="preserve">　　　　　　　　　　　　　　　　　　　　　</w:t>
+      </w:r>
+    </w:p>
+    <w:p>
+      <w:pPr>
+        <w:snapToGrid w:val="0"/>
+        <w:spacing w:before="0" w:after="0" w:line="1200" w:lineRule="exact"/>
+      </w:pPr>
+      <w:r>
+        <w:rPr>
+          <w:rFonts w:ascii="UD デジタル教科書体 N" w:eastAsia="UD デジタル教科書体 N" w:hAnsi="UD デジタル教科書体 N" w:cs="UD デジタル教科書体 N"/>
+          <w:color w:val="1A1A1A"/>
+          <w:sz w:val="32"/>
+          <w:szCs w:val="32"/>
+          <w:u w:val="single" w:color="B9C4D6"/>
+        </w:rPr>
+        <w:t xml:space="preserve">　　　　　　　　　　　　　　　　　　　　　</w:t>
+      </w:r>
+    </w:p>
+    <w:p>
+      <w:pPr>
+        <w:snapToGrid w:val="0"/>
+        <w:spacing w:before="0" w:after="0" w:line="1200" w:lineRule="exact"/>
+      </w:pPr>
+      <w:r>
+        <w:rPr>
+          <w:rFonts w:ascii="UD デジタル教科書体 N" w:eastAsia="UD デジタル教科書体 N" w:hAnsi="UD デジタル教科書体 N" w:cs="UD デジタル教科書体 N"/>
+          <w:color w:val="1A1A1A"/>
+          <w:sz w:val="32"/>
+          <w:szCs w:val="32"/>
+          <w:u w:val="single" w:color="B9C4D6"/>
+        </w:rPr>
+        <w:t xml:space="preserve">　　　　　　　　　　　　　　　　　　　　　</w:t>
       </w:r>
     </w:p>
     <w:p>
@@ -1038,8 +1125,8 @@
           <w:pgSz w:w="16838" w:h="11906" w:orient="landscape"/>
           <w:pgMar w:top="850" w:right="907" w:bottom="794" w:left="907" w:header="567" w:footer="567" w:gutter="0"/>
           <w:cols w:num="2" w:space="284" w:equalWidth="0">
-            <w:col w:w="3400" w:space="284"/>
-            <w:col w:w="6578"/>
+            <w:col w:w="3175" w:space="284"/>
+            <w:col w:w="6803"/>
           </w:cols>
           <w:textDirection w:val="tbRl"/>
           <w:docGrid w:type="default" w:linePitch="360" w:charSpace="0"/>
@@ -1048,11 +1135,6 @@
     </w:p>
     <w:p>
       <w:pPr>
-        <w:pBdr>
-          <w:top w:val="single" w:sz="6" w:space="3" w:color="8FA3C4"/>
-          <w:left w:val="single" w:sz="6" w:space="3" w:color="8FA3C4"/>
-          <w:bottom w:val="single" w:sz="6" w:space="3" w:color="8FA3C4"/>
-        </w:pBdr>
         <w:snapToGrid w:val="0"/>
         <w:spacing w:before="0" w:after="0" w:line="340" w:lineRule="exact"/>
       </w:pPr>
@@ -1070,10 +1152,6 @@
     </w:p>
     <w:p>
       <w:pPr>
-        <w:pBdr>
-          <w:top w:val="single" w:sz="6" w:space="3" w:color="8FA3C4"/>
-          <w:bottom w:val="single" w:sz="6" w:space="3" w:color="8FA3C4"/>
-        </w:pBdr>
         <w:snapToGrid w:val="0"/>
         <w:spacing w:before="0" w:after="0" w:line="340" w:lineRule="exact"/>
       </w:pPr>
@@ -1127,10 +1205,6 @@
     </w:p>
     <w:p>
       <w:pPr>
-        <w:pBdr>
-          <w:top w:val="single" w:sz="6" w:space="3" w:color="8FA3C4"/>
-          <w:bottom w:val="single" w:sz="6" w:space="3" w:color="8FA3C4"/>
-        </w:pBdr>
         <w:snapToGrid w:val="0"/>
         <w:spacing w:before="0" w:after="0" w:line="340" w:lineRule="exact"/>
       </w:pPr>
@@ -1146,10 +1220,6 @@
     </w:p>
     <w:p>
       <w:pPr>
-        <w:pBdr>
-          <w:top w:val="single" w:sz="6" w:space="3" w:color="8FA3C4"/>
-          <w:bottom w:val="single" w:sz="6" w:space="3" w:color="8FA3C4"/>
-        </w:pBdr>
         <w:snapToGrid w:val="0"/>
         <w:spacing w:before="0" w:after="0" w:line="340" w:lineRule="exact"/>
       </w:pPr>
@@ -1298,10 +1368,6 @@
     </w:p>
     <w:p>
       <w:pPr>
-        <w:pBdr>
-          <w:top w:val="single" w:sz="6" w:space="3" w:color="8FA3C4"/>
-          <w:bottom w:val="single" w:sz="6" w:space="3" w:color="8FA3C4"/>
-        </w:pBdr>
         <w:snapToGrid w:val="0"/>
         <w:spacing w:before="0" w:after="0" w:line="340" w:lineRule="exact"/>
       </w:pPr>
@@ -1317,11 +1383,6 @@
     </w:p>
     <w:p>
       <w:pPr>
-        <w:pBdr>
-          <w:top w:val="single" w:sz="6" w:space="3" w:color="8FA3C4"/>
-          <w:bottom w:val="single" w:sz="6" w:space="3" w:color="8FA3C4"/>
-          <w:right w:val="single" w:sz="6" w:space="3" w:color="8FA3C4"/>
-        </w:pBdr>
         <w:snapToGrid w:val="0"/>
         <w:spacing w:before="0" w:after="0" w:line="340" w:lineRule="exact"/>
       </w:pPr>
@@ -1470,11 +1531,6 @@
     </w:p>
     <w:p>
       <w:pPr>
-        <w:pBdr>
-          <w:top w:val="single" w:sz="6" w:space="3" w:color="8FA3C4"/>
-          <w:left w:val="single" w:sz="6" w:space="3" w:color="8FA3C4"/>
-          <w:bottom w:val="single" w:sz="6" w:space="3" w:color="8FA3C4"/>
-        </w:pBdr>
         <w:snapToGrid w:val="0"/>
         <w:spacing w:before="0" w:after="0" w:line="340" w:lineRule="exact"/>
       </w:pPr>
@@ -1492,10 +1548,6 @@
     </w:p>
     <w:p>
       <w:pPr>
-        <w:pBdr>
-          <w:top w:val="single" w:sz="6" w:space="3" w:color="8FA3C4"/>
-          <w:bottom w:val="single" w:sz="6" w:space="3" w:color="8FA3C4"/>
-        </w:pBdr>
         <w:snapToGrid w:val="0"/>
         <w:spacing w:before="0" w:after="0" w:line="340" w:lineRule="exact"/>
       </w:pPr>
@@ -1598,10 +1650,6 @@
     </w:p>
     <w:p>
       <w:pPr>
-        <w:pBdr>
-          <w:top w:val="single" w:sz="6" w:space="3" w:color="8FA3C4"/>
-          <w:bottom w:val="single" w:sz="6" w:space="3" w:color="8FA3C4"/>
-        </w:pBdr>
         <w:snapToGrid w:val="0"/>
         <w:spacing w:before="0" w:after="0" w:line="340" w:lineRule="exact"/>
       </w:pPr>
@@ -1723,10 +1771,6 @@
     </w:p>
     <w:p>
       <w:pPr>
-        <w:pBdr>
-          <w:top w:val="single" w:sz="6" w:space="3" w:color="8FA3C4"/>
-          <w:bottom w:val="single" w:sz="6" w:space="3" w:color="8FA3C4"/>
-        </w:pBdr>
         <w:snapToGrid w:val="0"/>
         <w:spacing w:before="0" w:after="0" w:line="340" w:lineRule="exact"/>
       </w:pPr>
@@ -1910,11 +1954,6 @@
     </w:p>
     <w:p>
       <w:pPr>
-        <w:pBdr>
-          <w:top w:val="single" w:sz="6" w:space="3" w:color="8FA3C4"/>
-          <w:bottom w:val="single" w:sz="6" w:space="3" w:color="8FA3C4"/>
-          <w:right w:val="single" w:sz="6" w:space="3" w:color="8FA3C4"/>
-        </w:pBdr>
         <w:snapToGrid w:val="0"/>
         <w:spacing w:before="0" w:after="0" w:line="340" w:lineRule="exact"/>
       </w:pPr>
@@ -2167,7 +2206,7 @@
     <w:p>
       <w:pPr>
         <w:snapToGrid w:val="0"/>
-        <w:spacing w:before="0" w:after="0" w:line="620" w:lineRule="exact"/>
+        <w:spacing w:before="0" w:after="0" w:line="560" w:lineRule="exact"/>
       </w:pPr>
       <w:r>
         <w:rPr>
@@ -2175,16 +2214,145 @@
           <w:b/>
           <w:bCs/>
           <w:color w:val="1B3A6B"/>
-          <w:sz w:val="30"/>
-          <w:szCs w:val="30"/>
+          <w:sz w:val="24"/>
+          <w:szCs w:val="24"/>
         </w:rPr>
         <w:t xml:space="preserve">【古典探究】　李白「早発白帝城」　現代語訳プリント②</w:t>
       </w:r>
-    </w:p>
-    <w:p>
-      <w:pPr>
-        <w:snapToGrid w:val="0"/>
-        <w:spacing w:before="0" w:after="0" w:line="620" w:lineRule="exact"/>
+      <w:r>
+        <w:drawing>
+          <wp:anchor distT="0" distB="0" distL="0" distR="0" simplePos="0" relativeHeight="251658240" behindDoc="1" locked="0" layoutInCell="1" allowOverlap="1">
+            <wp:simplePos x="0" y="0"/>
+            <wp:positionH relativeFrom="page">
+              <wp:posOffset>469900</wp:posOffset>
+            </wp:positionH>
+            <wp:positionV relativeFrom="page">
+              <wp:posOffset>7541895</wp:posOffset>
+            </wp:positionV>
+            <wp:extent cx="2197100" cy="6656070"/>
+            <wp:effectExtent l="0" t="0" r="0" b="0"/>
+            <wp:wrapNone/>
+            <wp:docPr id="1" name="frame1"/>
+            <wp:cNvGraphicFramePr/>
+            <a:graphic>
+              <a:graphicData uri="http://schemas.microsoft.com/office/word/2010/wordprocessingShape">
+                <wps:wsp>
+                  <wps:cNvSpPr/>
+                  <wps:spPr>
+                    <a:xfrm>
+                      <a:off x="0" y="0"/>
+                      <a:ext cx="2197100" cy="6656070"/>
+                    </a:xfrm>
+                    <a:prstGeom prst="roundRect">
+                      <a:avLst>
+                        <a:gd name="adj" fmla="val 4000"/>
+                      </a:avLst>
+                    </a:prstGeom>
+                    <a:noFill/>
+                    <a:ln w="12700">
+                      <a:solidFill>
+                        <a:srgbClr val="8FA3C4"/>
+                      </a:solidFill>
+                    </a:ln>
+                  </wps:spPr>
+                  <wps:bodyPr/>
+                </wps:wsp>
+              </a:graphicData>
+            </a:graphic>
+          </wp:anchor>
+        </w:drawing>
+      </w:r>
+      <w:r>
+        <w:drawing>
+          <wp:anchor distT="0" distB="0" distL="0" distR="0" simplePos="0" relativeHeight="251658240" behindDoc="1" locked="0" layoutInCell="1" allowOverlap="1">
+            <wp:simplePos x="0" y="0"/>
+            <wp:positionH relativeFrom="page">
+              <wp:posOffset>469900</wp:posOffset>
+            </wp:positionH>
+            <wp:positionV relativeFrom="page">
+              <wp:posOffset>5598795</wp:posOffset>
+            </wp:positionV>
+            <wp:extent cx="1879600" cy="6656070"/>
+            <wp:effectExtent l="0" t="0" r="0" b="0"/>
+            <wp:wrapNone/>
+            <wp:docPr id="2" name="frame2"/>
+            <wp:cNvGraphicFramePr/>
+            <a:graphic>
+              <a:graphicData uri="http://schemas.microsoft.com/office/word/2010/wordprocessingShape">
+                <wps:wsp>
+                  <wps:cNvSpPr/>
+                  <wps:spPr>
+                    <a:xfrm>
+                      <a:off x="0" y="0"/>
+                      <a:ext cx="1879600" cy="6656070"/>
+                    </a:xfrm>
+                    <a:prstGeom prst="roundRect">
+                      <a:avLst>
+                        <a:gd name="adj" fmla="val 4000"/>
+                      </a:avLst>
+                    </a:prstGeom>
+                    <a:noFill/>
+                    <a:ln w="12700">
+                      <a:solidFill>
+                        <a:srgbClr val="8FA3C4"/>
+                      </a:solidFill>
+                    </a:ln>
+                  </wps:spPr>
+                  <wps:bodyPr/>
+                </wps:wsp>
+              </a:graphicData>
+            </a:graphic>
+          </wp:anchor>
+        </w:drawing>
+      </w:r>
+      <w:r>
+        <w:drawing>
+          <wp:anchor distT="0" distB="0" distL="0" distR="0" simplePos="0" relativeHeight="251658240" behindDoc="1" locked="0" layoutInCell="1" allowOverlap="1">
+            <wp:simplePos x="0" y="0"/>
+            <wp:positionH relativeFrom="page">
+              <wp:posOffset>469900</wp:posOffset>
+            </wp:positionH>
+            <wp:positionV relativeFrom="page">
+              <wp:posOffset>1572895</wp:posOffset>
+            </wp:positionV>
+            <wp:extent cx="3962400" cy="6656070"/>
+            <wp:effectExtent l="0" t="0" r="0" b="0"/>
+            <wp:wrapNone/>
+            <wp:docPr id="3" name="frame3"/>
+            <wp:cNvGraphicFramePr/>
+            <a:graphic>
+              <a:graphicData uri="http://schemas.microsoft.com/office/word/2010/wordprocessingShape">
+                <wps:wsp>
+                  <wps:cNvSpPr/>
+                  <wps:spPr>
+                    <a:xfrm>
+                      <a:off x="0" y="0"/>
+                      <a:ext cx="3962400" cy="6656070"/>
+                    </a:xfrm>
+                    <a:prstGeom prst="roundRect">
+                      <a:avLst>
+                        <a:gd name="adj" fmla="val 4000"/>
+                      </a:avLst>
+                    </a:prstGeom>
+                    <a:noFill/>
+                    <a:ln w="12700">
+                      <a:solidFill>
+                        <a:srgbClr val="8FA3C4"/>
+                      </a:solidFill>
+                    </a:ln>
+                  </wps:spPr>
+                  <wps:bodyPr/>
+                </wps:wsp>
+              </a:graphicData>
+            </a:graphic>
+          </wp:anchor>
+        </w:drawing>
+      </w:r>
+    </w:p>
+    <w:p>
+      <w:pPr>
+        <w:snapToGrid w:val="0"/>
+        <w:spacing w:before="0" w:after="0" w:line="560" w:lineRule="exact"/>
       </w:pPr>
       <w:r>
         <w:rPr>
@@ -2199,7 +2367,7 @@
     <w:p>
       <w:pPr>
         <w:snapToGrid w:val="0"/>
-        <w:spacing w:before="0" w:after="0" w:line="620" w:lineRule="exact"/>
+        <w:spacing w:before="0" w:after="0" w:line="560" w:lineRule="exact"/>
       </w:pPr>
       <w:r>
         <w:rPr>
@@ -2226,31 +2394,26 @@
     </w:p>
     <w:p>
       <w:pPr>
-        <w:pBdr>
-          <w:top w:val="single" w:sz="6" w:space="3" w:color="8FA3C4"/>
-          <w:left w:val="single" w:sz="6" w:space="3" w:color="8FA3C4"/>
-          <w:bottom w:val="single" w:sz="6" w:space="3" w:color="8FA3C4"/>
-        </w:pBdr>
-        <w:snapToGrid w:val="0"/>
-        <w:spacing w:before="0" w:after="0" w:line="700" w:lineRule="exact"/>
+        <w:snapToGrid w:val="0"/>
+        <w:spacing w:before="0" w:after="0" w:line="1030" w:lineRule="exact"/>
       </w:pPr>
       <w:r>
         <w:rPr/>
         <w:ruby>
           <w:rubyPr>
             <w:rubyAlign w:val="distributeLetter"/>
-            <w:hps w:val="10"/>
-            <w:hpsRaise w:val="20"/>
-            <w:hpsBaseText w:val="23"/>
-            <w:lid w:val="ja-JP"/>
-          </w:rubyPr>
-          <w:rt>
-            <w:r>
-              <w:rPr>
-                <w:rFonts w:ascii="HG正楷書体-PRO" w:eastAsia="HG正楷書体-PRO" w:hAnsi="HG正楷書体-PRO" w:cs="HG正楷書体-PRO"/>
-                <w:color w:val="1A1A1A"/>
-                <w:sz w:val="10"/>
-                <w:szCs w:val="10"/>
+            <w:hps w:val="16"/>
+            <w:hpsRaise w:val="31"/>
+            <w:hpsBaseText w:val="36"/>
+            <w:lid w:val="ja-JP"/>
+          </w:rubyPr>
+          <w:rt>
+            <w:r>
+              <w:rPr>
+                <w:rFonts w:ascii="HG正楷書体-PRO" w:eastAsia="HG正楷書体-PRO" w:hAnsi="HG正楷書体-PRO" w:cs="HG正楷書体-PRO"/>
+                <w:color w:val="1A1A1A"/>
+                <w:sz w:val="16"/>
+                <w:szCs w:val="16"/>
               </w:rPr>
               <w:t>つとニ</w:t>
             </w:r>
@@ -2260,8 +2423,8 @@
               <w:rPr>
                 <w:rFonts w:ascii="HG正楷書体-PRO" w:eastAsia="HG正楷書体-PRO" w:hAnsi="HG正楷書体-PRO" w:cs="HG正楷書体-PRO"/>
                 <w:color w:val="1A1A1A"/>
-                <w:sz w:val="23"/>
-                <w:szCs w:val="23"/>
+                <w:sz w:val="36"/>
+                <w:szCs w:val="36"/>
               </w:rPr>
               <w:t xml:space="preserve">早</w:t>
             </w:r>
@@ -2273,18 +2436,18 @@
         <w:ruby>
           <w:rubyPr>
             <w:rubyAlign w:val="distributeSpace"/>
-            <w:hps w:val="10"/>
-            <w:hpsRaise w:val="20"/>
-            <w:hpsBaseText w:val="23"/>
-            <w:lid w:val="ja-JP"/>
-          </w:rubyPr>
-          <w:rt>
-            <w:r>
-              <w:rPr>
-                <w:rFonts w:ascii="HG正楷書体-PRO" w:eastAsia="HG正楷書体-PRO" w:hAnsi="HG正楷書体-PRO" w:cs="HG正楷書体-PRO"/>
-                <w:color w:val="1A1A1A"/>
-                <w:sz w:val="10"/>
-                <w:szCs w:val="10"/>
+            <w:hps w:val="16"/>
+            <w:hpsRaise w:val="31"/>
+            <w:hpsBaseText w:val="36"/>
+            <w:lid w:val="ja-JP"/>
+          </w:rubyPr>
+          <w:rt>
+            <w:r>
+              <w:rPr>
+                <w:rFonts w:ascii="HG正楷書体-PRO" w:eastAsia="HG正楷書体-PRO" w:hAnsi="HG正楷書体-PRO" w:cs="HG正楷書体-PRO"/>
+                <w:color w:val="1A1A1A"/>
+                <w:sz w:val="16"/>
+                <w:szCs w:val="16"/>
               </w:rPr>
               <w:t>ス</w:t>
             </w:r>
@@ -2294,8 +2457,8 @@
               <w:rPr>
                 <w:rFonts w:ascii="HG正楷書体-PRO" w:eastAsia="HG正楷書体-PRO" w:hAnsi="HG正楷書体-PRO" w:cs="HG正楷書体-PRO"/>
                 <w:color w:val="1A1A1A"/>
-                <w:sz w:val="23"/>
-                <w:szCs w:val="23"/>
+                <w:sz w:val="36"/>
+                <w:szCs w:val="36"/>
               </w:rPr>
               <w:t xml:space="preserve">発</w:t>
             </w:r>
@@ -2306,8 +2469,8 @@
         <w:rPr>
           <w:rFonts w:ascii="HG正楷書体-PRO" w:eastAsia="HG正楷書体-PRO" w:hAnsi="HG正楷書体-PRO" w:cs="HG正楷書体-PRO"/>
           <w:color w:val="1A1A1A"/>
-          <w:sz w:val="14"/>
-          <w:szCs w:val="14"/>
+          <w:sz w:val="22"/>
+          <w:szCs w:val="22"/>
           <w:vertAlign w:val="subscript"/>
         </w:rPr>
         <w:t xml:space="preserve">二</w:t>
@@ -2316,8 +2479,8 @@
         <w:rPr>
           <w:rFonts w:ascii="HG正楷書体-PRO" w:eastAsia="HG正楷書体-PRO" w:hAnsi="HG正楷書体-PRO" w:cs="HG正楷書体-PRO"/>
           <w:color w:val="1A1A1A"/>
-          <w:sz w:val="23"/>
-          <w:szCs w:val="23"/>
+          <w:sz w:val="36"/>
+          <w:szCs w:val="36"/>
         </w:rPr>
         <w:t xml:space="preserve">白帝</w:t>
       </w:r>
@@ -2326,18 +2489,18 @@
         <w:ruby>
           <w:rubyPr>
             <w:rubyAlign w:val="distributeSpace"/>
-            <w:hps w:val="10"/>
-            <w:hpsRaise w:val="20"/>
-            <w:hpsBaseText w:val="23"/>
-            <w:lid w:val="ja-JP"/>
-          </w:rubyPr>
-          <w:rt>
-            <w:r>
-              <w:rPr>
-                <w:rFonts w:ascii="HG正楷書体-PRO" w:eastAsia="HG正楷書体-PRO" w:hAnsi="HG正楷書体-PRO" w:cs="HG正楷書体-PRO"/>
-                <w:color w:val="1A1A1A"/>
-                <w:sz w:val="10"/>
-                <w:szCs w:val="10"/>
+            <w:hps w:val="16"/>
+            <w:hpsRaise w:val="31"/>
+            <w:hpsBaseText w:val="36"/>
+            <w:lid w:val="ja-JP"/>
+          </w:rubyPr>
+          <w:rt>
+            <w:r>
+              <w:rPr>
+                <w:rFonts w:ascii="HG正楷書体-PRO" w:eastAsia="HG正楷書体-PRO" w:hAnsi="HG正楷書体-PRO" w:cs="HG正楷書体-PRO"/>
+                <w:color w:val="1A1A1A"/>
+                <w:sz w:val="16"/>
+                <w:szCs w:val="16"/>
               </w:rPr>
               <w:t>ヲ</w:t>
             </w:r>
@@ -2347,8 +2510,8 @@
               <w:rPr>
                 <w:rFonts w:ascii="HG正楷書体-PRO" w:eastAsia="HG正楷書体-PRO" w:hAnsi="HG正楷書体-PRO" w:cs="HG正楷書体-PRO"/>
                 <w:color w:val="1A1A1A"/>
-                <w:sz w:val="23"/>
-                <w:szCs w:val="23"/>
+                <w:sz w:val="36"/>
+                <w:szCs w:val="36"/>
               </w:rPr>
               <w:t xml:space="preserve">城</w:t>
             </w:r>
@@ -2359,8 +2522,8 @@
         <w:rPr>
           <w:rFonts w:ascii="HG正楷書体-PRO" w:eastAsia="HG正楷書体-PRO" w:hAnsi="HG正楷書体-PRO" w:cs="HG正楷書体-PRO"/>
           <w:color w:val="1A1A1A"/>
-          <w:sz w:val="14"/>
-          <w:szCs w:val="14"/>
+          <w:sz w:val="22"/>
+          <w:szCs w:val="22"/>
           <w:vertAlign w:val="subscript"/>
         </w:rPr>
         <w:t xml:space="preserve">一</w:t>
@@ -2368,30 +2531,26 @@
     </w:p>
     <w:p>
       <w:pPr>
-        <w:pBdr>
-          <w:top w:val="single" w:sz="6" w:space="3" w:color="8FA3C4"/>
-          <w:bottom w:val="single" w:sz="6" w:space="3" w:color="8FA3C4"/>
-        </w:pBdr>
-        <w:snapToGrid w:val="0"/>
-        <w:spacing w:before="0" w:after="0" w:line="700" w:lineRule="exact"/>
+        <w:snapToGrid w:val="0"/>
+        <w:spacing w:before="0" w:after="0" w:line="1030" w:lineRule="exact"/>
       </w:pPr>
       <w:r>
         <w:rPr/>
         <w:ruby>
           <w:rubyPr>
             <w:rubyAlign w:val="distributeLetter"/>
-            <w:hps w:val="10"/>
-            <w:hpsRaise w:val="20"/>
-            <w:hpsBaseText w:val="23"/>
-            <w:lid w:val="ja-JP"/>
-          </w:rubyPr>
-          <w:rt>
-            <w:r>
-              <w:rPr>
-                <w:rFonts w:ascii="HG正楷書体-PRO" w:eastAsia="HG正楷書体-PRO" w:hAnsi="HG正楷書体-PRO" w:cs="HG正楷書体-PRO"/>
-                <w:color w:val="1A1A1A"/>
-                <w:sz w:val="10"/>
-                <w:szCs w:val="10"/>
+            <w:hps w:val="16"/>
+            <w:hpsRaise w:val="31"/>
+            <w:hpsBaseText w:val="36"/>
+            <w:lid w:val="ja-JP"/>
+          </w:rubyPr>
+          <w:rt>
+            <w:r>
+              <w:rPr>
+                <w:rFonts w:ascii="HG正楷書体-PRO" w:eastAsia="HG正楷書体-PRO" w:hAnsi="HG正楷書体-PRO" w:cs="HG正楷書体-PRO"/>
+                <w:color w:val="1A1A1A"/>
+                <w:sz w:val="16"/>
+                <w:szCs w:val="16"/>
               </w:rPr>
               <w:t>りはく</w:t>
             </w:r>
@@ -2401,8 +2560,8 @@
               <w:rPr>
                 <w:rFonts w:ascii="HG正楷書体-PRO" w:eastAsia="HG正楷書体-PRO" w:hAnsi="HG正楷書体-PRO" w:cs="HG正楷書体-PRO"/>
                 <w:color w:val="1A1A1A"/>
-                <w:sz w:val="23"/>
-                <w:szCs w:val="23"/>
+                <w:sz w:val="36"/>
+                <w:szCs w:val="36"/>
               </w:rPr>
               <w:t xml:space="preserve">李白</w:t>
             </w:r>
@@ -2412,30 +2571,26 @@
     </w:p>
     <w:p>
       <w:pPr>
-        <w:pBdr>
-          <w:top w:val="single" w:sz="6" w:space="3" w:color="8FA3C4"/>
-          <w:bottom w:val="single" w:sz="6" w:space="3" w:color="8FA3C4"/>
-        </w:pBdr>
-        <w:snapToGrid w:val="0"/>
-        <w:spacing w:before="0" w:after="0" w:line="700" w:lineRule="exact"/>
+        <w:snapToGrid w:val="0"/>
+        <w:spacing w:before="0" w:after="0" w:line="1030" w:lineRule="exact"/>
       </w:pPr>
       <w:r>
         <w:rPr/>
         <w:ruby>
           <w:rubyPr>
             <w:rubyAlign w:val="distributeLetter"/>
-            <w:hps w:val="10"/>
-            <w:hpsRaise w:val="20"/>
-            <w:hpsBaseText w:val="23"/>
-            <w:lid w:val="ja-JP"/>
-          </w:rubyPr>
-          <w:rt>
-            <w:r>
-              <w:rPr>
-                <w:rFonts w:ascii="HG正楷書体-PRO" w:eastAsia="HG正楷書体-PRO" w:hAnsi="HG正楷書体-PRO" w:cs="HG正楷書体-PRO"/>
-                <w:color w:val="1A1A1A"/>
-                <w:sz w:val="10"/>
-                <w:szCs w:val="10"/>
+            <w:hps w:val="16"/>
+            <w:hpsRaise w:val="31"/>
+            <w:hpsBaseText w:val="36"/>
+            <w:lid w:val="ja-JP"/>
+          </w:rubyPr>
+          <w:rt>
+            <w:r>
+              <w:rPr>
+                <w:rFonts w:ascii="HG正楷書体-PRO" w:eastAsia="HG正楷書体-PRO" w:hAnsi="HG正楷書体-PRO" w:cs="HG正楷書体-PRO"/>
+                <w:color w:val="1A1A1A"/>
+                <w:sz w:val="16"/>
+                <w:szCs w:val="16"/>
               </w:rPr>
               <w:t>あしたニ</w:t>
             </w:r>
@@ -2445,8 +2600,8 @@
               <w:rPr>
                 <w:rFonts w:ascii="HG正楷書体-PRO" w:eastAsia="HG正楷書体-PRO" w:hAnsi="HG正楷書体-PRO" w:cs="HG正楷書体-PRO"/>
                 <w:color w:val="1A1A1A"/>
-                <w:sz w:val="23"/>
-                <w:szCs w:val="23"/>
+                <w:sz w:val="36"/>
+                <w:szCs w:val="36"/>
               </w:rPr>
               <w:t xml:space="preserve">朝</w:t>
             </w:r>
@@ -2458,18 +2613,18 @@
         <w:ruby>
           <w:rubyPr>
             <w:rubyAlign w:val="distributeSpace"/>
-            <w:hps w:val="10"/>
-            <w:hpsRaise w:val="20"/>
-            <w:hpsBaseText w:val="23"/>
-            <w:lid w:val="ja-JP"/>
-          </w:rubyPr>
-          <w:rt>
-            <w:r>
-              <w:rPr>
-                <w:rFonts w:ascii="HG正楷書体-PRO" w:eastAsia="HG正楷書体-PRO" w:hAnsi="HG正楷書体-PRO" w:cs="HG正楷書体-PRO"/>
-                <w:color w:val="1A1A1A"/>
-                <w:sz w:val="10"/>
-                <w:szCs w:val="10"/>
+            <w:hps w:val="16"/>
+            <w:hpsRaise w:val="31"/>
+            <w:hpsBaseText w:val="36"/>
+            <w:lid w:val="ja-JP"/>
+          </w:rubyPr>
+          <w:rt>
+            <w:r>
+              <w:rPr>
+                <w:rFonts w:ascii="HG正楷書体-PRO" w:eastAsia="HG正楷書体-PRO" w:hAnsi="HG正楷書体-PRO" w:cs="HG正楷書体-PRO"/>
+                <w:color w:val="1A1A1A"/>
+                <w:sz w:val="16"/>
+                <w:szCs w:val="16"/>
               </w:rPr>
               <w:t>ス</w:t>
             </w:r>
@@ -2479,8 +2634,8 @@
               <w:rPr>
                 <w:rFonts w:ascii="HG正楷書体-PRO" w:eastAsia="HG正楷書体-PRO" w:hAnsi="HG正楷書体-PRO" w:cs="HG正楷書体-PRO"/>
                 <w:color w:val="1A1A1A"/>
-                <w:sz w:val="23"/>
-                <w:szCs w:val="23"/>
+                <w:sz w:val="36"/>
+                <w:szCs w:val="36"/>
               </w:rPr>
               <w:t xml:space="preserve">辞</w:t>
             </w:r>
@@ -2491,8 +2646,8 @@
         <w:rPr>
           <w:rFonts w:ascii="HG正楷書体-PRO" w:eastAsia="HG正楷書体-PRO" w:hAnsi="HG正楷書体-PRO" w:cs="HG正楷書体-PRO"/>
           <w:color w:val="1A1A1A"/>
-          <w:sz w:val="23"/>
-          <w:szCs w:val="23"/>
+          <w:sz w:val="36"/>
+          <w:szCs w:val="36"/>
         </w:rPr>
         <w:t xml:space="preserve">白帝彩</w:t>
       </w:r>
@@ -2501,18 +2656,18 @@
         <w:ruby>
           <w:rubyPr>
             <w:rubyAlign w:val="distributeSpace"/>
-            <w:hps w:val="10"/>
-            <w:hpsRaise w:val="20"/>
-            <w:hpsBaseText w:val="23"/>
-            <w:lid w:val="ja-JP"/>
-          </w:rubyPr>
-          <w:rt>
-            <w:r>
-              <w:rPr>
-                <w:rFonts w:ascii="HG正楷書体-PRO" w:eastAsia="HG正楷書体-PRO" w:hAnsi="HG正楷書体-PRO" w:cs="HG正楷書体-PRO"/>
-                <w:color w:val="1A1A1A"/>
-                <w:sz w:val="10"/>
-                <w:szCs w:val="10"/>
+            <w:hps w:val="16"/>
+            <w:hpsRaise w:val="31"/>
+            <w:hpsBaseText w:val="36"/>
+            <w:lid w:val="ja-JP"/>
+          </w:rubyPr>
+          <w:rt>
+            <w:r>
+              <w:rPr>
+                <w:rFonts w:ascii="HG正楷書体-PRO" w:eastAsia="HG正楷書体-PRO" w:hAnsi="HG正楷書体-PRO" w:cs="HG正楷書体-PRO"/>
+                <w:color w:val="1A1A1A"/>
+                <w:sz w:val="16"/>
+                <w:szCs w:val="16"/>
               </w:rPr>
               <w:t>ノ</w:t>
             </w:r>
@@ -2522,8 +2677,8 @@
               <w:rPr>
                 <w:rFonts w:ascii="HG正楷書体-PRO" w:eastAsia="HG正楷書体-PRO" w:hAnsi="HG正楷書体-PRO" w:cs="HG正楷書体-PRO"/>
                 <w:color w:val="1A1A1A"/>
-                <w:sz w:val="23"/>
-                <w:szCs w:val="23"/>
+                <w:sz w:val="36"/>
+                <w:szCs w:val="36"/>
               </w:rPr>
               <w:t xml:space="preserve">雲</w:t>
             </w:r>
@@ -2534,27 +2689,23 @@
         <w:rPr>
           <w:rFonts w:ascii="HG正楷書体-PRO" w:eastAsia="HG正楷書体-PRO" w:hAnsi="HG正楷書体-PRO" w:cs="HG正楷書体-PRO"/>
           <w:color w:val="1A1A1A"/>
-          <w:sz w:val="23"/>
-          <w:szCs w:val="23"/>
+          <w:sz w:val="36"/>
+          <w:szCs w:val="36"/>
         </w:rPr>
         <w:t xml:space="preserve">間</w:t>
       </w:r>
     </w:p>
     <w:p>
       <w:pPr>
-        <w:pBdr>
-          <w:top w:val="single" w:sz="6" w:space="3" w:color="8FA3C4"/>
-          <w:bottom w:val="single" w:sz="6" w:space="3" w:color="8FA3C4"/>
-        </w:pBdr>
-        <w:snapToGrid w:val="0"/>
-        <w:spacing w:before="0" w:after="0" w:line="700" w:lineRule="exact"/>
+        <w:snapToGrid w:val="0"/>
+        <w:spacing w:before="0" w:after="0" w:line="1030" w:lineRule="exact"/>
       </w:pPr>
       <w:r>
         <w:rPr>
           <w:rFonts w:ascii="HG正楷書体-PRO" w:eastAsia="HG正楷書体-PRO" w:hAnsi="HG正楷書体-PRO" w:cs="HG正楷書体-PRO"/>
           <w:color w:val="1A1A1A"/>
-          <w:sz w:val="23"/>
-          <w:szCs w:val="23"/>
+          <w:sz w:val="36"/>
+          <w:szCs w:val="36"/>
         </w:rPr>
         <w:t xml:space="preserve">千</w:t>
       </w:r>
@@ -2563,18 +2714,18 @@
         <w:ruby>
           <w:rubyPr>
             <w:rubyAlign w:val="distributeSpace"/>
-            <w:hps w:val="10"/>
-            <w:hpsRaise w:val="20"/>
-            <w:hpsBaseText w:val="23"/>
-            <w:lid w:val="ja-JP"/>
-          </w:rubyPr>
-          <w:rt>
-            <w:r>
-              <w:rPr>
-                <w:rFonts w:ascii="HG正楷書体-PRO" w:eastAsia="HG正楷書体-PRO" w:hAnsi="HG正楷書体-PRO" w:cs="HG正楷書体-PRO"/>
-                <w:color w:val="1A1A1A"/>
-                <w:sz w:val="10"/>
-                <w:szCs w:val="10"/>
+            <w:hps w:val="16"/>
+            <w:hpsRaise w:val="31"/>
+            <w:hpsBaseText w:val="36"/>
+            <w:lid w:val="ja-JP"/>
+          </w:rubyPr>
+          <w:rt>
+            <w:r>
+              <w:rPr>
+                <w:rFonts w:ascii="HG正楷書体-PRO" w:eastAsia="HG正楷書体-PRO" w:hAnsi="HG正楷書体-PRO" w:cs="HG正楷書体-PRO"/>
+                <w:color w:val="1A1A1A"/>
+                <w:sz w:val="16"/>
+                <w:szCs w:val="16"/>
               </w:rPr>
               <w:t>ノ</w:t>
             </w:r>
@@ -2584,8 +2735,8 @@
               <w:rPr>
                 <w:rFonts w:ascii="HG正楷書体-PRO" w:eastAsia="HG正楷書体-PRO" w:hAnsi="HG正楷書体-PRO" w:cs="HG正楷書体-PRO"/>
                 <w:color w:val="1A1A1A"/>
-                <w:sz w:val="23"/>
-                <w:szCs w:val="23"/>
+                <w:sz w:val="36"/>
+                <w:szCs w:val="36"/>
               </w:rPr>
               <w:t xml:space="preserve">里</w:t>
             </w:r>
@@ -2597,18 +2748,18 @@
         <w:ruby>
           <w:rubyPr>
             <w:rubyAlign w:val="distributeLetter"/>
-            <w:hps w:val="10"/>
-            <w:hpsRaise w:val="20"/>
-            <w:hpsBaseText w:val="23"/>
-            <w:lid w:val="ja-JP"/>
-          </w:rubyPr>
-          <w:rt>
-            <w:r>
-              <w:rPr>
-                <w:rFonts w:ascii="HG正楷書体-PRO" w:eastAsia="HG正楷書体-PRO" w:hAnsi="HG正楷書体-PRO" w:cs="HG正楷書体-PRO"/>
-                <w:color w:val="1A1A1A"/>
-                <w:sz w:val="10"/>
-                <w:szCs w:val="10"/>
+            <w:hps w:val="16"/>
+            <w:hpsRaise w:val="31"/>
+            <w:hpsBaseText w:val="36"/>
+            <w:lid w:val="ja-JP"/>
+          </w:rubyPr>
+          <w:rt>
+            <w:r>
+              <w:rPr>
+                <w:rFonts w:ascii="HG正楷書体-PRO" w:eastAsia="HG正楷書体-PRO" w:hAnsi="HG正楷書体-PRO" w:cs="HG正楷書体-PRO"/>
+                <w:color w:val="1A1A1A"/>
+                <w:sz w:val="16"/>
+                <w:szCs w:val="16"/>
               </w:rPr>
               <w:t>かう</w:t>
             </w:r>
@@ -2618,8 +2769,8 @@
               <w:rPr>
                 <w:rFonts w:ascii="HG正楷書体-PRO" w:eastAsia="HG正楷書体-PRO" w:hAnsi="HG正楷書体-PRO" w:cs="HG正楷書体-PRO"/>
                 <w:color w:val="1A1A1A"/>
-                <w:sz w:val="23"/>
-                <w:szCs w:val="23"/>
+                <w:sz w:val="36"/>
+                <w:szCs w:val="36"/>
               </w:rPr>
               <w:t xml:space="preserve">江</w:t>
             </w:r>
@@ -2631,18 +2782,18 @@
         <w:ruby>
           <w:rubyPr>
             <w:rubyAlign w:val="distributeLetter"/>
-            <w:hps w:val="10"/>
-            <w:hpsRaise w:val="20"/>
-            <w:hpsBaseText w:val="23"/>
-            <w:lid w:val="ja-JP"/>
-          </w:rubyPr>
-          <w:rt>
-            <w:r>
-              <w:rPr>
-                <w:rFonts w:ascii="HG正楷書体-PRO" w:eastAsia="HG正楷書体-PRO" w:hAnsi="HG正楷書体-PRO" w:cs="HG正楷書体-PRO"/>
-                <w:color w:val="1A1A1A"/>
-                <w:sz w:val="10"/>
-                <w:szCs w:val="10"/>
+            <w:hps w:val="16"/>
+            <w:hpsRaise w:val="31"/>
+            <w:hpsBaseText w:val="36"/>
+            <w:lid w:val="ja-JP"/>
+          </w:rubyPr>
+          <w:rt>
+            <w:r>
+              <w:rPr>
+                <w:rFonts w:ascii="HG正楷書体-PRO" w:eastAsia="HG正楷書体-PRO" w:hAnsi="HG正楷書体-PRO" w:cs="HG正楷書体-PRO"/>
+                <w:color w:val="1A1A1A"/>
+                <w:sz w:val="16"/>
+                <w:szCs w:val="16"/>
               </w:rPr>
               <w:t>りよう</w:t>
             </w:r>
@@ -2652,8 +2803,8 @@
               <w:rPr>
                 <w:rFonts w:ascii="HG正楷書体-PRO" w:eastAsia="HG正楷書体-PRO" w:hAnsi="HG正楷書体-PRO" w:cs="HG正楷書体-PRO"/>
                 <w:color w:val="1A1A1A"/>
-                <w:sz w:val="23"/>
-                <w:szCs w:val="23"/>
+                <w:sz w:val="36"/>
+                <w:szCs w:val="36"/>
               </w:rPr>
               <w:t xml:space="preserve">陵</w:t>
             </w:r>
@@ -2664,8 +2815,8 @@
         <w:rPr>
           <w:rFonts w:ascii="HG正楷書体-PRO" w:eastAsia="HG正楷書体-PRO" w:hAnsi="HG正楷書体-PRO" w:cs="HG正楷書体-PRO"/>
           <w:color w:val="1A1A1A"/>
-          <w:sz w:val="23"/>
-          <w:szCs w:val="23"/>
+          <w:sz w:val="36"/>
+          <w:szCs w:val="36"/>
         </w:rPr>
         <w:t xml:space="preserve">一</w:t>
       </w:r>
@@ -2674,18 +2825,18 @@
         <w:ruby>
           <w:rubyPr>
             <w:rubyAlign w:val="distributeLetter"/>
-            <w:hps w:val="10"/>
-            <w:hpsRaise w:val="20"/>
-            <w:hpsBaseText w:val="23"/>
-            <w:lid w:val="ja-JP"/>
-          </w:rubyPr>
-          <w:rt>
-            <w:r>
-              <w:rPr>
-                <w:rFonts w:ascii="HG正楷書体-PRO" w:eastAsia="HG正楷書体-PRO" w:hAnsi="HG正楷書体-PRO" w:cs="HG正楷書体-PRO"/>
-                <w:color w:val="1A1A1A"/>
-                <w:sz w:val="10"/>
-                <w:szCs w:val="10"/>
+            <w:hps w:val="16"/>
+            <w:hpsRaise w:val="31"/>
+            <w:hpsBaseText w:val="36"/>
+            <w:lid w:val="ja-JP"/>
+          </w:rubyPr>
+          <w:rt>
+            <w:r>
+              <w:rPr>
+                <w:rFonts w:ascii="HG正楷書体-PRO" w:eastAsia="HG正楷書体-PRO" w:hAnsi="HG正楷書体-PRO" w:cs="HG正楷書体-PRO"/>
+                <w:color w:val="1A1A1A"/>
+                <w:sz w:val="16"/>
+                <w:szCs w:val="16"/>
               </w:rPr>
               <w:t>ニシテ</w:t>
             </w:r>
@@ -2695,8 +2846,8 @@
               <w:rPr>
                 <w:rFonts w:ascii="HG正楷書体-PRO" w:eastAsia="HG正楷書体-PRO" w:hAnsi="HG正楷書体-PRO" w:cs="HG正楷書体-PRO"/>
                 <w:color w:val="1A1A1A"/>
-                <w:sz w:val="23"/>
-                <w:szCs w:val="23"/>
+                <w:sz w:val="36"/>
+                <w:szCs w:val="36"/>
               </w:rPr>
               <w:t xml:space="preserve">日</w:t>
             </w:r>
@@ -2708,18 +2859,18 @@
         <w:ruby>
           <w:rubyPr>
             <w:rubyAlign w:val="distributeLetter"/>
-            <w:hps w:val="10"/>
-            <w:hpsRaise w:val="20"/>
-            <w:hpsBaseText w:val="23"/>
-            <w:lid w:val="ja-JP"/>
-          </w:rubyPr>
-          <w:rt>
-            <w:r>
-              <w:rPr>
-                <w:rFonts w:ascii="HG正楷書体-PRO" w:eastAsia="HG正楷書体-PRO" w:hAnsi="HG正楷書体-PRO" w:cs="HG正楷書体-PRO"/>
-                <w:color w:val="1A1A1A"/>
-                <w:sz w:val="10"/>
-                <w:szCs w:val="10"/>
+            <w:hps w:val="16"/>
+            <w:hpsRaise w:val="31"/>
+            <w:hpsBaseText w:val="36"/>
+            <w:lid w:val="ja-JP"/>
+          </w:rubyPr>
+          <w:rt>
+            <w:r>
+              <w:rPr>
+                <w:rFonts w:ascii="HG正楷書体-PRO" w:eastAsia="HG正楷書体-PRO" w:hAnsi="HG正楷書体-PRO" w:cs="HG正楷書体-PRO"/>
+                <w:color w:val="1A1A1A"/>
+                <w:sz w:val="16"/>
+                <w:szCs w:val="16"/>
               </w:rPr>
               <w:t>かヘル</w:t>
             </w:r>
@@ -2729,8 +2880,8 @@
               <w:rPr>
                 <w:rFonts w:ascii="HG正楷書体-PRO" w:eastAsia="HG正楷書体-PRO" w:hAnsi="HG正楷書体-PRO" w:cs="HG正楷書体-PRO"/>
                 <w:color w:val="1A1A1A"/>
-                <w:sz w:val="23"/>
-                <w:szCs w:val="23"/>
+                <w:sz w:val="36"/>
+                <w:szCs w:val="36"/>
               </w:rPr>
               <w:t xml:space="preserve">還</w:t>
             </w:r>
@@ -2740,19 +2891,15 @@
     </w:p>
     <w:p>
       <w:pPr>
-        <w:pBdr>
-          <w:top w:val="single" w:sz="6" w:space="3" w:color="8FA3C4"/>
-          <w:bottom w:val="single" w:sz="6" w:space="3" w:color="8FA3C4"/>
-        </w:pBdr>
-        <w:snapToGrid w:val="0"/>
-        <w:spacing w:before="0" w:after="0" w:line="700" w:lineRule="exact"/>
+        <w:snapToGrid w:val="0"/>
+        <w:spacing w:before="0" w:after="0" w:line="1030" w:lineRule="exact"/>
       </w:pPr>
       <w:r>
         <w:rPr>
           <w:rFonts w:ascii="HG正楷書体-PRO" w:eastAsia="HG正楷書体-PRO" w:hAnsi="HG正楷書体-PRO" w:cs="HG正楷書体-PRO"/>
           <w:color w:val="1A1A1A"/>
-          <w:sz w:val="23"/>
-          <w:szCs w:val="23"/>
+          <w:sz w:val="36"/>
+          <w:szCs w:val="36"/>
         </w:rPr>
         <w:t xml:space="preserve">両</w:t>
       </w:r>
@@ -2761,18 +2908,18 @@
         <w:ruby>
           <w:rubyPr>
             <w:rubyAlign w:val="distributeSpace"/>
-            <w:hps w:val="10"/>
-            <w:hpsRaise w:val="20"/>
-            <w:hpsBaseText w:val="23"/>
-            <w:lid w:val="ja-JP"/>
-          </w:rubyPr>
-          <w:rt>
-            <w:r>
-              <w:rPr>
-                <w:rFonts w:ascii="HG正楷書体-PRO" w:eastAsia="HG正楷書体-PRO" w:hAnsi="HG正楷書体-PRO" w:cs="HG正楷書体-PRO"/>
-                <w:color w:val="1A1A1A"/>
-                <w:sz w:val="10"/>
-                <w:szCs w:val="10"/>
+            <w:hps w:val="16"/>
+            <w:hpsRaise w:val="31"/>
+            <w:hpsBaseText w:val="36"/>
+            <w:lid w:val="ja-JP"/>
+          </w:rubyPr>
+          <w:rt>
+            <w:r>
+              <w:rPr>
+                <w:rFonts w:ascii="HG正楷書体-PRO" w:eastAsia="HG正楷書体-PRO" w:hAnsi="HG正楷書体-PRO" w:cs="HG正楷書体-PRO"/>
+                <w:color w:val="1A1A1A"/>
+                <w:sz w:val="16"/>
+                <w:szCs w:val="16"/>
               </w:rPr>
               <w:t>ノ</w:t>
             </w:r>
@@ -2782,8 +2929,8 @@
               <w:rPr>
                 <w:rFonts w:ascii="HG正楷書体-PRO" w:eastAsia="HG正楷書体-PRO" w:hAnsi="HG正楷書体-PRO" w:cs="HG正楷書体-PRO"/>
                 <w:color w:val="1A1A1A"/>
-                <w:sz w:val="23"/>
-                <w:szCs w:val="23"/>
+                <w:sz w:val="36"/>
+                <w:szCs w:val="36"/>
               </w:rPr>
               <w:t xml:space="preserve">岸</w:t>
             </w:r>
@@ -2794,8 +2941,8 @@
         <w:rPr>
           <w:rFonts w:ascii="HG正楷書体-PRO" w:eastAsia="HG正楷書体-PRO" w:hAnsi="HG正楷書体-PRO" w:cs="HG正楷書体-PRO"/>
           <w:color w:val="1A1A1A"/>
-          <w:sz w:val="23"/>
-          <w:szCs w:val="23"/>
+          <w:sz w:val="36"/>
+          <w:szCs w:val="36"/>
         </w:rPr>
         <w:t xml:space="preserve">猿声</w:t>
       </w:r>
@@ -2804,18 +2951,18 @@
         <w:ruby>
           <w:rubyPr>
             <w:rubyAlign w:val="distributeLetter"/>
-            <w:hps w:val="10"/>
-            <w:hpsRaise w:val="20"/>
-            <w:hpsBaseText w:val="23"/>
-            <w:lid w:val="ja-JP"/>
-          </w:rubyPr>
-          <w:rt>
-            <w:r>
-              <w:rPr>
-                <w:rFonts w:ascii="HG正楷書体-PRO" w:eastAsia="HG正楷書体-PRO" w:hAnsi="HG正楷書体-PRO" w:cs="HG正楷書体-PRO"/>
-                <w:color w:val="1A1A1A"/>
-                <w:sz w:val="10"/>
-                <w:szCs w:val="10"/>
+            <w:hps w:val="16"/>
+            <w:hpsRaise w:val="31"/>
+            <w:hpsBaseText w:val="36"/>
+            <w:lid w:val="ja-JP"/>
+          </w:rubyPr>
+          <w:rt>
+            <w:r>
+              <w:rPr>
+                <w:rFonts w:ascii="HG正楷書体-PRO" w:eastAsia="HG正楷書体-PRO" w:hAnsi="HG正楷書体-PRO" w:cs="HG正楷書体-PRO"/>
+                <w:color w:val="1A1A1A"/>
+                <w:sz w:val="16"/>
+                <w:szCs w:val="16"/>
               </w:rPr>
               <w:t>なキテ</w:t>
             </w:r>
@@ -2825,8 +2972,8 @@
               <w:rPr>
                 <w:rFonts w:ascii="HG正楷書体-PRO" w:eastAsia="HG正楷書体-PRO" w:hAnsi="HG正楷書体-PRO" w:cs="HG正楷書体-PRO"/>
                 <w:color w:val="1A1A1A"/>
-                <w:sz w:val="23"/>
-                <w:szCs w:val="23"/>
+                <w:sz w:val="36"/>
+                <w:szCs w:val="36"/>
               </w:rPr>
               <w:t xml:space="preserve">啼</w:t>
             </w:r>
@@ -2838,18 +2985,18 @@
         <w:ruby>
           <w:rubyPr>
             <w:rubyAlign w:val="distributeLetter"/>
-            <w:hps w:val="10"/>
-            <w:hpsRaise w:val="20"/>
-            <w:hpsBaseText w:val="23"/>
-            <w:lid w:val="ja-JP"/>
-          </w:rubyPr>
-          <w:rt>
-            <w:r>
-              <w:rPr>
-                <w:rFonts w:ascii="HG正楷書体-PRO" w:eastAsia="HG正楷書体-PRO" w:hAnsi="HG正楷書体-PRO" w:cs="HG正楷書体-PRO"/>
-                <w:color w:val="1A1A1A"/>
-                <w:sz w:val="10"/>
-                <w:szCs w:val="10"/>
+            <w:hps w:val="16"/>
+            <w:hpsRaise w:val="31"/>
+            <w:hpsBaseText w:val="36"/>
+            <w:lid w:val="ja-JP"/>
+          </w:rubyPr>
+          <w:rt>
+            <w:r>
+              <w:rPr>
+                <w:rFonts w:ascii="HG正楷書体-PRO" w:eastAsia="HG正楷書体-PRO" w:hAnsi="HG正楷書体-PRO" w:cs="HG正楷書体-PRO"/>
+                <w:color w:val="1A1A1A"/>
+                <w:sz w:val="16"/>
+                <w:szCs w:val="16"/>
               </w:rPr>
               <w:t>ルニ</w:t>
             </w:r>
@@ -2859,8 +3006,8 @@
               <w:rPr>
                 <w:rFonts w:ascii="HG正楷書体-PRO" w:eastAsia="HG正楷書体-PRO" w:hAnsi="HG正楷書体-PRO" w:cs="HG正楷書体-PRO"/>
                 <w:color w:val="1A1A1A"/>
-                <w:sz w:val="23"/>
-                <w:szCs w:val="23"/>
+                <w:sz w:val="36"/>
+                <w:szCs w:val="36"/>
               </w:rPr>
               <w:t xml:space="preserve">不</w:t>
             </w:r>
@@ -2871,8 +3018,8 @@
         <w:rPr>
           <w:rFonts w:ascii="HG正楷書体-PRO" w:eastAsia="HG正楷書体-PRO" w:hAnsi="HG正楷書体-PRO" w:cs="HG正楷書体-PRO"/>
           <w:color w:val="1A1A1A"/>
-          <w:sz w:val="14"/>
-          <w:szCs w:val="14"/>
+          <w:sz w:val="22"/>
+          <w:szCs w:val="22"/>
           <w:vertAlign w:val="subscript"/>
         </w:rPr>
         <w:t xml:space="preserve">レ</w:t>
@@ -2882,18 +3029,18 @@
         <w:ruby>
           <w:rubyPr>
             <w:rubyAlign w:val="distributeLetter"/>
-            <w:hps w:val="10"/>
-            <w:hpsRaise w:val="20"/>
-            <w:hpsBaseText w:val="23"/>
-            <w:lid w:val="ja-JP"/>
-          </w:rubyPr>
-          <w:rt>
-            <w:r>
-              <w:rPr>
-                <w:rFonts w:ascii="HG正楷書体-PRO" w:eastAsia="HG正楷書体-PRO" w:hAnsi="HG正楷書体-PRO" w:cs="HG正楷書体-PRO"/>
-                <w:color w:val="1A1A1A"/>
-                <w:sz w:val="10"/>
-                <w:szCs w:val="10"/>
+            <w:hps w:val="16"/>
+            <w:hpsRaise w:val="31"/>
+            <w:hpsBaseText w:val="36"/>
+            <w:lid w:val="ja-JP"/>
+          </w:rubyPr>
+          <w:rt>
+            <w:r>
+              <w:rPr>
+                <w:rFonts w:ascii="HG正楷書体-PRO" w:eastAsia="HG正楷書体-PRO" w:hAnsi="HG正楷書体-PRO" w:cs="HG正楷書体-PRO"/>
+                <w:color w:val="1A1A1A"/>
+                <w:sz w:val="16"/>
+                <w:szCs w:val="16"/>
               </w:rPr>
               <w:t>やマ</w:t>
             </w:r>
@@ -2903,8 +3050,8 @@
               <w:rPr>
                 <w:rFonts w:ascii="HG正楷書体-PRO" w:eastAsia="HG正楷書体-PRO" w:hAnsi="HG正楷書体-PRO" w:cs="HG正楷書体-PRO"/>
                 <w:color w:val="1A1A1A"/>
-                <w:sz w:val="23"/>
-                <w:szCs w:val="23"/>
+                <w:sz w:val="36"/>
+                <w:szCs w:val="36"/>
               </w:rPr>
               <w:t xml:space="preserve">住</w:t>
             </w:r>
@@ -2914,20 +3061,15 @@
     </w:p>
     <w:p>
       <w:pPr>
-        <w:pBdr>
-          <w:top w:val="single" w:sz="6" w:space="3" w:color="8FA3C4"/>
-          <w:bottom w:val="single" w:sz="6" w:space="3" w:color="8FA3C4"/>
-          <w:right w:val="single" w:sz="6" w:space="3" w:color="8FA3C4"/>
-        </w:pBdr>
-        <w:snapToGrid w:val="0"/>
-        <w:spacing w:before="0" w:after="0" w:line="700" w:lineRule="exact"/>
+        <w:snapToGrid w:val="0"/>
+        <w:spacing w:before="0" w:after="0" w:line="1030" w:lineRule="exact"/>
       </w:pPr>
       <w:r>
         <w:rPr>
           <w:rFonts w:ascii="HG正楷書体-PRO" w:eastAsia="HG正楷書体-PRO" w:hAnsi="HG正楷書体-PRO" w:cs="HG正楷書体-PRO"/>
           <w:color w:val="1A1A1A"/>
-          <w:sz w:val="23"/>
-          <w:szCs w:val="23"/>
+          <w:sz w:val="36"/>
+          <w:szCs w:val="36"/>
         </w:rPr>
         <w:t xml:space="preserve">軽舟</w:t>
       </w:r>
@@ -2936,18 +3078,18 @@
         <w:ruby>
           <w:rubyPr>
             <w:rubyAlign w:val="distributeLetter"/>
-            <w:hps w:val="10"/>
-            <w:hpsRaise w:val="20"/>
-            <w:hpsBaseText w:val="23"/>
-            <w:lid w:val="ja-JP"/>
-          </w:rubyPr>
-          <w:rt>
-            <w:r>
-              <w:rPr>
-                <w:rFonts w:ascii="HG正楷書体-PRO" w:eastAsia="HG正楷書体-PRO" w:hAnsi="HG正楷書体-PRO" w:cs="HG正楷書体-PRO"/>
-                <w:color w:val="1A1A1A"/>
-                <w:sz w:val="10"/>
-                <w:szCs w:val="10"/>
+            <w:hps w:val="16"/>
+            <w:hpsRaise w:val="31"/>
+            <w:hpsBaseText w:val="36"/>
+            <w:lid w:val="ja-JP"/>
+          </w:rubyPr>
+          <w:rt>
+            <w:r>
+              <w:rPr>
+                <w:rFonts w:ascii="HG正楷書体-PRO" w:eastAsia="HG正楷書体-PRO" w:hAnsi="HG正楷書体-PRO" w:cs="HG正楷書体-PRO"/>
+                <w:color w:val="1A1A1A"/>
+                <w:sz w:val="16"/>
+                <w:szCs w:val="16"/>
               </w:rPr>
               <w:t>すでニ</w:t>
             </w:r>
@@ -2957,8 +3099,8 @@
               <w:rPr>
                 <w:rFonts w:ascii="HG正楷書体-PRO" w:eastAsia="HG正楷書体-PRO" w:hAnsi="HG正楷書体-PRO" w:cs="HG正楷書体-PRO"/>
                 <w:color w:val="1A1A1A"/>
-                <w:sz w:val="23"/>
-                <w:szCs w:val="23"/>
+                <w:sz w:val="36"/>
+                <w:szCs w:val="36"/>
               </w:rPr>
               <w:t xml:space="preserve">已</w:t>
             </w:r>
@@ -2970,18 +3112,18 @@
         <w:ruby>
           <w:rubyPr>
             <w:rubyAlign w:val="distributeSpace"/>
-            <w:hps w:val="10"/>
-            <w:hpsRaise w:val="20"/>
-            <w:hpsBaseText w:val="23"/>
-            <w:lid w:val="ja-JP"/>
-          </w:rubyPr>
-          <w:rt>
-            <w:r>
-              <w:rPr>
-                <w:rFonts w:ascii="HG正楷書体-PRO" w:eastAsia="HG正楷書体-PRO" w:hAnsi="HG正楷書体-PRO" w:cs="HG正楷書体-PRO"/>
-                <w:color w:val="1A1A1A"/>
-                <w:sz w:val="10"/>
-                <w:szCs w:val="10"/>
+            <w:hps w:val="16"/>
+            <w:hpsRaise w:val="31"/>
+            <w:hpsBaseText w:val="36"/>
+            <w:lid w:val="ja-JP"/>
+          </w:rubyPr>
+          <w:rt>
+            <w:r>
+              <w:rPr>
+                <w:rFonts w:ascii="HG正楷書体-PRO" w:eastAsia="HG正楷書体-PRO" w:hAnsi="HG正楷書体-PRO" w:cs="HG正楷書体-PRO"/>
+                <w:color w:val="1A1A1A"/>
+                <w:sz w:val="16"/>
+                <w:szCs w:val="16"/>
               </w:rPr>
               <w:t>グ</w:t>
             </w:r>
@@ -2991,8 +3133,8 @@
               <w:rPr>
                 <w:rFonts w:ascii="HG正楷書体-PRO" w:eastAsia="HG正楷書体-PRO" w:hAnsi="HG正楷書体-PRO" w:cs="HG正楷書体-PRO"/>
                 <w:color w:val="1A1A1A"/>
-                <w:sz w:val="23"/>
-                <w:szCs w:val="23"/>
+                <w:sz w:val="36"/>
+                <w:szCs w:val="36"/>
               </w:rPr>
               <w:t xml:space="preserve">過</w:t>
             </w:r>
@@ -3004,18 +3146,18 @@
         <w:ruby>
           <w:rubyPr>
             <w:rubyAlign w:val="distributeLetter"/>
-            <w:hps w:val="10"/>
-            <w:hpsRaise w:val="20"/>
-            <w:hpsBaseText w:val="23"/>
-            <w:lid w:val="ja-JP"/>
-          </w:rubyPr>
-          <w:rt>
-            <w:r>
-              <w:rPr>
-                <w:rFonts w:ascii="HG正楷書体-PRO" w:eastAsia="HG正楷書体-PRO" w:hAnsi="HG正楷書体-PRO" w:cs="HG正楷書体-PRO"/>
-                <w:color w:val="1A1A1A"/>
-                <w:sz w:val="10"/>
-                <w:szCs w:val="10"/>
+            <w:hps w:val="16"/>
+            <w:hpsRaise w:val="31"/>
+            <w:hpsBaseText w:val="36"/>
+            <w:lid w:val="ja-JP"/>
+          </w:rubyPr>
+          <w:rt>
+            <w:r>
+              <w:rPr>
+                <w:rFonts w:ascii="HG正楷書体-PRO" w:eastAsia="HG正楷書体-PRO" w:hAnsi="HG正楷書体-PRO" w:cs="HG正楷書体-PRO"/>
+                <w:color w:val="1A1A1A"/>
+                <w:sz w:val="16"/>
+                <w:szCs w:val="16"/>
               </w:rPr>
               <w:t>ばん</w:t>
             </w:r>
@@ -3025,8 +3167,8 @@
               <w:rPr>
                 <w:rFonts w:ascii="HG正楷書体-PRO" w:eastAsia="HG正楷書体-PRO" w:hAnsi="HG正楷書体-PRO" w:cs="HG正楷書体-PRO"/>
                 <w:color w:val="1A1A1A"/>
-                <w:sz w:val="23"/>
-                <w:szCs w:val="23"/>
+                <w:sz w:val="36"/>
+                <w:szCs w:val="36"/>
               </w:rPr>
               <w:t xml:space="preserve">万</w:t>
             </w:r>
@@ -3038,18 +3180,18 @@
         <w:ruby>
           <w:rubyPr>
             <w:rubyAlign w:val="distributeLetter"/>
-            <w:hps w:val="10"/>
-            <w:hpsRaise w:val="20"/>
-            <w:hpsBaseText w:val="23"/>
-            <w:lid w:val="ja-JP"/>
-          </w:rubyPr>
-          <w:rt>
-            <w:r>
-              <w:rPr>
-                <w:rFonts w:ascii="HG正楷書体-PRO" w:eastAsia="HG正楷書体-PRO" w:hAnsi="HG正楷書体-PRO" w:cs="HG正楷書体-PRO"/>
-                <w:color w:val="1A1A1A"/>
-                <w:sz w:val="10"/>
-                <w:szCs w:val="10"/>
+            <w:hps w:val="16"/>
+            <w:hpsRaise w:val="31"/>
+            <w:hpsBaseText w:val="36"/>
+            <w:lid w:val="ja-JP"/>
+          </w:rubyPr>
+          <w:rt>
+            <w:r>
+              <w:rPr>
+                <w:rFonts w:ascii="HG正楷書体-PRO" w:eastAsia="HG正楷書体-PRO" w:hAnsi="HG正楷書体-PRO" w:cs="HG正楷書体-PRO"/>
+                <w:color w:val="1A1A1A"/>
+                <w:sz w:val="16"/>
+                <w:szCs w:val="16"/>
               </w:rPr>
               <w:t>ちようノ</w:t>
             </w:r>
@@ -3059,8 +3201,8 @@
               <w:rPr>
                 <w:rFonts w:ascii="HG正楷書体-PRO" w:eastAsia="HG正楷書体-PRO" w:hAnsi="HG正楷書体-PRO" w:cs="HG正楷書体-PRO"/>
                 <w:color w:val="1A1A1A"/>
-                <w:sz w:val="23"/>
-                <w:szCs w:val="23"/>
+                <w:sz w:val="36"/>
+                <w:szCs w:val="36"/>
               </w:rPr>
               <w:t xml:space="preserve">重</w:t>
             </w:r>
@@ -3071,21 +3213,16 @@
         <w:rPr>
           <w:rFonts w:ascii="HG正楷書体-PRO" w:eastAsia="HG正楷書体-PRO" w:hAnsi="HG正楷書体-PRO" w:cs="HG正楷書体-PRO"/>
           <w:color w:val="1A1A1A"/>
-          <w:sz w:val="23"/>
-          <w:szCs w:val="23"/>
+          <w:sz w:val="36"/>
+          <w:szCs w:val="36"/>
         </w:rPr>
         <w:t xml:space="preserve">山</w:t>
       </w:r>
     </w:p>
     <w:p>
       <w:pPr>
-        <w:pBdr>
-          <w:top w:val="single" w:sz="6" w:space="3" w:color="8FA3C4"/>
-          <w:left w:val="single" w:sz="6" w:space="3" w:color="8FA3C4"/>
-          <w:bottom w:val="single" w:sz="6" w:space="3" w:color="8FA3C4"/>
-        </w:pBdr>
-        <w:snapToGrid w:val="0"/>
-        <w:spacing w:before="0" w:after="0" w:line="700" w:lineRule="exact"/>
+        <w:snapToGrid w:val="0"/>
+        <w:spacing w:before="0" w:after="0" w:line="1030" w:lineRule="exact"/>
       </w:pPr>
       <w:r>
         <w:br w:type="column"/>
@@ -3098,27 +3235,13 @@
           <w:szCs w:val="21"/>
           <w:u w:val="single" w:color="B9C4D6"/>
         </w:rPr>
-        <w:t xml:space="preserve">　　　　　　　　　　　　　　　　　　　　　　　　　　　　　　</w:t>
-      </w:r>
-    </w:p>
-    <w:p>
-      <w:pPr>
-        <w:pBdr>
-          <w:top w:val="single" w:sz="6" w:space="3" w:color="8FA3C4"/>
-          <w:bottom w:val="single" w:sz="6" w:space="3" w:color="8FA3C4"/>
-        </w:pBdr>
-        <w:snapToGrid w:val="0"/>
-        <w:spacing w:before="0" w:after="0" w:line="700" w:lineRule="exact"/>
-      </w:pPr>
-    </w:p>
-    <w:p>
-      <w:pPr>
-        <w:pBdr>
-          <w:top w:val="single" w:sz="6" w:space="3" w:color="8FA3C4"/>
-          <w:bottom w:val="single" w:sz="6" w:space="3" w:color="8FA3C4"/>
-        </w:pBdr>
-        <w:snapToGrid w:val="0"/>
-        <w:spacing w:before="0" w:after="0" w:line="700" w:lineRule="exact"/>
+        <w:t xml:space="preserve">　　　　　　　　　　　　　　　　　　　　　　　　　　　　　　　　</w:t>
+      </w:r>
+    </w:p>
+    <w:p>
+      <w:pPr>
+        <w:snapToGrid w:val="0"/>
+        <w:spacing w:before="0" w:after="0" w:line="1030" w:lineRule="exact"/>
       </w:pPr>
       <w:r>
         <w:rPr>
@@ -3128,17 +3251,13 @@
           <w:szCs w:val="21"/>
           <w:u w:val="single" w:color="B9C4D6"/>
         </w:rPr>
-        <w:t xml:space="preserve">　　　　　　　　　　　　　　　　　　　　　　　　　　　　　　</w:t>
-      </w:r>
-    </w:p>
-    <w:p>
-      <w:pPr>
-        <w:pBdr>
-          <w:top w:val="single" w:sz="6" w:space="3" w:color="8FA3C4"/>
-          <w:bottom w:val="single" w:sz="6" w:space="3" w:color="8FA3C4"/>
-        </w:pBdr>
-        <w:snapToGrid w:val="0"/>
-        <w:spacing w:before="0" w:after="0" w:line="700" w:lineRule="exact"/>
+        <w:t xml:space="preserve">　　　　　　　　　　　　　　　　　　　　　　　　　　　　　　　　</w:t>
+      </w:r>
+    </w:p>
+    <w:p>
+      <w:pPr>
+        <w:snapToGrid w:val="0"/>
+        <w:spacing w:before="0" w:after="0" w:line="1030" w:lineRule="exact"/>
       </w:pPr>
       <w:r>
         <w:rPr>
@@ -3148,17 +3267,13 @@
           <w:szCs w:val="21"/>
           <w:u w:val="single" w:color="B9C4D6"/>
         </w:rPr>
-        <w:t xml:space="preserve">　　　　　　　　　　　　　　　　　　　　　　　　　　　　　　</w:t>
-      </w:r>
-    </w:p>
-    <w:p>
-      <w:pPr>
-        <w:pBdr>
-          <w:top w:val="single" w:sz="6" w:space="3" w:color="8FA3C4"/>
-          <w:bottom w:val="single" w:sz="6" w:space="3" w:color="8FA3C4"/>
-        </w:pBdr>
-        <w:snapToGrid w:val="0"/>
-        <w:spacing w:before="0" w:after="0" w:line="700" w:lineRule="exact"/>
+        <w:t xml:space="preserve">　　　　　　　　　　　　　　　　　　　　　　　　　　　　　　　　</w:t>
+      </w:r>
+    </w:p>
+    <w:p>
+      <w:pPr>
+        <w:snapToGrid w:val="0"/>
+        <w:spacing w:before="0" w:after="0" w:line="1030" w:lineRule="exact"/>
       </w:pPr>
       <w:r>
         <w:rPr>
@@ -3168,18 +3283,13 @@
           <w:szCs w:val="21"/>
           <w:u w:val="single" w:color="B9C4D6"/>
         </w:rPr>
-        <w:t xml:space="preserve">　　　　　　　　　　　　　　　　　　　　　　　　　　　　　　</w:t>
-      </w:r>
-    </w:p>
-    <w:p>
-      <w:pPr>
-        <w:pBdr>
-          <w:top w:val="single" w:sz="6" w:space="3" w:color="8FA3C4"/>
-          <w:bottom w:val="single" w:sz="6" w:space="3" w:color="8FA3C4"/>
-          <w:right w:val="single" w:sz="6" w:space="3" w:color="8FA3C4"/>
-        </w:pBdr>
-        <w:snapToGrid w:val="0"/>
-        <w:spacing w:before="0" w:after="0" w:line="700" w:lineRule="exact"/>
+        <w:t xml:space="preserve">　　　　　　　　　　　　　　　　　　　　　　　　　　　　　　　　</w:t>
+      </w:r>
+    </w:p>
+    <w:p>
+      <w:pPr>
+        <w:snapToGrid w:val="0"/>
+        <w:spacing w:before="0" w:after="0" w:line="1030" w:lineRule="exact"/>
       </w:pPr>
       <w:r>
         <w:rPr>
@@ -3189,7 +3299,23 @@
           <w:szCs w:val="21"/>
           <w:u w:val="single" w:color="B9C4D6"/>
         </w:rPr>
-        <w:t xml:space="preserve">　　　　　　　　　　　　　　　　　　　　　　　　　　　　　　</w:t>
+        <w:t xml:space="preserve">　　　　　　　　　　　　　　　　　　　　　　　　　　　　　　　　</w:t>
+      </w:r>
+    </w:p>
+    <w:p>
+      <w:pPr>
+        <w:snapToGrid w:val="0"/>
+        <w:spacing w:before="0" w:after="0" w:line="1030" w:lineRule="exact"/>
+      </w:pPr>
+      <w:r>
+        <w:rPr>
+          <w:rFonts w:ascii="UD デジタル教科書体 N" w:eastAsia="UD デジタル教科書体 N" w:hAnsi="UD デジタル教科書体 N" w:cs="UD デジタル教科書体 N"/>
+          <w:color w:val="1A1A1A"/>
+          <w:sz w:val="21"/>
+          <w:szCs w:val="21"/>
+          <w:u w:val="single" w:color="B9C4D6"/>
+        </w:rPr>
+        <w:t xml:space="preserve">　　　　　　　　　　　　　　　　　　　　　　　　　　　　　　　　</w:t>
       </w:r>
     </w:p>
     <w:p>
@@ -3200,8 +3326,8 @@
           <w:pgSz w:w="16838" w:h="11906" w:orient="landscape"/>
           <w:pgMar w:top="850" w:right="907" w:bottom="794" w:left="907" w:header="567" w:footer="567" w:gutter="0"/>
           <w:cols w:num="2" w:space="284" w:equalWidth="0">
-            <w:col w:w="3400" w:space="284"/>
-            <w:col w:w="6578"/>
+            <w:col w:w="3175" w:space="284"/>
+            <w:col w:w="6803"/>
           </w:cols>
           <w:textDirection w:val="tbRl"/>
           <w:docGrid w:type="default" w:linePitch="360" w:charSpace="0"/>
@@ -3210,11 +3336,6 @@
     </w:p>
     <w:p>
       <w:pPr>
-        <w:pBdr>
-          <w:top w:val="single" w:sz="6" w:space="3" w:color="8FA3C4"/>
-          <w:left w:val="single" w:sz="6" w:space="3" w:color="8FA3C4"/>
-          <w:bottom w:val="single" w:sz="6" w:space="3" w:color="8FA3C4"/>
-        </w:pBdr>
         <w:snapToGrid w:val="0"/>
         <w:spacing w:before="0" w:after="0" w:line="340" w:lineRule="exact"/>
       </w:pPr>
@@ -3232,10 +3353,6 @@
     </w:p>
     <w:p>
       <w:pPr>
-        <w:pBdr>
-          <w:top w:val="single" w:sz="6" w:space="3" w:color="8FA3C4"/>
-          <w:bottom w:val="single" w:sz="6" w:space="3" w:color="8FA3C4"/>
-        </w:pBdr>
         <w:snapToGrid w:val="0"/>
         <w:spacing w:before="0" w:after="0" w:line="340" w:lineRule="exact"/>
       </w:pPr>
@@ -3251,10 +3368,6 @@
     </w:p>
     <w:p>
       <w:pPr>
-        <w:pBdr>
-          <w:top w:val="single" w:sz="6" w:space="3" w:color="8FA3C4"/>
-          <w:bottom w:val="single" w:sz="6" w:space="3" w:color="8FA3C4"/>
-        </w:pBdr>
         <w:snapToGrid w:val="0"/>
         <w:spacing w:before="0" w:after="0" w:line="340" w:lineRule="exact"/>
       </w:pPr>
@@ -3280,10 +3393,6 @@
     </w:p>
     <w:p>
       <w:pPr>
-        <w:pBdr>
-          <w:top w:val="single" w:sz="6" w:space="3" w:color="8FA3C4"/>
-          <w:bottom w:val="single" w:sz="6" w:space="3" w:color="8FA3C4"/>
-        </w:pBdr>
         <w:snapToGrid w:val="0"/>
         <w:spacing w:before="0" w:after="0" w:line="340" w:lineRule="exact"/>
       </w:pPr>
@@ -3342,10 +3451,6 @@
     </w:p>
     <w:p>
       <w:pPr>
-        <w:pBdr>
-          <w:top w:val="single" w:sz="6" w:space="3" w:color="8FA3C4"/>
-          <w:bottom w:val="single" w:sz="6" w:space="3" w:color="8FA3C4"/>
-        </w:pBdr>
         <w:snapToGrid w:val="0"/>
         <w:spacing w:before="0" w:after="0" w:line="340" w:lineRule="exact"/>
       </w:pPr>
@@ -3371,10 +3476,6 @@
     </w:p>
     <w:p>
       <w:pPr>
-        <w:pBdr>
-          <w:top w:val="single" w:sz="6" w:space="3" w:color="8FA3C4"/>
-          <w:bottom w:val="single" w:sz="6" w:space="3" w:color="8FA3C4"/>
-        </w:pBdr>
         <w:snapToGrid w:val="0"/>
         <w:spacing w:before="0" w:after="0" w:line="340" w:lineRule="exact"/>
       </w:pPr>
@@ -3390,11 +3491,6 @@
     </w:p>
     <w:p>
       <w:pPr>
-        <w:pBdr>
-          <w:top w:val="single" w:sz="6" w:space="3" w:color="8FA3C4"/>
-          <w:bottom w:val="single" w:sz="6" w:space="3" w:color="8FA3C4"/>
-          <w:right w:val="single" w:sz="6" w:space="3" w:color="8FA3C4"/>
-        </w:pBdr>
         <w:snapToGrid w:val="0"/>
         <w:spacing w:before="0" w:after="0" w:line="340" w:lineRule="exact"/>
       </w:pPr>
@@ -3491,11 +3587,6 @@
     </w:p>
     <w:p>
       <w:pPr>
-        <w:pBdr>
-          <w:top w:val="single" w:sz="6" w:space="3" w:color="8FA3C4"/>
-          <w:left w:val="single" w:sz="6" w:space="3" w:color="8FA3C4"/>
-          <w:bottom w:val="single" w:sz="6" w:space="3" w:color="8FA3C4"/>
-        </w:pBdr>
         <w:snapToGrid w:val="0"/>
         <w:spacing w:before="0" w:after="0" w:line="340" w:lineRule="exact"/>
       </w:pPr>
@@ -3513,10 +3604,6 @@
     </w:p>
     <w:p>
       <w:pPr>
-        <w:pBdr>
-          <w:top w:val="single" w:sz="6" w:space="3" w:color="8FA3C4"/>
-          <w:bottom w:val="single" w:sz="6" w:space="3" w:color="8FA3C4"/>
-        </w:pBdr>
         <w:snapToGrid w:val="0"/>
         <w:spacing w:before="0" w:after="0" w:line="340" w:lineRule="exact"/>
       </w:pPr>
@@ -3729,10 +3816,6 @@
     </w:p>
     <w:p>
       <w:pPr>
-        <w:pBdr>
-          <w:top w:val="single" w:sz="6" w:space="3" w:color="8FA3C4"/>
-          <w:bottom w:val="single" w:sz="6" w:space="3" w:color="8FA3C4"/>
-        </w:pBdr>
         <w:snapToGrid w:val="0"/>
         <w:spacing w:before="0" w:after="0" w:line="340" w:lineRule="exact"/>
       </w:pPr>
@@ -3864,10 +3947,6 @@
     </w:p>
     <w:p>
       <w:pPr>
-        <w:pBdr>
-          <w:top w:val="single" w:sz="6" w:space="3" w:color="8FA3C4"/>
-          <w:bottom w:val="single" w:sz="6" w:space="3" w:color="8FA3C4"/>
-        </w:pBdr>
         <w:snapToGrid w:val="0"/>
         <w:spacing w:before="0" w:after="0" w:line="340" w:lineRule="exact"/>
       </w:pPr>
@@ -4066,10 +4145,6 @@
     </w:p>
     <w:p>
       <w:pPr>
-        <w:pBdr>
-          <w:top w:val="single" w:sz="6" w:space="3" w:color="8FA3C4"/>
-          <w:bottom w:val="single" w:sz="6" w:space="3" w:color="8FA3C4"/>
-        </w:pBdr>
         <w:snapToGrid w:val="0"/>
         <w:spacing w:before="0" w:after="0" w:line="340" w:lineRule="exact"/>
       </w:pPr>
@@ -4220,11 +4295,6 @@
     </w:p>
     <w:p>
       <w:pPr>
-        <w:pBdr>
-          <w:top w:val="single" w:sz="6" w:space="3" w:color="8FA3C4"/>
-          <w:bottom w:val="single" w:sz="6" w:space="3" w:color="8FA3C4"/>
-          <w:right w:val="single" w:sz="6" w:space="3" w:color="8FA3C4"/>
-        </w:pBdr>
         <w:snapToGrid w:val="0"/>
         <w:spacing w:before="0" w:after="0" w:line="340" w:lineRule="exact"/>
       </w:pPr>

--- a/漢文プリント_表なし版/早発白帝城_生徒版.docx
+++ b/漢文プリント_表なし版/早発白帝城_生徒版.docx
@@ -5,7 +5,7 @@
     <w:p>
       <w:pPr>
         <w:snapToGrid w:val="0"/>
-        <w:spacing w:before="0" w:after="0" w:line="560" w:lineRule="exact"/>
+        <w:spacing w:before="0" w:after="340" w:line="240" w:lineRule="auto"/>
       </w:pPr>
       <w:r>
         <w:rPr>
@@ -16,19 +16,19 @@
           <w:sz w:val="24"/>
           <w:szCs w:val="24"/>
         </w:rPr>
-        <w:t xml:space="preserve">【古典探究】　李白「早発白帝城」　書き下しプリント①</w:t>
+        <w:t xml:space="preserve">【古典探究】　李白「早発白帝城」　書き下しプリント①　　『唐詩選』</w:t>
       </w:r>
       <w:r>
         <w:drawing>
           <wp:anchor distT="0" distB="0" distL="0" distR="0" simplePos="0" relativeHeight="251658240" behindDoc="1" locked="0" layoutInCell="1" allowOverlap="1">
             <wp:simplePos x="0" y="0"/>
             <wp:positionH relativeFrom="page">
-              <wp:posOffset>469900</wp:posOffset>
+              <wp:posOffset>6060440</wp:posOffset>
             </wp:positionH>
             <wp:positionV relativeFrom="page">
-              <wp:posOffset>7757795</wp:posOffset>
+              <wp:posOffset>2810510</wp:posOffset>
             </wp:positionV>
-            <wp:extent cx="1981200" cy="6656070"/>
+            <wp:extent cx="3517900" cy="4315460"/>
             <wp:effectExtent l="0" t="0" r="0" b="0"/>
             <wp:wrapNone/>
             <wp:docPr id="1" name="frame1"/>
@@ -40,7 +40,7 @@
                   <wps:spPr>
                     <a:xfrm>
                       <a:off x="0" y="0"/>
-                      <a:ext cx="1981200" cy="6656070"/>
+                      <a:ext cx="3517900" cy="4315460"/>
                     </a:xfrm>
                     <a:prstGeom prst="roundRect">
                       <a:avLst>
@@ -66,12 +66,12 @@
           <wp:anchor distT="0" distB="0" distL="0" distR="0" simplePos="0" relativeHeight="251658240" behindDoc="1" locked="0" layoutInCell="1" allowOverlap="1">
             <wp:simplePos x="0" y="0"/>
             <wp:positionH relativeFrom="page">
-              <wp:posOffset>469900</wp:posOffset>
+              <wp:posOffset>3376929</wp:posOffset>
             </wp:positionH>
             <wp:positionV relativeFrom="page">
-              <wp:posOffset>6246495</wp:posOffset>
+              <wp:posOffset>469900</wp:posOffset>
             </wp:positionV>
-            <wp:extent cx="1447800" cy="6656070"/>
+            <wp:extent cx="2536190" cy="6656070"/>
             <wp:effectExtent l="0" t="0" r="0" b="0"/>
             <wp:wrapNone/>
             <wp:docPr id="2" name="frame2"/>
@@ -83,7 +83,7 @@
                   <wps:spPr>
                     <a:xfrm>
                       <a:off x="0" y="0"/>
-                      <a:ext cx="1447800" cy="6656070"/>
+                      <a:ext cx="2536190" cy="6656070"/>
                     </a:xfrm>
                     <a:prstGeom prst="roundRect">
                       <a:avLst>
@@ -109,12 +109,12 @@
           <wp:anchor distT="0" distB="0" distL="0" distR="0" simplePos="0" relativeHeight="251658240" behindDoc="1" locked="0" layoutInCell="1" allowOverlap="1">
             <wp:simplePos x="0" y="0"/>
             <wp:positionH relativeFrom="page">
-              <wp:posOffset>469900</wp:posOffset>
+              <wp:posOffset>728980</wp:posOffset>
             </wp:positionH>
             <wp:positionV relativeFrom="page">
-              <wp:posOffset>1572895</wp:posOffset>
+              <wp:posOffset>469900</wp:posOffset>
             </wp:positionV>
-            <wp:extent cx="4610100" cy="6656070"/>
+            <wp:extent cx="2584449" cy="6656070"/>
             <wp:effectExtent l="0" t="0" r="0" b="0"/>
             <wp:wrapNone/>
             <wp:docPr id="3" name="frame3"/>
@@ -126,7 +126,7 @@
                   <wps:spPr>
                     <a:xfrm>
                       <a:off x="0" y="0"/>
-                      <a:ext cx="4610100" cy="6656070"/>
+                      <a:ext cx="2584449" cy="6656070"/>
                     </a:xfrm>
                     <a:prstGeom prst="roundRect">
                       <a:avLst>
@@ -151,7 +151,9 @@
     <w:p>
       <w:pPr>
         <w:snapToGrid w:val="0"/>
-        <w:spacing w:before="0" w:after="0" w:line="560" w:lineRule="exact"/>
+        <w:spacing w:before="0" w:after="340" w:line="240" w:lineRule="auto"/>
+        <w:ind w:right="2200"/>
+        <w:jc w:val="right"/>
       </w:pPr>
       <w:r>
         <w:rPr>
@@ -160,22 +162,7 @@
           <w:sz w:val="22"/>
           <w:szCs w:val="22"/>
         </w:rPr>
-        <w:t xml:space="preserve">次の訓読文を書き下し文に改めよ。完成したら音読せよ。</w:t>
-      </w:r>
-    </w:p>
-    <w:p>
-      <w:pPr>
-        <w:snapToGrid w:val="0"/>
-        <w:spacing w:before="0" w:after="0" w:line="560" w:lineRule="exact"/>
-      </w:pPr>
-      <w:r>
-        <w:rPr>
-          <w:rFonts w:ascii="UD デジタル教科書体 N" w:eastAsia="UD デジタル教科書体 N" w:hAnsi="UD デジタル教科書体 N" w:cs="UD デジタル教科書体 N"/>
-          <w:color w:val="1A1A1A"/>
-          <w:sz w:val="22"/>
-          <w:szCs w:val="22"/>
-        </w:rPr>
-        <w:t xml:space="preserve">二年　　組　　　番　氏名　　　　　　　　　　　　出典　『唐詩選』</w:t>
+        <w:t xml:space="preserve">二年　　組　　　番　氏名</w:t>
       </w:r>
     </w:p>
     <w:p>
@@ -194,7 +181,7 @@
     <w:p>
       <w:pPr>
         <w:snapToGrid w:val="0"/>
-        <w:spacing w:before="0" w:after="0" w:line="1200" w:lineRule="exact"/>
+        <w:spacing w:before="0" w:after="280" w:line="240" w:lineRule="auto"/>
       </w:pPr>
       <w:r>
         <w:rPr/>
@@ -327,12 +314,15 @@
         </w:rPr>
         <w:t xml:space="preserve">一</w:t>
       </w:r>
-    </w:p>
-    <w:p>
-      <w:pPr>
-        <w:snapToGrid w:val="0"/>
-        <w:spacing w:before="0" w:after="0" w:line="1200" w:lineRule="exact"/>
-      </w:pPr>
+      <w:r>
+        <w:rPr>
+          <w:rFonts w:ascii="HG正楷書体-PRO" w:eastAsia="HG正楷書体-PRO" w:hAnsi="HG正楷書体-PRO" w:cs="HG正楷書体-PRO"/>
+          <w:color w:val="1A1A1A"/>
+          <w:sz w:val="36"/>
+          <w:szCs w:val="36"/>
+        </w:rPr>
+        <w:t xml:space="preserve">　</w:t>
+      </w:r>
       <w:r>
         <w:rPr/>
         <w:ruby>
@@ -371,7 +361,7 @@
     <w:p>
       <w:pPr>
         <w:snapToGrid w:val="0"/>
-        <w:spacing w:before="0" w:after="0" w:line="1200" w:lineRule="exact"/>
+        <w:spacing w:before="0" w:after="280" w:line="240" w:lineRule="auto"/>
       </w:pPr>
       <w:r>
         <w:rPr/>
@@ -497,7 +487,7 @@
     <w:p>
       <w:pPr>
         <w:snapToGrid w:val="0"/>
-        <w:spacing w:before="0" w:after="0" w:line="1200" w:lineRule="exact"/>
+        <w:spacing w:before="0" w:after="280" w:line="240" w:lineRule="auto"/>
       </w:pPr>
       <w:r>
         <w:rPr>
@@ -691,7 +681,7 @@
     <w:p>
       <w:pPr>
         <w:snapToGrid w:val="0"/>
-        <w:spacing w:before="0" w:after="0" w:line="1200" w:lineRule="exact"/>
+        <w:spacing w:before="0" w:after="280" w:line="240" w:lineRule="auto"/>
       </w:pPr>
       <w:r>
         <w:rPr>
@@ -861,7 +851,7 @@
     <w:p>
       <w:pPr>
         <w:snapToGrid w:val="0"/>
-        <w:spacing w:before="0" w:after="0" w:line="1200" w:lineRule="exact"/>
+        <w:spacing w:before="0" w:after="280" w:line="240" w:lineRule="auto"/>
       </w:pPr>
       <w:r>
         <w:rPr>
@@ -1021,7 +1011,7 @@
     <w:p>
       <w:pPr>
         <w:snapToGrid w:val="0"/>
-        <w:spacing w:before="0" w:after="0" w:line="1200" w:lineRule="exact"/>
+        <w:spacing w:before="0" w:after="338" w:line="240" w:lineRule="auto"/>
       </w:pPr>
       <w:r>
         <w:br w:type="column"/>
@@ -1034,13 +1024,13 @@
           <w:szCs w:val="32"/>
           <w:u w:val="single" w:color="B9C4D6"/>
         </w:rPr>
-        <w:t xml:space="preserve">　　　　　　　　　　　　　　　　　　　　　</w:t>
-      </w:r>
-    </w:p>
-    <w:p>
-      <w:pPr>
-        <w:snapToGrid w:val="0"/>
-        <w:spacing w:before="0" w:after="0" w:line="1200" w:lineRule="exact"/>
+        <w:t xml:space="preserve">　　　　　　　　　　　　　　　　　　　</w:t>
+      </w:r>
+    </w:p>
+    <w:p>
+      <w:pPr>
+        <w:snapToGrid w:val="0"/>
+        <w:spacing w:before="0" w:after="338" w:line="240" w:lineRule="auto"/>
       </w:pPr>
       <w:r>
         <w:rPr>
@@ -1050,13 +1040,13 @@
           <w:szCs w:val="32"/>
           <w:u w:val="single" w:color="B9C4D6"/>
         </w:rPr>
-        <w:t xml:space="preserve">　　　　　　　　　　　　　　　　　　　　　</w:t>
-      </w:r>
-    </w:p>
-    <w:p>
-      <w:pPr>
-        <w:snapToGrid w:val="0"/>
-        <w:spacing w:before="0" w:after="0" w:line="1200" w:lineRule="exact"/>
+        <w:t xml:space="preserve">　　　　　　　　　　　　　　　　　　　</w:t>
+      </w:r>
+    </w:p>
+    <w:p>
+      <w:pPr>
+        <w:snapToGrid w:val="0"/>
+        <w:spacing w:before="0" w:after="338" w:line="240" w:lineRule="auto"/>
       </w:pPr>
       <w:r>
         <w:rPr>
@@ -1066,13 +1056,13 @@
           <w:szCs w:val="32"/>
           <w:u w:val="single" w:color="B9C4D6"/>
         </w:rPr>
-        <w:t xml:space="preserve">　　　　　　　　　　　　　　　　　　　　　</w:t>
-      </w:r>
-    </w:p>
-    <w:p>
-      <w:pPr>
-        <w:snapToGrid w:val="0"/>
-        <w:spacing w:before="0" w:after="0" w:line="1200" w:lineRule="exact"/>
+        <w:t xml:space="preserve">　　　　　　　　　　　　　　　　　　　</w:t>
+      </w:r>
+    </w:p>
+    <w:p>
+      <w:pPr>
+        <w:snapToGrid w:val="0"/>
+        <w:spacing w:before="0" w:after="338" w:line="240" w:lineRule="auto"/>
       </w:pPr>
       <w:r>
         <w:rPr>
@@ -1082,13 +1072,13 @@
           <w:szCs w:val="32"/>
           <w:u w:val="single" w:color="B9C4D6"/>
         </w:rPr>
-        <w:t xml:space="preserve">　　　　　　　　　　　　　　　　　　　　　</w:t>
-      </w:r>
-    </w:p>
-    <w:p>
-      <w:pPr>
-        <w:snapToGrid w:val="0"/>
-        <w:spacing w:before="0" w:after="0" w:line="1200" w:lineRule="exact"/>
+        <w:t xml:space="preserve">　　　　　　　　　　　　　　　　　　　</w:t>
+      </w:r>
+    </w:p>
+    <w:p>
+      <w:pPr>
+        <w:snapToGrid w:val="0"/>
+        <w:spacing w:before="0" w:after="338" w:line="240" w:lineRule="auto"/>
       </w:pPr>
       <w:r>
         <w:rPr>
@@ -1098,23 +1088,7 @@
           <w:szCs w:val="32"/>
           <w:u w:val="single" w:color="B9C4D6"/>
         </w:rPr>
-        <w:t xml:space="preserve">　　　　　　　　　　　　　　　　　　　　　</w:t>
-      </w:r>
-    </w:p>
-    <w:p>
-      <w:pPr>
-        <w:snapToGrid w:val="0"/>
-        <w:spacing w:before="0" w:after="0" w:line="1200" w:lineRule="exact"/>
-      </w:pPr>
-      <w:r>
-        <w:rPr>
-          <w:rFonts w:ascii="UD デジタル教科書体 N" w:eastAsia="UD デジタル教科書体 N" w:hAnsi="UD デジタル教科書体 N" w:cs="UD デジタル教科書体 N"/>
-          <w:color w:val="1A1A1A"/>
-          <w:sz w:val="32"/>
-          <w:szCs w:val="32"/>
-          <w:u w:val="single" w:color="B9C4D6"/>
-        </w:rPr>
-        <w:t xml:space="preserve">　　　　　　　　　　　　　　　　　　　　　</w:t>
+        <w:t xml:space="preserve">　　　　　　　　　　　　　　　　　　　</w:t>
       </w:r>
     </w:p>
     <w:p>
@@ -1125,8 +1099,8 @@
           <w:pgSz w:w="16838" w:h="11906" w:orient="landscape"/>
           <w:pgMar w:top="850" w:right="907" w:bottom="794" w:left="907" w:header="567" w:footer="567" w:gutter="0"/>
           <w:cols w:num="2" w:space="284" w:equalWidth="0">
-            <w:col w:w="3175" w:space="284"/>
-            <w:col w:w="6803"/>
+            <w:col w:w="3402" w:space="284"/>
+            <w:col w:w="6576"/>
           </w:cols>
           <w:textDirection w:val="tbRl"/>
           <w:docGrid w:type="default" w:linePitch="360" w:charSpace="0"/>
@@ -1136,7 +1110,7 @@
     <w:p>
       <w:pPr>
         <w:snapToGrid w:val="0"/>
-        <w:spacing w:before="0" w:after="0" w:line="340" w:lineRule="exact"/>
+        <w:spacing w:before="0" w:after="344" w:line="240" w:lineRule="auto"/>
       </w:pPr>
       <w:r>
         <w:rPr>
@@ -1153,7 +1127,7 @@
     <w:p>
       <w:pPr>
         <w:snapToGrid w:val="0"/>
-        <w:spacing w:before="0" w:after="0" w:line="340" w:lineRule="exact"/>
+        <w:spacing w:before="0" w:after="344" w:line="240" w:lineRule="auto"/>
       </w:pPr>
       <w:r>
         <w:rPr>
@@ -1206,7 +1180,7 @@
     <w:p>
       <w:pPr>
         <w:snapToGrid w:val="0"/>
-        <w:spacing w:before="0" w:after="0" w:line="340" w:lineRule="exact"/>
+        <w:spacing w:before="0" w:after="344" w:line="240" w:lineRule="auto"/>
       </w:pPr>
       <w:r>
         <w:rPr>
@@ -1221,7 +1195,7 @@
     <w:p>
       <w:pPr>
         <w:snapToGrid w:val="0"/>
-        <w:spacing w:before="0" w:after="0" w:line="340" w:lineRule="exact"/>
+        <w:spacing w:before="0" w:after="344" w:line="240" w:lineRule="auto"/>
       </w:pPr>
       <w:r>
         <w:rPr>
@@ -1369,7 +1343,7 @@
     <w:p>
       <w:pPr>
         <w:snapToGrid w:val="0"/>
-        <w:spacing w:before="0" w:after="0" w:line="340" w:lineRule="exact"/>
+        <w:spacing w:before="0" w:after="344" w:line="240" w:lineRule="auto"/>
       </w:pPr>
       <w:r>
         <w:rPr>
@@ -1384,7 +1358,7 @@
     <w:p>
       <w:pPr>
         <w:snapToGrid w:val="0"/>
-        <w:spacing w:before="0" w:after="0" w:line="340" w:lineRule="exact"/>
+        <w:spacing w:before="0" w:after="344" w:line="240" w:lineRule="auto"/>
       </w:pPr>
       <w:r>
         <w:rPr>
@@ -1532,7 +1506,7 @@
     <w:p>
       <w:pPr>
         <w:snapToGrid w:val="0"/>
-        <w:spacing w:before="0" w:after="0" w:line="340" w:lineRule="exact"/>
+        <w:spacing w:before="0" w:after="344" w:line="240" w:lineRule="auto"/>
       </w:pPr>
       <w:r>
         <w:rPr>
@@ -1549,7 +1523,7 @@
     <w:p>
       <w:pPr>
         <w:snapToGrid w:val="0"/>
-        <w:spacing w:before="0" w:after="0" w:line="340" w:lineRule="exact"/>
+        <w:spacing w:before="0" w:after="344" w:line="240" w:lineRule="auto"/>
       </w:pPr>
       <w:r>
         <w:rPr>
@@ -1651,7 +1625,7 @@
     <w:p>
       <w:pPr>
         <w:snapToGrid w:val="0"/>
-        <w:spacing w:before="0" w:after="0" w:line="340" w:lineRule="exact"/>
+        <w:spacing w:before="0" w:after="344" w:line="240" w:lineRule="auto"/>
       </w:pPr>
       <w:r>
         <w:rPr>
@@ -1772,7 +1746,7 @@
     <w:p>
       <w:pPr>
         <w:snapToGrid w:val="0"/>
-        <w:spacing w:before="0" w:after="0" w:line="340" w:lineRule="exact"/>
+        <w:spacing w:before="0" w:after="344" w:line="240" w:lineRule="auto"/>
       </w:pPr>
       <w:r>
         <w:rPr>
@@ -1955,7 +1929,7 @@
     <w:p>
       <w:pPr>
         <w:snapToGrid w:val="0"/>
-        <w:spacing w:before="0" w:after="0" w:line="340" w:lineRule="exact"/>
+        <w:spacing w:before="0" w:after="344" w:line="240" w:lineRule="auto"/>
       </w:pPr>
       <w:r>
         <w:rPr>
@@ -2206,7 +2180,7 @@
     <w:p>
       <w:pPr>
         <w:snapToGrid w:val="0"/>
-        <w:spacing w:before="0" w:after="0" w:line="560" w:lineRule="exact"/>
+        <w:spacing w:before="0" w:after="340" w:line="240" w:lineRule="auto"/>
       </w:pPr>
       <w:r>
         <w:rPr>
@@ -2217,19 +2191,19 @@
           <w:sz w:val="24"/>
           <w:szCs w:val="24"/>
         </w:rPr>
-        <w:t xml:space="preserve">【古典探究】　李白「早発白帝城」　現代語訳プリント②</w:t>
+        <w:t xml:space="preserve">【古典探究】　李白「早発白帝城」　現代語訳プリント②　　『唐詩選』</w:t>
       </w:r>
       <w:r>
         <w:drawing>
           <wp:anchor distT="0" distB="0" distL="0" distR="0" simplePos="0" relativeHeight="251658240" behindDoc="1" locked="0" layoutInCell="1" allowOverlap="1">
             <wp:simplePos x="0" y="0"/>
             <wp:positionH relativeFrom="page">
-              <wp:posOffset>469900</wp:posOffset>
+              <wp:posOffset>6441440</wp:posOffset>
             </wp:positionH>
             <wp:positionV relativeFrom="page">
-              <wp:posOffset>7541895</wp:posOffset>
+              <wp:posOffset>2810510</wp:posOffset>
             </wp:positionV>
-            <wp:extent cx="2197100" cy="6656070"/>
+            <wp:extent cx="2718434" cy="4315460"/>
             <wp:effectExtent l="0" t="0" r="0" b="0"/>
             <wp:wrapNone/>
             <wp:docPr id="1" name="frame1"/>
@@ -2241,7 +2215,7 @@
                   <wps:spPr>
                     <a:xfrm>
                       <a:off x="0" y="0"/>
-                      <a:ext cx="2197100" cy="6656070"/>
+                      <a:ext cx="2718434" cy="4315460"/>
                     </a:xfrm>
                     <a:prstGeom prst="roundRect">
                       <a:avLst>
@@ -2267,12 +2241,12 @@
           <wp:anchor distT="0" distB="0" distL="0" distR="0" simplePos="0" relativeHeight="251658240" behindDoc="1" locked="0" layoutInCell="1" allowOverlap="1">
             <wp:simplePos x="0" y="0"/>
             <wp:positionH relativeFrom="page">
-              <wp:posOffset>469900</wp:posOffset>
+              <wp:posOffset>3344545</wp:posOffset>
             </wp:positionH>
             <wp:positionV relativeFrom="page">
-              <wp:posOffset>5598795</wp:posOffset>
+              <wp:posOffset>469900</wp:posOffset>
             </wp:positionV>
-            <wp:extent cx="1879600" cy="6656070"/>
+            <wp:extent cx="2660014" cy="6656070"/>
             <wp:effectExtent l="0" t="0" r="0" b="0"/>
             <wp:wrapNone/>
             <wp:docPr id="2" name="frame2"/>
@@ -2284,7 +2258,7 @@
                   <wps:spPr>
                     <a:xfrm>
                       <a:off x="0" y="0"/>
-                      <a:ext cx="1879600" cy="6656070"/>
+                      <a:ext cx="2660014" cy="6656070"/>
                     </a:xfrm>
                     <a:prstGeom prst="roundRect">
                       <a:avLst>
@@ -2310,12 +2284,12 @@
           <wp:anchor distT="0" distB="0" distL="0" distR="0" simplePos="0" relativeHeight="251658240" behindDoc="1" locked="0" layoutInCell="1" allowOverlap="1">
             <wp:simplePos x="0" y="0"/>
             <wp:positionH relativeFrom="page">
-              <wp:posOffset>469900</wp:posOffset>
+              <wp:posOffset>648335</wp:posOffset>
             </wp:positionH>
             <wp:positionV relativeFrom="page">
-              <wp:posOffset>1572895</wp:posOffset>
+              <wp:posOffset>469900</wp:posOffset>
             </wp:positionV>
-            <wp:extent cx="3962400" cy="6656070"/>
+            <wp:extent cx="2632710" cy="6656070"/>
             <wp:effectExtent l="0" t="0" r="0" b="0"/>
             <wp:wrapNone/>
             <wp:docPr id="3" name="frame3"/>
@@ -2327,7 +2301,7 @@
                   <wps:spPr>
                     <a:xfrm>
                       <a:off x="0" y="0"/>
-                      <a:ext cx="3962400" cy="6656070"/>
+                      <a:ext cx="2632710" cy="6656070"/>
                     </a:xfrm>
                     <a:prstGeom prst="roundRect">
                       <a:avLst>
@@ -2352,7 +2326,9 @@
     <w:p>
       <w:pPr>
         <w:snapToGrid w:val="0"/>
-        <w:spacing w:before="0" w:after="0" w:line="560" w:lineRule="exact"/>
+        <w:spacing w:before="0" w:after="340" w:line="240" w:lineRule="auto"/>
+        <w:ind w:right="2200"/>
+        <w:jc w:val="right"/>
       </w:pPr>
       <w:r>
         <w:rPr>
@@ -2361,13 +2337,13 @@
           <w:sz w:val="22"/>
           <w:szCs w:val="22"/>
         </w:rPr>
-        <w:t xml:space="preserve">書き下し文をもとに現代語訳を書け。上段の訓読文と対応する。</w:t>
-      </w:r>
-    </w:p>
-    <w:p>
-      <w:pPr>
-        <w:snapToGrid w:val="0"/>
-        <w:spacing w:before="0" w:after="0" w:line="560" w:lineRule="exact"/>
+        <w:t xml:space="preserve">二年　　組　　　番　氏名</w:t>
+      </w:r>
+    </w:p>
+    <w:p>
+      <w:pPr>
+        <w:snapToGrid w:val="0"/>
+        <w:spacing w:before="0" w:after="340" w:line="240" w:lineRule="auto"/>
       </w:pPr>
       <w:r>
         <w:rPr>
@@ -2376,7 +2352,7 @@
           <w:sz w:val="22"/>
           <w:szCs w:val="22"/>
         </w:rPr>
-        <w:t xml:space="preserve">二年　　組　　　番　氏名　　　　　　　　　　　　出典　『唐詩選』</w:t>
+        <w:t xml:space="preserve">書き下し文をもとに現代語訳を書け。上段の訓読文と対応する。</w:t>
       </w:r>
     </w:p>
     <w:p>
@@ -2395,7 +2371,7 @@
     <w:p>
       <w:pPr>
         <w:snapToGrid w:val="0"/>
-        <w:spacing w:before="0" w:after="0" w:line="1030" w:lineRule="exact"/>
+        <w:spacing w:before="0" w:after="280" w:line="240" w:lineRule="auto"/>
       </w:pPr>
       <w:r>
         <w:rPr/>
@@ -2528,12 +2504,15 @@
         </w:rPr>
         <w:t xml:space="preserve">一</w:t>
       </w:r>
-    </w:p>
-    <w:p>
-      <w:pPr>
-        <w:snapToGrid w:val="0"/>
-        <w:spacing w:before="0" w:after="0" w:line="1030" w:lineRule="exact"/>
-      </w:pPr>
+      <w:r>
+        <w:rPr>
+          <w:rFonts w:ascii="HG正楷書体-PRO" w:eastAsia="HG正楷書体-PRO" w:hAnsi="HG正楷書体-PRO" w:cs="HG正楷書体-PRO"/>
+          <w:color w:val="1A1A1A"/>
+          <w:sz w:val="36"/>
+          <w:szCs w:val="36"/>
+        </w:rPr>
+        <w:t xml:space="preserve">　</w:t>
+      </w:r>
       <w:r>
         <w:rPr/>
         <w:ruby>
@@ -2572,7 +2551,7 @@
     <w:p>
       <w:pPr>
         <w:snapToGrid w:val="0"/>
-        <w:spacing w:before="0" w:after="0" w:line="1030" w:lineRule="exact"/>
+        <w:spacing w:before="0" w:after="280" w:line="240" w:lineRule="auto"/>
       </w:pPr>
       <w:r>
         <w:rPr/>
@@ -2698,7 +2677,7 @@
     <w:p>
       <w:pPr>
         <w:snapToGrid w:val="0"/>
-        <w:spacing w:before="0" w:after="0" w:line="1030" w:lineRule="exact"/>
+        <w:spacing w:before="0" w:after="280" w:line="240" w:lineRule="auto"/>
       </w:pPr>
       <w:r>
         <w:rPr>
@@ -2892,7 +2871,7 @@
     <w:p>
       <w:pPr>
         <w:snapToGrid w:val="0"/>
-        <w:spacing w:before="0" w:after="0" w:line="1030" w:lineRule="exact"/>
+        <w:spacing w:before="0" w:after="280" w:line="240" w:lineRule="auto"/>
       </w:pPr>
       <w:r>
         <w:rPr>
@@ -3062,7 +3041,7 @@
     <w:p>
       <w:pPr>
         <w:snapToGrid w:val="0"/>
-        <w:spacing w:before="0" w:after="0" w:line="1030" w:lineRule="exact"/>
+        <w:spacing w:before="0" w:after="280" w:line="240" w:lineRule="auto"/>
       </w:pPr>
       <w:r>
         <w:rPr>
@@ -3222,7 +3201,7 @@
     <w:p>
       <w:pPr>
         <w:snapToGrid w:val="0"/>
-        <w:spacing w:before="0" w:after="0" w:line="1030" w:lineRule="exact"/>
+        <w:spacing w:before="0" w:after="497" w:line="240" w:lineRule="auto"/>
       </w:pPr>
       <w:r>
         <w:br w:type="column"/>
@@ -3235,13 +3214,13 @@
           <w:szCs w:val="21"/>
           <w:u w:val="single" w:color="B9C4D6"/>
         </w:rPr>
-        <w:t xml:space="preserve">　　　　　　　　　　　　　　　　　　　　　　　　　　　　　　　　</w:t>
-      </w:r>
-    </w:p>
-    <w:p>
-      <w:pPr>
-        <w:snapToGrid w:val="0"/>
-        <w:spacing w:before="0" w:after="0" w:line="1030" w:lineRule="exact"/>
+        <w:t xml:space="preserve">　　　　　　　　　　　　　　　　　　　　　　　　　　　　　　</w:t>
+      </w:r>
+    </w:p>
+    <w:p>
+      <w:pPr>
+        <w:snapToGrid w:val="0"/>
+        <w:spacing w:before="0" w:after="497" w:line="240" w:lineRule="auto"/>
       </w:pPr>
       <w:r>
         <w:rPr>
@@ -3251,13 +3230,13 @@
           <w:szCs w:val="21"/>
           <w:u w:val="single" w:color="B9C4D6"/>
         </w:rPr>
-        <w:t xml:space="preserve">　　　　　　　　　　　　　　　　　　　　　　　　　　　　　　　　</w:t>
-      </w:r>
-    </w:p>
-    <w:p>
-      <w:pPr>
-        <w:snapToGrid w:val="0"/>
-        <w:spacing w:before="0" w:after="0" w:line="1030" w:lineRule="exact"/>
+        <w:t xml:space="preserve">　　　　　　　　　　　　　　　　　　　　　　　　　　　　　　</w:t>
+      </w:r>
+    </w:p>
+    <w:p>
+      <w:pPr>
+        <w:snapToGrid w:val="0"/>
+        <w:spacing w:before="0" w:after="497" w:line="240" w:lineRule="auto"/>
       </w:pPr>
       <w:r>
         <w:rPr>
@@ -3267,13 +3246,13 @@
           <w:szCs w:val="21"/>
           <w:u w:val="single" w:color="B9C4D6"/>
         </w:rPr>
-        <w:t xml:space="preserve">　　　　　　　　　　　　　　　　　　　　　　　　　　　　　　　　</w:t>
-      </w:r>
-    </w:p>
-    <w:p>
-      <w:pPr>
-        <w:snapToGrid w:val="0"/>
-        <w:spacing w:before="0" w:after="0" w:line="1030" w:lineRule="exact"/>
+        <w:t xml:space="preserve">　　　　　　　　　　　　　　　　　　　　　　　　　　　　　　</w:t>
+      </w:r>
+    </w:p>
+    <w:p>
+      <w:pPr>
+        <w:snapToGrid w:val="0"/>
+        <w:spacing w:before="0" w:after="497" w:line="240" w:lineRule="auto"/>
       </w:pPr>
       <w:r>
         <w:rPr>
@@ -3283,13 +3262,13 @@
           <w:szCs w:val="21"/>
           <w:u w:val="single" w:color="B9C4D6"/>
         </w:rPr>
-        <w:t xml:space="preserve">　　　　　　　　　　　　　　　　　　　　　　　　　　　　　　　　</w:t>
-      </w:r>
-    </w:p>
-    <w:p>
-      <w:pPr>
-        <w:snapToGrid w:val="0"/>
-        <w:spacing w:before="0" w:after="0" w:line="1030" w:lineRule="exact"/>
+        <w:t xml:space="preserve">　　　　　　　　　　　　　　　　　　　　　　　　　　　　　　</w:t>
+      </w:r>
+    </w:p>
+    <w:p>
+      <w:pPr>
+        <w:snapToGrid w:val="0"/>
+        <w:spacing w:before="0" w:after="497" w:line="240" w:lineRule="auto"/>
       </w:pPr>
       <w:r>
         <w:rPr>
@@ -3299,23 +3278,7 @@
           <w:szCs w:val="21"/>
           <w:u w:val="single" w:color="B9C4D6"/>
         </w:rPr>
-        <w:t xml:space="preserve">　　　　　　　　　　　　　　　　　　　　　　　　　　　　　　　　</w:t>
-      </w:r>
-    </w:p>
-    <w:p>
-      <w:pPr>
-        <w:snapToGrid w:val="0"/>
-        <w:spacing w:before="0" w:after="0" w:line="1030" w:lineRule="exact"/>
-      </w:pPr>
-      <w:r>
-        <w:rPr>
-          <w:rFonts w:ascii="UD デジタル教科書体 N" w:eastAsia="UD デジタル教科書体 N" w:hAnsi="UD デジタル教科書体 N" w:cs="UD デジタル教科書体 N"/>
-          <w:color w:val="1A1A1A"/>
-          <w:sz w:val="21"/>
-          <w:szCs w:val="21"/>
-          <w:u w:val="single" w:color="B9C4D6"/>
-        </w:rPr>
-        <w:t xml:space="preserve">　　　　　　　　　　　　　　　　　　　　　　　　　　　　　　　　</w:t>
+        <w:t xml:space="preserve">　　　　　　　　　　　　　　　　　　　　　　　　　　　　　　</w:t>
       </w:r>
     </w:p>
     <w:p>
@@ -3326,8 +3289,8 @@
           <w:pgSz w:w="16838" w:h="11906" w:orient="landscape"/>
           <w:pgMar w:top="850" w:right="907" w:bottom="794" w:left="907" w:header="567" w:footer="567" w:gutter="0"/>
           <w:cols w:num="2" w:space="284" w:equalWidth="0">
-            <w:col w:w="3175" w:space="284"/>
-            <w:col w:w="6803"/>
+            <w:col w:w="3402" w:space="284"/>
+            <w:col w:w="6576"/>
           </w:cols>
           <w:textDirection w:val="tbRl"/>
           <w:docGrid w:type="default" w:linePitch="360" w:charSpace="0"/>
@@ -3337,7 +3300,7 @@
     <w:p>
       <w:pPr>
         <w:snapToGrid w:val="0"/>
-        <w:spacing w:before="0" w:after="0" w:line="340" w:lineRule="exact"/>
+        <w:spacing w:before="0" w:after="215" w:line="240" w:lineRule="auto"/>
       </w:pPr>
       <w:r>
         <w:rPr>
@@ -3354,7 +3317,7 @@
     <w:p>
       <w:pPr>
         <w:snapToGrid w:val="0"/>
-        <w:spacing w:before="0" w:after="0" w:line="340" w:lineRule="exact"/>
+        <w:spacing w:before="0" w:after="215" w:line="240" w:lineRule="auto"/>
       </w:pPr>
       <w:r>
         <w:rPr>
@@ -3369,7 +3332,7 @@
     <w:p>
       <w:pPr>
         <w:snapToGrid w:val="0"/>
-        <w:spacing w:before="0" w:after="0" w:line="340" w:lineRule="exact"/>
+        <w:spacing w:before="0" w:after="215" w:line="240" w:lineRule="auto"/>
       </w:pPr>
       <w:r>
         <w:rPr>
@@ -3394,7 +3357,7 @@
     <w:p>
       <w:pPr>
         <w:snapToGrid w:val="0"/>
-        <w:spacing w:before="0" w:after="0" w:line="340" w:lineRule="exact"/>
+        <w:spacing w:before="0" w:after="215" w:line="240" w:lineRule="auto"/>
       </w:pPr>
       <w:r>
         <w:rPr>
@@ -3452,7 +3415,7 @@
     <w:p>
       <w:pPr>
         <w:snapToGrid w:val="0"/>
-        <w:spacing w:before="0" w:after="0" w:line="340" w:lineRule="exact"/>
+        <w:spacing w:before="0" w:after="215" w:line="240" w:lineRule="auto"/>
       </w:pPr>
       <w:r>
         <w:rPr>
@@ -3477,7 +3440,7 @@
     <w:p>
       <w:pPr>
         <w:snapToGrid w:val="0"/>
-        <w:spacing w:before="0" w:after="0" w:line="340" w:lineRule="exact"/>
+        <w:spacing w:before="0" w:after="215" w:line="240" w:lineRule="auto"/>
       </w:pPr>
       <w:r>
         <w:rPr>
@@ -3492,7 +3455,7 @@
     <w:p>
       <w:pPr>
         <w:snapToGrid w:val="0"/>
-        <w:spacing w:before="0" w:after="0" w:line="340" w:lineRule="exact"/>
+        <w:spacing w:before="0" w:after="215" w:line="240" w:lineRule="auto"/>
       </w:pPr>
       <w:r>
         <w:rPr>
@@ -3588,7 +3551,7 @@
     <w:p>
       <w:pPr>
         <w:snapToGrid w:val="0"/>
-        <w:spacing w:before="0" w:after="0" w:line="340" w:lineRule="exact"/>
+        <w:spacing w:before="0" w:after="215" w:line="240" w:lineRule="auto"/>
       </w:pPr>
       <w:r>
         <w:rPr>
@@ -3605,7 +3568,7 @@
     <w:p>
       <w:pPr>
         <w:snapToGrid w:val="0"/>
-        <w:spacing w:before="0" w:after="0" w:line="340" w:lineRule="exact"/>
+        <w:spacing w:before="0" w:after="215" w:line="240" w:lineRule="auto"/>
       </w:pPr>
       <w:r>
         <w:rPr>
@@ -3817,7 +3780,7 @@
     <w:p>
       <w:pPr>
         <w:snapToGrid w:val="0"/>
-        <w:spacing w:before="0" w:after="0" w:line="340" w:lineRule="exact"/>
+        <w:spacing w:before="0" w:after="215" w:line="240" w:lineRule="auto"/>
       </w:pPr>
       <w:r>
         <w:rPr>
@@ -3948,7 +3911,7 @@
     <w:p>
       <w:pPr>
         <w:snapToGrid w:val="0"/>
-        <w:spacing w:before="0" w:after="0" w:line="340" w:lineRule="exact"/>
+        <w:spacing w:before="0" w:after="215" w:line="240" w:lineRule="auto"/>
       </w:pPr>
       <w:r>
         <w:rPr/>
@@ -4146,7 +4109,7 @@
     <w:p>
       <w:pPr>
         <w:snapToGrid w:val="0"/>
-        <w:spacing w:before="0" w:after="0" w:line="340" w:lineRule="exact"/>
+        <w:spacing w:before="0" w:after="215" w:line="240" w:lineRule="auto"/>
       </w:pPr>
       <w:r>
         <w:rPr>
@@ -4296,7 +4259,7 @@
     <w:p>
       <w:pPr>
         <w:snapToGrid w:val="0"/>
-        <w:spacing w:before="0" w:after="0" w:line="340" w:lineRule="exact"/>
+        <w:spacing w:before="0" w:after="215" w:line="240" w:lineRule="auto"/>
       </w:pPr>
       <w:r>
         <w:rPr>

--- a/漢文プリント_表なし版/早発白帝城_生徒版.docx
+++ b/漢文プリント_表なし版/早発白帝城_生徒版.docx
@@ -5,7 +5,7 @@
     <w:p>
       <w:pPr>
         <w:snapToGrid w:val="0"/>
-        <w:spacing w:before="0" w:after="340" w:line="240" w:lineRule="auto"/>
+        <w:spacing w:before="0" w:after="220" w:line="240" w:lineRule="auto"/>
       </w:pPr>
       <w:r>
         <w:rPr>
@@ -23,12 +23,12 @@
           <wp:anchor distT="0" distB="0" distL="0" distR="0" simplePos="0" relativeHeight="251658240" behindDoc="1" locked="0" layoutInCell="1" allowOverlap="1">
             <wp:simplePos x="0" y="0"/>
             <wp:positionH relativeFrom="page">
-              <wp:posOffset>6060440</wp:posOffset>
+              <wp:posOffset>6375400</wp:posOffset>
             </wp:positionH>
             <wp:positionV relativeFrom="page">
               <wp:posOffset>2810510</wp:posOffset>
             </wp:positionV>
-            <wp:extent cx="3517900" cy="4315460"/>
+            <wp:extent cx="3279140" cy="4171950"/>
             <wp:effectExtent l="0" t="0" r="0" b="0"/>
             <wp:wrapNone/>
             <wp:docPr id="1" name="frame1"/>
@@ -40,7 +40,7 @@
                   <wps:spPr>
                     <a:xfrm>
                       <a:off x="0" y="0"/>
-                      <a:ext cx="3517900" cy="4315460"/>
+                      <a:ext cx="3279140" cy="4171950"/>
                     </a:xfrm>
                     <a:prstGeom prst="roundRect">
                       <a:avLst>
@@ -66,12 +66,12 @@
           <wp:anchor distT="0" distB="0" distL="0" distR="0" simplePos="0" relativeHeight="251658240" behindDoc="1" locked="0" layoutInCell="1" allowOverlap="1">
             <wp:simplePos x="0" y="0"/>
             <wp:positionH relativeFrom="page">
-              <wp:posOffset>3376929</wp:posOffset>
+              <wp:posOffset>3413759</wp:posOffset>
             </wp:positionH>
             <wp:positionV relativeFrom="page">
               <wp:posOffset>469900</wp:posOffset>
             </wp:positionV>
-            <wp:extent cx="2536190" cy="6656070"/>
+            <wp:extent cx="2743835" cy="6512560"/>
             <wp:effectExtent l="0" t="0" r="0" b="0"/>
             <wp:wrapNone/>
             <wp:docPr id="2" name="frame2"/>
@@ -83,7 +83,7 @@
                   <wps:spPr>
                     <a:xfrm>
                       <a:off x="0" y="0"/>
-                      <a:ext cx="2536190" cy="6656070"/>
+                      <a:ext cx="2743835" cy="6512560"/>
                     </a:xfrm>
                     <a:prstGeom prst="roundRect">
                       <a:avLst>
@@ -109,12 +109,12 @@
           <wp:anchor distT="0" distB="0" distL="0" distR="0" simplePos="0" relativeHeight="251658240" behindDoc="1" locked="0" layoutInCell="1" allowOverlap="1">
             <wp:simplePos x="0" y="0"/>
             <wp:positionH relativeFrom="page">
-              <wp:posOffset>728980</wp:posOffset>
+              <wp:posOffset>737869</wp:posOffset>
             </wp:positionH>
             <wp:positionV relativeFrom="page">
               <wp:posOffset>469900</wp:posOffset>
             </wp:positionV>
-            <wp:extent cx="2584449" cy="6656070"/>
+            <wp:extent cx="2612389" cy="6512560"/>
             <wp:effectExtent l="0" t="0" r="0" b="0"/>
             <wp:wrapNone/>
             <wp:docPr id="3" name="frame3"/>
@@ -126,7 +126,7 @@
                   <wps:spPr>
                     <a:xfrm>
                       <a:off x="0" y="0"/>
-                      <a:ext cx="2584449" cy="6656070"/>
+                      <a:ext cx="2612389" cy="6512560"/>
                     </a:xfrm>
                     <a:prstGeom prst="roundRect">
                       <a:avLst>
@@ -151,7 +151,7 @@
     <w:p>
       <w:pPr>
         <w:snapToGrid w:val="0"/>
-        <w:spacing w:before="0" w:after="340" w:line="240" w:lineRule="auto"/>
+        <w:spacing w:before="0" w:after="220" w:line="240" w:lineRule="auto"/>
         <w:ind w:right="2200"/>
         <w:jc w:val="right"/>
       </w:pPr>
@@ -171,7 +171,7 @@
         <w:sectPr>
           <w:type w:val="continuous"/>
           <w:pgSz w:w="16838" w:h="11906" w:orient="landscape"/>
-          <w:pgMar w:top="850" w:right="907" w:bottom="794" w:left="907" w:header="567" w:footer="567" w:gutter="0"/>
+          <w:pgMar w:top="850" w:right="907" w:bottom="1020" w:left="907" w:header="567" w:footer="567" w:gutter="0"/>
           <w:cols w:num="1" w:space="284" w:equalWidth="1"/>
           <w:textDirection w:val="tbRl"/>
           <w:docGrid w:type="default" w:linePitch="360" w:charSpace="0"/>
@@ -182,6 +182,7 @@
       <w:pPr>
         <w:snapToGrid w:val="0"/>
         <w:spacing w:before="0" w:after="280" w:line="240" w:lineRule="auto"/>
+        <w:ind w:right="170"/>
       </w:pPr>
       <w:r>
         <w:rPr/>
@@ -362,6 +363,7 @@
       <w:pPr>
         <w:snapToGrid w:val="0"/>
         <w:spacing w:before="0" w:after="280" w:line="240" w:lineRule="auto"/>
+        <w:ind w:right="170"/>
       </w:pPr>
       <w:r>
         <w:rPr/>
@@ -488,6 +490,7 @@
       <w:pPr>
         <w:snapToGrid w:val="0"/>
         <w:spacing w:before="0" w:after="280" w:line="240" w:lineRule="auto"/>
+        <w:ind w:right="170"/>
       </w:pPr>
       <w:r>
         <w:rPr>
@@ -682,6 +685,7 @@
       <w:pPr>
         <w:snapToGrid w:val="0"/>
         <w:spacing w:before="0" w:after="280" w:line="240" w:lineRule="auto"/>
+        <w:ind w:right="170"/>
       </w:pPr>
       <w:r>
         <w:rPr>
@@ -852,6 +856,7 @@
       <w:pPr>
         <w:snapToGrid w:val="0"/>
         <w:spacing w:before="0" w:after="280" w:line="240" w:lineRule="auto"/>
+        <w:ind w:right="170"/>
       </w:pPr>
       <w:r>
         <w:rPr>
@@ -1011,7 +1016,8 @@
     <w:p>
       <w:pPr>
         <w:snapToGrid w:val="0"/>
-        <w:spacing w:before="0" w:after="338" w:line="240" w:lineRule="auto"/>
+        <w:spacing w:before="0" w:after="410" w:line="240" w:lineRule="auto"/>
+        <w:ind w:right="170"/>
       </w:pPr>
       <w:r>
         <w:br w:type="column"/>
@@ -1020,75 +1026,79 @@
         <w:rPr>
           <w:rFonts w:ascii="UD デジタル教科書体 N" w:eastAsia="UD デジタル教科書体 N" w:hAnsi="UD デジタル教科書体 N" w:cs="UD デジタル教科書体 N"/>
           <w:color w:val="1A1A1A"/>
-          <w:sz w:val="32"/>
-          <w:szCs w:val="32"/>
-          <w:u w:val="single" w:color="B9C4D6"/>
-        </w:rPr>
-        <w:t xml:space="preserve">　　　　　　　　　　　　　　　　　　　</w:t>
-      </w:r>
-    </w:p>
-    <w:p>
-      <w:pPr>
-        <w:snapToGrid w:val="0"/>
-        <w:spacing w:before="0" w:after="338" w:line="240" w:lineRule="auto"/>
-      </w:pPr>
-      <w:r>
-        <w:rPr>
-          <w:rFonts w:ascii="UD デジタル教科書体 N" w:eastAsia="UD デジタル教科書体 N" w:hAnsi="UD デジタル教科書体 N" w:cs="UD デジタル教科書体 N"/>
-          <w:color w:val="1A1A1A"/>
-          <w:sz w:val="32"/>
-          <w:szCs w:val="32"/>
-          <w:u w:val="single" w:color="B9C4D6"/>
-        </w:rPr>
-        <w:t xml:space="preserve">　　　　　　　　　　　　　　　　　　　</w:t>
-      </w:r>
-    </w:p>
-    <w:p>
-      <w:pPr>
-        <w:snapToGrid w:val="0"/>
-        <w:spacing w:before="0" w:after="338" w:line="240" w:lineRule="auto"/>
-      </w:pPr>
-      <w:r>
-        <w:rPr>
-          <w:rFonts w:ascii="UD デジタル教科書体 N" w:eastAsia="UD デジタル教科書体 N" w:hAnsi="UD デジタル教科書体 N" w:cs="UD デジタル教科書体 N"/>
-          <w:color w:val="1A1A1A"/>
-          <w:sz w:val="32"/>
-          <w:szCs w:val="32"/>
-          <w:u w:val="single" w:color="B9C4D6"/>
-        </w:rPr>
-        <w:t xml:space="preserve">　　　　　　　　　　　　　　　　　　　</w:t>
-      </w:r>
-    </w:p>
-    <w:p>
-      <w:pPr>
-        <w:snapToGrid w:val="0"/>
-        <w:spacing w:before="0" w:after="338" w:line="240" w:lineRule="auto"/>
-      </w:pPr>
-      <w:r>
-        <w:rPr>
-          <w:rFonts w:ascii="UD デジタル教科書体 N" w:eastAsia="UD デジタル教科書体 N" w:hAnsi="UD デジタル教科書体 N" w:cs="UD デジタル教科書体 N"/>
-          <w:color w:val="1A1A1A"/>
-          <w:sz w:val="32"/>
-          <w:szCs w:val="32"/>
-          <w:u w:val="single" w:color="B9C4D6"/>
-        </w:rPr>
-        <w:t xml:space="preserve">　　　　　　　　　　　　　　　　　　　</w:t>
-      </w:r>
-    </w:p>
-    <w:p>
-      <w:pPr>
-        <w:snapToGrid w:val="0"/>
-        <w:spacing w:before="0" w:after="338" w:line="240" w:lineRule="auto"/>
-      </w:pPr>
-      <w:r>
-        <w:rPr>
-          <w:rFonts w:ascii="UD デジタル教科書体 N" w:eastAsia="UD デジタル教科書体 N" w:hAnsi="UD デジタル教科書体 N" w:cs="UD デジタル教科書体 N"/>
-          <w:color w:val="1A1A1A"/>
-          <w:sz w:val="32"/>
-          <w:szCs w:val="32"/>
-          <w:u w:val="single" w:color="B9C4D6"/>
-        </w:rPr>
-        <w:t xml:space="preserve">　　　　　　　　　　　　　　　　　　　</w:t>
+          <w:sz w:val="27"/>
+          <w:szCs w:val="27"/>
+          <w:u w:val="single" w:color="A3B4CC"/>
+        </w:rPr>
+        <w:t xml:space="preserve">　　　　　　　　　　　　　　　　　　　　　</w:t>
+      </w:r>
+    </w:p>
+    <w:p>
+      <w:pPr>
+        <w:snapToGrid w:val="0"/>
+        <w:spacing w:before="0" w:after="410" w:line="240" w:lineRule="auto"/>
+        <w:ind w:right="170"/>
+      </w:pPr>
+      <w:r>
+        <w:rPr>
+          <w:rFonts w:ascii="UD デジタル教科書体 N" w:eastAsia="UD デジタル教科書体 N" w:hAnsi="UD デジタル教科書体 N" w:cs="UD デジタル教科書体 N"/>
+          <w:color w:val="1A1A1A"/>
+          <w:sz w:val="27"/>
+          <w:szCs w:val="27"/>
+          <w:u w:val="single" w:color="A3B4CC"/>
+        </w:rPr>
+        <w:t xml:space="preserve">　　　　　　　　　　　　　　　　　　　　　</w:t>
+      </w:r>
+    </w:p>
+    <w:p>
+      <w:pPr>
+        <w:snapToGrid w:val="0"/>
+        <w:spacing w:before="0" w:after="410" w:line="240" w:lineRule="auto"/>
+        <w:ind w:right="170"/>
+      </w:pPr>
+      <w:r>
+        <w:rPr>
+          <w:rFonts w:ascii="UD デジタル教科書体 N" w:eastAsia="UD デジタル教科書体 N" w:hAnsi="UD デジタル教科書体 N" w:cs="UD デジタル教科書体 N"/>
+          <w:color w:val="1A1A1A"/>
+          <w:sz w:val="27"/>
+          <w:szCs w:val="27"/>
+          <w:u w:val="single" w:color="A3B4CC"/>
+        </w:rPr>
+        <w:t xml:space="preserve">　　　　　　　　　　　　　　　　　　　　　</w:t>
+      </w:r>
+    </w:p>
+    <w:p>
+      <w:pPr>
+        <w:snapToGrid w:val="0"/>
+        <w:spacing w:before="0" w:after="410" w:line="240" w:lineRule="auto"/>
+        <w:ind w:right="170"/>
+      </w:pPr>
+      <w:r>
+        <w:rPr>
+          <w:rFonts w:ascii="UD デジタル教科書体 N" w:eastAsia="UD デジタル教科書体 N" w:hAnsi="UD デジタル教科書体 N" w:cs="UD デジタル教科書体 N"/>
+          <w:color w:val="1A1A1A"/>
+          <w:sz w:val="27"/>
+          <w:szCs w:val="27"/>
+          <w:u w:val="single" w:color="A3B4CC"/>
+        </w:rPr>
+        <w:t xml:space="preserve">　　　　　　　　　　　　　　　　　　　　　</w:t>
+      </w:r>
+    </w:p>
+    <w:p>
+      <w:pPr>
+        <w:snapToGrid w:val="0"/>
+        <w:spacing w:before="0" w:after="410" w:line="240" w:lineRule="auto"/>
+        <w:ind w:right="170"/>
+      </w:pPr>
+      <w:r>
+        <w:rPr>
+          <w:rFonts w:ascii="UD デジタル教科書体 N" w:eastAsia="UD デジタル教科書体 N" w:hAnsi="UD デジタル教科書体 N" w:cs="UD デジタル教科書体 N"/>
+          <w:color w:val="1A1A1A"/>
+          <w:sz w:val="27"/>
+          <w:szCs w:val="27"/>
+          <w:u w:val="single" w:color="A3B4CC"/>
+        </w:rPr>
+        <w:t xml:space="preserve">　　　　　　　　　　　　　　　　　　　　　</w:t>
       </w:r>
     </w:p>
     <w:p>
@@ -1097,10 +1107,10 @@
         <w:sectPr>
           <w:type w:val="continuous"/>
           <w:pgSz w:w="16838" w:h="11906" w:orient="landscape"/>
-          <w:pgMar w:top="850" w:right="907" w:bottom="794" w:left="907" w:header="567" w:footer="567" w:gutter="0"/>
+          <w:pgMar w:top="850" w:right="907" w:bottom="1020" w:left="907" w:header="567" w:footer="567" w:gutter="0"/>
           <w:cols w:num="2" w:space="284" w:equalWidth="0">
             <w:col w:w="3402" w:space="284"/>
-            <w:col w:w="6576"/>
+            <w:col w:w="6350"/>
           </w:cols>
           <w:textDirection w:val="tbRl"/>
           <w:docGrid w:type="default" w:linePitch="360" w:charSpace="0"/>
@@ -1110,7 +1120,8 @@
     <w:p>
       <w:pPr>
         <w:snapToGrid w:val="0"/>
-        <w:spacing w:before="0" w:after="344" w:line="240" w:lineRule="auto"/>
+        <w:spacing w:before="0" w:after="355" w:line="240" w:lineRule="auto"/>
+        <w:ind w:right="230"/>
       </w:pPr>
       <w:r>
         <w:rPr>
@@ -1127,7 +1138,8 @@
     <w:p>
       <w:pPr>
         <w:snapToGrid w:val="0"/>
-        <w:spacing w:before="0" w:after="344" w:line="240" w:lineRule="auto"/>
+        <w:spacing w:before="0" w:after="355" w:line="240" w:lineRule="auto"/>
+        <w:ind w:right="230"/>
       </w:pPr>
       <w:r>
         <w:rPr>
@@ -1144,7 +1156,7 @@
           <w:color w:val="1A1A1A"/>
           <w:sz w:val="18"/>
           <w:szCs w:val="18"/>
-          <w:u w:val="single" w:color="B9C4D6"/>
+          <w:u w:val="single" w:color="A3B4CC"/>
         </w:rPr>
         <w:t xml:space="preserve">　　　　</w:t>
       </w:r>
@@ -1163,7 +1175,7 @@
           <w:color w:val="1A1A1A"/>
           <w:sz w:val="18"/>
           <w:szCs w:val="18"/>
-          <w:u w:val="single" w:color="B9C4D6"/>
+          <w:u w:val="single" w:color="A3B4CC"/>
         </w:rPr>
         <w:t xml:space="preserve">　　　　　</w:t>
       </w:r>
@@ -1180,7 +1192,8 @@
     <w:p>
       <w:pPr>
         <w:snapToGrid w:val="0"/>
-        <w:spacing w:before="0" w:after="344" w:line="240" w:lineRule="auto"/>
+        <w:spacing w:before="0" w:after="355" w:line="240" w:lineRule="auto"/>
+        <w:ind w:right="230"/>
       </w:pPr>
       <w:r>
         <w:rPr>
@@ -1195,7 +1208,8 @@
     <w:p>
       <w:pPr>
         <w:snapToGrid w:val="0"/>
-        <w:spacing w:before="0" w:after="344" w:line="240" w:lineRule="auto"/>
+        <w:spacing w:before="0" w:after="355" w:line="240" w:lineRule="auto"/>
+        <w:ind w:right="230"/>
       </w:pPr>
       <w:r>
         <w:rPr>
@@ -1212,7 +1226,7 @@
           <w:color w:val="1A1A1A"/>
           <w:sz w:val="18"/>
           <w:szCs w:val="18"/>
-          <w:u w:val="single" w:color="B9C4D6"/>
+          <w:u w:val="single" w:color="A3B4CC"/>
         </w:rPr>
         <w:t xml:space="preserve">　　　</w:t>
       </w:r>
@@ -1231,7 +1245,7 @@
           <w:color w:val="1A1A1A"/>
           <w:sz w:val="18"/>
           <w:szCs w:val="18"/>
-          <w:u w:val="single" w:color="B9C4D6"/>
+          <w:u w:val="single" w:color="A3B4CC"/>
         </w:rPr>
         <w:t xml:space="preserve">　　　　</w:t>
       </w:r>
@@ -1250,7 +1264,7 @@
           <w:color w:val="1A1A1A"/>
           <w:sz w:val="18"/>
           <w:szCs w:val="18"/>
-          <w:u w:val="single" w:color="B9C4D6"/>
+          <w:u w:val="single" w:color="A3B4CC"/>
         </w:rPr>
         <w:t xml:space="preserve">　　　</w:t>
       </w:r>
@@ -1269,7 +1283,7 @@
           <w:color w:val="1A1A1A"/>
           <w:sz w:val="18"/>
           <w:szCs w:val="18"/>
-          <w:u w:val="single" w:color="B9C4D6"/>
+          <w:u w:val="single" w:color="A3B4CC"/>
         </w:rPr>
         <w:t xml:space="preserve">　　　</w:t>
       </w:r>
@@ -1288,7 +1302,7 @@
           <w:color w:val="1A1A1A"/>
           <w:sz w:val="18"/>
           <w:szCs w:val="18"/>
-          <w:u w:val="single" w:color="B9C4D6"/>
+          <w:u w:val="single" w:color="A3B4CC"/>
         </w:rPr>
         <w:t xml:space="preserve">　　</w:t>
       </w:r>
@@ -1307,7 +1321,7 @@
           <w:color w:val="1A1A1A"/>
           <w:sz w:val="18"/>
           <w:szCs w:val="18"/>
-          <w:u w:val="single" w:color="B9C4D6"/>
+          <w:u w:val="single" w:color="A3B4CC"/>
         </w:rPr>
         <w:t xml:space="preserve">　　　</w:t>
       </w:r>
@@ -1326,7 +1340,7 @@
           <w:color w:val="1A1A1A"/>
           <w:sz w:val="18"/>
           <w:szCs w:val="18"/>
-          <w:u w:val="single" w:color="B9C4D6"/>
+          <w:u w:val="single" w:color="A3B4CC"/>
         </w:rPr>
         <w:t xml:space="preserve">　　　　　　　　</w:t>
       </w:r>
@@ -1343,7 +1357,8 @@
     <w:p>
       <w:pPr>
         <w:snapToGrid w:val="0"/>
-        <w:spacing w:before="0" w:after="344" w:line="240" w:lineRule="auto"/>
+        <w:spacing w:before="0" w:after="355" w:line="240" w:lineRule="auto"/>
+        <w:ind w:right="230"/>
       </w:pPr>
       <w:r>
         <w:rPr>
@@ -1358,7 +1373,8 @@
     <w:p>
       <w:pPr>
         <w:snapToGrid w:val="0"/>
-        <w:spacing w:before="0" w:after="344" w:line="240" w:lineRule="auto"/>
+        <w:spacing w:before="0" w:after="355" w:line="240" w:lineRule="auto"/>
+        <w:ind w:right="230"/>
       </w:pPr>
       <w:r>
         <w:rPr>
@@ -1375,7 +1391,7 @@
           <w:color w:val="1A1A1A"/>
           <w:sz w:val="18"/>
           <w:szCs w:val="18"/>
-          <w:u w:val="single" w:color="B9C4D6"/>
+          <w:u w:val="single" w:color="A3B4CC"/>
         </w:rPr>
         <w:t xml:space="preserve">　　　　　　　</w:t>
       </w:r>
@@ -1394,7 +1410,7 @@
           <w:color w:val="1A1A1A"/>
           <w:sz w:val="18"/>
           <w:szCs w:val="18"/>
-          <w:u w:val="single" w:color="B9C4D6"/>
+          <w:u w:val="single" w:color="A3B4CC"/>
         </w:rPr>
         <w:t xml:space="preserve">　　　　　　　　</w:t>
       </w:r>
@@ -1413,7 +1429,7 @@
           <w:color w:val="1A1A1A"/>
           <w:sz w:val="18"/>
           <w:szCs w:val="18"/>
-          <w:u w:val="single" w:color="B9C4D6"/>
+          <w:u w:val="single" w:color="A3B4CC"/>
         </w:rPr>
         <w:t xml:space="preserve">　　　　　　　　　</w:t>
       </w:r>
@@ -1432,7 +1448,7 @@
           <w:color w:val="1A1A1A"/>
           <w:sz w:val="18"/>
           <w:szCs w:val="18"/>
-          <w:u w:val="single" w:color="B9C4D6"/>
+          <w:u w:val="single" w:color="A3B4CC"/>
         </w:rPr>
         <w:t xml:space="preserve">　　　　　　　　　　</w:t>
       </w:r>
@@ -1451,7 +1467,7 @@
           <w:color w:val="1A1A1A"/>
           <w:sz w:val="18"/>
           <w:szCs w:val="18"/>
-          <w:u w:val="single" w:color="B9C4D6"/>
+          <w:u w:val="single" w:color="A3B4CC"/>
         </w:rPr>
         <w:t xml:space="preserve">　　　　　　　　　</w:t>
       </w:r>
@@ -1470,7 +1486,7 @@
           <w:color w:val="1A1A1A"/>
           <w:sz w:val="18"/>
           <w:szCs w:val="18"/>
-          <w:u w:val="single" w:color="B9C4D6"/>
+          <w:u w:val="single" w:color="A3B4CC"/>
         </w:rPr>
         <w:t xml:space="preserve">　　　　　　</w:t>
       </w:r>
@@ -1489,7 +1505,7 @@
           <w:color w:val="1A1A1A"/>
           <w:sz w:val="18"/>
           <w:szCs w:val="18"/>
-          <w:u w:val="single" w:color="B9C4D6"/>
+          <w:u w:val="single" w:color="A3B4CC"/>
         </w:rPr>
         <w:t xml:space="preserve">　　　　　　　　　　</w:t>
       </w:r>
@@ -1506,7 +1522,8 @@
     <w:p>
       <w:pPr>
         <w:snapToGrid w:val="0"/>
-        <w:spacing w:before="0" w:after="344" w:line="240" w:lineRule="auto"/>
+        <w:spacing w:before="0" w:after="355" w:line="240" w:lineRule="auto"/>
+        <w:ind w:right="230"/>
       </w:pPr>
       <w:r>
         <w:rPr>
@@ -1523,7 +1540,8 @@
     <w:p>
       <w:pPr>
         <w:snapToGrid w:val="0"/>
-        <w:spacing w:before="0" w:after="344" w:line="240" w:lineRule="auto"/>
+        <w:spacing w:before="0" w:after="355" w:line="240" w:lineRule="auto"/>
+        <w:ind w:right="230"/>
       </w:pPr>
       <w:r>
         <w:rPr>
@@ -1551,7 +1569,7 @@
           <w:color w:val="1A1A1A"/>
           <w:sz w:val="18"/>
           <w:szCs w:val="18"/>
-          <w:u w:val="single" w:color="B9C4D6"/>
+          <w:u w:val="single" w:color="A3B4CC"/>
         </w:rPr>
         <w:t xml:space="preserve">　　</w:t>
       </w:r>
@@ -1570,7 +1588,7 @@
           <w:color w:val="1A1A1A"/>
           <w:sz w:val="18"/>
           <w:szCs w:val="18"/>
-          <w:u w:val="single" w:color="B9C4D6"/>
+          <w:u w:val="single" w:color="A3B4CC"/>
         </w:rPr>
         <w:t xml:space="preserve">　　</w:t>
       </w:r>
@@ -1589,7 +1607,7 @@
           <w:color w:val="1A1A1A"/>
           <w:sz w:val="18"/>
           <w:szCs w:val="18"/>
-          <w:u w:val="single" w:color="B9C4D6"/>
+          <w:u w:val="single" w:color="A3B4CC"/>
         </w:rPr>
         <w:t xml:space="preserve">　　　　</w:t>
       </w:r>
@@ -1608,7 +1626,7 @@
           <w:color w:val="1A1A1A"/>
           <w:sz w:val="18"/>
           <w:szCs w:val="18"/>
-          <w:u w:val="single" w:color="B9C4D6"/>
+          <w:u w:val="single" w:color="A3B4CC"/>
         </w:rPr>
         <w:t xml:space="preserve">　　　　　　　　　　　</w:t>
       </w:r>
@@ -1625,7 +1643,8 @@
     <w:p>
       <w:pPr>
         <w:snapToGrid w:val="0"/>
-        <w:spacing w:before="0" w:after="344" w:line="240" w:lineRule="auto"/>
+        <w:spacing w:before="0" w:after="355" w:line="240" w:lineRule="auto"/>
+        <w:ind w:right="230"/>
       </w:pPr>
       <w:r>
         <w:rPr>
@@ -1653,7 +1672,7 @@
           <w:color w:val="1A1A1A"/>
           <w:sz w:val="18"/>
           <w:szCs w:val="18"/>
-          <w:u w:val="single" w:color="B9C4D6"/>
+          <w:u w:val="single" w:color="A3B4CC"/>
         </w:rPr>
         <w:t xml:space="preserve">　　　　　</w:t>
       </w:r>
@@ -1672,7 +1691,7 @@
           <w:color w:val="1A1A1A"/>
           <w:sz w:val="18"/>
           <w:szCs w:val="18"/>
-          <w:u w:val="single" w:color="B9C4D6"/>
+          <w:u w:val="single" w:color="A3B4CC"/>
         </w:rPr>
         <w:t xml:space="preserve">　　</w:t>
       </w:r>
@@ -1691,7 +1710,7 @@
           <w:color w:val="1A1A1A"/>
           <w:sz w:val="18"/>
           <w:szCs w:val="18"/>
-          <w:u w:val="single" w:color="B9C4D6"/>
+          <w:u w:val="single" w:color="A3B4CC"/>
         </w:rPr>
         <w:t xml:space="preserve">　　</w:t>
       </w:r>
@@ -1710,7 +1729,7 @@
           <w:color w:val="1A1A1A"/>
           <w:sz w:val="18"/>
           <w:szCs w:val="18"/>
-          <w:u w:val="single" w:color="B9C4D6"/>
+          <w:u w:val="single" w:color="A3B4CC"/>
         </w:rPr>
         <w:t xml:space="preserve">　　</w:t>
       </w:r>
@@ -1729,7 +1748,7 @@
           <w:color w:val="1A1A1A"/>
           <w:sz w:val="18"/>
           <w:szCs w:val="18"/>
-          <w:u w:val="single" w:color="B9C4D6"/>
+          <w:u w:val="single" w:color="A3B4CC"/>
         </w:rPr>
         <w:t xml:space="preserve">　　</w:t>
       </w:r>
@@ -1746,7 +1765,8 @@
     <w:p>
       <w:pPr>
         <w:snapToGrid w:val="0"/>
-        <w:spacing w:before="0" w:after="344" w:line="240" w:lineRule="auto"/>
+        <w:spacing w:before="0" w:after="355" w:line="240" w:lineRule="auto"/>
+        <w:ind w:right="230"/>
       </w:pPr>
       <w:r>
         <w:rPr>
@@ -1774,7 +1794,7 @@
           <w:color w:val="1A1A1A"/>
           <w:sz w:val="18"/>
           <w:szCs w:val="18"/>
-          <w:u w:val="single" w:color="B9C4D6"/>
+          <w:u w:val="single" w:color="A3B4CC"/>
         </w:rPr>
         <w:t xml:space="preserve">　　</w:t>
       </w:r>
@@ -1793,7 +1813,7 @@
           <w:color w:val="1A1A1A"/>
           <w:sz w:val="18"/>
           <w:szCs w:val="18"/>
-          <w:u w:val="single" w:color="B9C4D6"/>
+          <w:u w:val="single" w:color="A3B4CC"/>
         </w:rPr>
         <w:t xml:space="preserve">　　</w:t>
       </w:r>
@@ -1812,7 +1832,7 @@
           <w:color w:val="1A1A1A"/>
           <w:sz w:val="18"/>
           <w:szCs w:val="18"/>
-          <w:u w:val="single" w:color="B9C4D6"/>
+          <w:u w:val="single" w:color="A3B4CC"/>
         </w:rPr>
         <w:t xml:space="preserve">　　</w:t>
       </w:r>
@@ -1831,7 +1851,7 @@
           <w:color w:val="1A1A1A"/>
           <w:sz w:val="18"/>
           <w:szCs w:val="18"/>
-          <w:u w:val="single" w:color="B9C4D6"/>
+          <w:u w:val="single" w:color="A3B4CC"/>
         </w:rPr>
         <w:t xml:space="preserve">　　</w:t>
       </w:r>
@@ -1850,7 +1870,7 @@
           <w:color w:val="1A1A1A"/>
           <w:sz w:val="18"/>
           <w:szCs w:val="18"/>
-          <w:u w:val="single" w:color="B9C4D6"/>
+          <w:u w:val="single" w:color="A3B4CC"/>
         </w:rPr>
         <w:t xml:space="preserve">　　</w:t>
       </w:r>
@@ -1869,7 +1889,7 @@
           <w:color w:val="1A1A1A"/>
           <w:sz w:val="18"/>
           <w:szCs w:val="18"/>
-          <w:u w:val="single" w:color="B9C4D6"/>
+          <w:u w:val="single" w:color="A3B4CC"/>
         </w:rPr>
         <w:t xml:space="preserve">　　</w:t>
       </w:r>
@@ -1929,7 +1949,8 @@
     <w:p>
       <w:pPr>
         <w:snapToGrid w:val="0"/>
-        <w:spacing w:before="0" w:after="344" w:line="240" w:lineRule="auto"/>
+        <w:spacing w:before="0" w:after="355" w:line="240" w:lineRule="auto"/>
+        <w:ind w:right="230"/>
       </w:pPr>
       <w:r>
         <w:rPr>
@@ -2000,7 +2021,7 @@
           <w:color w:val="1A1A1A"/>
           <w:sz w:val="18"/>
           <w:szCs w:val="18"/>
-          <w:u w:val="single" w:color="B9C4D6"/>
+          <w:u w:val="single" w:color="A3B4CC"/>
         </w:rPr>
         <w:t xml:space="preserve">　　　</w:t>
       </w:r>
@@ -2019,7 +2040,7 @@
           <w:color w:val="1A1A1A"/>
           <w:sz w:val="18"/>
           <w:szCs w:val="18"/>
-          <w:u w:val="single" w:color="B9C4D6"/>
+          <w:u w:val="single" w:color="A3B4CC"/>
         </w:rPr>
         <w:t xml:space="preserve">　　　　　　　　　　　　　</w:t>
       </w:r>
@@ -2029,7 +2050,7 @@
           <w:color w:val="1A1A1A"/>
           <w:sz w:val="18"/>
           <w:szCs w:val="18"/>
-          <w:u w:val="single" w:color="B9C4D6"/>
+          <w:u w:val="single" w:color="A3B4CC"/>
         </w:rPr>
         <w:t xml:space="preserve">　　</w:t>
       </w:r>
@@ -2039,7 +2060,7 @@
           <w:color w:val="1A1A1A"/>
           <w:sz w:val="18"/>
           <w:szCs w:val="18"/>
-          <w:u w:val="single" w:color="B9C4D6"/>
+          <w:u w:val="single" w:color="A3B4CC"/>
         </w:rPr>
         <w:t xml:space="preserve">　　　　　　　　　</w:t>
       </w:r>
@@ -2049,7 +2070,7 @@
           <w:color w:val="1A1A1A"/>
           <w:sz w:val="18"/>
           <w:szCs w:val="18"/>
-          <w:u w:val="single" w:color="B9C4D6"/>
+          <w:u w:val="single" w:color="A3B4CC"/>
         </w:rPr>
         <w:t xml:space="preserve">　　</w:t>
       </w:r>
@@ -2059,7 +2080,7 @@
           <w:color w:val="1A1A1A"/>
           <w:sz w:val="18"/>
           <w:szCs w:val="18"/>
-          <w:u w:val="single" w:color="B9C4D6"/>
+          <w:u w:val="single" w:color="A3B4CC"/>
         </w:rPr>
         <w:t xml:space="preserve">　　</w:t>
       </w:r>
@@ -2078,7 +2099,7 @@
           <w:color w:val="1A1A1A"/>
           <w:sz w:val="18"/>
           <w:szCs w:val="18"/>
-          <w:u w:val="single" w:color="B9C4D6"/>
+          <w:u w:val="single" w:color="A3B4CC"/>
         </w:rPr>
         <w:t xml:space="preserve">　　　　　　　　　　　　　　　</w:t>
       </w:r>
@@ -2097,7 +2118,7 @@
           <w:color w:val="1A1A1A"/>
           <w:sz w:val="18"/>
           <w:szCs w:val="18"/>
-          <w:u w:val="single" w:color="B9C4D6"/>
+          <w:u w:val="single" w:color="A3B4CC"/>
         </w:rPr>
         <w:t xml:space="preserve">　　　　　　　　　　　　　　</w:t>
       </w:r>
@@ -2159,7 +2180,7 @@
           <w:color w:val="1A1A1A"/>
           <w:sz w:val="18"/>
           <w:szCs w:val="18"/>
-          <w:u w:val="single" w:color="B9C4D6"/>
+          <w:u w:val="single" w:color="A3B4CC"/>
         </w:rPr>
         <w:t xml:space="preserve">　　　　　　　</w:t>
       </w:r>
@@ -2170,7 +2191,7 @@
         <w:sectPr>
           <w:type w:val="continuous"/>
           <w:pgSz w:w="16838" w:h="11906" w:orient="landscape"/>
-          <w:pgMar w:top="850" w:right="907" w:bottom="794" w:left="907" w:header="567" w:footer="567" w:gutter="0"/>
+          <w:pgMar w:top="850" w:right="907" w:bottom="1020" w:left="907" w:header="567" w:footer="567" w:gutter="0"/>
           <w:cols w:num="1" w:space="284" w:equalWidth="1"/>
           <w:textDirection w:val="tbRl"/>
           <w:docGrid w:type="default" w:linePitch="360" w:charSpace="0"/>
@@ -2180,7 +2201,7 @@
     <w:p>
       <w:pPr>
         <w:snapToGrid w:val="0"/>
-        <w:spacing w:before="0" w:after="340" w:line="240" w:lineRule="auto"/>
+        <w:spacing w:before="0" w:after="220" w:line="240" w:lineRule="auto"/>
       </w:pPr>
       <w:r>
         <w:rPr>
@@ -2198,12 +2219,12 @@
           <wp:anchor distT="0" distB="0" distL="0" distR="0" simplePos="0" relativeHeight="251658240" behindDoc="1" locked="0" layoutInCell="1" allowOverlap="1">
             <wp:simplePos x="0" y="0"/>
             <wp:positionH relativeFrom="page">
-              <wp:posOffset>6441440</wp:posOffset>
+              <wp:posOffset>7040880</wp:posOffset>
             </wp:positionH>
             <wp:positionV relativeFrom="page">
               <wp:posOffset>2810510</wp:posOffset>
             </wp:positionV>
-            <wp:extent cx="2718434" cy="4315460"/>
+            <wp:extent cx="2613659" cy="4171950"/>
             <wp:effectExtent l="0" t="0" r="0" b="0"/>
             <wp:wrapNone/>
             <wp:docPr id="1" name="frame1"/>
@@ -2215,7 +2236,7 @@
                   <wps:spPr>
                     <a:xfrm>
                       <a:off x="0" y="0"/>
-                      <a:ext cx="2718434" cy="4315460"/>
+                      <a:ext cx="2613659" cy="4171950"/>
                     </a:xfrm>
                     <a:prstGeom prst="roundRect">
                       <a:avLst>
@@ -2241,12 +2262,12 @@
           <wp:anchor distT="0" distB="0" distL="0" distR="0" simplePos="0" relativeHeight="251658240" behindDoc="1" locked="0" layoutInCell="1" allowOverlap="1">
             <wp:simplePos x="0" y="0"/>
             <wp:positionH relativeFrom="page">
-              <wp:posOffset>3344545</wp:posOffset>
+              <wp:posOffset>3599179</wp:posOffset>
             </wp:positionH>
             <wp:positionV relativeFrom="page">
               <wp:posOffset>469900</wp:posOffset>
             </wp:positionV>
-            <wp:extent cx="2660014" cy="6656070"/>
+            <wp:extent cx="2957829" cy="6512560"/>
             <wp:effectExtent l="0" t="0" r="0" b="0"/>
             <wp:wrapNone/>
             <wp:docPr id="2" name="frame2"/>
@@ -2258,7 +2279,7 @@
                   <wps:spPr>
                     <a:xfrm>
                       <a:off x="0" y="0"/>
-                      <a:ext cx="2660014" cy="6656070"/>
+                      <a:ext cx="2957829" cy="6512560"/>
                     </a:xfrm>
                     <a:prstGeom prst="roundRect">
                       <a:avLst>
@@ -2284,12 +2305,12 @@
           <wp:anchor distT="0" distB="0" distL="0" distR="0" simplePos="0" relativeHeight="251658240" behindDoc="1" locked="0" layoutInCell="1" allowOverlap="1">
             <wp:simplePos x="0" y="0"/>
             <wp:positionH relativeFrom="page">
-              <wp:posOffset>648335</wp:posOffset>
+              <wp:posOffset>690244</wp:posOffset>
             </wp:positionH>
             <wp:positionV relativeFrom="page">
               <wp:posOffset>469900</wp:posOffset>
             </wp:positionV>
-            <wp:extent cx="2632710" cy="6656070"/>
+            <wp:extent cx="2845434" cy="6512560"/>
             <wp:effectExtent l="0" t="0" r="0" b="0"/>
             <wp:wrapNone/>
             <wp:docPr id="3" name="frame3"/>
@@ -2301,7 +2322,7 @@
                   <wps:spPr>
                     <a:xfrm>
                       <a:off x="0" y="0"/>
-                      <a:ext cx="2632710" cy="6656070"/>
+                      <a:ext cx="2845434" cy="6512560"/>
                     </a:xfrm>
                     <a:prstGeom prst="roundRect">
                       <a:avLst>
@@ -2326,7 +2347,7 @@
     <w:p>
       <w:pPr>
         <w:snapToGrid w:val="0"/>
-        <w:spacing w:before="0" w:after="340" w:line="240" w:lineRule="auto"/>
+        <w:spacing w:before="0" w:after="220" w:line="240" w:lineRule="auto"/>
         <w:ind w:right="2200"/>
         <w:jc w:val="right"/>
       </w:pPr>
@@ -2338,21 +2359,6 @@
           <w:szCs w:val="22"/>
         </w:rPr>
         <w:t xml:space="preserve">二年　　組　　　番　氏名</w:t>
-      </w:r>
-    </w:p>
-    <w:p>
-      <w:pPr>
-        <w:snapToGrid w:val="0"/>
-        <w:spacing w:before="0" w:after="340" w:line="240" w:lineRule="auto"/>
-      </w:pPr>
-      <w:r>
-        <w:rPr>
-          <w:rFonts w:ascii="UD デジタル教科書体 N" w:eastAsia="UD デジタル教科書体 N" w:hAnsi="UD デジタル教科書体 N" w:cs="UD デジタル教科書体 N"/>
-          <w:color w:val="1A1A1A"/>
-          <w:sz w:val="22"/>
-          <w:szCs w:val="22"/>
-        </w:rPr>
-        <w:t xml:space="preserve">書き下し文をもとに現代語訳を書け。上段の訓読文と対応する。</w:t>
       </w:r>
     </w:p>
     <w:p>
@@ -2361,7 +2367,7 @@
         <w:sectPr>
           <w:type w:val="nextPage"/>
           <w:pgSz w:w="16838" w:h="11906" w:orient="landscape"/>
-          <w:pgMar w:top="850" w:right="907" w:bottom="794" w:left="907" w:header="567" w:footer="567" w:gutter="0"/>
+          <w:pgMar w:top="850" w:right="907" w:bottom="1020" w:left="907" w:header="567" w:footer="567" w:gutter="0"/>
           <w:cols w:num="1" w:space="284" w:equalWidth="1"/>
           <w:textDirection w:val="tbRl"/>
           <w:docGrid w:type="default" w:linePitch="360" w:charSpace="0"/>
@@ -2372,6 +2378,7 @@
       <w:pPr>
         <w:snapToGrid w:val="0"/>
         <w:spacing w:before="0" w:after="280" w:line="240" w:lineRule="auto"/>
+        <w:ind w:right="170"/>
       </w:pPr>
       <w:r>
         <w:rPr/>
@@ -2552,6 +2559,7 @@
       <w:pPr>
         <w:snapToGrid w:val="0"/>
         <w:spacing w:before="0" w:after="280" w:line="240" w:lineRule="auto"/>
+        <w:ind w:right="170"/>
       </w:pPr>
       <w:r>
         <w:rPr/>
@@ -2678,6 +2686,7 @@
       <w:pPr>
         <w:snapToGrid w:val="0"/>
         <w:spacing w:before="0" w:after="280" w:line="240" w:lineRule="auto"/>
+        <w:ind w:right="170"/>
       </w:pPr>
       <w:r>
         <w:rPr>
@@ -2872,6 +2881,7 @@
       <w:pPr>
         <w:snapToGrid w:val="0"/>
         <w:spacing w:before="0" w:after="280" w:line="240" w:lineRule="auto"/>
+        <w:ind w:right="170"/>
       </w:pPr>
       <w:r>
         <w:rPr>
@@ -3042,6 +3052,7 @@
       <w:pPr>
         <w:snapToGrid w:val="0"/>
         <w:spacing w:before="0" w:after="280" w:line="240" w:lineRule="auto"/>
+        <w:ind w:right="170"/>
       </w:pPr>
       <w:r>
         <w:rPr>
@@ -3201,7 +3212,8 @@
     <w:p>
       <w:pPr>
         <w:snapToGrid w:val="0"/>
-        <w:spacing w:before="0" w:after="497" w:line="240" w:lineRule="auto"/>
+        <w:spacing w:before="0" w:after="526" w:line="240" w:lineRule="auto"/>
+        <w:ind w:right="170"/>
       </w:pPr>
       <w:r>
         <w:br w:type="column"/>
@@ -3210,75 +3222,79 @@
         <w:rPr>
           <w:rFonts w:ascii="UD デジタル教科書体 N" w:eastAsia="UD デジタル教科書体 N" w:hAnsi="UD デジタル教科書体 N" w:cs="UD デジタル教科書体 N"/>
           <w:color w:val="1A1A1A"/>
-          <w:sz w:val="21"/>
-          <w:szCs w:val="21"/>
-          <w:u w:val="single" w:color="B9C4D6"/>
-        </w:rPr>
-        <w:t xml:space="preserve">　　　　　　　　　　　　　　　　　　　　　　　　　　　　　　</w:t>
-      </w:r>
-    </w:p>
-    <w:p>
-      <w:pPr>
-        <w:snapToGrid w:val="0"/>
-        <w:spacing w:before="0" w:after="497" w:line="240" w:lineRule="auto"/>
-      </w:pPr>
-      <w:r>
-        <w:rPr>
-          <w:rFonts w:ascii="UD デジタル教科書体 N" w:eastAsia="UD デジタル教科書体 N" w:hAnsi="UD デジタル教科書体 N" w:cs="UD デジタル教科書体 N"/>
-          <w:color w:val="1A1A1A"/>
-          <w:sz w:val="21"/>
-          <w:szCs w:val="21"/>
-          <w:u w:val="single" w:color="B9C4D6"/>
-        </w:rPr>
-        <w:t xml:space="preserve">　　　　　　　　　　　　　　　　　　　　　　　　　　　　　　</w:t>
-      </w:r>
-    </w:p>
-    <w:p>
-      <w:pPr>
-        <w:snapToGrid w:val="0"/>
-        <w:spacing w:before="0" w:after="497" w:line="240" w:lineRule="auto"/>
-      </w:pPr>
-      <w:r>
-        <w:rPr>
-          <w:rFonts w:ascii="UD デジタル教科書体 N" w:eastAsia="UD デジタル教科書体 N" w:hAnsi="UD デジタル教科書体 N" w:cs="UD デジタル教科書体 N"/>
-          <w:color w:val="1A1A1A"/>
-          <w:sz w:val="21"/>
-          <w:szCs w:val="21"/>
-          <w:u w:val="single" w:color="B9C4D6"/>
-        </w:rPr>
-        <w:t xml:space="preserve">　　　　　　　　　　　　　　　　　　　　　　　　　　　　　　</w:t>
-      </w:r>
-    </w:p>
-    <w:p>
-      <w:pPr>
-        <w:snapToGrid w:val="0"/>
-        <w:spacing w:before="0" w:after="497" w:line="240" w:lineRule="auto"/>
-      </w:pPr>
-      <w:r>
-        <w:rPr>
-          <w:rFonts w:ascii="UD デジタル教科書体 N" w:eastAsia="UD デジタル教科書体 N" w:hAnsi="UD デジタル教科書体 N" w:cs="UD デジタル教科書体 N"/>
-          <w:color w:val="1A1A1A"/>
-          <w:sz w:val="21"/>
-          <w:szCs w:val="21"/>
-          <w:u w:val="single" w:color="B9C4D6"/>
-        </w:rPr>
-        <w:t xml:space="preserve">　　　　　　　　　　　　　　　　　　　　　　　　　　　　　　</w:t>
-      </w:r>
-    </w:p>
-    <w:p>
-      <w:pPr>
-        <w:snapToGrid w:val="0"/>
-        <w:spacing w:before="0" w:after="497" w:line="240" w:lineRule="auto"/>
-      </w:pPr>
-      <w:r>
-        <w:rPr>
-          <w:rFonts w:ascii="UD デジタル教科書体 N" w:eastAsia="UD デジタル教科書体 N" w:hAnsi="UD デジタル教科書体 N" w:cs="UD デジタル教科書体 N"/>
-          <w:color w:val="1A1A1A"/>
-          <w:sz w:val="21"/>
-          <w:szCs w:val="21"/>
-          <w:u w:val="single" w:color="B9C4D6"/>
-        </w:rPr>
-        <w:t xml:space="preserve">　　　　　　　　　　　　　　　　　　　　　　　　　　　　　　</w:t>
+          <w:sz w:val="19"/>
+          <w:szCs w:val="19"/>
+          <w:u w:val="single" w:color="A3B4CC"/>
+        </w:rPr>
+        <w:t xml:space="preserve">　　　　　　　　　　　　　　　　　　　　　　　　　　　　　　　</w:t>
+      </w:r>
+    </w:p>
+    <w:p>
+      <w:pPr>
+        <w:snapToGrid w:val="0"/>
+        <w:spacing w:before="0" w:after="526" w:line="240" w:lineRule="auto"/>
+        <w:ind w:right="170"/>
+      </w:pPr>
+      <w:r>
+        <w:rPr>
+          <w:rFonts w:ascii="UD デジタル教科書体 N" w:eastAsia="UD デジタル教科書体 N" w:hAnsi="UD デジタル教科書体 N" w:cs="UD デジタル教科書体 N"/>
+          <w:color w:val="1A1A1A"/>
+          <w:sz w:val="19"/>
+          <w:szCs w:val="19"/>
+          <w:u w:val="single" w:color="A3B4CC"/>
+        </w:rPr>
+        <w:t xml:space="preserve">　　　　　　　　　　　　　　　　　　　　　　　　　　　　　　　</w:t>
+      </w:r>
+    </w:p>
+    <w:p>
+      <w:pPr>
+        <w:snapToGrid w:val="0"/>
+        <w:spacing w:before="0" w:after="526" w:line="240" w:lineRule="auto"/>
+        <w:ind w:right="170"/>
+      </w:pPr>
+      <w:r>
+        <w:rPr>
+          <w:rFonts w:ascii="UD デジタル教科書体 N" w:eastAsia="UD デジタル教科書体 N" w:hAnsi="UD デジタル教科書体 N" w:cs="UD デジタル教科書体 N"/>
+          <w:color w:val="1A1A1A"/>
+          <w:sz w:val="19"/>
+          <w:szCs w:val="19"/>
+          <w:u w:val="single" w:color="A3B4CC"/>
+        </w:rPr>
+        <w:t xml:space="preserve">　　　　　　　　　　　　　　　　　　　　　　　　　　　　　　　</w:t>
+      </w:r>
+    </w:p>
+    <w:p>
+      <w:pPr>
+        <w:snapToGrid w:val="0"/>
+        <w:spacing w:before="0" w:after="526" w:line="240" w:lineRule="auto"/>
+        <w:ind w:right="170"/>
+      </w:pPr>
+      <w:r>
+        <w:rPr>
+          <w:rFonts w:ascii="UD デジタル教科書体 N" w:eastAsia="UD デジタル教科書体 N" w:hAnsi="UD デジタル教科書体 N" w:cs="UD デジタル教科書体 N"/>
+          <w:color w:val="1A1A1A"/>
+          <w:sz w:val="19"/>
+          <w:szCs w:val="19"/>
+          <w:u w:val="single" w:color="A3B4CC"/>
+        </w:rPr>
+        <w:t xml:space="preserve">　　　　　　　　　　　　　　　　　　　　　　　　　　　　　　　</w:t>
+      </w:r>
+    </w:p>
+    <w:p>
+      <w:pPr>
+        <w:snapToGrid w:val="0"/>
+        <w:spacing w:before="0" w:after="526" w:line="240" w:lineRule="auto"/>
+        <w:ind w:right="170"/>
+      </w:pPr>
+      <w:r>
+        <w:rPr>
+          <w:rFonts w:ascii="UD デジタル教科書体 N" w:eastAsia="UD デジタル教科書体 N" w:hAnsi="UD デジタル教科書体 N" w:cs="UD デジタル教科書体 N"/>
+          <w:color w:val="1A1A1A"/>
+          <w:sz w:val="19"/>
+          <w:szCs w:val="19"/>
+          <w:u w:val="single" w:color="A3B4CC"/>
+        </w:rPr>
+        <w:t xml:space="preserve">　　　　　　　　　　　　　　　　　　　　　　　　　　　　　　　</w:t>
       </w:r>
     </w:p>
     <w:p>
@@ -3287,10 +3303,10 @@
         <w:sectPr>
           <w:type w:val="continuous"/>
           <w:pgSz w:w="16838" w:h="11906" w:orient="landscape"/>
-          <w:pgMar w:top="850" w:right="907" w:bottom="794" w:left="907" w:header="567" w:footer="567" w:gutter="0"/>
+          <w:pgMar w:top="850" w:right="907" w:bottom="1020" w:left="907" w:header="567" w:footer="567" w:gutter="0"/>
           <w:cols w:num="2" w:space="284" w:equalWidth="0">
             <w:col w:w="3402" w:space="284"/>
-            <w:col w:w="6576"/>
+            <w:col w:w="6350"/>
           </w:cols>
           <w:textDirection w:val="tbRl"/>
           <w:docGrid w:type="default" w:linePitch="360" w:charSpace="0"/>
@@ -3300,7 +3316,8 @@
     <w:p>
       <w:pPr>
         <w:snapToGrid w:val="0"/>
-        <w:spacing w:before="0" w:after="215" w:line="240" w:lineRule="auto"/>
+        <w:spacing w:before="0" w:after="282" w:line="240" w:lineRule="auto"/>
+        <w:ind w:right="230"/>
       </w:pPr>
       <w:r>
         <w:rPr>
@@ -3317,7 +3334,8 @@
     <w:p>
       <w:pPr>
         <w:snapToGrid w:val="0"/>
-        <w:spacing w:before="0" w:after="215" w:line="240" w:lineRule="auto"/>
+        <w:spacing w:before="0" w:after="282" w:line="240" w:lineRule="auto"/>
+        <w:ind w:right="230"/>
       </w:pPr>
       <w:r>
         <w:rPr>
@@ -3332,7 +3350,8 @@
     <w:p>
       <w:pPr>
         <w:snapToGrid w:val="0"/>
-        <w:spacing w:before="0" w:after="215" w:line="240" w:lineRule="auto"/>
+        <w:spacing w:before="0" w:after="282" w:line="240" w:lineRule="auto"/>
+        <w:ind w:right="230"/>
       </w:pPr>
       <w:r>
         <w:rPr>
@@ -3349,7 +3368,7 @@
           <w:color w:val="1A1A1A"/>
           <w:sz w:val="18"/>
           <w:szCs w:val="18"/>
-          <w:u w:val="single" w:color="B9C4D6"/>
+          <w:u w:val="single" w:color="A3B4CC"/>
         </w:rPr>
         <w:t xml:space="preserve">　　　　　　　　　　　　　　　　　　　　　　　　　　　　　　　　　　　　　　　　</w:t>
       </w:r>
@@ -3357,7 +3376,8 @@
     <w:p>
       <w:pPr>
         <w:snapToGrid w:val="0"/>
-        <w:spacing w:before="0" w:after="215" w:line="240" w:lineRule="auto"/>
+        <w:spacing w:before="0" w:after="282" w:line="240" w:lineRule="auto"/>
+        <w:ind w:right="230"/>
       </w:pPr>
       <w:r>
         <w:rPr>
@@ -3415,7 +3435,8 @@
     <w:p>
       <w:pPr>
         <w:snapToGrid w:val="0"/>
-        <w:spacing w:before="0" w:after="215" w:line="240" w:lineRule="auto"/>
+        <w:spacing w:before="0" w:after="282" w:line="240" w:lineRule="auto"/>
+        <w:ind w:right="230"/>
       </w:pPr>
       <w:r>
         <w:rPr>
@@ -3432,7 +3453,7 @@
           <w:color w:val="1A1A1A"/>
           <w:sz w:val="18"/>
           <w:szCs w:val="18"/>
-          <w:u w:val="single" w:color="B9C4D6"/>
+          <w:u w:val="single" w:color="A3B4CC"/>
         </w:rPr>
         <w:t xml:space="preserve">　　　　　　　　　　　　　　　　　　　　　　　　　　　　　　　　　　　　　　　　</w:t>
       </w:r>
@@ -3440,7 +3461,8 @@
     <w:p>
       <w:pPr>
         <w:snapToGrid w:val="0"/>
-        <w:spacing w:before="0" w:after="215" w:line="240" w:lineRule="auto"/>
+        <w:spacing w:before="0" w:after="282" w:line="240" w:lineRule="auto"/>
+        <w:ind w:right="230"/>
       </w:pPr>
       <w:r>
         <w:rPr>
@@ -3455,7 +3477,8 @@
     <w:p>
       <w:pPr>
         <w:snapToGrid w:val="0"/>
-        <w:spacing w:before="0" w:after="215" w:line="240" w:lineRule="auto"/>
+        <w:spacing w:before="0" w:after="282" w:line="240" w:lineRule="auto"/>
+        <w:ind w:right="230"/>
       </w:pPr>
       <w:r>
         <w:rPr>
@@ -3472,7 +3495,7 @@
           <w:color w:val="1A1A1A"/>
           <w:sz w:val="18"/>
           <w:szCs w:val="18"/>
-          <w:u w:val="single" w:color="B9C4D6"/>
+          <w:u w:val="single" w:color="A3B4CC"/>
         </w:rPr>
         <w:t xml:space="preserve">　　</w:t>
       </w:r>
@@ -3534,7 +3557,7 @@
           <w:color w:val="1A1A1A"/>
           <w:sz w:val="18"/>
           <w:szCs w:val="18"/>
-          <w:u w:val="single" w:color="B9C4D6"/>
+          <w:u w:val="single" w:color="A3B4CC"/>
         </w:rPr>
         <w:t xml:space="preserve">　　</w:t>
       </w:r>
@@ -3551,7 +3574,8 @@
     <w:p>
       <w:pPr>
         <w:snapToGrid w:val="0"/>
-        <w:spacing w:before="0" w:after="215" w:line="240" w:lineRule="auto"/>
+        <w:spacing w:before="0" w:after="282" w:line="240" w:lineRule="auto"/>
+        <w:ind w:right="230"/>
       </w:pPr>
       <w:r>
         <w:rPr>
@@ -3568,7 +3592,8 @@
     <w:p>
       <w:pPr>
         <w:snapToGrid w:val="0"/>
-        <w:spacing w:before="0" w:after="215" w:line="240" w:lineRule="auto"/>
+        <w:spacing w:before="0" w:after="282" w:line="240" w:lineRule="auto"/>
+        <w:ind w:right="230"/>
       </w:pPr>
       <w:r>
         <w:rPr>
@@ -3682,7 +3707,7 @@
           <w:color w:val="1A1A1A"/>
           <w:sz w:val="18"/>
           <w:szCs w:val="18"/>
-          <w:u w:val="single" w:color="B9C4D6"/>
+          <w:u w:val="single" w:color="A3B4CC"/>
         </w:rPr>
         <w:t xml:space="preserve">　　</w:t>
       </w:r>
@@ -3701,7 +3726,7 @@
           <w:color w:val="1A1A1A"/>
           <w:sz w:val="18"/>
           <w:szCs w:val="18"/>
-          <w:u w:val="single" w:color="B9C4D6"/>
+          <w:u w:val="single" w:color="A3B4CC"/>
         </w:rPr>
         <w:t xml:space="preserve">　　</w:t>
       </w:r>
@@ -3763,7 +3788,7 @@
           <w:color w:val="1A1A1A"/>
           <w:sz w:val="18"/>
           <w:szCs w:val="18"/>
-          <w:u w:val="single" w:color="B9C4D6"/>
+          <w:u w:val="single" w:color="A3B4CC"/>
         </w:rPr>
         <w:t xml:space="preserve">　　</w:t>
       </w:r>
@@ -3780,7 +3805,8 @@
     <w:p>
       <w:pPr>
         <w:snapToGrid w:val="0"/>
-        <w:spacing w:before="0" w:after="215" w:line="240" w:lineRule="auto"/>
+        <w:spacing w:before="0" w:after="282" w:line="240" w:lineRule="auto"/>
+        <w:ind w:right="230"/>
       </w:pPr>
       <w:r>
         <w:rPr>
@@ -3894,7 +3920,7 @@
           <w:color w:val="1A1A1A"/>
           <w:sz w:val="18"/>
           <w:szCs w:val="18"/>
-          <w:u w:val="single" w:color="B9C4D6"/>
+          <w:u w:val="single" w:color="A3B4CC"/>
         </w:rPr>
         <w:t xml:space="preserve">　　　　</w:t>
       </w:r>
@@ -3911,7 +3937,8 @@
     <w:p>
       <w:pPr>
         <w:snapToGrid w:val="0"/>
-        <w:spacing w:before="0" w:after="215" w:line="240" w:lineRule="auto"/>
+        <w:spacing w:before="0" w:after="282" w:line="240" w:lineRule="auto"/>
+        <w:ind w:right="230"/>
       </w:pPr>
       <w:r>
         <w:rPr/>
@@ -4030,7 +4057,7 @@
           <w:color w:val="1A1A1A"/>
           <w:sz w:val="18"/>
           <w:szCs w:val="18"/>
-          <w:u w:val="single" w:color="B9C4D6"/>
+          <w:u w:val="single" w:color="A3B4CC"/>
         </w:rPr>
         <w:t xml:space="preserve">　　　　　　　　　</w:t>
       </w:r>
@@ -4049,7 +4076,7 @@
           <w:color w:val="1A1A1A"/>
           <w:sz w:val="18"/>
           <w:szCs w:val="18"/>
-          <w:u w:val="single" w:color="B9C4D6"/>
+          <w:u w:val="single" w:color="A3B4CC"/>
         </w:rPr>
         <w:t xml:space="preserve">　　　　　　　　　　　　　　　　</w:t>
       </w:r>
@@ -4109,7 +4136,8 @@
     <w:p>
       <w:pPr>
         <w:snapToGrid w:val="0"/>
-        <w:spacing w:before="0" w:after="215" w:line="240" w:lineRule="auto"/>
+        <w:spacing w:before="0" w:after="282" w:line="240" w:lineRule="auto"/>
+        <w:ind w:right="230"/>
       </w:pPr>
       <w:r>
         <w:rPr>
@@ -4137,7 +4165,7 @@
           <w:color w:val="1A1A1A"/>
           <w:sz w:val="18"/>
           <w:szCs w:val="18"/>
-          <w:u w:val="single" w:color="B9C4D6"/>
+          <w:u w:val="single" w:color="A3B4CC"/>
         </w:rPr>
         <w:t xml:space="preserve">　　　</w:t>
       </w:r>
@@ -4242,7 +4270,7 @@
           <w:color w:val="1A1A1A"/>
           <w:sz w:val="18"/>
           <w:szCs w:val="18"/>
-          <w:u w:val="single" w:color="B9C4D6"/>
+          <w:u w:val="single" w:color="A3B4CC"/>
         </w:rPr>
         <w:t xml:space="preserve">　　</w:t>
       </w:r>
@@ -4259,7 +4287,8 @@
     <w:p>
       <w:pPr>
         <w:snapToGrid w:val="0"/>
-        <w:spacing w:before="0" w:after="215" w:line="240" w:lineRule="auto"/>
+        <w:spacing w:before="0" w:after="282" w:line="240" w:lineRule="auto"/>
+        <w:ind w:right="230"/>
       </w:pPr>
       <w:r>
         <w:rPr>
@@ -4502,7 +4531,7 @@
           <w:color w:val="1A1A1A"/>
           <w:sz w:val="18"/>
           <w:szCs w:val="18"/>
-          <w:u w:val="single" w:color="B9C4D6"/>
+          <w:u w:val="single" w:color="A3B4CC"/>
         </w:rPr>
         <w:t xml:space="preserve">　　　　　　　　　　</w:t>
       </w:r>
@@ -4519,7 +4548,7 @@
     <w:sectPr>
       <w:type w:val="continuous"/>
       <w:pgSz w:w="16838" w:h="11906" w:orient="landscape"/>
-      <w:pgMar w:top="850" w:right="907" w:bottom="794" w:left="907" w:header="567" w:footer="567" w:gutter="0"/>
+      <w:pgMar w:top="850" w:right="907" w:bottom="1020" w:left="907" w:header="567" w:footer="567" w:gutter="0"/>
       <w:cols w:num="1" w:space="284" w:equalWidth="1"/>
       <w:textDirection w:val="tbRl"/>
       <w:docGrid w:type="default" w:linePitch="360" w:charSpace="0"/>

--- a/漢文プリント_表なし版/早発白帝城_生徒版.docx
+++ b/漢文プリント_表なし版/早発白帝城_生徒版.docx
@@ -5,7 +5,7 @@
     <w:p>
       <w:pPr>
         <w:snapToGrid w:val="0"/>
-        <w:spacing w:before="0" w:after="220" w:line="240" w:lineRule="auto"/>
+        <w:spacing w:before="0" w:after="140" w:line="240" w:lineRule="auto"/>
       </w:pPr>
       <w:r>
         <w:rPr>
@@ -16,19 +16,30 @@
           <w:sz w:val="24"/>
           <w:szCs w:val="24"/>
         </w:rPr>
-        <w:t xml:space="preserve">【古典探究】　李白「早発白帝城」　書き下しプリント①　　『唐詩選』</w:t>
+        <w:t xml:space="preserve">【古典探究】李白「早発白帝城」書き下し①　</w:t>
+      </w:r>
+      <w:r>
+        <w:rPr>
+          <w:rFonts w:ascii="UD デジタル教科書体 N" w:eastAsia="UD デジタル教科書体 N" w:hAnsi="UD デジタル教科書体 N" w:cs="UD デジタル教科書体 N"/>
+          <w:b/>
+          <w:bCs/>
+          <w:color w:val="1B3A6B"/>
+          <w:sz w:val="14"/>
+          <w:szCs w:val="14"/>
+        </w:rPr>
+        <w:t xml:space="preserve">『唐詩選』</w:t>
       </w:r>
       <w:r>
         <w:drawing>
           <wp:anchor distT="0" distB="0" distL="0" distR="0" simplePos="0" relativeHeight="251658240" behindDoc="1" locked="0" layoutInCell="1" allowOverlap="1">
             <wp:simplePos x="0" y="0"/>
             <wp:positionH relativeFrom="page">
-              <wp:posOffset>6375400</wp:posOffset>
+              <wp:posOffset>6623050</wp:posOffset>
             </wp:positionH>
             <wp:positionV relativeFrom="page">
-              <wp:posOffset>2810510</wp:posOffset>
+              <wp:posOffset>469900</wp:posOffset>
             </wp:positionV>
-            <wp:extent cx="3279140" cy="4171950"/>
+            <wp:extent cx="3082290" cy="6512560"/>
             <wp:effectExtent l="0" t="0" r="0" b="0"/>
             <wp:wrapNone/>
             <wp:docPr id="1" name="frame1"/>
@@ -40,7 +51,7 @@
                   <wps:spPr>
                     <a:xfrm>
                       <a:off x="0" y="0"/>
-                      <a:ext cx="3279140" cy="4171950"/>
+                      <a:ext cx="3082290" cy="6512560"/>
                     </a:xfrm>
                     <a:prstGeom prst="roundRect">
                       <a:avLst>
@@ -66,12 +77,12 @@
           <wp:anchor distT="0" distB="0" distL="0" distR="0" simplePos="0" relativeHeight="251658240" behindDoc="1" locked="0" layoutInCell="1" allowOverlap="1">
             <wp:simplePos x="0" y="0"/>
             <wp:positionH relativeFrom="page">
-              <wp:posOffset>3413759</wp:posOffset>
+              <wp:posOffset>3552190</wp:posOffset>
             </wp:positionH>
             <wp:positionV relativeFrom="page">
               <wp:posOffset>469900</wp:posOffset>
             </wp:positionV>
-            <wp:extent cx="2743835" cy="6512560"/>
+            <wp:extent cx="2915284" cy="6512560"/>
             <wp:effectExtent l="0" t="0" r="0" b="0"/>
             <wp:wrapNone/>
             <wp:docPr id="2" name="frame2"/>
@@ -83,7 +94,7 @@
                   <wps:spPr>
                     <a:xfrm>
                       <a:off x="0" y="0"/>
-                      <a:ext cx="2743835" cy="6512560"/>
+                      <a:ext cx="2915284" cy="6512560"/>
                     </a:xfrm>
                     <a:prstGeom prst="roundRect">
                       <a:avLst>
@@ -109,12 +120,12 @@
           <wp:anchor distT="0" distB="0" distL="0" distR="0" simplePos="0" relativeHeight="251658240" behindDoc="1" locked="0" layoutInCell="1" allowOverlap="1">
             <wp:simplePos x="0" y="0"/>
             <wp:positionH relativeFrom="page">
-              <wp:posOffset>737869</wp:posOffset>
+              <wp:posOffset>762000</wp:posOffset>
             </wp:positionH>
             <wp:positionV relativeFrom="page">
               <wp:posOffset>469900</wp:posOffset>
             </wp:positionV>
-            <wp:extent cx="2612389" cy="6512560"/>
+            <wp:extent cx="2726690" cy="6512560"/>
             <wp:effectExtent l="0" t="0" r="0" b="0"/>
             <wp:wrapNone/>
             <wp:docPr id="3" name="frame3"/>
@@ -126,7 +137,7 @@
                   <wps:spPr>
                     <a:xfrm>
                       <a:off x="0" y="0"/>
-                      <a:ext cx="2612389" cy="6512560"/>
+                      <a:ext cx="2726690" cy="6512560"/>
                     </a:xfrm>
                     <a:prstGeom prst="roundRect">
                       <a:avLst>
@@ -151,7 +162,7 @@
     <w:p>
       <w:pPr>
         <w:snapToGrid w:val="0"/>
-        <w:spacing w:before="0" w:after="220" w:line="240" w:lineRule="auto"/>
+        <w:spacing w:before="0" w:after="140" w:line="240" w:lineRule="auto"/>
         <w:ind w:right="2200"/>
         <w:jc w:val="right"/>
       </w:pPr>
@@ -181,7 +192,7 @@
     <w:p>
       <w:pPr>
         <w:snapToGrid w:val="0"/>
-        <w:spacing w:before="0" w:after="280" w:line="240" w:lineRule="auto"/>
+        <w:spacing w:before="0" w:after="170" w:line="240" w:lineRule="auto"/>
         <w:ind w:right="170"/>
       </w:pPr>
       <w:r>
@@ -362,7 +373,7 @@
     <w:p>
       <w:pPr>
         <w:snapToGrid w:val="0"/>
-        <w:spacing w:before="0" w:after="280" w:line="240" w:lineRule="auto"/>
+        <w:spacing w:before="0" w:after="170" w:line="240" w:lineRule="auto"/>
         <w:ind w:right="170"/>
       </w:pPr>
       <w:r>
@@ -489,7 +500,7 @@
     <w:p>
       <w:pPr>
         <w:snapToGrid w:val="0"/>
-        <w:spacing w:before="0" w:after="280" w:line="240" w:lineRule="auto"/>
+        <w:spacing w:before="0" w:after="170" w:line="240" w:lineRule="auto"/>
         <w:ind w:right="170"/>
       </w:pPr>
       <w:r>
@@ -684,7 +695,7 @@
     <w:p>
       <w:pPr>
         <w:snapToGrid w:val="0"/>
-        <w:spacing w:before="0" w:after="280" w:line="240" w:lineRule="auto"/>
+        <w:spacing w:before="0" w:after="170" w:line="240" w:lineRule="auto"/>
         <w:ind w:right="170"/>
       </w:pPr>
       <w:r>
@@ -855,7 +866,7 @@
     <w:p>
       <w:pPr>
         <w:snapToGrid w:val="0"/>
-        <w:spacing w:before="0" w:after="280" w:line="240" w:lineRule="auto"/>
+        <w:spacing w:before="0" w:after="170" w:line="240" w:lineRule="auto"/>
         <w:ind w:right="170"/>
       </w:pPr>
       <w:r>
@@ -1016,89 +1027,1504 @@
     <w:p>
       <w:pPr>
         <w:snapToGrid w:val="0"/>
-        <w:spacing w:before="0" w:after="410" w:line="240" w:lineRule="auto"/>
+        <w:spacing w:before="0" w:after="300" w:line="240" w:lineRule="auto"/>
         <w:ind w:right="170"/>
       </w:pPr>
       <w:r>
         <w:br w:type="column"/>
       </w:r>
       <w:r>
+        <w:rPr/>
+        <w:ruby>
+          <w:rubyPr>
+            <w:rubyAlign w:val="distributeLetter"/>
+            <w:hps w:val="12"/>
+            <w:hpsRaise w:val="23"/>
+            <w:hpsBaseText w:val="27"/>
+            <w:lid w:val="ja-JP"/>
+          </w:rubyPr>
+          <w:rt>
+            <w:r>
+              <w:rPr>
+                <w:rFonts w:ascii="UD デジタル教科書体 N" w:eastAsia="UD デジタル教科書体 N" w:hAnsi="UD デジタル教科書体 N" w:cs="UD デジタル教科書体 N"/>
+                <w:color w:val="1A1A1A"/>
+                <w:sz w:val="12"/>
+                <w:szCs w:val="12"/>
+              </w:rPr>
+              <w:t>つと</w:t>
+            </w:r>
+          </w:rt>
+          <w:rubyBase>
+            <w:r>
+              <w:rPr>
+                <w:rFonts w:ascii="UD デジタル教科書体 N" w:eastAsia="UD デジタル教科書体 N" w:hAnsi="UD デジタル教科書体 N" w:cs="UD デジタル教科書体 N"/>
+                <w:color w:val="1A1A1A"/>
+                <w:sz w:val="27"/>
+                <w:szCs w:val="27"/>
+                <w:bdr w:val="single" w:sz="4" w:space="0" w:color="A3B4CC"/>
+              </w:rPr>
+              <w:t xml:space="preserve">早</w:t>
+            </w:r>
+          </w:rubyBase>
+        </w:ruby>
+      </w:r>
+      <w:r>
         <w:rPr>
           <w:rFonts w:ascii="UD デジタル教科書体 N" w:eastAsia="UD デジタル教科書体 N" w:hAnsi="UD デジタル教科書体 N" w:cs="UD デジタル教科書体 N"/>
           <w:color w:val="1A1A1A"/>
           <w:sz w:val="27"/>
           <w:szCs w:val="27"/>
-          <w:u w:val="single" w:color="A3B4CC"/>
-        </w:rPr>
-        <w:t xml:space="preserve">　　　　　　　　　　　　　　　　　　　　　</w:t>
+          <w:bdr w:val="single" w:sz="5" w:space="0" w:color="A3B4CC"/>
+        </w:rPr>
+        <w:t xml:space="preserve">に</w:t>
+      </w:r>
+      <w:r>
+        <w:rPr/>
+        <w:ruby>
+          <w:rubyPr>
+            <w:rubyAlign w:val="distributeLetter"/>
+            <w:hps w:val="12"/>
+            <w:hpsRaise w:val="23"/>
+            <w:hpsBaseText w:val="27"/>
+            <w:lid w:val="ja-JP"/>
+          </w:rubyPr>
+          <w:rt>
+            <w:r>
+              <w:rPr>
+                <w:rFonts w:ascii="UD デジタル教科書体 N" w:eastAsia="UD デジタル教科書体 N" w:hAnsi="UD デジタル教科書体 N" w:cs="UD デジタル教科書体 N"/>
+                <w:color w:val="1A1A1A"/>
+                <w:sz w:val="12"/>
+                <w:szCs w:val="12"/>
+              </w:rPr>
+              <w:t>はくていじやう</w:t>
+            </w:r>
+          </w:rt>
+          <w:rubyBase>
+            <w:r>
+              <w:rPr>
+                <w:rFonts w:ascii="UD デジタル教科書体 N" w:eastAsia="UD デジタル教科書体 N" w:hAnsi="UD デジタル教科書体 N" w:cs="UD デジタル教科書体 N"/>
+                <w:color w:val="1A1A1A"/>
+                <w:sz w:val="27"/>
+                <w:szCs w:val="27"/>
+                <w:bdr w:val="single" w:sz="4" w:space="0" w:color="A3B4CC"/>
+              </w:rPr>
+              <w:t xml:space="preserve">白帝城</w:t>
+            </w:r>
+          </w:rubyBase>
+        </w:ruby>
+      </w:r>
+      <w:r>
+        <w:rPr>
+          <w:rFonts w:ascii="UD デジタル教科書体 N" w:eastAsia="UD デジタル教科書体 N" w:hAnsi="UD デジタル教科書体 N" w:cs="UD デジタル教科書体 N"/>
+          <w:color w:val="1A1A1A"/>
+          <w:sz w:val="27"/>
+          <w:szCs w:val="27"/>
+          <w:bdr w:val="single" w:sz="5" w:space="0" w:color="A3B4CC"/>
+        </w:rPr>
+        <w:t xml:space="preserve">を</w:t>
+      </w:r>
+      <w:r>
+        <w:rPr/>
+        <w:ruby>
+          <w:rubyPr>
+            <w:rubyAlign w:val="distributeLetter"/>
+            <w:hps w:val="12"/>
+            <w:hpsRaise w:val="23"/>
+            <w:hpsBaseText w:val="27"/>
+            <w:lid w:val="ja-JP"/>
+          </w:rubyPr>
+          <w:rt>
+            <w:r>
+              <w:rPr>
+                <w:rFonts w:ascii="UD デジタル教科書体 N" w:eastAsia="UD デジタル教科書体 N" w:hAnsi="UD デジタル教科書体 N" w:cs="UD デジタル教科書体 N"/>
+                <w:color w:val="1A1A1A"/>
+                <w:sz w:val="12"/>
+                <w:szCs w:val="12"/>
+              </w:rPr>
+              <w:t>はつ</w:t>
+            </w:r>
+          </w:rt>
+          <w:rubyBase>
+            <w:r>
+              <w:rPr>
+                <w:rFonts w:ascii="UD デジタル教科書体 N" w:eastAsia="UD デジタル教科書体 N" w:hAnsi="UD デジタル教科書体 N" w:cs="UD デジタル教科書体 N"/>
+                <w:color w:val="1A1A1A"/>
+                <w:sz w:val="27"/>
+                <w:szCs w:val="27"/>
+                <w:bdr w:val="single" w:sz="4" w:space="0" w:color="A3B4CC"/>
+              </w:rPr>
+              <w:t xml:space="preserve">発</w:t>
+            </w:r>
+          </w:rubyBase>
+        </w:ruby>
+      </w:r>
+      <w:r>
+        <w:rPr>
+          <w:rFonts w:ascii="UD デジタル教科書体 N" w:eastAsia="UD デジタル教科書体 N" w:hAnsi="UD デジタル教科書体 N" w:cs="UD デジタル教科書体 N"/>
+          <w:color w:val="1A1A1A"/>
+          <w:sz w:val="27"/>
+          <w:szCs w:val="27"/>
+          <w:bdr w:val="single" w:sz="5" w:space="0" w:color="A3B4CC"/>
+        </w:rPr>
+        <w:t xml:space="preserve">す</w:t>
+      </w:r>
+      <w:r>
+        <w:rPr>
+          <w:rFonts w:ascii="UD デジタル教科書体 N" w:eastAsia="UD デジタル教科書体 N" w:hAnsi="UD デジタル教科書体 N" w:cs="UD デジタル教科書体 N"/>
+          <w:color w:val="1A1A1A"/>
+          <w:sz w:val="27"/>
+          <w:szCs w:val="27"/>
+          <w:bdr w:val="single" w:sz="4" w:space="0" w:color="A3B4CC"/>
+        </w:rPr>
+        <w:t xml:space="preserve">　</w:t>
+      </w:r>
+      <w:r>
+        <w:rPr>
+          <w:rFonts w:ascii="UD デジタル教科書体 N" w:eastAsia="UD デジタル教科書体 N" w:hAnsi="UD デジタル教科書体 N" w:cs="UD デジタル教科書体 N"/>
+          <w:color w:val="1A1A1A"/>
+          <w:sz w:val="27"/>
+          <w:szCs w:val="27"/>
+          <w:bdr w:val="single" w:sz="5" w:space="0" w:color="A3B4CC"/>
+        </w:rPr>
+        <w:t xml:space="preserve">　</w:t>
+      </w:r>
+      <w:r>
+        <w:rPr>
+          <w:rFonts w:ascii="UD デジタル教科書体 N" w:eastAsia="UD デジタル教科書体 N" w:hAnsi="UD デジタル教科書体 N" w:cs="UD デジタル教科書体 N"/>
+          <w:color w:val="1A1A1A"/>
+          <w:sz w:val="27"/>
+          <w:szCs w:val="27"/>
+          <w:bdr w:val="single" w:sz="4" w:space="0" w:color="A3B4CC"/>
+        </w:rPr>
+        <w:t xml:space="preserve">　</w:t>
+      </w:r>
+      <w:r>
+        <w:rPr>
+          <w:rFonts w:ascii="UD デジタル教科書体 N" w:eastAsia="UD デジタル教科書体 N" w:hAnsi="UD デジタル教科書体 N" w:cs="UD デジタル教科書体 N"/>
+          <w:color w:val="1A1A1A"/>
+          <w:sz w:val="27"/>
+          <w:szCs w:val="27"/>
+          <w:bdr w:val="single" w:sz="5" w:space="0" w:color="A3B4CC"/>
+        </w:rPr>
+        <w:t xml:space="preserve">　</w:t>
+      </w:r>
+      <w:r>
+        <w:rPr>
+          <w:rFonts w:ascii="UD デジタル教科書体 N" w:eastAsia="UD デジタル教科書体 N" w:hAnsi="UD デジタル教科書体 N" w:cs="UD デジタル教科書体 N"/>
+          <w:color w:val="1A1A1A"/>
+          <w:sz w:val="27"/>
+          <w:szCs w:val="27"/>
+          <w:bdr w:val="single" w:sz="4" w:space="0" w:color="A3B4CC"/>
+        </w:rPr>
+        <w:t xml:space="preserve">　</w:t>
+      </w:r>
+      <w:r>
+        <w:rPr>
+          <w:rFonts w:ascii="UD デジタル教科書体 N" w:eastAsia="UD デジタル教科書体 N" w:hAnsi="UD デジタル教科書体 N" w:cs="UD デジタル教科書体 N"/>
+          <w:color w:val="1A1A1A"/>
+          <w:sz w:val="27"/>
+          <w:szCs w:val="27"/>
+          <w:bdr w:val="single" w:sz="5" w:space="0" w:color="A3B4CC"/>
+        </w:rPr>
+        <w:t xml:space="preserve">　</w:t>
+      </w:r>
+      <w:r>
+        <w:rPr>
+          <w:rFonts w:ascii="UD デジタル教科書体 N" w:eastAsia="UD デジタル教科書体 N" w:hAnsi="UD デジタル教科書体 N" w:cs="UD デジタル教科書体 N"/>
+          <w:color w:val="1A1A1A"/>
+          <w:sz w:val="27"/>
+          <w:szCs w:val="27"/>
+          <w:bdr w:val="single" w:sz="4" w:space="0" w:color="A3B4CC"/>
+        </w:rPr>
+        <w:t xml:space="preserve">　</w:t>
+      </w:r>
+      <w:r>
+        <w:rPr>
+          <w:rFonts w:ascii="UD デジタル教科書体 N" w:eastAsia="UD デジタル教科書体 N" w:hAnsi="UD デジタル教科書体 N" w:cs="UD デジタル教科書体 N"/>
+          <w:color w:val="1A1A1A"/>
+          <w:sz w:val="27"/>
+          <w:szCs w:val="27"/>
+          <w:bdr w:val="single" w:sz="5" w:space="0" w:color="A3B4CC"/>
+        </w:rPr>
+        <w:t xml:space="preserve">　</w:t>
+      </w:r>
+      <w:r>
+        <w:rPr>
+          <w:rFonts w:ascii="UD デジタル教科書体 N" w:eastAsia="UD デジタル教科書体 N" w:hAnsi="UD デジタル教科書体 N" w:cs="UD デジタル教科書体 N"/>
+          <w:color w:val="1A1A1A"/>
+          <w:sz w:val="27"/>
+          <w:szCs w:val="27"/>
+          <w:bdr w:val="single" w:sz="4" w:space="0" w:color="A3B4CC"/>
+        </w:rPr>
+        <w:t xml:space="preserve">　</w:t>
+      </w:r>
+      <w:r>
+        <w:rPr>
+          <w:rFonts w:ascii="UD デジタル教科書体 N" w:eastAsia="UD デジタル教科書体 N" w:hAnsi="UD デジタル教科書体 N" w:cs="UD デジタル教科書体 N"/>
+          <w:color w:val="1A1A1A"/>
+          <w:sz w:val="27"/>
+          <w:szCs w:val="27"/>
+          <w:bdr w:val="single" w:sz="5" w:space="0" w:color="A3B4CC"/>
+        </w:rPr>
+        <w:t xml:space="preserve">　</w:t>
+      </w:r>
+      <w:r>
+        <w:rPr>
+          <w:rFonts w:ascii="UD デジタル教科書体 N" w:eastAsia="UD デジタル教科書体 N" w:hAnsi="UD デジタル教科書体 N" w:cs="UD デジタル教科書体 N"/>
+          <w:color w:val="1A1A1A"/>
+          <w:sz w:val="27"/>
+          <w:szCs w:val="27"/>
+          <w:bdr w:val="single" w:sz="4" w:space="0" w:color="A3B4CC"/>
+        </w:rPr>
+        <w:t xml:space="preserve">　</w:t>
+      </w:r>
+      <w:r>
+        <w:rPr>
+          <w:rFonts w:ascii="UD デジタル教科書体 N" w:eastAsia="UD デジタル教科書体 N" w:hAnsi="UD デジタル教科書体 N" w:cs="UD デジタル教科書体 N"/>
+          <w:color w:val="1A1A1A"/>
+          <w:sz w:val="27"/>
+          <w:szCs w:val="27"/>
+          <w:bdr w:val="single" w:sz="5" w:space="0" w:color="A3B4CC"/>
+        </w:rPr>
+        <w:t xml:space="preserve">　</w:t>
+      </w:r>
+      <w:r>
+        <w:rPr>
+          <w:rFonts w:ascii="UD デジタル教科書体 N" w:eastAsia="UD デジタル教科書体 N" w:hAnsi="UD デジタル教科書体 N" w:cs="UD デジタル教科書体 N"/>
+          <w:color w:val="1A1A1A"/>
+          <w:sz w:val="27"/>
+          <w:szCs w:val="27"/>
+          <w:bdr w:val="single" w:sz="4" w:space="0" w:color="A3B4CC"/>
+        </w:rPr>
+        <w:t xml:space="preserve">　</w:t>
       </w:r>
     </w:p>
     <w:p>
       <w:pPr>
         <w:snapToGrid w:val="0"/>
-        <w:spacing w:before="0" w:after="410" w:line="240" w:lineRule="auto"/>
+        <w:spacing w:before="0" w:after="300" w:line="240" w:lineRule="auto"/>
         <w:ind w:right="170"/>
       </w:pPr>
       <w:r>
+        <w:rPr/>
+        <w:ruby>
+          <w:rubyPr>
+            <w:rubyAlign w:val="distributeLetter"/>
+            <w:hps w:val="12"/>
+            <w:hpsRaise w:val="23"/>
+            <w:hpsBaseText w:val="27"/>
+            <w:lid w:val="ja-JP"/>
+          </w:rubyPr>
+          <w:rt>
+            <w:r>
+              <w:rPr>
+                <w:rFonts w:ascii="UD デジタル教科書体 N" w:eastAsia="UD デジタル教科書体 N" w:hAnsi="UD デジタル教科書体 N" w:cs="UD デジタル教科書体 N"/>
+                <w:color w:val="1A1A1A"/>
+                <w:sz w:val="12"/>
+                <w:szCs w:val="12"/>
+              </w:rPr>
+              <w:t>あした</w:t>
+            </w:r>
+          </w:rt>
+          <w:rubyBase>
+            <w:r>
+              <w:rPr>
+                <w:rFonts w:ascii="UD デジタル教科書体 N" w:eastAsia="UD デジタル教科書体 N" w:hAnsi="UD デジタル教科書体 N" w:cs="UD デジタル教科書体 N"/>
+                <w:color w:val="1A1A1A"/>
+                <w:sz w:val="27"/>
+                <w:szCs w:val="27"/>
+                <w:bdr w:val="single" w:sz="4" w:space="0" w:color="A3B4CC"/>
+              </w:rPr>
+              <w:t xml:space="preserve">朝</w:t>
+            </w:r>
+          </w:rubyBase>
+        </w:ruby>
+      </w:r>
+      <w:r>
         <w:rPr>
           <w:rFonts w:ascii="UD デジタル教科書体 N" w:eastAsia="UD デジタル教科書体 N" w:hAnsi="UD デジタル教科書体 N" w:cs="UD デジタル教科書体 N"/>
           <w:color w:val="1A1A1A"/>
           <w:sz w:val="27"/>
           <w:szCs w:val="27"/>
-          <w:u w:val="single" w:color="A3B4CC"/>
-        </w:rPr>
-        <w:t xml:space="preserve">　　　　　　　　　　　　　　　　　　　　　</w:t>
+          <w:bdr w:val="single" w:sz="5" w:space="0" w:color="A3B4CC"/>
+        </w:rPr>
+        <w:t xml:space="preserve">に</w:t>
+      </w:r>
+      <w:r>
+        <w:rPr/>
+        <w:ruby>
+          <w:rubyPr>
+            <w:rubyAlign w:val="distributeSpace"/>
+            <w:hps w:val="12"/>
+            <w:hpsRaise w:val="23"/>
+            <w:hpsBaseText w:val="27"/>
+            <w:lid w:val="ja-JP"/>
+          </w:rubyPr>
+          <w:rt>
+            <w:r>
+              <w:rPr>
+                <w:rFonts w:ascii="UD デジタル教科書体 N" w:eastAsia="UD デジタル教科書体 N" w:hAnsi="UD デジタル教科書体 N" w:cs="UD デジタル教科書体 N"/>
+                <w:color w:val="1A1A1A"/>
+                <w:sz w:val="12"/>
+                <w:szCs w:val="12"/>
+              </w:rPr>
+              <w:t>じ</w:t>
+            </w:r>
+          </w:rt>
+          <w:rubyBase>
+            <w:r>
+              <w:rPr>
+                <w:rFonts w:ascii="UD デジタル教科書体 N" w:eastAsia="UD デジタル教科書体 N" w:hAnsi="UD デジタル教科書体 N" w:cs="UD デジタル教科書体 N"/>
+                <w:color w:val="1A1A1A"/>
+                <w:sz w:val="27"/>
+                <w:szCs w:val="27"/>
+                <w:bdr w:val="single" w:sz="4" w:space="0" w:color="A3B4CC"/>
+              </w:rPr>
+              <w:t xml:space="preserve">辞</w:t>
+            </w:r>
+          </w:rubyBase>
+        </w:ruby>
+      </w:r>
+      <w:r>
+        <w:rPr>
+          <w:rFonts w:ascii="UD デジタル教科書体 N" w:eastAsia="UD デジタル教科書体 N" w:hAnsi="UD デジタル教科書体 N" w:cs="UD デジタル教科書体 N"/>
+          <w:color w:val="1A1A1A"/>
+          <w:sz w:val="27"/>
+          <w:szCs w:val="27"/>
+          <w:bdr w:val="single" w:sz="5" w:space="0" w:color="A3B4CC"/>
+        </w:rPr>
+        <w:t xml:space="preserve">す</w:t>
+      </w:r>
+      <w:r>
+        <w:rPr/>
+        <w:ruby>
+          <w:rubyPr>
+            <w:rubyAlign w:val="distributeLetter"/>
+            <w:hps w:val="12"/>
+            <w:hpsRaise w:val="23"/>
+            <w:hpsBaseText w:val="27"/>
+            <w:lid w:val="ja-JP"/>
+          </w:rubyPr>
+          <w:rt>
+            <w:r>
+              <w:rPr>
+                <w:rFonts w:ascii="UD デジタル教科書体 N" w:eastAsia="UD デジタル教科書体 N" w:hAnsi="UD デジタル教科書体 N" w:cs="UD デジタル教科書体 N"/>
+                <w:color w:val="1A1A1A"/>
+                <w:sz w:val="12"/>
+                <w:szCs w:val="12"/>
+              </w:rPr>
+              <w:t>はくてい</w:t>
+            </w:r>
+          </w:rt>
+          <w:rubyBase>
+            <w:r>
+              <w:rPr>
+                <w:rFonts w:ascii="UD デジタル教科書体 N" w:eastAsia="UD デジタル教科書体 N" w:hAnsi="UD デジタル教科書体 N" w:cs="UD デジタル教科書体 N"/>
+                <w:color w:val="1A1A1A"/>
+                <w:sz w:val="27"/>
+                <w:szCs w:val="27"/>
+                <w:bdr w:val="single" w:sz="4" w:space="0" w:color="A3B4CC"/>
+              </w:rPr>
+              <w:t xml:space="preserve">白帝</w:t>
+            </w:r>
+          </w:rubyBase>
+        </w:ruby>
+      </w:r>
+      <w:r>
+        <w:rPr>
+          <w:rFonts w:ascii="UD デジタル教科書体 N" w:eastAsia="UD デジタル教科書体 N" w:hAnsi="UD デジタル教科書体 N" w:cs="UD デジタル教科書体 N"/>
+          <w:color w:val="1A1A1A"/>
+          <w:sz w:val="27"/>
+          <w:szCs w:val="27"/>
+          <w:bdr w:val="single" w:sz="5" w:space="0" w:color="A3B4CC"/>
+        </w:rPr>
+        <w:t xml:space="preserve">　</w:t>
+      </w:r>
+      <w:r>
+        <w:rPr/>
+        <w:ruby>
+          <w:rubyPr>
+            <w:rubyAlign w:val="distributeLetter"/>
+            <w:hps w:val="12"/>
+            <w:hpsRaise w:val="23"/>
+            <w:hpsBaseText w:val="27"/>
+            <w:lid w:val="ja-JP"/>
+          </w:rubyPr>
+          <w:rt>
+            <w:r>
+              <w:rPr>
+                <w:rFonts w:ascii="UD デジタル教科書体 N" w:eastAsia="UD デジタル教科書体 N" w:hAnsi="UD デジタル教科書体 N" w:cs="UD デジタル教科書体 N"/>
+                <w:color w:val="1A1A1A"/>
+                <w:sz w:val="12"/>
+                <w:szCs w:val="12"/>
+              </w:rPr>
+              <w:t>さいうん</w:t>
+            </w:r>
+          </w:rt>
+          <w:rubyBase>
+            <w:r>
+              <w:rPr>
+                <w:rFonts w:ascii="UD デジタル教科書体 N" w:eastAsia="UD デジタル教科書体 N" w:hAnsi="UD デジタル教科書体 N" w:cs="UD デジタル教科書体 N"/>
+                <w:color w:val="1A1A1A"/>
+                <w:sz w:val="27"/>
+                <w:szCs w:val="27"/>
+                <w:bdr w:val="single" w:sz="4" w:space="0" w:color="A3B4CC"/>
+              </w:rPr>
+              <w:t xml:space="preserve">彩雲</w:t>
+            </w:r>
+          </w:rubyBase>
+        </w:ruby>
+      </w:r>
+      <w:r>
+        <w:rPr>
+          <w:rFonts w:ascii="UD デジタル教科書体 N" w:eastAsia="UD デジタル教科書体 N" w:hAnsi="UD デジタル教科書体 N" w:cs="UD デジタル教科書体 N"/>
+          <w:color w:val="1A1A1A"/>
+          <w:sz w:val="27"/>
+          <w:szCs w:val="27"/>
+          <w:bdr w:val="single" w:sz="5" w:space="0" w:color="A3B4CC"/>
+        </w:rPr>
+        <w:t xml:space="preserve">の</w:t>
+      </w:r>
+      <w:r>
+        <w:rPr/>
+        <w:ruby>
+          <w:rubyPr>
+            <w:rubyAlign w:val="distributeLetter"/>
+            <w:hps w:val="12"/>
+            <w:hpsRaise w:val="23"/>
+            <w:hpsBaseText w:val="27"/>
+            <w:lid w:val="ja-JP"/>
+          </w:rubyPr>
+          <w:rt>
+            <w:r>
+              <w:rPr>
+                <w:rFonts w:ascii="UD デジタル教科書体 N" w:eastAsia="UD デジタル教科書体 N" w:hAnsi="UD デジタル教科書体 N" w:cs="UD デジタル教科書体 N"/>
+                <w:color w:val="1A1A1A"/>
+                <w:sz w:val="12"/>
+                <w:szCs w:val="12"/>
+              </w:rPr>
+              <w:t>かん</w:t>
+            </w:r>
+          </w:rt>
+          <w:rubyBase>
+            <w:r>
+              <w:rPr>
+                <w:rFonts w:ascii="UD デジタル教科書体 N" w:eastAsia="UD デジタル教科書体 N" w:hAnsi="UD デジタル教科書体 N" w:cs="UD デジタル教科書体 N"/>
+                <w:color w:val="1A1A1A"/>
+                <w:sz w:val="27"/>
+                <w:szCs w:val="27"/>
+                <w:bdr w:val="single" w:sz="4" w:space="0" w:color="A3B4CC"/>
+              </w:rPr>
+              <w:t xml:space="preserve">間</w:t>
+            </w:r>
+          </w:rubyBase>
+        </w:ruby>
+      </w:r>
+      <w:r>
+        <w:rPr>
+          <w:rFonts w:ascii="UD デジタル教科書体 N" w:eastAsia="UD デジタル教科書体 N" w:hAnsi="UD デジタル教科書体 N" w:cs="UD デジタル教科書体 N"/>
+          <w:color w:val="1A1A1A"/>
+          <w:sz w:val="27"/>
+          <w:szCs w:val="27"/>
+          <w:bdr w:val="single" w:sz="5" w:space="0" w:color="A3B4CC"/>
+        </w:rPr>
+        <w:t xml:space="preserve">　</w:t>
+      </w:r>
+      <w:r>
+        <w:rPr>
+          <w:rFonts w:ascii="UD デジタル教科書体 N" w:eastAsia="UD デジタル教科書体 N" w:hAnsi="UD デジタル教科書体 N" w:cs="UD デジタル教科書体 N"/>
+          <w:color w:val="1A1A1A"/>
+          <w:sz w:val="27"/>
+          <w:szCs w:val="27"/>
+          <w:bdr w:val="single" w:sz="4" w:space="0" w:color="A3B4CC"/>
+        </w:rPr>
+        <w:t xml:space="preserve">　</w:t>
+      </w:r>
+      <w:r>
+        <w:rPr>
+          <w:rFonts w:ascii="UD デジタル教科書体 N" w:eastAsia="UD デジタル教科書体 N" w:hAnsi="UD デジタル教科書体 N" w:cs="UD デジタル教科書体 N"/>
+          <w:color w:val="1A1A1A"/>
+          <w:sz w:val="27"/>
+          <w:szCs w:val="27"/>
+          <w:bdr w:val="single" w:sz="5" w:space="0" w:color="A3B4CC"/>
+        </w:rPr>
+        <w:t xml:space="preserve">　</w:t>
+      </w:r>
+      <w:r>
+        <w:rPr>
+          <w:rFonts w:ascii="UD デジタル教科書体 N" w:eastAsia="UD デジタル教科書体 N" w:hAnsi="UD デジタル教科書体 N" w:cs="UD デジタル教科書体 N"/>
+          <w:color w:val="1A1A1A"/>
+          <w:sz w:val="27"/>
+          <w:szCs w:val="27"/>
+          <w:bdr w:val="single" w:sz="4" w:space="0" w:color="A3B4CC"/>
+        </w:rPr>
+        <w:t xml:space="preserve">　</w:t>
+      </w:r>
+      <w:r>
+        <w:rPr>
+          <w:rFonts w:ascii="UD デジタル教科書体 N" w:eastAsia="UD デジタル教科書体 N" w:hAnsi="UD デジタル教科書体 N" w:cs="UD デジタル教科書体 N"/>
+          <w:color w:val="1A1A1A"/>
+          <w:sz w:val="27"/>
+          <w:szCs w:val="27"/>
+          <w:bdr w:val="single" w:sz="5" w:space="0" w:color="A3B4CC"/>
+        </w:rPr>
+        <w:t xml:space="preserve">　</w:t>
+      </w:r>
+      <w:r>
+        <w:rPr>
+          <w:rFonts w:ascii="UD デジタル教科書体 N" w:eastAsia="UD デジタル教科書体 N" w:hAnsi="UD デジタル教科書体 N" w:cs="UD デジタル教科書体 N"/>
+          <w:color w:val="1A1A1A"/>
+          <w:sz w:val="27"/>
+          <w:szCs w:val="27"/>
+          <w:bdr w:val="single" w:sz="4" w:space="0" w:color="A3B4CC"/>
+        </w:rPr>
+        <w:t xml:space="preserve">　</w:t>
+      </w:r>
+      <w:r>
+        <w:rPr>
+          <w:rFonts w:ascii="UD デジタル教科書体 N" w:eastAsia="UD デジタル教科書体 N" w:hAnsi="UD デジタル教科書体 N" w:cs="UD デジタル教科書体 N"/>
+          <w:color w:val="1A1A1A"/>
+          <w:sz w:val="27"/>
+          <w:szCs w:val="27"/>
+          <w:bdr w:val="single" w:sz="5" w:space="0" w:color="A3B4CC"/>
+        </w:rPr>
+        <w:t xml:space="preserve">　</w:t>
+      </w:r>
+      <w:r>
+        <w:rPr>
+          <w:rFonts w:ascii="UD デジタル教科書体 N" w:eastAsia="UD デジタル教科書体 N" w:hAnsi="UD デジタル教科書体 N" w:cs="UD デジタル教科書体 N"/>
+          <w:color w:val="1A1A1A"/>
+          <w:sz w:val="27"/>
+          <w:szCs w:val="27"/>
+          <w:bdr w:val="single" w:sz="4" w:space="0" w:color="A3B4CC"/>
+        </w:rPr>
+        <w:t xml:space="preserve">　</w:t>
+      </w:r>
+      <w:r>
+        <w:rPr>
+          <w:rFonts w:ascii="UD デジタル教科書体 N" w:eastAsia="UD デジタル教科書体 N" w:hAnsi="UD デジタル教科書体 N" w:cs="UD デジタル教科書体 N"/>
+          <w:color w:val="1A1A1A"/>
+          <w:sz w:val="27"/>
+          <w:szCs w:val="27"/>
+          <w:bdr w:val="single" w:sz="5" w:space="0" w:color="A3B4CC"/>
+        </w:rPr>
+        <w:t xml:space="preserve">　</w:t>
+      </w:r>
+      <w:r>
+        <w:rPr>
+          <w:rFonts w:ascii="UD デジタル教科書体 N" w:eastAsia="UD デジタル教科書体 N" w:hAnsi="UD デジタル教科書体 N" w:cs="UD デジタル教科書体 N"/>
+          <w:color w:val="1A1A1A"/>
+          <w:sz w:val="27"/>
+          <w:szCs w:val="27"/>
+          <w:bdr w:val="single" w:sz="4" w:space="0" w:color="A3B4CC"/>
+        </w:rPr>
+        <w:t xml:space="preserve">　</w:t>
       </w:r>
     </w:p>
     <w:p>
       <w:pPr>
         <w:snapToGrid w:val="0"/>
-        <w:spacing w:before="0" w:after="410" w:line="240" w:lineRule="auto"/>
+        <w:spacing w:before="0" w:after="300" w:line="240" w:lineRule="auto"/>
         <w:ind w:right="170"/>
       </w:pPr>
       <w:r>
+        <w:rPr/>
+        <w:ruby>
+          <w:rubyPr>
+            <w:rubyAlign w:val="distributeLetter"/>
+            <w:hps w:val="12"/>
+            <w:hpsRaise w:val="23"/>
+            <w:hpsBaseText w:val="27"/>
+            <w:lid w:val="ja-JP"/>
+          </w:rubyPr>
+          <w:rt>
+            <w:r>
+              <w:rPr>
+                <w:rFonts w:ascii="UD デジタル教科書体 N" w:eastAsia="UD デジタル教科書体 N" w:hAnsi="UD デジタル教科書体 N" w:cs="UD デジタル教科書体 N"/>
+                <w:color w:val="1A1A1A"/>
+                <w:sz w:val="12"/>
+                <w:szCs w:val="12"/>
+              </w:rPr>
+              <w:t>せんり</w:t>
+            </w:r>
+          </w:rt>
+          <w:rubyBase>
+            <w:r>
+              <w:rPr>
+                <w:rFonts w:ascii="UD デジタル教科書体 N" w:eastAsia="UD デジタル教科書体 N" w:hAnsi="UD デジタル教科書体 N" w:cs="UD デジタル教科書体 N"/>
+                <w:color w:val="1A1A1A"/>
+                <w:sz w:val="27"/>
+                <w:szCs w:val="27"/>
+                <w:bdr w:val="single" w:sz="4" w:space="0" w:color="A3B4CC"/>
+              </w:rPr>
+              <w:t xml:space="preserve">千里</w:t>
+            </w:r>
+          </w:rubyBase>
+        </w:ruby>
+      </w:r>
+      <w:r>
         <w:rPr>
           <w:rFonts w:ascii="UD デジタル教科書体 N" w:eastAsia="UD デジタル教科書体 N" w:hAnsi="UD デジタル教科書体 N" w:cs="UD デジタル教科書体 N"/>
           <w:color w:val="1A1A1A"/>
           <w:sz w:val="27"/>
           <w:szCs w:val="27"/>
-          <w:u w:val="single" w:color="A3B4CC"/>
-        </w:rPr>
-        <w:t xml:space="preserve">　　　　　　　　　　　　　　　　　　　　　</w:t>
+          <w:bdr w:val="single" w:sz="5" w:space="0" w:color="A3B4CC"/>
+        </w:rPr>
+        <w:t xml:space="preserve">の</w:t>
+      </w:r>
+      <w:r>
+        <w:rPr/>
+        <w:ruby>
+          <w:rubyPr>
+            <w:rubyAlign w:val="distributeLetter"/>
+            <w:hps w:val="12"/>
+            <w:hpsRaise w:val="23"/>
+            <w:hpsBaseText w:val="27"/>
+            <w:lid w:val="ja-JP"/>
+          </w:rubyPr>
+          <w:rt>
+            <w:r>
+              <w:rPr>
+                <w:rFonts w:ascii="UD デジタル教科書体 N" w:eastAsia="UD デジタル教科書体 N" w:hAnsi="UD デジタル教科書体 N" w:cs="UD デジタル教科書体 N"/>
+                <w:color w:val="1A1A1A"/>
+                <w:sz w:val="12"/>
+                <w:szCs w:val="12"/>
+              </w:rPr>
+              <w:t>かうりよう</w:t>
+            </w:r>
+          </w:rt>
+          <w:rubyBase>
+            <w:r>
+              <w:rPr>
+                <w:rFonts w:ascii="UD デジタル教科書体 N" w:eastAsia="UD デジタル教科書体 N" w:hAnsi="UD デジタル教科書体 N" w:cs="UD デジタル教科書体 N"/>
+                <w:color w:val="1A1A1A"/>
+                <w:sz w:val="27"/>
+                <w:szCs w:val="27"/>
+                <w:bdr w:val="single" w:sz="4" w:space="0" w:color="A3B4CC"/>
+              </w:rPr>
+              <w:t xml:space="preserve">江陵</w:t>
+            </w:r>
+          </w:rubyBase>
+        </w:ruby>
+      </w:r>
+      <w:r>
+        <w:rPr>
+          <w:rFonts w:ascii="UD デジタル教科書体 N" w:eastAsia="UD デジタル教科書体 N" w:hAnsi="UD デジタル教科書体 N" w:cs="UD デジタル教科書体 N"/>
+          <w:color w:val="1A1A1A"/>
+          <w:sz w:val="27"/>
+          <w:szCs w:val="27"/>
+          <w:bdr w:val="single" w:sz="5" w:space="0" w:color="A3B4CC"/>
+        </w:rPr>
+        <w:t xml:space="preserve">　</w:t>
+      </w:r>
+      <w:r>
+        <w:rPr/>
+        <w:ruby>
+          <w:rubyPr>
+            <w:rubyAlign w:val="distributeLetter"/>
+            <w:hps w:val="12"/>
+            <w:hpsRaise w:val="23"/>
+            <w:hpsBaseText w:val="27"/>
+            <w:lid w:val="ja-JP"/>
+          </w:rubyPr>
+          <w:rt>
+            <w:r>
+              <w:rPr>
+                <w:rFonts w:ascii="UD デジタル教科書体 N" w:eastAsia="UD デジタル教科書体 N" w:hAnsi="UD デジタル教科書体 N" w:cs="UD デジタル教科書体 N"/>
+                <w:color w:val="1A1A1A"/>
+                <w:sz w:val="12"/>
+                <w:szCs w:val="12"/>
+              </w:rPr>
+              <w:t>いちにち</w:t>
+            </w:r>
+          </w:rt>
+          <w:rubyBase>
+            <w:r>
+              <w:rPr>
+                <w:rFonts w:ascii="UD デジタル教科書体 N" w:eastAsia="UD デジタル教科書体 N" w:hAnsi="UD デジタル教科書体 N" w:cs="UD デジタル教科書体 N"/>
+                <w:color w:val="1A1A1A"/>
+                <w:sz w:val="27"/>
+                <w:szCs w:val="27"/>
+                <w:bdr w:val="single" w:sz="4" w:space="0" w:color="A3B4CC"/>
+              </w:rPr>
+              <w:t xml:space="preserve">一日</w:t>
+            </w:r>
+          </w:rubyBase>
+        </w:ruby>
+      </w:r>
+      <w:r>
+        <w:rPr>
+          <w:rFonts w:ascii="UD デジタル教科書体 N" w:eastAsia="UD デジタル教科書体 N" w:hAnsi="UD デジタル教科書体 N" w:cs="UD デジタル教科書体 N"/>
+          <w:color w:val="1A1A1A"/>
+          <w:sz w:val="27"/>
+          <w:szCs w:val="27"/>
+          <w:bdr w:val="single" w:sz="5" w:space="0" w:color="A3B4CC"/>
+        </w:rPr>
+        <w:t xml:space="preserve">に</w:t>
+      </w:r>
+      <w:r>
+        <w:rPr>
+          <w:rFonts w:ascii="UD デジタル教科書体 N" w:eastAsia="UD デジタル教科書体 N" w:hAnsi="UD デジタル教科書体 N" w:cs="UD デジタル教科書体 N"/>
+          <w:color w:val="1A1A1A"/>
+          <w:sz w:val="27"/>
+          <w:szCs w:val="27"/>
+          <w:bdr w:val="single" w:sz="4" w:space="0" w:color="A3B4CC"/>
+        </w:rPr>
+        <w:t xml:space="preserve">し</w:t>
+      </w:r>
+      <w:r>
+        <w:rPr>
+          <w:rFonts w:ascii="UD デジタル教科書体 N" w:eastAsia="UD デジタル教科書体 N" w:hAnsi="UD デジタル教科書体 N" w:cs="UD デジタル教科書体 N"/>
+          <w:color w:val="1A1A1A"/>
+          <w:sz w:val="27"/>
+          <w:szCs w:val="27"/>
+          <w:bdr w:val="single" w:sz="5" w:space="0" w:color="A3B4CC"/>
+        </w:rPr>
+        <w:t xml:space="preserve">て</w:t>
+      </w:r>
+      <w:r>
+        <w:rPr/>
+        <w:ruby>
+          <w:rubyPr>
+            <w:rubyAlign w:val="distributeLetter"/>
+            <w:hps w:val="12"/>
+            <w:hpsRaise w:val="23"/>
+            <w:hpsBaseText w:val="27"/>
+            <w:lid w:val="ja-JP"/>
+          </w:rubyPr>
+          <w:rt>
+            <w:r>
+              <w:rPr>
+                <w:rFonts w:ascii="UD デジタル教科書体 N" w:eastAsia="UD デジタル教科書体 N" w:hAnsi="UD デジタル教科書体 N" w:cs="UD デジタル教科書体 N"/>
+                <w:color w:val="1A1A1A"/>
+                <w:sz w:val="12"/>
+                <w:szCs w:val="12"/>
+              </w:rPr>
+              <w:t>かへ</w:t>
+            </w:r>
+          </w:rt>
+          <w:rubyBase>
+            <w:r>
+              <w:rPr>
+                <w:rFonts w:ascii="UD デジタル教科書体 N" w:eastAsia="UD デジタル教科書体 N" w:hAnsi="UD デジタル教科書体 N" w:cs="UD デジタル教科書体 N"/>
+                <w:color w:val="1A1A1A"/>
+                <w:sz w:val="27"/>
+                <w:szCs w:val="27"/>
+                <w:bdr w:val="single" w:sz="4" w:space="0" w:color="A3B4CC"/>
+              </w:rPr>
+              <w:t xml:space="preserve">還</w:t>
+            </w:r>
+          </w:rubyBase>
+        </w:ruby>
+      </w:r>
+      <w:r>
+        <w:rPr>
+          <w:rFonts w:ascii="UD デジタル教科書体 N" w:eastAsia="UD デジタル教科書体 N" w:hAnsi="UD デジタル教科書体 N" w:cs="UD デジタル教科書体 N"/>
+          <w:color w:val="1A1A1A"/>
+          <w:sz w:val="27"/>
+          <w:szCs w:val="27"/>
+          <w:bdr w:val="single" w:sz="5" w:space="0" w:color="A3B4CC"/>
+        </w:rPr>
+        <w:t xml:space="preserve">る</w:t>
+      </w:r>
+      <w:r>
+        <w:rPr>
+          <w:rFonts w:ascii="UD デジタル教科書体 N" w:eastAsia="UD デジタル教科書体 N" w:hAnsi="UD デジタル教科書体 N" w:cs="UD デジタル教科書体 N"/>
+          <w:color w:val="1A1A1A"/>
+          <w:sz w:val="27"/>
+          <w:szCs w:val="27"/>
+          <w:bdr w:val="single" w:sz="4" w:space="0" w:color="A3B4CC"/>
+        </w:rPr>
+        <w:t xml:space="preserve">　</w:t>
+      </w:r>
+      <w:r>
+        <w:rPr>
+          <w:rFonts w:ascii="UD デジタル教科書体 N" w:eastAsia="UD デジタル教科書体 N" w:hAnsi="UD デジタル教科書体 N" w:cs="UD デジタル教科書体 N"/>
+          <w:color w:val="1A1A1A"/>
+          <w:sz w:val="27"/>
+          <w:szCs w:val="27"/>
+          <w:bdr w:val="single" w:sz="5" w:space="0" w:color="A3B4CC"/>
+        </w:rPr>
+        <w:t xml:space="preserve">　</w:t>
+      </w:r>
+      <w:r>
+        <w:rPr>
+          <w:rFonts w:ascii="UD デジタル教科書体 N" w:eastAsia="UD デジタル教科書体 N" w:hAnsi="UD デジタル教科書体 N" w:cs="UD デジタル教科書体 N"/>
+          <w:color w:val="1A1A1A"/>
+          <w:sz w:val="27"/>
+          <w:szCs w:val="27"/>
+          <w:bdr w:val="single" w:sz="4" w:space="0" w:color="A3B4CC"/>
+        </w:rPr>
+        <w:t xml:space="preserve">　</w:t>
+      </w:r>
+      <w:r>
+        <w:rPr>
+          <w:rFonts w:ascii="UD デジタル教科書体 N" w:eastAsia="UD デジタル教科書体 N" w:hAnsi="UD デジタル教科書体 N" w:cs="UD デジタル教科書体 N"/>
+          <w:color w:val="1A1A1A"/>
+          <w:sz w:val="27"/>
+          <w:szCs w:val="27"/>
+          <w:bdr w:val="single" w:sz="5" w:space="0" w:color="A3B4CC"/>
+        </w:rPr>
+        <w:t xml:space="preserve">　</w:t>
+      </w:r>
+      <w:r>
+        <w:rPr>
+          <w:rFonts w:ascii="UD デジタル教科書体 N" w:eastAsia="UD デジタル教科書体 N" w:hAnsi="UD デジタル教科書体 N" w:cs="UD デジタル教科書体 N"/>
+          <w:color w:val="1A1A1A"/>
+          <w:sz w:val="27"/>
+          <w:szCs w:val="27"/>
+          <w:bdr w:val="single" w:sz="4" w:space="0" w:color="A3B4CC"/>
+        </w:rPr>
+        <w:t xml:space="preserve">　</w:t>
+      </w:r>
+      <w:r>
+        <w:rPr>
+          <w:rFonts w:ascii="UD デジタル教科書体 N" w:eastAsia="UD デジタル教科書体 N" w:hAnsi="UD デジタル教科書体 N" w:cs="UD デジタル教科書体 N"/>
+          <w:color w:val="1A1A1A"/>
+          <w:sz w:val="27"/>
+          <w:szCs w:val="27"/>
+          <w:bdr w:val="single" w:sz="5" w:space="0" w:color="A3B4CC"/>
+        </w:rPr>
+        <w:t xml:space="preserve">　</w:t>
+      </w:r>
+      <w:r>
+        <w:rPr>
+          <w:rFonts w:ascii="UD デジタル教科書体 N" w:eastAsia="UD デジタル教科書体 N" w:hAnsi="UD デジタル教科書体 N" w:cs="UD デジタル教科書体 N"/>
+          <w:color w:val="1A1A1A"/>
+          <w:sz w:val="27"/>
+          <w:szCs w:val="27"/>
+          <w:bdr w:val="single" w:sz="4" w:space="0" w:color="A3B4CC"/>
+        </w:rPr>
+        <w:t xml:space="preserve">　</w:t>
+      </w:r>
+      <w:r>
+        <w:rPr>
+          <w:rFonts w:ascii="UD デジタル教科書体 N" w:eastAsia="UD デジタル教科書体 N" w:hAnsi="UD デジタル教科書体 N" w:cs="UD デジタル教科書体 N"/>
+          <w:color w:val="1A1A1A"/>
+          <w:sz w:val="27"/>
+          <w:szCs w:val="27"/>
+          <w:bdr w:val="single" w:sz="5" w:space="0" w:color="A3B4CC"/>
+        </w:rPr>
+        <w:t xml:space="preserve">　</w:t>
       </w:r>
     </w:p>
     <w:p>
       <w:pPr>
         <w:snapToGrid w:val="0"/>
-        <w:spacing w:before="0" w:after="410" w:line="240" w:lineRule="auto"/>
+        <w:spacing w:before="0" w:after="300" w:line="240" w:lineRule="auto"/>
         <w:ind w:right="170"/>
       </w:pPr>
       <w:r>
+        <w:rPr/>
+        <w:ruby>
+          <w:rubyPr>
+            <w:rubyAlign w:val="distributeLetter"/>
+            <w:hps w:val="12"/>
+            <w:hpsRaise w:val="23"/>
+            <w:hpsBaseText w:val="27"/>
+            <w:lid w:val="ja-JP"/>
+          </w:rubyPr>
+          <w:rt>
+            <w:r>
+              <w:rPr>
+                <w:rFonts w:ascii="UD デジタル教科書体 N" w:eastAsia="UD デジタル教科書体 N" w:hAnsi="UD デジタル教科書体 N" w:cs="UD デジタル教科書体 N"/>
+                <w:color w:val="1A1A1A"/>
+                <w:sz w:val="12"/>
+                <w:szCs w:val="12"/>
+              </w:rPr>
+              <w:t>りやうがん</w:t>
+            </w:r>
+          </w:rt>
+          <w:rubyBase>
+            <w:r>
+              <w:rPr>
+                <w:rFonts w:ascii="UD デジタル教科書体 N" w:eastAsia="UD デジタル教科書体 N" w:hAnsi="UD デジタル教科書体 N" w:cs="UD デジタル教科書体 N"/>
+                <w:color w:val="1A1A1A"/>
+                <w:sz w:val="27"/>
+                <w:szCs w:val="27"/>
+                <w:bdr w:val="single" w:sz="4" w:space="0" w:color="A3B4CC"/>
+              </w:rPr>
+              <w:t xml:space="preserve">両岸</w:t>
+            </w:r>
+          </w:rubyBase>
+        </w:ruby>
+      </w:r>
+      <w:r>
         <w:rPr>
           <w:rFonts w:ascii="UD デジタル教科書体 N" w:eastAsia="UD デジタル教科書体 N" w:hAnsi="UD デジタル教科書体 N" w:cs="UD デジタル教科書体 N"/>
           <w:color w:val="1A1A1A"/>
           <w:sz w:val="27"/>
           <w:szCs w:val="27"/>
-          <w:u w:val="single" w:color="A3B4CC"/>
-        </w:rPr>
-        <w:t xml:space="preserve">　　　　　　　　　　　　　　　　　　　　　</w:t>
+          <w:bdr w:val="single" w:sz="5" w:space="0" w:color="A3B4CC"/>
+        </w:rPr>
+        <w:t xml:space="preserve">の</w:t>
+      </w:r>
+      <w:r>
+        <w:rPr/>
+        <w:ruby>
+          <w:rubyPr>
+            <w:rubyAlign w:val="distributeLetter"/>
+            <w:hps w:val="12"/>
+            <w:hpsRaise w:val="23"/>
+            <w:hpsBaseText w:val="27"/>
+            <w:lid w:val="ja-JP"/>
+          </w:rubyPr>
+          <w:rt>
+            <w:r>
+              <w:rPr>
+                <w:rFonts w:ascii="UD デジタル教科書体 N" w:eastAsia="UD デジタル教科書体 N" w:hAnsi="UD デジタル教科書体 N" w:cs="UD デジタル教科書体 N"/>
+                <w:color w:val="1A1A1A"/>
+                <w:sz w:val="12"/>
+                <w:szCs w:val="12"/>
+              </w:rPr>
+              <w:t>ゑんせい</w:t>
+            </w:r>
+          </w:rt>
+          <w:rubyBase>
+            <w:r>
+              <w:rPr>
+                <w:rFonts w:ascii="UD デジタル教科書体 N" w:eastAsia="UD デジタル教科書体 N" w:hAnsi="UD デジタル教科書体 N" w:cs="UD デジタル教科書体 N"/>
+                <w:color w:val="1A1A1A"/>
+                <w:sz w:val="27"/>
+                <w:szCs w:val="27"/>
+                <w:bdr w:val="single" w:sz="4" w:space="0" w:color="A3B4CC"/>
+              </w:rPr>
+              <w:t xml:space="preserve">猿声</w:t>
+            </w:r>
+          </w:rubyBase>
+        </w:ruby>
+      </w:r>
+      <w:r>
+        <w:rPr>
+          <w:rFonts w:ascii="UD デジタル教科書体 N" w:eastAsia="UD デジタル教科書体 N" w:hAnsi="UD デジタル教科書体 N" w:cs="UD デジタル教科書体 N"/>
+          <w:color w:val="1A1A1A"/>
+          <w:sz w:val="27"/>
+          <w:szCs w:val="27"/>
+          <w:bdr w:val="single" w:sz="5" w:space="0" w:color="A3B4CC"/>
+        </w:rPr>
+        <w:t xml:space="preserve">　</w:t>
+      </w:r>
+      <w:r>
+        <w:rPr/>
+        <w:ruby>
+          <w:rubyPr>
+            <w:rubyAlign w:val="distributeSpace"/>
+            <w:hps w:val="12"/>
+            <w:hpsRaise w:val="23"/>
+            <w:hpsBaseText w:val="27"/>
+            <w:lid w:val="ja-JP"/>
+          </w:rubyPr>
+          <w:rt>
+            <w:r>
+              <w:rPr>
+                <w:rFonts w:ascii="UD デジタル教科書体 N" w:eastAsia="UD デジタル教科書体 N" w:hAnsi="UD デジタル教科書体 N" w:cs="UD デジタル教科書体 N"/>
+                <w:color w:val="1A1A1A"/>
+                <w:sz w:val="12"/>
+                <w:szCs w:val="12"/>
+              </w:rPr>
+              <w:t>な</w:t>
+            </w:r>
+          </w:rt>
+          <w:rubyBase>
+            <w:r>
+              <w:rPr>
+                <w:rFonts w:ascii="UD デジタル教科書体 N" w:eastAsia="UD デジタル教科書体 N" w:hAnsi="UD デジタル教科書体 N" w:cs="UD デジタル教科書体 N"/>
+                <w:color w:val="1A1A1A"/>
+                <w:sz w:val="27"/>
+                <w:szCs w:val="27"/>
+                <w:bdr w:val="single" w:sz="4" w:space="0" w:color="A3B4CC"/>
+              </w:rPr>
+              <w:t xml:space="preserve">啼</w:t>
+            </w:r>
+          </w:rubyBase>
+        </w:ruby>
+      </w:r>
+      <w:r>
+        <w:rPr>
+          <w:rFonts w:ascii="UD デジタル教科書体 N" w:eastAsia="UD デジタル教科書体 N" w:hAnsi="UD デジタル教科書体 N" w:cs="UD デジタル教科書体 N"/>
+          <w:color w:val="1A1A1A"/>
+          <w:sz w:val="27"/>
+          <w:szCs w:val="27"/>
+          <w:bdr w:val="single" w:sz="5" w:space="0" w:color="A3B4CC"/>
+        </w:rPr>
+        <w:t xml:space="preserve">き</w:t>
+      </w:r>
+      <w:r>
+        <w:rPr>
+          <w:rFonts w:ascii="UD デジタル教科書体 N" w:eastAsia="UD デジタル教科書体 N" w:hAnsi="UD デジタル教科書体 N" w:cs="UD デジタル教科書体 N"/>
+          <w:color w:val="1A1A1A"/>
+          <w:sz w:val="27"/>
+          <w:szCs w:val="27"/>
+          <w:bdr w:val="single" w:sz="4" w:space="0" w:color="A3B4CC"/>
+        </w:rPr>
+        <w:t xml:space="preserve">て</w:t>
+      </w:r>
+      <w:r>
+        <w:rPr/>
+        <w:ruby>
+          <w:rubyPr>
+            <w:rubyAlign w:val="distributeSpace"/>
+            <w:hps w:val="12"/>
+            <w:hpsRaise w:val="23"/>
+            <w:hpsBaseText w:val="27"/>
+            <w:lid w:val="ja-JP"/>
+          </w:rubyPr>
+          <w:rt>
+            <w:r>
+              <w:rPr>
+                <w:rFonts w:ascii="UD デジタル教科書体 N" w:eastAsia="UD デジタル教科書体 N" w:hAnsi="UD デジタル教科書体 N" w:cs="UD デジタル教科書体 N"/>
+                <w:color w:val="1A1A1A"/>
+                <w:sz w:val="12"/>
+                <w:szCs w:val="12"/>
+              </w:rPr>
+              <w:t>や</w:t>
+            </w:r>
+          </w:rt>
+          <w:rubyBase>
+            <w:r>
+              <w:rPr>
+                <w:rFonts w:ascii="UD デジタル教科書体 N" w:eastAsia="UD デジタル教科書体 N" w:hAnsi="UD デジタル教科書体 N" w:cs="UD デジタル教科書体 N"/>
+                <w:color w:val="1A1A1A"/>
+                <w:sz w:val="27"/>
+                <w:szCs w:val="27"/>
+                <w:bdr w:val="single" w:sz="5" w:space="0" w:color="A3B4CC"/>
+              </w:rPr>
+              <w:t xml:space="preserve">住</w:t>
+            </w:r>
+          </w:rubyBase>
+        </w:ruby>
+      </w:r>
+      <w:r>
+        <w:rPr>
+          <w:rFonts w:ascii="UD デジタル教科書体 N" w:eastAsia="UD デジタル教科書体 N" w:hAnsi="UD デジタル教科書体 N" w:cs="UD デジタル教科書体 N"/>
+          <w:color w:val="1A1A1A"/>
+          <w:sz w:val="27"/>
+          <w:szCs w:val="27"/>
+          <w:bdr w:val="single" w:sz="4" w:space="0" w:color="A3B4CC"/>
+        </w:rPr>
+        <w:t xml:space="preserve">ま</w:t>
+      </w:r>
+      <w:r>
+        <w:rPr>
+          <w:rFonts w:ascii="UD デジタル教科書体 N" w:eastAsia="UD デジタル教科書体 N" w:hAnsi="UD デジタル教科書体 N" w:cs="UD デジタル教科書体 N"/>
+          <w:color w:val="1A1A1A"/>
+          <w:sz w:val="27"/>
+          <w:szCs w:val="27"/>
+          <w:bdr w:val="single" w:sz="5" w:space="0" w:color="A3B4CC"/>
+        </w:rPr>
+        <w:t xml:space="preserve">ざ</w:t>
+      </w:r>
+      <w:r>
+        <w:rPr>
+          <w:rFonts w:ascii="UD デジタル教科書体 N" w:eastAsia="UD デジタル教科書体 N" w:hAnsi="UD デジタル教科書体 N" w:cs="UD デジタル教科書体 N"/>
+          <w:color w:val="1A1A1A"/>
+          <w:sz w:val="27"/>
+          <w:szCs w:val="27"/>
+          <w:bdr w:val="single" w:sz="4" w:space="0" w:color="A3B4CC"/>
+        </w:rPr>
+        <w:t xml:space="preserve">る</w:t>
+      </w:r>
+      <w:r>
+        <w:rPr>
+          <w:rFonts w:ascii="UD デジタル教科書体 N" w:eastAsia="UD デジタル教科書体 N" w:hAnsi="UD デジタル教科書体 N" w:cs="UD デジタル教科書体 N"/>
+          <w:color w:val="1A1A1A"/>
+          <w:sz w:val="27"/>
+          <w:szCs w:val="27"/>
+          <w:bdr w:val="single" w:sz="5" w:space="0" w:color="A3B4CC"/>
+        </w:rPr>
+        <w:t xml:space="preserve">に</w:t>
+      </w:r>
+      <w:r>
+        <w:rPr>
+          <w:rFonts w:ascii="UD デジタル教科書体 N" w:eastAsia="UD デジタル教科書体 N" w:hAnsi="UD デジタル教科書体 N" w:cs="UD デジタル教科書体 N"/>
+          <w:color w:val="1A1A1A"/>
+          <w:sz w:val="27"/>
+          <w:szCs w:val="27"/>
+          <w:bdr w:val="single" w:sz="4" w:space="0" w:color="A3B4CC"/>
+        </w:rPr>
+        <w:t xml:space="preserve">　</w:t>
+      </w:r>
+      <w:r>
+        <w:rPr>
+          <w:rFonts w:ascii="UD デジタル教科書体 N" w:eastAsia="UD デジタル教科書体 N" w:hAnsi="UD デジタル教科書体 N" w:cs="UD デジタル教科書体 N"/>
+          <w:color w:val="1A1A1A"/>
+          <w:sz w:val="27"/>
+          <w:szCs w:val="27"/>
+          <w:bdr w:val="single" w:sz="5" w:space="0" w:color="A3B4CC"/>
+        </w:rPr>
+        <w:t xml:space="preserve">　</w:t>
+      </w:r>
+      <w:r>
+        <w:rPr>
+          <w:rFonts w:ascii="UD デジタル教科書体 N" w:eastAsia="UD デジタル教科書体 N" w:hAnsi="UD デジタル教科書体 N" w:cs="UD デジタル教科書体 N"/>
+          <w:color w:val="1A1A1A"/>
+          <w:sz w:val="27"/>
+          <w:szCs w:val="27"/>
+          <w:bdr w:val="single" w:sz="4" w:space="0" w:color="A3B4CC"/>
+        </w:rPr>
+        <w:t xml:space="preserve">　</w:t>
+      </w:r>
+      <w:r>
+        <w:rPr>
+          <w:rFonts w:ascii="UD デジタル教科書体 N" w:eastAsia="UD デジタル教科書体 N" w:hAnsi="UD デジタル教科書体 N" w:cs="UD デジタル教科書体 N"/>
+          <w:color w:val="1A1A1A"/>
+          <w:sz w:val="27"/>
+          <w:szCs w:val="27"/>
+          <w:bdr w:val="single" w:sz="5" w:space="0" w:color="A3B4CC"/>
+        </w:rPr>
+        <w:t xml:space="preserve">　</w:t>
+      </w:r>
+      <w:r>
+        <w:rPr>
+          <w:rFonts w:ascii="UD デジタル教科書体 N" w:eastAsia="UD デジタル教科書体 N" w:hAnsi="UD デジタル教科書体 N" w:cs="UD デジタル教科書体 N"/>
+          <w:color w:val="1A1A1A"/>
+          <w:sz w:val="27"/>
+          <w:szCs w:val="27"/>
+          <w:bdr w:val="single" w:sz="4" w:space="0" w:color="A3B4CC"/>
+        </w:rPr>
+        <w:t xml:space="preserve">　</w:t>
+      </w:r>
+      <w:r>
+        <w:rPr>
+          <w:rFonts w:ascii="UD デジタル教科書体 N" w:eastAsia="UD デジタル教科書体 N" w:hAnsi="UD デジタル教科書体 N" w:cs="UD デジタル教科書体 N"/>
+          <w:color w:val="1A1A1A"/>
+          <w:sz w:val="27"/>
+          <w:szCs w:val="27"/>
+          <w:bdr w:val="single" w:sz="5" w:space="0" w:color="A3B4CC"/>
+        </w:rPr>
+        <w:t xml:space="preserve">　</w:t>
+      </w:r>
+      <w:r>
+        <w:rPr>
+          <w:rFonts w:ascii="UD デジタル教科書体 N" w:eastAsia="UD デジタル教科書体 N" w:hAnsi="UD デジタル教科書体 N" w:cs="UD デジタル教科書体 N"/>
+          <w:color w:val="1A1A1A"/>
+          <w:sz w:val="27"/>
+          <w:szCs w:val="27"/>
+          <w:bdr w:val="single" w:sz="4" w:space="0" w:color="A3B4CC"/>
+        </w:rPr>
+        <w:t xml:space="preserve">　</w:t>
       </w:r>
     </w:p>
     <w:p>
       <w:pPr>
         <w:snapToGrid w:val="0"/>
-        <w:spacing w:before="0" w:after="410" w:line="240" w:lineRule="auto"/>
+        <w:spacing w:before="0" w:after="300" w:line="240" w:lineRule="auto"/>
         <w:ind w:right="170"/>
       </w:pPr>
       <w:r>
+        <w:rPr/>
+        <w:ruby>
+          <w:rubyPr>
+            <w:rubyAlign w:val="distributeLetter"/>
+            <w:hps w:val="12"/>
+            <w:hpsRaise w:val="23"/>
+            <w:hpsBaseText w:val="27"/>
+            <w:lid w:val="ja-JP"/>
+          </w:rubyPr>
+          <w:rt>
+            <w:r>
+              <w:rPr>
+                <w:rFonts w:ascii="UD デジタル教科書体 N" w:eastAsia="UD デジタル教科書体 N" w:hAnsi="UD デジタル教科書体 N" w:cs="UD デジタル教科書体 N"/>
+                <w:color w:val="1A1A1A"/>
+                <w:sz w:val="12"/>
+                <w:szCs w:val="12"/>
+              </w:rPr>
+              <w:t>けいしう</w:t>
+            </w:r>
+          </w:rt>
+          <w:rubyBase>
+            <w:r>
+              <w:rPr>
+                <w:rFonts w:ascii="UD デジタル教科書体 N" w:eastAsia="UD デジタル教科書体 N" w:hAnsi="UD デジタル教科書体 N" w:cs="UD デジタル教科書体 N"/>
+                <w:color w:val="1A1A1A"/>
+                <w:sz w:val="27"/>
+                <w:szCs w:val="27"/>
+                <w:bdr w:val="single" w:sz="4" w:space="0" w:color="A3B4CC"/>
+              </w:rPr>
+              <w:t xml:space="preserve">軽舟</w:t>
+            </w:r>
+          </w:rubyBase>
+        </w:ruby>
+      </w:r>
+      <w:r>
+        <w:rPr/>
+        <w:ruby>
+          <w:rubyPr>
+            <w:rubyAlign w:val="distributeLetter"/>
+            <w:hps w:val="12"/>
+            <w:hpsRaise w:val="23"/>
+            <w:hpsBaseText w:val="27"/>
+            <w:lid w:val="ja-JP"/>
+          </w:rubyPr>
+          <w:rt>
+            <w:r>
+              <w:rPr>
+                <w:rFonts w:ascii="UD デジタル教科書体 N" w:eastAsia="UD デジタル教科書体 N" w:hAnsi="UD デジタル教科書体 N" w:cs="UD デジタル教科書体 N"/>
+                <w:color w:val="1A1A1A"/>
+                <w:sz w:val="12"/>
+                <w:szCs w:val="12"/>
+              </w:rPr>
+              <w:t>すで</w:t>
+            </w:r>
+          </w:rt>
+          <w:rubyBase>
+            <w:r>
+              <w:rPr>
+                <w:rFonts w:ascii="UD デジタル教科書体 N" w:eastAsia="UD デジタル教科書体 N" w:hAnsi="UD デジタル教科書体 N" w:cs="UD デジタル教科書体 N"/>
+                <w:color w:val="1A1A1A"/>
+                <w:sz w:val="27"/>
+                <w:szCs w:val="27"/>
+                <w:bdr w:val="single" w:sz="5" w:space="0" w:color="A3B4CC"/>
+              </w:rPr>
+              <w:t xml:space="preserve">已</w:t>
+            </w:r>
+          </w:rubyBase>
+        </w:ruby>
+      </w:r>
+      <w:r>
         <w:rPr>
           <w:rFonts w:ascii="UD デジタル教科書体 N" w:eastAsia="UD デジタル教科書体 N" w:hAnsi="UD デジタル教科書体 N" w:cs="UD デジタル教科書体 N"/>
           <w:color w:val="1A1A1A"/>
           <w:sz w:val="27"/>
           <w:szCs w:val="27"/>
-          <w:u w:val="single" w:color="A3B4CC"/>
-        </w:rPr>
-        <w:t xml:space="preserve">　　　　　　　　　　　　　　　　　　　　　</w:t>
+          <w:bdr w:val="single" w:sz="4" w:space="0" w:color="A3B4CC"/>
+        </w:rPr>
+        <w:t xml:space="preserve">に</w:t>
+      </w:r>
+      <w:r>
+        <w:rPr/>
+        <w:ruby>
+          <w:rubyPr>
+            <w:rubyAlign w:val="distributeSpace"/>
+            <w:hps w:val="12"/>
+            <w:hpsRaise w:val="23"/>
+            <w:hpsBaseText w:val="27"/>
+            <w:lid w:val="ja-JP"/>
+          </w:rubyPr>
+          <w:rt>
+            <w:r>
+              <w:rPr>
+                <w:rFonts w:ascii="UD デジタル教科書体 N" w:eastAsia="UD デジタル教科書体 N" w:hAnsi="UD デジタル教科書体 N" w:cs="UD デジタル教科書体 N"/>
+                <w:color w:val="1A1A1A"/>
+                <w:sz w:val="12"/>
+                <w:szCs w:val="12"/>
+              </w:rPr>
+              <w:t>す</w:t>
+            </w:r>
+          </w:rt>
+          <w:rubyBase>
+            <w:r>
+              <w:rPr>
+                <w:rFonts w:ascii="UD デジタル教科書体 N" w:eastAsia="UD デジタル教科書体 N" w:hAnsi="UD デジタル教科書体 N" w:cs="UD デジタル教科書体 N"/>
+                <w:color w:val="1A1A1A"/>
+                <w:sz w:val="27"/>
+                <w:szCs w:val="27"/>
+                <w:bdr w:val="single" w:sz="5" w:space="0" w:color="A3B4CC"/>
+              </w:rPr>
+              <w:t xml:space="preserve">過</w:t>
+            </w:r>
+          </w:rubyBase>
+        </w:ruby>
+      </w:r>
+      <w:r>
+        <w:rPr>
+          <w:rFonts w:ascii="UD デジタル教科書体 N" w:eastAsia="UD デジタル教科書体 N" w:hAnsi="UD デジタル教科書体 N" w:cs="UD デジタル教科書体 N"/>
+          <w:color w:val="1A1A1A"/>
+          <w:sz w:val="27"/>
+          <w:szCs w:val="27"/>
+          <w:bdr w:val="single" w:sz="4" w:space="0" w:color="A3B4CC"/>
+        </w:rPr>
+        <w:t xml:space="preserve">ぐ</w:t>
+      </w:r>
+      <w:r>
+        <w:rPr>
+          <w:rFonts w:ascii="UD デジタル教科書体 N" w:eastAsia="UD デジタル教科書体 N" w:hAnsi="UD デジタル教科書体 N" w:cs="UD デジタル教科書体 N"/>
+          <w:color w:val="1A1A1A"/>
+          <w:sz w:val="27"/>
+          <w:szCs w:val="27"/>
+          <w:bdr w:val="single" w:sz="5" w:space="0" w:color="A3B4CC"/>
+        </w:rPr>
+        <w:t xml:space="preserve">　</w:t>
+      </w:r>
+      <w:r>
+        <w:rPr/>
+        <w:ruby>
+          <w:rubyPr>
+            <w:rubyAlign w:val="distributeLetter"/>
+            <w:hps w:val="12"/>
+            <w:hpsRaise w:val="23"/>
+            <w:hpsBaseText w:val="27"/>
+            <w:lid w:val="ja-JP"/>
+          </w:rubyPr>
+          <w:rt>
+            <w:r>
+              <w:rPr>
+                <w:rFonts w:ascii="UD デジタル教科書体 N" w:eastAsia="UD デジタル教科書体 N" w:hAnsi="UD デジタル教科書体 N" w:cs="UD デジタル教科書体 N"/>
+                <w:color w:val="1A1A1A"/>
+                <w:sz w:val="12"/>
+                <w:szCs w:val="12"/>
+              </w:rPr>
+              <w:t>ばんちよう</w:t>
+            </w:r>
+          </w:rt>
+          <w:rubyBase>
+            <w:r>
+              <w:rPr>
+                <w:rFonts w:ascii="UD デジタル教科書体 N" w:eastAsia="UD デジタル教科書体 N" w:hAnsi="UD デジタル教科書体 N" w:cs="UD デジタル教科書体 N"/>
+                <w:color w:val="1A1A1A"/>
+                <w:sz w:val="27"/>
+                <w:szCs w:val="27"/>
+                <w:bdr w:val="single" w:sz="4" w:space="0" w:color="A3B4CC"/>
+              </w:rPr>
+              <w:t xml:space="preserve">万重</w:t>
+            </w:r>
+          </w:rubyBase>
+        </w:ruby>
+      </w:r>
+      <w:r>
+        <w:rPr>
+          <w:rFonts w:ascii="UD デジタル教科書体 N" w:eastAsia="UD デジタル教科書体 N" w:hAnsi="UD デジタル教科書体 N" w:cs="UD デジタル教科書体 N"/>
+          <w:color w:val="1A1A1A"/>
+          <w:sz w:val="27"/>
+          <w:szCs w:val="27"/>
+          <w:bdr w:val="single" w:sz="5" w:space="0" w:color="A3B4CC"/>
+        </w:rPr>
+        <w:t xml:space="preserve">の</w:t>
+      </w:r>
+      <w:r>
+        <w:rPr/>
+        <w:ruby>
+          <w:rubyPr>
+            <w:rubyAlign w:val="distributeLetter"/>
+            <w:hps w:val="12"/>
+            <w:hpsRaise w:val="23"/>
+            <w:hpsBaseText w:val="27"/>
+            <w:lid w:val="ja-JP"/>
+          </w:rubyPr>
+          <w:rt>
+            <w:r>
+              <w:rPr>
+                <w:rFonts w:ascii="UD デジタル教科書体 N" w:eastAsia="UD デジタル教科書体 N" w:hAnsi="UD デジタル教科書体 N" w:cs="UD デジタル教科書体 N"/>
+                <w:color w:val="1A1A1A"/>
+                <w:sz w:val="12"/>
+                <w:szCs w:val="12"/>
+              </w:rPr>
+              <w:t>やま</w:t>
+            </w:r>
+          </w:rt>
+          <w:rubyBase>
+            <w:r>
+              <w:rPr>
+                <w:rFonts w:ascii="UD デジタル教科書体 N" w:eastAsia="UD デジタル教科書体 N" w:hAnsi="UD デジタル教科書体 N" w:cs="UD デジタル教科書体 N"/>
+                <w:color w:val="1A1A1A"/>
+                <w:sz w:val="27"/>
+                <w:szCs w:val="27"/>
+                <w:bdr w:val="single" w:sz="4" w:space="0" w:color="A3B4CC"/>
+              </w:rPr>
+              <w:t xml:space="preserve">山</w:t>
+            </w:r>
+          </w:rubyBase>
+        </w:ruby>
+      </w:r>
+      <w:r>
+        <w:rPr>
+          <w:rFonts w:ascii="UD デジタル教科書体 N" w:eastAsia="UD デジタル教科書体 N" w:hAnsi="UD デジタル教科書体 N" w:cs="UD デジタル教科書体 N"/>
+          <w:color w:val="1A1A1A"/>
+          <w:sz w:val="27"/>
+          <w:szCs w:val="27"/>
+          <w:bdr w:val="single" w:sz="5" w:space="0" w:color="A3B4CC"/>
+        </w:rPr>
+        <w:t xml:space="preserve">　</w:t>
+      </w:r>
+      <w:r>
+        <w:rPr>
+          <w:rFonts w:ascii="UD デジタル教科書体 N" w:eastAsia="UD デジタル教科書体 N" w:hAnsi="UD デジタル教科書体 N" w:cs="UD デジタル教科書体 N"/>
+          <w:color w:val="1A1A1A"/>
+          <w:sz w:val="27"/>
+          <w:szCs w:val="27"/>
+          <w:bdr w:val="single" w:sz="4" w:space="0" w:color="A3B4CC"/>
+        </w:rPr>
+        <w:t xml:space="preserve">　</w:t>
+      </w:r>
+      <w:r>
+        <w:rPr>
+          <w:rFonts w:ascii="UD デジタル教科書体 N" w:eastAsia="UD デジタル教科書体 N" w:hAnsi="UD デジタル教科書体 N" w:cs="UD デジタル教科書体 N"/>
+          <w:color w:val="1A1A1A"/>
+          <w:sz w:val="27"/>
+          <w:szCs w:val="27"/>
+          <w:bdr w:val="single" w:sz="5" w:space="0" w:color="A3B4CC"/>
+        </w:rPr>
+        <w:t xml:space="preserve">　</w:t>
+      </w:r>
+      <w:r>
+        <w:rPr>
+          <w:rFonts w:ascii="UD デジタル教科書体 N" w:eastAsia="UD デジタル教科書体 N" w:hAnsi="UD デジタル教科書体 N" w:cs="UD デジタル教科書体 N"/>
+          <w:color w:val="1A1A1A"/>
+          <w:sz w:val="27"/>
+          <w:szCs w:val="27"/>
+          <w:bdr w:val="single" w:sz="4" w:space="0" w:color="A3B4CC"/>
+        </w:rPr>
+        <w:t xml:space="preserve">　</w:t>
+      </w:r>
+      <w:r>
+        <w:rPr>
+          <w:rFonts w:ascii="UD デジタル教科書体 N" w:eastAsia="UD デジタル教科書体 N" w:hAnsi="UD デジタル教科書体 N" w:cs="UD デジタル教科書体 N"/>
+          <w:color w:val="1A1A1A"/>
+          <w:sz w:val="27"/>
+          <w:szCs w:val="27"/>
+          <w:bdr w:val="single" w:sz="5" w:space="0" w:color="A3B4CC"/>
+        </w:rPr>
+        <w:t xml:space="preserve">　</w:t>
+      </w:r>
+      <w:r>
+        <w:rPr>
+          <w:rFonts w:ascii="UD デジタル教科書体 N" w:eastAsia="UD デジタル教科書体 N" w:hAnsi="UD デジタル教科書体 N" w:cs="UD デジタル教科書体 N"/>
+          <w:color w:val="1A1A1A"/>
+          <w:sz w:val="27"/>
+          <w:szCs w:val="27"/>
+          <w:bdr w:val="single" w:sz="4" w:space="0" w:color="A3B4CC"/>
+        </w:rPr>
+        <w:t xml:space="preserve">　</w:t>
+      </w:r>
+      <w:r>
+        <w:rPr>
+          <w:rFonts w:ascii="UD デジタル教科書体 N" w:eastAsia="UD デジタル教科書体 N" w:hAnsi="UD デジタル教科書体 N" w:cs="UD デジタル教科書体 N"/>
+          <w:color w:val="1A1A1A"/>
+          <w:sz w:val="27"/>
+          <w:szCs w:val="27"/>
+          <w:bdr w:val="single" w:sz="5" w:space="0" w:color="A3B4CC"/>
+        </w:rPr>
+        <w:t xml:space="preserve">　</w:t>
+      </w:r>
+      <w:r>
+        <w:rPr>
+          <w:rFonts w:ascii="UD デジタル教科書体 N" w:eastAsia="UD デジタル教科書体 N" w:hAnsi="UD デジタル教科書体 N" w:cs="UD デジタル教科書体 N"/>
+          <w:color w:val="1A1A1A"/>
+          <w:sz w:val="27"/>
+          <w:szCs w:val="27"/>
+          <w:bdr w:val="single" w:sz="4" w:space="0" w:color="A3B4CC"/>
+        </w:rPr>
+        <w:t xml:space="preserve">　</w:t>
+      </w:r>
+      <w:r>
+        <w:rPr>
+          <w:rFonts w:ascii="UD デジタル教科書体 N" w:eastAsia="UD デジタル教科書体 N" w:hAnsi="UD デジタル教科書体 N" w:cs="UD デジタル教科書体 N"/>
+          <w:color w:val="1A1A1A"/>
+          <w:sz w:val="27"/>
+          <w:szCs w:val="27"/>
+          <w:bdr w:val="single" w:sz="5" w:space="0" w:color="A3B4CC"/>
+        </w:rPr>
+        <w:t xml:space="preserve">　</w:t>
+      </w:r>
+      <w:r>
+        <w:rPr>
+          <w:rFonts w:ascii="UD デジタル教科書体 N" w:eastAsia="UD デジタル教科書体 N" w:hAnsi="UD デジタル教科書体 N" w:cs="UD デジタル教科書体 N"/>
+          <w:color w:val="1A1A1A"/>
+          <w:sz w:val="27"/>
+          <w:szCs w:val="27"/>
+          <w:bdr w:val="single" w:sz="4" w:space="0" w:color="A3B4CC"/>
+        </w:rPr>
+        <w:t xml:space="preserve">　</w:t>
       </w:r>
     </w:p>
     <w:p>
@@ -1120,7 +2546,7 @@
     <w:p>
       <w:pPr>
         <w:snapToGrid w:val="0"/>
-        <w:spacing w:before="0" w:after="355" w:line="240" w:lineRule="auto"/>
+        <w:spacing w:before="0" w:after="400" w:line="240" w:lineRule="auto"/>
         <w:ind w:right="230"/>
       </w:pPr>
       <w:r>
@@ -1138,7 +2564,7 @@
     <w:p>
       <w:pPr>
         <w:snapToGrid w:val="0"/>
-        <w:spacing w:before="0" w:after="355" w:line="240" w:lineRule="auto"/>
+        <w:spacing w:before="0" w:after="400" w:line="240" w:lineRule="auto"/>
         <w:ind w:right="230"/>
       </w:pPr>
       <w:r>
@@ -1192,7 +2618,7 @@
     <w:p>
       <w:pPr>
         <w:snapToGrid w:val="0"/>
-        <w:spacing w:before="0" w:after="355" w:line="240" w:lineRule="auto"/>
+        <w:spacing w:before="0" w:after="400" w:line="240" w:lineRule="auto"/>
         <w:ind w:right="230"/>
       </w:pPr>
       <w:r>
@@ -1208,7 +2634,7 @@
     <w:p>
       <w:pPr>
         <w:snapToGrid w:val="0"/>
-        <w:spacing w:before="0" w:after="355" w:line="240" w:lineRule="auto"/>
+        <w:spacing w:before="0" w:after="400" w:line="240" w:lineRule="auto"/>
         <w:ind w:right="230"/>
       </w:pPr>
       <w:r>
@@ -1357,7 +2783,7 @@
     <w:p>
       <w:pPr>
         <w:snapToGrid w:val="0"/>
-        <w:spacing w:before="0" w:after="355" w:line="240" w:lineRule="auto"/>
+        <w:spacing w:before="0" w:after="400" w:line="240" w:lineRule="auto"/>
         <w:ind w:right="230"/>
       </w:pPr>
       <w:r>
@@ -1373,7 +2799,7 @@
     <w:p>
       <w:pPr>
         <w:snapToGrid w:val="0"/>
-        <w:spacing w:before="0" w:after="355" w:line="240" w:lineRule="auto"/>
+        <w:spacing w:before="0" w:after="400" w:line="240" w:lineRule="auto"/>
         <w:ind w:right="230"/>
       </w:pPr>
       <w:r>
@@ -1522,7 +2948,7 @@
     <w:p>
       <w:pPr>
         <w:snapToGrid w:val="0"/>
-        <w:spacing w:before="0" w:after="355" w:line="240" w:lineRule="auto"/>
+        <w:spacing w:before="0" w:after="400" w:line="240" w:lineRule="auto"/>
         <w:ind w:right="230"/>
       </w:pPr>
       <w:r>
@@ -1540,7 +2966,7 @@
     <w:p>
       <w:pPr>
         <w:snapToGrid w:val="0"/>
-        <w:spacing w:before="0" w:after="355" w:line="240" w:lineRule="auto"/>
+        <w:spacing w:before="0" w:after="400" w:line="240" w:lineRule="auto"/>
         <w:ind w:right="230"/>
       </w:pPr>
       <w:r>
@@ -1643,7 +3069,7 @@
     <w:p>
       <w:pPr>
         <w:snapToGrid w:val="0"/>
-        <w:spacing w:before="0" w:after="355" w:line="240" w:lineRule="auto"/>
+        <w:spacing w:before="0" w:after="400" w:line="240" w:lineRule="auto"/>
         <w:ind w:right="230"/>
       </w:pPr>
       <w:r>
@@ -1765,7 +3191,7 @@
     <w:p>
       <w:pPr>
         <w:snapToGrid w:val="0"/>
-        <w:spacing w:before="0" w:after="355" w:line="240" w:lineRule="auto"/>
+        <w:spacing w:before="0" w:after="400" w:line="240" w:lineRule="auto"/>
         <w:ind w:right="230"/>
       </w:pPr>
       <w:r>
@@ -1949,7 +3375,7 @@
     <w:p>
       <w:pPr>
         <w:snapToGrid w:val="0"/>
-        <w:spacing w:before="0" w:after="355" w:line="240" w:lineRule="auto"/>
+        <w:spacing w:before="0" w:after="400" w:line="240" w:lineRule="auto"/>
         <w:ind w:right="230"/>
       </w:pPr>
       <w:r>
@@ -2201,7 +3627,7 @@
     <w:p>
       <w:pPr>
         <w:snapToGrid w:val="0"/>
-        <w:spacing w:before="0" w:after="220" w:line="240" w:lineRule="auto"/>
+        <w:spacing w:before="0" w:after="140" w:line="240" w:lineRule="auto"/>
       </w:pPr>
       <w:r>
         <w:rPr>
@@ -2212,19 +3638,30 @@
           <w:sz w:val="24"/>
           <w:szCs w:val="24"/>
         </w:rPr>
-        <w:t xml:space="preserve">【古典探究】　李白「早発白帝城」　現代語訳プリント②　　『唐詩選』</w:t>
+        <w:t xml:space="preserve">【古典探究】李白「早発白帝城」現代語訳②　</w:t>
+      </w:r>
+      <w:r>
+        <w:rPr>
+          <w:rFonts w:ascii="UD デジタル教科書体 N" w:eastAsia="UD デジタル教科書体 N" w:hAnsi="UD デジタル教科書体 N" w:cs="UD デジタル教科書体 N"/>
+          <w:b/>
+          <w:bCs/>
+          <w:color w:val="1B3A6B"/>
+          <w:sz w:val="14"/>
+          <w:szCs w:val="14"/>
+        </w:rPr>
+        <w:t xml:space="preserve">『唐詩選』</w:t>
       </w:r>
       <w:r>
         <w:drawing>
           <wp:anchor distT="0" distB="0" distL="0" distR="0" simplePos="0" relativeHeight="251658240" behindDoc="1" locked="0" layoutInCell="1" allowOverlap="1">
             <wp:simplePos x="0" y="0"/>
             <wp:positionH relativeFrom="page">
-              <wp:posOffset>7040880</wp:posOffset>
+              <wp:posOffset>7133590</wp:posOffset>
             </wp:positionH>
             <wp:positionV relativeFrom="page">
-              <wp:posOffset>2810510</wp:posOffset>
+              <wp:posOffset>469900</wp:posOffset>
             </wp:positionV>
-            <wp:extent cx="2613659" cy="4171950"/>
+            <wp:extent cx="2571750" cy="6512560"/>
             <wp:effectExtent l="0" t="0" r="0" b="0"/>
             <wp:wrapNone/>
             <wp:docPr id="1" name="frame1"/>
@@ -2236,7 +3673,7 @@
                   <wps:spPr>
                     <a:xfrm>
                       <a:off x="0" y="0"/>
-                      <a:ext cx="2613659" cy="4171950"/>
+                      <a:ext cx="2571750" cy="6512560"/>
                     </a:xfrm>
                     <a:prstGeom prst="roundRect">
                       <a:avLst>
@@ -2262,12 +3699,12 @@
           <wp:anchor distT="0" distB="0" distL="0" distR="0" simplePos="0" relativeHeight="251658240" behindDoc="1" locked="0" layoutInCell="1" allowOverlap="1">
             <wp:simplePos x="0" y="0"/>
             <wp:positionH relativeFrom="page">
-              <wp:posOffset>3599179</wp:posOffset>
+              <wp:posOffset>3796665</wp:posOffset>
             </wp:positionH>
             <wp:positionV relativeFrom="page">
               <wp:posOffset>469900</wp:posOffset>
             </wp:positionV>
-            <wp:extent cx="2957829" cy="6512560"/>
+            <wp:extent cx="3188969" cy="6512560"/>
             <wp:effectExtent l="0" t="0" r="0" b="0"/>
             <wp:wrapNone/>
             <wp:docPr id="2" name="frame2"/>
@@ -2279,7 +3716,7 @@
                   <wps:spPr>
                     <a:xfrm>
                       <a:off x="0" y="0"/>
-                      <a:ext cx="2957829" cy="6512560"/>
+                      <a:ext cx="3188969" cy="6512560"/>
                     </a:xfrm>
                     <a:prstGeom prst="roundRect">
                       <a:avLst>
@@ -2305,12 +3742,12 @@
           <wp:anchor distT="0" distB="0" distL="0" distR="0" simplePos="0" relativeHeight="251658240" behindDoc="1" locked="0" layoutInCell="1" allowOverlap="1">
             <wp:simplePos x="0" y="0"/>
             <wp:positionH relativeFrom="page">
-              <wp:posOffset>690244</wp:posOffset>
+              <wp:posOffset>722630</wp:posOffset>
             </wp:positionH>
             <wp:positionV relativeFrom="page">
               <wp:posOffset>469900</wp:posOffset>
             </wp:positionV>
-            <wp:extent cx="2845434" cy="6512560"/>
+            <wp:extent cx="3010535" cy="6512560"/>
             <wp:effectExtent l="0" t="0" r="0" b="0"/>
             <wp:wrapNone/>
             <wp:docPr id="3" name="frame3"/>
@@ -2322,7 +3759,7 @@
                   <wps:spPr>
                     <a:xfrm>
                       <a:off x="0" y="0"/>
-                      <a:ext cx="2845434" cy="6512560"/>
+                      <a:ext cx="3010535" cy="6512560"/>
                     </a:xfrm>
                     <a:prstGeom prst="roundRect">
                       <a:avLst>
@@ -2347,7 +3784,7 @@
     <w:p>
       <w:pPr>
         <w:snapToGrid w:val="0"/>
-        <w:spacing w:before="0" w:after="220" w:line="240" w:lineRule="auto"/>
+        <w:spacing w:before="0" w:after="140" w:line="240" w:lineRule="auto"/>
         <w:ind w:right="2200"/>
         <w:jc w:val="right"/>
       </w:pPr>
@@ -2377,7 +3814,7 @@
     <w:p>
       <w:pPr>
         <w:snapToGrid w:val="0"/>
-        <w:spacing w:before="0" w:after="280" w:line="240" w:lineRule="auto"/>
+        <w:spacing w:before="0" w:after="170" w:line="240" w:lineRule="auto"/>
         <w:ind w:right="170"/>
       </w:pPr>
       <w:r>
@@ -2558,7 +3995,7 @@
     <w:p>
       <w:pPr>
         <w:snapToGrid w:val="0"/>
-        <w:spacing w:before="0" w:after="280" w:line="240" w:lineRule="auto"/>
+        <w:spacing w:before="0" w:after="170" w:line="240" w:lineRule="auto"/>
         <w:ind w:right="170"/>
       </w:pPr>
       <w:r>
@@ -2685,7 +4122,7 @@
     <w:p>
       <w:pPr>
         <w:snapToGrid w:val="0"/>
-        <w:spacing w:before="0" w:after="280" w:line="240" w:lineRule="auto"/>
+        <w:spacing w:before="0" w:after="170" w:line="240" w:lineRule="auto"/>
         <w:ind w:right="170"/>
       </w:pPr>
       <w:r>
@@ -2880,7 +4317,7 @@
     <w:p>
       <w:pPr>
         <w:snapToGrid w:val="0"/>
-        <w:spacing w:before="0" w:after="280" w:line="240" w:lineRule="auto"/>
+        <w:spacing w:before="0" w:after="170" w:line="240" w:lineRule="auto"/>
         <w:ind w:right="170"/>
       </w:pPr>
       <w:r>
@@ -3051,7 +4488,7 @@
     <w:p>
       <w:pPr>
         <w:snapToGrid w:val="0"/>
-        <w:spacing w:before="0" w:after="280" w:line="240" w:lineRule="auto"/>
+        <w:spacing w:before="0" w:after="170" w:line="240" w:lineRule="auto"/>
         <w:ind w:right="170"/>
       </w:pPr>
       <w:r>
@@ -3212,7 +4649,7 @@
     <w:p>
       <w:pPr>
         <w:snapToGrid w:val="0"/>
-        <w:spacing w:before="0" w:after="526" w:line="240" w:lineRule="auto"/>
+        <w:spacing w:before="0" w:after="451" w:line="240" w:lineRule="auto"/>
         <w:ind w:right="170"/>
       </w:pPr>
       <w:r>
@@ -3222,79 +4659,1829 @@
         <w:rPr>
           <w:rFonts w:ascii="UD デジタル教科書体 N" w:eastAsia="UD デジタル教科書体 N" w:hAnsi="UD デジタル教科書体 N" w:cs="UD デジタル教科書体 N"/>
           <w:color w:val="1A1A1A"/>
-          <w:sz w:val="19"/>
-          <w:szCs w:val="19"/>
-          <w:u w:val="single" w:color="A3B4CC"/>
-        </w:rPr>
-        <w:t xml:space="preserve">　　　　　　　　　　　　　　　　　　　　　　　　　　　　　　　</w:t>
+          <w:sz w:val="17"/>
+          <w:szCs w:val="17"/>
+          <w:bdr w:val="single" w:sz="4" w:space="0" w:color="A3B4CC"/>
+        </w:rPr>
+        <w:t xml:space="preserve">早</w:t>
+      </w:r>
+      <w:r>
+        <w:rPr>
+          <w:rFonts w:ascii="UD デジタル教科書体 N" w:eastAsia="UD デジタル教科書体 N" w:hAnsi="UD デジタル教科書体 N" w:cs="UD デジタル教科書体 N"/>
+          <w:color w:val="1A1A1A"/>
+          <w:sz w:val="17"/>
+          <w:szCs w:val="17"/>
+          <w:bdr w:val="single" w:sz="5" w:space="0" w:color="A3B4CC"/>
+        </w:rPr>
+        <w:t xml:space="preserve">朝</w:t>
+      </w:r>
+      <w:r>
+        <w:rPr>
+          <w:rFonts w:ascii="UD デジタル教科書体 N" w:eastAsia="UD デジタル教科書体 N" w:hAnsi="UD デジタル教科書体 N" w:cs="UD デジタル教科書体 N"/>
+          <w:color w:val="1A1A1A"/>
+          <w:sz w:val="17"/>
+          <w:szCs w:val="17"/>
+          <w:bdr w:val="single" w:sz="4" w:space="0" w:color="A3B4CC"/>
+        </w:rPr>
+        <w:t xml:space="preserve">に</w:t>
+      </w:r>
+      <w:r>
+        <w:rPr>
+          <w:rFonts w:ascii="UD デジタル教科書体 N" w:eastAsia="UD デジタル教科書体 N" w:hAnsi="UD デジタル教科書体 N" w:cs="UD デジタル教科書体 N"/>
+          <w:color w:val="1A1A1A"/>
+          <w:sz w:val="17"/>
+          <w:szCs w:val="17"/>
+          <w:bdr w:val="single" w:sz="5" w:space="0" w:color="A3B4CC"/>
+        </w:rPr>
+        <w:t xml:space="preserve">白</w:t>
+      </w:r>
+      <w:r>
+        <w:rPr>
+          <w:rFonts w:ascii="UD デジタル教科書体 N" w:eastAsia="UD デジタル教科書体 N" w:hAnsi="UD デジタル教科書体 N" w:cs="UD デジタル教科書体 N"/>
+          <w:color w:val="1A1A1A"/>
+          <w:sz w:val="17"/>
+          <w:szCs w:val="17"/>
+          <w:bdr w:val="single" w:sz="4" w:space="0" w:color="A3B4CC"/>
+        </w:rPr>
+        <w:t xml:space="preserve">帝</w:t>
+      </w:r>
+      <w:r>
+        <w:rPr>
+          <w:rFonts w:ascii="UD デジタル教科書体 N" w:eastAsia="UD デジタル教科書体 N" w:hAnsi="UD デジタル教科書体 N" w:cs="UD デジタル教科書体 N"/>
+          <w:color w:val="1A1A1A"/>
+          <w:sz w:val="17"/>
+          <w:szCs w:val="17"/>
+          <w:bdr w:val="single" w:sz="5" w:space="0" w:color="A3B4CC"/>
+        </w:rPr>
+        <w:t xml:space="preserve">城</w:t>
+      </w:r>
+      <w:r>
+        <w:rPr>
+          <w:rFonts w:ascii="UD デジタル教科書体 N" w:eastAsia="UD デジタル教科書体 N" w:hAnsi="UD デジタル教科書体 N" w:cs="UD デジタル教科書体 N"/>
+          <w:color w:val="1A1A1A"/>
+          <w:sz w:val="17"/>
+          <w:szCs w:val="17"/>
+          <w:bdr w:val="single" w:sz="4" w:space="0" w:color="A3B4CC"/>
+        </w:rPr>
+        <w:t xml:space="preserve">を</w:t>
+      </w:r>
+      <w:r>
+        <w:rPr>
+          <w:rFonts w:ascii="UD デジタル教科書体 N" w:eastAsia="UD デジタル教科書体 N" w:hAnsi="UD デジタル教科書体 N" w:cs="UD デジタル教科書体 N"/>
+          <w:color w:val="1A1A1A"/>
+          <w:sz w:val="17"/>
+          <w:szCs w:val="17"/>
+          <w:bdr w:val="single" w:sz="5" w:space="0" w:color="A3B4CC"/>
+        </w:rPr>
+        <w:t xml:space="preserve">出</w:t>
+      </w:r>
+      <w:r>
+        <w:rPr>
+          <w:rFonts w:ascii="UD デジタル教科書体 N" w:eastAsia="UD デジタル教科書体 N" w:hAnsi="UD デジタル教科書体 N" w:cs="UD デジタル教科書体 N"/>
+          <w:color w:val="1A1A1A"/>
+          <w:sz w:val="17"/>
+          <w:szCs w:val="17"/>
+          <w:bdr w:val="single" w:sz="4" w:space="0" w:color="A3B4CC"/>
+        </w:rPr>
+        <w:t xml:space="preserve">発</w:t>
+      </w:r>
+      <w:r>
+        <w:rPr>
+          <w:rFonts w:ascii="UD デジタル教科書体 N" w:eastAsia="UD デジタル教科書体 N" w:hAnsi="UD デジタル教科書体 N" w:cs="UD デジタル教科書体 N"/>
+          <w:color w:val="1A1A1A"/>
+          <w:sz w:val="17"/>
+          <w:szCs w:val="17"/>
+          <w:bdr w:val="single" w:sz="5" w:space="0" w:color="A3B4CC"/>
+        </w:rPr>
+        <w:t xml:space="preserve">す</w:t>
+      </w:r>
+      <w:r>
+        <w:rPr>
+          <w:rFonts w:ascii="UD デジタル教科書体 N" w:eastAsia="UD デジタル教科書体 N" w:hAnsi="UD デジタル教科書体 N" w:cs="UD デジタル教科書体 N"/>
+          <w:color w:val="1A1A1A"/>
+          <w:sz w:val="17"/>
+          <w:szCs w:val="17"/>
+          <w:bdr w:val="single" w:sz="4" w:space="0" w:color="A3B4CC"/>
+        </w:rPr>
+        <w:t xml:space="preserve">る</w:t>
+      </w:r>
+      <w:r>
+        <w:rPr>
+          <w:rFonts w:ascii="UD デジタル教科書体 N" w:eastAsia="UD デジタル教科書体 N" w:hAnsi="UD デジタル教科書体 N" w:cs="UD デジタル教科書体 N"/>
+          <w:color w:val="1A1A1A"/>
+          <w:sz w:val="17"/>
+          <w:szCs w:val="17"/>
+          <w:bdr w:val="single" w:sz="5" w:space="0" w:color="A3B4CC"/>
+        </w:rPr>
+        <w:t xml:space="preserve">　</w:t>
+      </w:r>
+      <w:r>
+        <w:rPr>
+          <w:rFonts w:ascii="UD デジタル教科書体 N" w:eastAsia="UD デジタル教科書体 N" w:hAnsi="UD デジタル教科書体 N" w:cs="UD デジタル教科書体 N"/>
+          <w:color w:val="1A1A1A"/>
+          <w:sz w:val="17"/>
+          <w:szCs w:val="17"/>
+          <w:bdr w:val="single" w:sz="4" w:space="0" w:color="A3B4CC"/>
+        </w:rPr>
+        <w:t xml:space="preserve">　</w:t>
+      </w:r>
+      <w:r>
+        <w:rPr>
+          <w:rFonts w:ascii="UD デジタル教科書体 N" w:eastAsia="UD デジタル教科書体 N" w:hAnsi="UD デジタル教科書体 N" w:cs="UD デジタル教科書体 N"/>
+          <w:color w:val="1A1A1A"/>
+          <w:sz w:val="17"/>
+          <w:szCs w:val="17"/>
+          <w:bdr w:val="single" w:sz="5" w:space="0" w:color="A3B4CC"/>
+        </w:rPr>
+        <w:t xml:space="preserve">　</w:t>
+      </w:r>
+      <w:r>
+        <w:rPr>
+          <w:rFonts w:ascii="UD デジタル教科書体 N" w:eastAsia="UD デジタル教科書体 N" w:hAnsi="UD デジタル教科書体 N" w:cs="UD デジタル教科書体 N"/>
+          <w:color w:val="1A1A1A"/>
+          <w:sz w:val="17"/>
+          <w:szCs w:val="17"/>
+          <w:bdr w:val="single" w:sz="4" w:space="0" w:color="A3B4CC"/>
+        </w:rPr>
+        <w:t xml:space="preserve">　</w:t>
+      </w:r>
+      <w:r>
+        <w:rPr>
+          <w:rFonts w:ascii="UD デジタル教科書体 N" w:eastAsia="UD デジタル教科書体 N" w:hAnsi="UD デジタル教科書体 N" w:cs="UD デジタル教科書体 N"/>
+          <w:color w:val="1A1A1A"/>
+          <w:sz w:val="17"/>
+          <w:szCs w:val="17"/>
+          <w:bdr w:val="single" w:sz="5" w:space="0" w:color="A3B4CC"/>
+        </w:rPr>
+        <w:t xml:space="preserve">　</w:t>
+      </w:r>
+      <w:r>
+        <w:rPr>
+          <w:rFonts w:ascii="UD デジタル教科書体 N" w:eastAsia="UD デジタル教科書体 N" w:hAnsi="UD デジタル教科書体 N" w:cs="UD デジタル教科書体 N"/>
+          <w:color w:val="1A1A1A"/>
+          <w:sz w:val="17"/>
+          <w:szCs w:val="17"/>
+          <w:bdr w:val="single" w:sz="4" w:space="0" w:color="A3B4CC"/>
+        </w:rPr>
+        <w:t xml:space="preserve">　</w:t>
+      </w:r>
+      <w:r>
+        <w:rPr>
+          <w:rFonts w:ascii="UD デジタル教科書体 N" w:eastAsia="UD デジタル教科書体 N" w:hAnsi="UD デジタル教科書体 N" w:cs="UD デジタル教科書体 N"/>
+          <w:color w:val="1A1A1A"/>
+          <w:sz w:val="17"/>
+          <w:szCs w:val="17"/>
+          <w:bdr w:val="single" w:sz="5" w:space="0" w:color="A3B4CC"/>
+        </w:rPr>
+        <w:t xml:space="preserve">　</w:t>
+      </w:r>
+      <w:r>
+        <w:rPr>
+          <w:rFonts w:ascii="UD デジタル教科書体 N" w:eastAsia="UD デジタル教科書体 N" w:hAnsi="UD デジタル教科書体 N" w:cs="UD デジタル教科書体 N"/>
+          <w:color w:val="1A1A1A"/>
+          <w:sz w:val="17"/>
+          <w:szCs w:val="17"/>
+          <w:bdr w:val="single" w:sz="4" w:space="0" w:color="A3B4CC"/>
+        </w:rPr>
+        <w:t xml:space="preserve">　</w:t>
+      </w:r>
+      <w:r>
+        <w:rPr>
+          <w:rFonts w:ascii="UD デジタル教科書体 N" w:eastAsia="UD デジタル教科書体 N" w:hAnsi="UD デジタル教科書体 N" w:cs="UD デジタル教科書体 N"/>
+          <w:color w:val="1A1A1A"/>
+          <w:sz w:val="17"/>
+          <w:szCs w:val="17"/>
+          <w:bdr w:val="single" w:sz="5" w:space="0" w:color="A3B4CC"/>
+        </w:rPr>
+        <w:t xml:space="preserve">　</w:t>
+      </w:r>
+      <w:r>
+        <w:rPr>
+          <w:rFonts w:ascii="UD デジタル教科書体 N" w:eastAsia="UD デジタル教科書体 N" w:hAnsi="UD デジタル教科書体 N" w:cs="UD デジタル教科書体 N"/>
+          <w:color w:val="1A1A1A"/>
+          <w:sz w:val="17"/>
+          <w:szCs w:val="17"/>
+          <w:bdr w:val="single" w:sz="4" w:space="0" w:color="A3B4CC"/>
+        </w:rPr>
+        <w:t xml:space="preserve">　</w:t>
+      </w:r>
+      <w:r>
+        <w:rPr>
+          <w:rFonts w:ascii="UD デジタル教科書体 N" w:eastAsia="UD デジタル教科書体 N" w:hAnsi="UD デジタル教科書体 N" w:cs="UD デジタル教科書体 N"/>
+          <w:color w:val="1A1A1A"/>
+          <w:sz w:val="17"/>
+          <w:szCs w:val="17"/>
+          <w:bdr w:val="single" w:sz="5" w:space="0" w:color="A3B4CC"/>
+        </w:rPr>
+        <w:t xml:space="preserve">　</w:t>
+      </w:r>
+      <w:r>
+        <w:rPr>
+          <w:rFonts w:ascii="UD デジタル教科書体 N" w:eastAsia="UD デジタル教科書体 N" w:hAnsi="UD デジタル教科書体 N" w:cs="UD デジタル教科書体 N"/>
+          <w:color w:val="1A1A1A"/>
+          <w:sz w:val="17"/>
+          <w:szCs w:val="17"/>
+          <w:bdr w:val="single" w:sz="4" w:space="0" w:color="A3B4CC"/>
+        </w:rPr>
+        <w:t xml:space="preserve">　</w:t>
+      </w:r>
+      <w:r>
+        <w:rPr>
+          <w:rFonts w:ascii="UD デジタル教科書体 N" w:eastAsia="UD デジタル教科書体 N" w:hAnsi="UD デジタル教科書体 N" w:cs="UD デジタル教科書体 N"/>
+          <w:color w:val="1A1A1A"/>
+          <w:sz w:val="17"/>
+          <w:szCs w:val="17"/>
+          <w:bdr w:val="single" w:sz="5" w:space="0" w:color="A3B4CC"/>
+        </w:rPr>
+        <w:t xml:space="preserve">　</w:t>
+      </w:r>
+      <w:r>
+        <w:rPr>
+          <w:rFonts w:ascii="UD デジタル教科書体 N" w:eastAsia="UD デジタル教科書体 N" w:hAnsi="UD デジタル教科書体 N" w:cs="UD デジタル教科書体 N"/>
+          <w:color w:val="1A1A1A"/>
+          <w:sz w:val="17"/>
+          <w:szCs w:val="17"/>
+          <w:bdr w:val="single" w:sz="4" w:space="0" w:color="A3B4CC"/>
+        </w:rPr>
+        <w:t xml:space="preserve">　</w:t>
+      </w:r>
+      <w:r>
+        <w:rPr>
+          <w:rFonts w:ascii="UD デジタル教科書体 N" w:eastAsia="UD デジタル教科書体 N" w:hAnsi="UD デジタル教科書体 N" w:cs="UD デジタル教科書体 N"/>
+          <w:color w:val="1A1A1A"/>
+          <w:sz w:val="17"/>
+          <w:szCs w:val="17"/>
+          <w:bdr w:val="single" w:sz="5" w:space="0" w:color="A3B4CC"/>
+        </w:rPr>
+        <w:t xml:space="preserve">　</w:t>
+      </w:r>
+      <w:r>
+        <w:rPr>
+          <w:rFonts w:ascii="UD デジタル教科書体 N" w:eastAsia="UD デジタル教科書体 N" w:hAnsi="UD デジタル教科書体 N" w:cs="UD デジタル教科書体 N"/>
+          <w:color w:val="1A1A1A"/>
+          <w:sz w:val="17"/>
+          <w:szCs w:val="17"/>
+          <w:bdr w:val="single" w:sz="4" w:space="0" w:color="A3B4CC"/>
+        </w:rPr>
+        <w:t xml:space="preserve">　</w:t>
+      </w:r>
+      <w:r>
+        <w:rPr>
+          <w:rFonts w:ascii="UD デジタル教科書体 N" w:eastAsia="UD デジタル教科書体 N" w:hAnsi="UD デジタル教科書体 N" w:cs="UD デジタル教科書体 N"/>
+          <w:color w:val="1A1A1A"/>
+          <w:sz w:val="17"/>
+          <w:szCs w:val="17"/>
+          <w:bdr w:val="single" w:sz="5" w:space="0" w:color="A3B4CC"/>
+        </w:rPr>
+        <w:t xml:space="preserve">　</w:t>
+      </w:r>
+      <w:r>
+        <w:rPr>
+          <w:rFonts w:ascii="UD デジタル教科書体 N" w:eastAsia="UD デジタル教科書体 N" w:hAnsi="UD デジタル教科書体 N" w:cs="UD デジタル教科書体 N"/>
+          <w:color w:val="1A1A1A"/>
+          <w:sz w:val="17"/>
+          <w:szCs w:val="17"/>
+          <w:bdr w:val="single" w:sz="4" w:space="0" w:color="A3B4CC"/>
+        </w:rPr>
+        <w:t xml:space="preserve">　</w:t>
+      </w:r>
+      <w:r>
+        <w:rPr>
+          <w:rFonts w:ascii="UD デジタル教科書体 N" w:eastAsia="UD デジタル教科書体 N" w:hAnsi="UD デジタル教科書体 N" w:cs="UD デジタル教科書体 N"/>
+          <w:color w:val="1A1A1A"/>
+          <w:sz w:val="17"/>
+          <w:szCs w:val="17"/>
+          <w:bdr w:val="single" w:sz="5" w:space="0" w:color="A3B4CC"/>
+        </w:rPr>
+        <w:t xml:space="preserve">　</w:t>
+      </w:r>
+      <w:r>
+        <w:rPr>
+          <w:rFonts w:ascii="UD デジタル教科書体 N" w:eastAsia="UD デジタル教科書体 N" w:hAnsi="UD デジタル教科書体 N" w:cs="UD デジタル教科書体 N"/>
+          <w:color w:val="1A1A1A"/>
+          <w:sz w:val="17"/>
+          <w:szCs w:val="17"/>
+          <w:bdr w:val="single" w:sz="4" w:space="0" w:color="A3B4CC"/>
+        </w:rPr>
+        <w:t xml:space="preserve">　</w:t>
+      </w:r>
+      <w:r>
+        <w:rPr>
+          <w:rFonts w:ascii="UD デジタル教科書体 N" w:eastAsia="UD デジタル教科書体 N" w:hAnsi="UD デジタル教科書体 N" w:cs="UD デジタル教科書体 N"/>
+          <w:color w:val="1A1A1A"/>
+          <w:sz w:val="17"/>
+          <w:szCs w:val="17"/>
+          <w:bdr w:val="single" w:sz="5" w:space="0" w:color="A3B4CC"/>
+        </w:rPr>
+        <w:t xml:space="preserve">　</w:t>
+      </w:r>
+      <w:r>
+        <w:rPr>
+          <w:rFonts w:ascii="UD デジタル教科書体 N" w:eastAsia="UD デジタル教科書体 N" w:hAnsi="UD デジタル教科書体 N" w:cs="UD デジタル教科書体 N"/>
+          <w:color w:val="1A1A1A"/>
+          <w:sz w:val="17"/>
+          <w:szCs w:val="17"/>
+          <w:bdr w:val="single" w:sz="4" w:space="0" w:color="A3B4CC"/>
+        </w:rPr>
+        <w:t xml:space="preserve">　</w:t>
+      </w:r>
+      <w:r>
+        <w:rPr>
+          <w:rFonts w:ascii="UD デジタル教科書体 N" w:eastAsia="UD デジタル教科書体 N" w:hAnsi="UD デジタル教科書体 N" w:cs="UD デジタル教科書体 N"/>
+          <w:color w:val="1A1A1A"/>
+          <w:sz w:val="17"/>
+          <w:szCs w:val="17"/>
+          <w:bdr w:val="single" w:sz="5" w:space="0" w:color="A3B4CC"/>
+        </w:rPr>
+        <w:t xml:space="preserve">　</w:t>
+      </w:r>
+      <w:r>
+        <w:rPr>
+          <w:rFonts w:ascii="UD デジタル教科書体 N" w:eastAsia="UD デジタル教科書体 N" w:hAnsi="UD デジタル教科書体 N" w:cs="UD デジタル教科書体 N"/>
+          <w:color w:val="1A1A1A"/>
+          <w:sz w:val="17"/>
+          <w:szCs w:val="17"/>
+          <w:bdr w:val="single" w:sz="4" w:space="0" w:color="A3B4CC"/>
+        </w:rPr>
+        <w:t xml:space="preserve">　</w:t>
+      </w:r>
+      <w:r>
+        <w:rPr>
+          <w:rFonts w:ascii="UD デジタル教科書体 N" w:eastAsia="UD デジタル教科書体 N" w:hAnsi="UD デジタル教科書体 N" w:cs="UD デジタル教科書体 N"/>
+          <w:color w:val="1A1A1A"/>
+          <w:sz w:val="17"/>
+          <w:szCs w:val="17"/>
+          <w:bdr w:val="single" w:sz="5" w:space="0" w:color="A3B4CC"/>
+        </w:rPr>
+        <w:t xml:space="preserve">　</w:t>
       </w:r>
     </w:p>
     <w:p>
       <w:pPr>
         <w:snapToGrid w:val="0"/>
-        <w:spacing w:before="0" w:after="526" w:line="240" w:lineRule="auto"/>
+        <w:spacing w:before="0" w:after="451" w:line="240" w:lineRule="auto"/>
         <w:ind w:right="170"/>
       </w:pPr>
       <w:r>
         <w:rPr>
           <w:rFonts w:ascii="UD デジタル教科書体 N" w:eastAsia="UD デジタル教科書体 N" w:hAnsi="UD デジタル教科書体 N" w:cs="UD デジタル教科書体 N"/>
           <w:color w:val="1A1A1A"/>
-          <w:sz w:val="19"/>
-          <w:szCs w:val="19"/>
-          <w:u w:val="single" w:color="A3B4CC"/>
-        </w:rPr>
-        <w:t xml:space="preserve">　　　　　　　　　　　　　　　　　　　　　　　　　　　　　　　</w:t>
+          <w:sz w:val="17"/>
+          <w:szCs w:val="17"/>
+          <w:bdr w:val="single" w:sz="4" w:space="0" w:color="A3B4CC"/>
+        </w:rPr>
+        <w:t xml:space="preserve">朝</w:t>
+      </w:r>
+      <w:r>
+        <w:rPr>
+          <w:rFonts w:ascii="UD デジタル教科書体 N" w:eastAsia="UD デジタル教科書体 N" w:hAnsi="UD デジタル教科書体 N" w:cs="UD デジタル教科書体 N"/>
+          <w:color w:val="1A1A1A"/>
+          <w:sz w:val="17"/>
+          <w:szCs w:val="17"/>
+          <w:bdr w:val="single" w:sz="5" w:space="0" w:color="A3B4CC"/>
+        </w:rPr>
+        <w:t xml:space="preserve">、</w:t>
+      </w:r>
+      <w:r>
+        <w:rPr>
+          <w:rFonts w:ascii="UD デジタル教科書体 N" w:eastAsia="UD デジタル教科書体 N" w:hAnsi="UD デジタル教科書体 N" w:cs="UD デジタル教科書体 N"/>
+          <w:color w:val="1A1A1A"/>
+          <w:sz w:val="17"/>
+          <w:szCs w:val="17"/>
+          <w:bdr w:val="single" w:sz="4" w:space="0" w:color="A3B4CC"/>
+        </w:rPr>
+        <w:t xml:space="preserve">私</w:t>
+      </w:r>
+      <w:r>
+        <w:rPr>
+          <w:rFonts w:ascii="UD デジタル教科書体 N" w:eastAsia="UD デジタル教科書体 N" w:hAnsi="UD デジタル教科書体 N" w:cs="UD デジタル教科書体 N"/>
+          <w:color w:val="1A1A1A"/>
+          <w:sz w:val="17"/>
+          <w:szCs w:val="17"/>
+          <w:bdr w:val="single" w:sz="5" w:space="0" w:color="A3B4CC"/>
+        </w:rPr>
+        <w:t xml:space="preserve">は</w:t>
+      </w:r>
+      <w:r>
+        <w:rPr>
+          <w:rFonts w:ascii="UD デジタル教科書体 N" w:eastAsia="UD デジタル教科書体 N" w:hAnsi="UD デジタル教科書体 N" w:cs="UD デジタル教科書体 N"/>
+          <w:color w:val="1A1A1A"/>
+          <w:sz w:val="17"/>
+          <w:szCs w:val="17"/>
+          <w:bdr w:val="single" w:sz="4" w:space="0" w:color="A3B4CC"/>
+        </w:rPr>
+        <w:t xml:space="preserve">別</w:t>
+      </w:r>
+      <w:r>
+        <w:rPr>
+          <w:rFonts w:ascii="UD デジタル教科書体 N" w:eastAsia="UD デジタル教科書体 N" w:hAnsi="UD デジタル教科書体 N" w:cs="UD デジタル教科書体 N"/>
+          <w:color w:val="1A1A1A"/>
+          <w:sz w:val="17"/>
+          <w:szCs w:val="17"/>
+          <w:bdr w:val="single" w:sz="5" w:space="0" w:color="A3B4CC"/>
+        </w:rPr>
+        <w:t xml:space="preserve">れ</w:t>
+      </w:r>
+      <w:r>
+        <w:rPr>
+          <w:rFonts w:ascii="UD デジタル教科書体 N" w:eastAsia="UD デジタル教科書体 N" w:hAnsi="UD デジタル教科書体 N" w:cs="UD デジタル教科書体 N"/>
+          <w:color w:val="1A1A1A"/>
+          <w:sz w:val="17"/>
+          <w:szCs w:val="17"/>
+          <w:bdr w:val="single" w:sz="4" w:space="0" w:color="A3B4CC"/>
+        </w:rPr>
+        <w:t xml:space="preserve">を</w:t>
+      </w:r>
+      <w:r>
+        <w:rPr>
+          <w:rFonts w:ascii="UD デジタル教科書体 N" w:eastAsia="UD デジタル教科書体 N" w:hAnsi="UD デジタル教科書体 N" w:cs="UD デジタル教科書体 N"/>
+          <w:color w:val="1A1A1A"/>
+          <w:sz w:val="17"/>
+          <w:szCs w:val="17"/>
+          <w:bdr w:val="single" w:sz="5" w:space="0" w:color="A3B4CC"/>
+        </w:rPr>
+        <w:t xml:space="preserve">告</w:t>
+      </w:r>
+      <w:r>
+        <w:rPr>
+          <w:rFonts w:ascii="UD デジタル教科書体 N" w:eastAsia="UD デジタル教科書体 N" w:hAnsi="UD デジタル教科書体 N" w:cs="UD デジタル教科書体 N"/>
+          <w:color w:val="1A1A1A"/>
+          <w:sz w:val="17"/>
+          <w:szCs w:val="17"/>
+          <w:bdr w:val="single" w:sz="4" w:space="0" w:color="A3B4CC"/>
+        </w:rPr>
+        <w:t xml:space="preserve">げ</w:t>
+      </w:r>
+      <w:r>
+        <w:rPr>
+          <w:rFonts w:ascii="UD デジタル教科書体 N" w:eastAsia="UD デジタル教科書体 N" w:hAnsi="UD デジタル教科書体 N" w:cs="UD デジタル教科書体 N"/>
+          <w:color w:val="1A1A1A"/>
+          <w:sz w:val="17"/>
+          <w:szCs w:val="17"/>
+          <w:bdr w:val="single" w:sz="5" w:space="0" w:color="A3B4CC"/>
+        </w:rPr>
+        <w:t xml:space="preserve">た</w:t>
+      </w:r>
+      <w:r>
+        <w:rPr>
+          <w:rFonts w:ascii="UD デジタル教科書体 N" w:eastAsia="UD デジタル教科書体 N" w:hAnsi="UD デジタル教科書体 N" w:cs="UD デジタル教科書体 N"/>
+          <w:color w:val="1A1A1A"/>
+          <w:sz w:val="17"/>
+          <w:szCs w:val="17"/>
+          <w:bdr w:val="single" w:sz="4" w:space="0" w:color="A3B4CC"/>
+        </w:rPr>
+        <w:t xml:space="preserve">、</w:t>
+      </w:r>
+      <w:r>
+        <w:rPr>
+          <w:rFonts w:ascii="UD デジタル教科書体 N" w:eastAsia="UD デジタル教科書体 N" w:hAnsi="UD デジタル教科書体 N" w:cs="UD デジタル教科書体 N"/>
+          <w:color w:val="1A1A1A"/>
+          <w:sz w:val="17"/>
+          <w:szCs w:val="17"/>
+          <w:bdr w:val="single" w:sz="5" w:space="0" w:color="A3B4CC"/>
+        </w:rPr>
+        <w:t xml:space="preserve">朝</w:t>
+      </w:r>
+      <w:r>
+        <w:rPr>
+          <w:rFonts w:ascii="UD デジタル教科書体 N" w:eastAsia="UD デジタル教科書体 N" w:hAnsi="UD デジタル教科書体 N" w:cs="UD デジタル教科書体 N"/>
+          <w:color w:val="1A1A1A"/>
+          <w:sz w:val="17"/>
+          <w:szCs w:val="17"/>
+          <w:bdr w:val="single" w:sz="4" w:space="0" w:color="A3B4CC"/>
+        </w:rPr>
+        <w:t xml:space="preserve">焼</w:t>
+      </w:r>
+      <w:r>
+        <w:rPr>
+          <w:rFonts w:ascii="UD デジタル教科書体 N" w:eastAsia="UD デジタル教科書体 N" w:hAnsi="UD デジタル教科書体 N" w:cs="UD デジタル教科書体 N"/>
+          <w:color w:val="1A1A1A"/>
+          <w:sz w:val="17"/>
+          <w:szCs w:val="17"/>
+          <w:bdr w:val="single" w:sz="5" w:space="0" w:color="A3B4CC"/>
+        </w:rPr>
+        <w:t xml:space="preserve">け</w:t>
+      </w:r>
+      <w:r>
+        <w:rPr>
+          <w:rFonts w:ascii="UD デジタル教科書体 N" w:eastAsia="UD デジタル教科書体 N" w:hAnsi="UD デジタル教科書体 N" w:cs="UD デジタル教科書体 N"/>
+          <w:color w:val="1A1A1A"/>
+          <w:sz w:val="17"/>
+          <w:szCs w:val="17"/>
+          <w:bdr w:val="single" w:sz="4" w:space="0" w:color="A3B4CC"/>
+        </w:rPr>
+        <w:t xml:space="preserve">雲</w:t>
+      </w:r>
+      <w:r>
+        <w:rPr>
+          <w:rFonts w:ascii="UD デジタル教科書体 N" w:eastAsia="UD デジタル教科書体 N" w:hAnsi="UD デジタル教科書体 N" w:cs="UD デジタル教科書体 N"/>
+          <w:color w:val="1A1A1A"/>
+          <w:sz w:val="17"/>
+          <w:szCs w:val="17"/>
+          <w:bdr w:val="single" w:sz="5" w:space="0" w:color="A3B4CC"/>
+        </w:rPr>
+        <w:t xml:space="preserve">の</w:t>
+      </w:r>
+      <w:r>
+        <w:rPr>
+          <w:rFonts w:ascii="UD デジタル教科書体 N" w:eastAsia="UD デジタル教科書体 N" w:hAnsi="UD デジタル教科書体 N" w:cs="UD デジタル教科書体 N"/>
+          <w:color w:val="1A1A1A"/>
+          <w:sz w:val="17"/>
+          <w:szCs w:val="17"/>
+          <w:bdr w:val="single" w:sz="4" w:space="0" w:color="A3B4CC"/>
+        </w:rPr>
+        <w:t xml:space="preserve">た</w:t>
+      </w:r>
+      <w:r>
+        <w:rPr>
+          <w:rFonts w:ascii="UD デジタル教科書体 N" w:eastAsia="UD デジタル教科書体 N" w:hAnsi="UD デジタル教科書体 N" w:cs="UD デジタル教科書体 N"/>
+          <w:color w:val="1A1A1A"/>
+          <w:sz w:val="17"/>
+          <w:szCs w:val="17"/>
+          <w:bdr w:val="single" w:sz="5" w:space="0" w:color="A3B4CC"/>
+        </w:rPr>
+        <w:t xml:space="preserve">な</w:t>
+      </w:r>
+      <w:r>
+        <w:rPr>
+          <w:rFonts w:ascii="UD デジタル教科書体 N" w:eastAsia="UD デジタル教科書体 N" w:hAnsi="UD デジタル教科書体 N" w:cs="UD デジタル教科書体 N"/>
+          <w:color w:val="1A1A1A"/>
+          <w:sz w:val="17"/>
+          <w:szCs w:val="17"/>
+          <w:bdr w:val="single" w:sz="4" w:space="0" w:color="A3B4CC"/>
+        </w:rPr>
+        <w:t xml:space="preserve">び</w:t>
+      </w:r>
+      <w:r>
+        <w:rPr>
+          <w:rFonts w:ascii="UD デジタル教科書体 N" w:eastAsia="UD デジタル教科書体 N" w:hAnsi="UD デジタル教科書体 N" w:cs="UD デジタル教科書体 N"/>
+          <w:color w:val="1A1A1A"/>
+          <w:sz w:val="17"/>
+          <w:szCs w:val="17"/>
+          <w:bdr w:val="single" w:sz="5" w:space="0" w:color="A3B4CC"/>
+        </w:rPr>
+        <w:t xml:space="preserve">く</w:t>
+      </w:r>
+      <w:r>
+        <w:rPr>
+          <w:rFonts w:ascii="UD デジタル教科書体 N" w:eastAsia="UD デジタル教科書体 N" w:hAnsi="UD デジタル教科書体 N" w:cs="UD デジタル教科書体 N"/>
+          <w:color w:val="1A1A1A"/>
+          <w:sz w:val="17"/>
+          <w:szCs w:val="17"/>
+          <w:bdr w:val="single" w:sz="4" w:space="0" w:color="A3B4CC"/>
+        </w:rPr>
+        <w:t xml:space="preserve">白</w:t>
+      </w:r>
+      <w:r>
+        <w:rPr>
+          <w:rFonts w:ascii="UD デジタル教科書体 N" w:eastAsia="UD デジタル教科書体 N" w:hAnsi="UD デジタル教科書体 N" w:cs="UD デジタル教科書体 N"/>
+          <w:color w:val="1A1A1A"/>
+          <w:sz w:val="17"/>
+          <w:szCs w:val="17"/>
+          <w:bdr w:val="single" w:sz="5" w:space="0" w:color="A3B4CC"/>
+        </w:rPr>
+        <w:t xml:space="preserve">帝</w:t>
+      </w:r>
+      <w:r>
+        <w:rPr>
+          <w:rFonts w:ascii="UD デジタル教科書体 N" w:eastAsia="UD デジタル教科書体 N" w:hAnsi="UD デジタル教科書体 N" w:cs="UD デジタル教科書体 N"/>
+          <w:color w:val="1A1A1A"/>
+          <w:sz w:val="17"/>
+          <w:szCs w:val="17"/>
+          <w:bdr w:val="single" w:sz="4" w:space="0" w:color="A3B4CC"/>
+        </w:rPr>
+        <w:t xml:space="preserve">城</w:t>
+      </w:r>
+      <w:r>
+        <w:rPr>
+          <w:rFonts w:ascii="UD デジタル教科書体 N" w:eastAsia="UD デジタル教科書体 N" w:hAnsi="UD デジタル教科書体 N" w:cs="UD デジタル教科書体 N"/>
+          <w:color w:val="1A1A1A"/>
+          <w:sz w:val="17"/>
+          <w:szCs w:val="17"/>
+          <w:bdr w:val="single" w:sz="5" w:space="0" w:color="A3B4CC"/>
+        </w:rPr>
+        <w:t xml:space="preserve">に</w:t>
+      </w:r>
+      <w:r>
+        <w:rPr>
+          <w:rFonts w:ascii="UD デジタル教科書体 N" w:eastAsia="UD デジタル教科書体 N" w:hAnsi="UD デジタル教科書体 N" w:cs="UD デジタル教科書体 N"/>
+          <w:color w:val="1A1A1A"/>
+          <w:sz w:val="17"/>
+          <w:szCs w:val="17"/>
+          <w:bdr w:val="single" w:sz="4" w:space="0" w:color="A3B4CC"/>
+        </w:rPr>
+        <w:t xml:space="preserve">。</w:t>
+      </w:r>
+      <w:r>
+        <w:rPr>
+          <w:rFonts w:ascii="UD デジタル教科書体 N" w:eastAsia="UD デジタル教科書体 N" w:hAnsi="UD デジタル教科書体 N" w:cs="UD デジタル教科書体 N"/>
+          <w:color w:val="1A1A1A"/>
+          <w:sz w:val="17"/>
+          <w:szCs w:val="17"/>
+          <w:bdr w:val="single" w:sz="5" w:space="0" w:color="A3B4CC"/>
+        </w:rPr>
+        <w:t xml:space="preserve">　</w:t>
+      </w:r>
+      <w:r>
+        <w:rPr>
+          <w:rFonts w:ascii="UD デジタル教科書体 N" w:eastAsia="UD デジタル教科書体 N" w:hAnsi="UD デジタル教科書体 N" w:cs="UD デジタル教科書体 N"/>
+          <w:color w:val="1A1A1A"/>
+          <w:sz w:val="17"/>
+          <w:szCs w:val="17"/>
+          <w:bdr w:val="single" w:sz="4" w:space="0" w:color="A3B4CC"/>
+        </w:rPr>
+        <w:t xml:space="preserve">　</w:t>
+      </w:r>
+      <w:r>
+        <w:rPr>
+          <w:rFonts w:ascii="UD デジタル教科書体 N" w:eastAsia="UD デジタル教科書体 N" w:hAnsi="UD デジタル教科書体 N" w:cs="UD デジタル教科書体 N"/>
+          <w:color w:val="1A1A1A"/>
+          <w:sz w:val="17"/>
+          <w:szCs w:val="17"/>
+          <w:bdr w:val="single" w:sz="5" w:space="0" w:color="A3B4CC"/>
+        </w:rPr>
+        <w:t xml:space="preserve">　</w:t>
+      </w:r>
+      <w:r>
+        <w:rPr>
+          <w:rFonts w:ascii="UD デジタル教科書体 N" w:eastAsia="UD デジタル教科書体 N" w:hAnsi="UD デジタル教科書体 N" w:cs="UD デジタル教科書体 N"/>
+          <w:color w:val="1A1A1A"/>
+          <w:sz w:val="17"/>
+          <w:szCs w:val="17"/>
+          <w:bdr w:val="single" w:sz="4" w:space="0" w:color="A3B4CC"/>
+        </w:rPr>
+        <w:t xml:space="preserve">　</w:t>
+      </w:r>
+      <w:r>
+        <w:rPr>
+          <w:rFonts w:ascii="UD デジタル教科書体 N" w:eastAsia="UD デジタル教科書体 N" w:hAnsi="UD デジタル教科書体 N" w:cs="UD デジタル教科書体 N"/>
+          <w:color w:val="1A1A1A"/>
+          <w:sz w:val="17"/>
+          <w:szCs w:val="17"/>
+          <w:bdr w:val="single" w:sz="5" w:space="0" w:color="A3B4CC"/>
+        </w:rPr>
+        <w:t xml:space="preserve">　</w:t>
+      </w:r>
+      <w:r>
+        <w:rPr>
+          <w:rFonts w:ascii="UD デジタル教科書体 N" w:eastAsia="UD デジタル教科書体 N" w:hAnsi="UD デジタル教科書体 N" w:cs="UD デジタル教科書体 N"/>
+          <w:color w:val="1A1A1A"/>
+          <w:sz w:val="17"/>
+          <w:szCs w:val="17"/>
+          <w:bdr w:val="single" w:sz="4" w:space="0" w:color="A3B4CC"/>
+        </w:rPr>
+        <w:t xml:space="preserve">　</w:t>
+      </w:r>
+      <w:r>
+        <w:rPr>
+          <w:rFonts w:ascii="UD デジタル教科書体 N" w:eastAsia="UD デジタル教科書体 N" w:hAnsi="UD デジタル教科書体 N" w:cs="UD デジタル教科書体 N"/>
+          <w:color w:val="1A1A1A"/>
+          <w:sz w:val="17"/>
+          <w:szCs w:val="17"/>
+          <w:bdr w:val="single" w:sz="5" w:space="0" w:color="A3B4CC"/>
+        </w:rPr>
+        <w:t xml:space="preserve">　</w:t>
+      </w:r>
+      <w:r>
+        <w:rPr>
+          <w:rFonts w:ascii="UD デジタル教科書体 N" w:eastAsia="UD デジタル教科書体 N" w:hAnsi="UD デジタル教科書体 N" w:cs="UD デジタル教科書体 N"/>
+          <w:color w:val="1A1A1A"/>
+          <w:sz w:val="17"/>
+          <w:szCs w:val="17"/>
+          <w:bdr w:val="single" w:sz="4" w:space="0" w:color="A3B4CC"/>
+        </w:rPr>
+        <w:t xml:space="preserve">　</w:t>
+      </w:r>
+      <w:r>
+        <w:rPr>
+          <w:rFonts w:ascii="UD デジタル教科書体 N" w:eastAsia="UD デジタル教科書体 N" w:hAnsi="UD デジタル教科書体 N" w:cs="UD デジタル教科書体 N"/>
+          <w:color w:val="1A1A1A"/>
+          <w:sz w:val="17"/>
+          <w:szCs w:val="17"/>
+          <w:bdr w:val="single" w:sz="5" w:space="0" w:color="A3B4CC"/>
+        </w:rPr>
+        <w:t xml:space="preserve">　</w:t>
+      </w:r>
+      <w:r>
+        <w:rPr>
+          <w:rFonts w:ascii="UD デジタル教科書体 N" w:eastAsia="UD デジタル教科書体 N" w:hAnsi="UD デジタル教科書体 N" w:cs="UD デジタル教科書体 N"/>
+          <w:color w:val="1A1A1A"/>
+          <w:sz w:val="17"/>
+          <w:szCs w:val="17"/>
+          <w:bdr w:val="single" w:sz="4" w:space="0" w:color="A3B4CC"/>
+        </w:rPr>
+        <w:t xml:space="preserve">　</w:t>
+      </w:r>
+      <w:r>
+        <w:rPr>
+          <w:rFonts w:ascii="UD デジタル教科書体 N" w:eastAsia="UD デジタル教科書体 N" w:hAnsi="UD デジタル教科書体 N" w:cs="UD デジタル教科書体 N"/>
+          <w:color w:val="1A1A1A"/>
+          <w:sz w:val="17"/>
+          <w:szCs w:val="17"/>
+          <w:bdr w:val="single" w:sz="5" w:space="0" w:color="A3B4CC"/>
+        </w:rPr>
+        <w:t xml:space="preserve">　</w:t>
       </w:r>
     </w:p>
     <w:p>
       <w:pPr>
         <w:snapToGrid w:val="0"/>
-        <w:spacing w:before="0" w:after="526" w:line="240" w:lineRule="auto"/>
+        <w:spacing w:before="0" w:after="451" w:line="240" w:lineRule="auto"/>
         <w:ind w:right="170"/>
       </w:pPr>
       <w:r>
         <w:rPr>
           <w:rFonts w:ascii="UD デジタル教科書体 N" w:eastAsia="UD デジタル教科書体 N" w:hAnsi="UD デジタル教科書体 N" w:cs="UD デジタル教科書体 N"/>
           <w:color w:val="1A1A1A"/>
-          <w:sz w:val="19"/>
-          <w:szCs w:val="19"/>
-          <w:u w:val="single" w:color="A3B4CC"/>
-        </w:rPr>
-        <w:t xml:space="preserve">　　　　　　　　　　　　　　　　　　　　　　　　　　　　　　　</w:t>
+          <w:sz w:val="17"/>
+          <w:szCs w:val="17"/>
+          <w:bdr w:val="single" w:sz="4" w:space="0" w:color="A3B4CC"/>
+        </w:rPr>
+        <w:t xml:space="preserve">（</w:t>
+      </w:r>
+      <w:r>
+        <w:rPr>
+          <w:rFonts w:ascii="UD デジタル教科書体 N" w:eastAsia="UD デジタル教科書体 N" w:hAnsi="UD デジタル教科書体 N" w:cs="UD デジタル教科書体 N"/>
+          <w:color w:val="1A1A1A"/>
+          <w:sz w:val="17"/>
+          <w:szCs w:val="17"/>
+          <w:bdr w:val="single" w:sz="5" w:space="0" w:color="A3B4CC"/>
+        </w:rPr>
+        <w:t xml:space="preserve">私</w:t>
+      </w:r>
+      <w:r>
+        <w:rPr>
+          <w:rFonts w:ascii="UD デジタル教科書体 N" w:eastAsia="UD デジタル教科書体 N" w:hAnsi="UD デジタル教科書体 N" w:cs="UD デジタル教科書体 N"/>
+          <w:color w:val="1A1A1A"/>
+          <w:sz w:val="17"/>
+          <w:szCs w:val="17"/>
+          <w:bdr w:val="single" w:sz="4" w:space="0" w:color="A3B4CC"/>
+        </w:rPr>
+        <w:t xml:space="preserve">の</w:t>
+      </w:r>
+      <w:r>
+        <w:rPr>
+          <w:rFonts w:ascii="UD デジタル教科書体 N" w:eastAsia="UD デジタル教科書体 N" w:hAnsi="UD デジタル教科書体 N" w:cs="UD デジタル教科書体 N"/>
+          <w:color w:val="1A1A1A"/>
+          <w:sz w:val="17"/>
+          <w:szCs w:val="17"/>
+          <w:bdr w:val="single" w:sz="5" w:space="0" w:color="A3B4CC"/>
+        </w:rPr>
+        <w:t xml:space="preserve">舟</w:t>
+      </w:r>
+      <w:r>
+        <w:rPr>
+          <w:rFonts w:ascii="UD デジタル教科書体 N" w:eastAsia="UD デジタル教科書体 N" w:hAnsi="UD デジタル教科書体 N" w:cs="UD デジタル教科書体 N"/>
+          <w:color w:val="1A1A1A"/>
+          <w:sz w:val="17"/>
+          <w:szCs w:val="17"/>
+          <w:bdr w:val="single" w:sz="4" w:space="0" w:color="A3B4CC"/>
+        </w:rPr>
+        <w:t xml:space="preserve">は</w:t>
+      </w:r>
+      <w:r>
+        <w:rPr>
+          <w:rFonts w:ascii="UD デジタル教科書体 N" w:eastAsia="UD デジタル教科書体 N" w:hAnsi="UD デジタル教科書体 N" w:cs="UD デジタル教科書体 N"/>
+          <w:color w:val="1A1A1A"/>
+          <w:sz w:val="17"/>
+          <w:szCs w:val="17"/>
+          <w:bdr w:val="single" w:sz="5" w:space="0" w:color="A3B4CC"/>
+        </w:rPr>
+        <w:t xml:space="preserve">、</w:t>
+      </w:r>
+      <w:r>
+        <w:rPr>
+          <w:rFonts w:ascii="UD デジタル教科書体 N" w:eastAsia="UD デジタル教科書体 N" w:hAnsi="UD デジタル教科書体 N" w:cs="UD デジタル教科書体 N"/>
+          <w:color w:val="1A1A1A"/>
+          <w:sz w:val="17"/>
+          <w:szCs w:val="17"/>
+          <w:bdr w:val="single" w:sz="4" w:space="0" w:color="A3B4CC"/>
+        </w:rPr>
+        <w:t xml:space="preserve">）</w:t>
+      </w:r>
+      <w:r>
+        <w:rPr>
+          <w:rFonts w:ascii="UD デジタル教科書体 N" w:eastAsia="UD デジタル教科書体 N" w:hAnsi="UD デジタル教科書体 N" w:cs="UD デジタル教科書体 N"/>
+          <w:color w:val="1A1A1A"/>
+          <w:sz w:val="17"/>
+          <w:szCs w:val="17"/>
+          <w:bdr w:val="single" w:sz="5" w:space="0" w:color="A3B4CC"/>
+        </w:rPr>
+        <w:t xml:space="preserve">千</w:t>
+      </w:r>
+      <w:r>
+        <w:rPr>
+          <w:rFonts w:ascii="UD デジタル教科書体 N" w:eastAsia="UD デジタル教科書体 N" w:hAnsi="UD デジタル教科書体 N" w:cs="UD デジタル教科書体 N"/>
+          <w:color w:val="1A1A1A"/>
+          <w:sz w:val="17"/>
+          <w:szCs w:val="17"/>
+          <w:bdr w:val="single" w:sz="4" w:space="0" w:color="A3B4CC"/>
+        </w:rPr>
+        <w:t xml:space="preserve">里</w:t>
+      </w:r>
+      <w:r>
+        <w:rPr>
+          <w:rFonts w:ascii="UD デジタル教科書体 N" w:eastAsia="UD デジタル教科書体 N" w:hAnsi="UD デジタル教科書体 N" w:cs="UD デジタル教科書体 N"/>
+          <w:color w:val="1A1A1A"/>
+          <w:sz w:val="17"/>
+          <w:szCs w:val="17"/>
+          <w:bdr w:val="single" w:sz="5" w:space="0" w:color="A3B4CC"/>
+        </w:rPr>
+        <w:t xml:space="preserve">を</w:t>
+      </w:r>
+      <w:r>
+        <w:rPr>
+          <w:rFonts w:ascii="UD デジタル教科書体 N" w:eastAsia="UD デジタル教科書体 N" w:hAnsi="UD デジタル教科書体 N" w:cs="UD デジタル教科書体 N"/>
+          <w:color w:val="1A1A1A"/>
+          <w:sz w:val="17"/>
+          <w:szCs w:val="17"/>
+          <w:bdr w:val="single" w:sz="4" w:space="0" w:color="A3B4CC"/>
+        </w:rPr>
+        <w:t xml:space="preserve">隔</w:t>
+      </w:r>
+      <w:r>
+        <w:rPr>
+          <w:rFonts w:ascii="UD デジタル教科書体 N" w:eastAsia="UD デジタル教科書体 N" w:hAnsi="UD デジタル教科書体 N" w:cs="UD デジタル教科書体 N"/>
+          <w:color w:val="1A1A1A"/>
+          <w:sz w:val="17"/>
+          <w:szCs w:val="17"/>
+          <w:bdr w:val="single" w:sz="5" w:space="0" w:color="A3B4CC"/>
+        </w:rPr>
+        <w:t xml:space="preserve">て</w:t>
+      </w:r>
+      <w:r>
+        <w:rPr>
+          <w:rFonts w:ascii="UD デジタル教科書体 N" w:eastAsia="UD デジタル教科書体 N" w:hAnsi="UD デジタル教科書体 N" w:cs="UD デジタル教科書体 N"/>
+          <w:color w:val="1A1A1A"/>
+          <w:sz w:val="17"/>
+          <w:szCs w:val="17"/>
+          <w:bdr w:val="single" w:sz="4" w:space="0" w:color="A3B4CC"/>
+        </w:rPr>
+        <w:t xml:space="preserve">た</w:t>
+      </w:r>
+      <w:r>
+        <w:rPr>
+          <w:rFonts w:ascii="UD デジタル教科書体 N" w:eastAsia="UD デジタル教科書体 N" w:hAnsi="UD デジタル教科書体 N" w:cs="UD デジタル教科書体 N"/>
+          <w:color w:val="1A1A1A"/>
+          <w:sz w:val="17"/>
+          <w:szCs w:val="17"/>
+          <w:bdr w:val="single" w:sz="5" w:space="0" w:color="A3B4CC"/>
+        </w:rPr>
+        <w:t xml:space="preserve">江</w:t>
+      </w:r>
+      <w:r>
+        <w:rPr>
+          <w:rFonts w:ascii="UD デジタル教科書体 N" w:eastAsia="UD デジタル教科書体 N" w:hAnsi="UD デジタル教科書体 N" w:cs="UD デジタル教科書体 N"/>
+          <w:color w:val="1A1A1A"/>
+          <w:sz w:val="17"/>
+          <w:szCs w:val="17"/>
+          <w:bdr w:val="single" w:sz="4" w:space="0" w:color="A3B4CC"/>
+        </w:rPr>
+        <w:t xml:space="preserve">陵</w:t>
+      </w:r>
+      <w:r>
+        <w:rPr>
+          <w:rFonts w:ascii="UD デジタル教科書体 N" w:eastAsia="UD デジタル教科書体 N" w:hAnsi="UD デジタル教科書体 N" w:cs="UD デジタル教科書体 N"/>
+          <w:color w:val="1A1A1A"/>
+          <w:sz w:val="17"/>
+          <w:szCs w:val="17"/>
+          <w:bdr w:val="single" w:sz="5" w:space="0" w:color="A3B4CC"/>
+        </w:rPr>
+        <w:t xml:space="preserve">に</w:t>
+      </w:r>
+      <w:r>
+        <w:rPr>
+          <w:rFonts w:ascii="UD デジタル教科書体 N" w:eastAsia="UD デジタル教科書体 N" w:hAnsi="UD デジタル教科書体 N" w:cs="UD デジタル教科書体 N"/>
+          <w:color w:val="1A1A1A"/>
+          <w:sz w:val="17"/>
+          <w:szCs w:val="17"/>
+          <w:bdr w:val="single" w:sz="4" w:space="0" w:color="A3B4CC"/>
+        </w:rPr>
+        <w:t xml:space="preserve">、</w:t>
+      </w:r>
+      <w:r>
+        <w:rPr>
+          <w:rFonts w:ascii="UD デジタル教科書体 N" w:eastAsia="UD デジタル教科書体 N" w:hAnsi="UD デジタル教科書体 N" w:cs="UD デジタル教科書体 N"/>
+          <w:color w:val="1A1A1A"/>
+          <w:sz w:val="17"/>
+          <w:szCs w:val="17"/>
+          <w:bdr w:val="single" w:sz="5" w:space="0" w:color="A3B4CC"/>
+        </w:rPr>
+        <w:t xml:space="preserve">た</w:t>
+      </w:r>
+      <w:r>
+        <w:rPr>
+          <w:rFonts w:ascii="UD デジタル教科書体 N" w:eastAsia="UD デジタル教科書体 N" w:hAnsi="UD デジタル教科書体 N" w:cs="UD デジタル教科書体 N"/>
+          <w:color w:val="1A1A1A"/>
+          <w:sz w:val="17"/>
+          <w:szCs w:val="17"/>
+          <w:bdr w:val="single" w:sz="4" w:space="0" w:color="A3B4CC"/>
+        </w:rPr>
+        <w:t xml:space="preserve">っ</w:t>
+      </w:r>
+      <w:r>
+        <w:rPr>
+          <w:rFonts w:ascii="UD デジタル教科書体 N" w:eastAsia="UD デジタル教科書体 N" w:hAnsi="UD デジタル教科書体 N" w:cs="UD デジタル教科書体 N"/>
+          <w:color w:val="1A1A1A"/>
+          <w:sz w:val="17"/>
+          <w:szCs w:val="17"/>
+          <w:bdr w:val="single" w:sz="5" w:space="0" w:color="A3B4CC"/>
+        </w:rPr>
+        <w:t xml:space="preserve">た</w:t>
+      </w:r>
+      <w:r>
+        <w:rPr>
+          <w:rFonts w:ascii="UD デジタル教科書体 N" w:eastAsia="UD デジタル教科書体 N" w:hAnsi="UD デジタル教科書体 N" w:cs="UD デジタル教科書体 N"/>
+          <w:color w:val="1A1A1A"/>
+          <w:sz w:val="17"/>
+          <w:szCs w:val="17"/>
+          <w:bdr w:val="single" w:sz="4" w:space="0" w:color="A3B4CC"/>
+        </w:rPr>
+        <w:t xml:space="preserve">一</w:t>
+      </w:r>
+      <w:r>
+        <w:rPr>
+          <w:rFonts w:ascii="UD デジタル教科書体 N" w:eastAsia="UD デジタル教科書体 N" w:hAnsi="UD デジタル教科書体 N" w:cs="UD デジタル教科書体 N"/>
+          <w:color w:val="1A1A1A"/>
+          <w:sz w:val="17"/>
+          <w:szCs w:val="17"/>
+          <w:bdr w:val="single" w:sz="5" w:space="0" w:color="A3B4CC"/>
+        </w:rPr>
+        <w:t xml:space="preserve">日</w:t>
+      </w:r>
+      <w:r>
+        <w:rPr>
+          <w:rFonts w:ascii="UD デジタル教科書体 N" w:eastAsia="UD デジタル教科書体 N" w:hAnsi="UD デジタル教科書体 N" w:cs="UD デジタル教科書体 N"/>
+          <w:color w:val="1A1A1A"/>
+          <w:sz w:val="17"/>
+          <w:szCs w:val="17"/>
+          <w:bdr w:val="single" w:sz="4" w:space="0" w:color="A3B4CC"/>
+        </w:rPr>
+        <w:t xml:space="preserve">で</w:t>
+      </w:r>
+      <w:r>
+        <w:rPr>
+          <w:rFonts w:ascii="UD デジタル教科書体 N" w:eastAsia="UD デジタル教科書体 N" w:hAnsi="UD デジタル教科書体 N" w:cs="UD デジタル教科書体 N"/>
+          <w:color w:val="1A1A1A"/>
+          <w:sz w:val="17"/>
+          <w:szCs w:val="17"/>
+          <w:bdr w:val="single" w:sz="5" w:space="0" w:color="A3B4CC"/>
+        </w:rPr>
+        <w:t xml:space="preserve">帰</w:t>
+      </w:r>
+      <w:r>
+        <w:rPr>
+          <w:rFonts w:ascii="UD デジタル教科書体 N" w:eastAsia="UD デジタル教科書体 N" w:hAnsi="UD デジタル教科書体 N" w:cs="UD デジタル教科書体 N"/>
+          <w:color w:val="1A1A1A"/>
+          <w:sz w:val="17"/>
+          <w:szCs w:val="17"/>
+          <w:bdr w:val="single" w:sz="4" w:space="0" w:color="A3B4CC"/>
+        </w:rPr>
+        <w:t xml:space="preserve">っ</w:t>
+      </w:r>
+      <w:r>
+        <w:rPr>
+          <w:rFonts w:ascii="UD デジタル教科書体 N" w:eastAsia="UD デジタル教科書体 N" w:hAnsi="UD デジタル教科書体 N" w:cs="UD デジタル教科書体 N"/>
+          <w:color w:val="1A1A1A"/>
+          <w:sz w:val="17"/>
+          <w:szCs w:val="17"/>
+          <w:bdr w:val="single" w:sz="5" w:space="0" w:color="A3B4CC"/>
+        </w:rPr>
+        <w:t xml:space="preserve">て</w:t>
+      </w:r>
+      <w:r>
+        <w:rPr>
+          <w:rFonts w:ascii="UD デジタル教科書体 N" w:eastAsia="UD デジタル教科書体 N" w:hAnsi="UD デジタル教科書体 N" w:cs="UD デジタル教科書体 N"/>
+          <w:color w:val="1A1A1A"/>
+          <w:sz w:val="17"/>
+          <w:szCs w:val="17"/>
+          <w:bdr w:val="single" w:sz="4" w:space="0" w:color="A3B4CC"/>
+        </w:rPr>
+        <w:t xml:space="preserve">行</w:t>
+      </w:r>
+      <w:r>
+        <w:rPr>
+          <w:rFonts w:ascii="UD デジタル教科書体 N" w:eastAsia="UD デジタル教科書体 N" w:hAnsi="UD デジタル教科書体 N" w:cs="UD デジタル教科書体 N"/>
+          <w:color w:val="1A1A1A"/>
+          <w:sz w:val="17"/>
+          <w:szCs w:val="17"/>
+          <w:bdr w:val="single" w:sz="5" w:space="0" w:color="A3B4CC"/>
+        </w:rPr>
+        <w:t xml:space="preserve">く</w:t>
+      </w:r>
+      <w:r>
+        <w:rPr>
+          <w:rFonts w:ascii="UD デジタル教科書体 N" w:eastAsia="UD デジタル教科書体 N" w:hAnsi="UD デジタル教科書体 N" w:cs="UD デジタル教科書体 N"/>
+          <w:color w:val="1A1A1A"/>
+          <w:sz w:val="17"/>
+          <w:szCs w:val="17"/>
+          <w:bdr w:val="single" w:sz="4" w:space="0" w:color="A3B4CC"/>
+        </w:rPr>
+        <w:t xml:space="preserve">の</w:t>
+      </w:r>
+      <w:r>
+        <w:rPr>
+          <w:rFonts w:ascii="UD デジタル教科書体 N" w:eastAsia="UD デジタル教科書体 N" w:hAnsi="UD デジタル教科書体 N" w:cs="UD デジタル教科書体 N"/>
+          <w:color w:val="1A1A1A"/>
+          <w:sz w:val="17"/>
+          <w:szCs w:val="17"/>
+          <w:bdr w:val="single" w:sz="5" w:space="0" w:color="A3B4CC"/>
+        </w:rPr>
+        <w:t xml:space="preserve">だ</w:t>
+      </w:r>
+      <w:r>
+        <w:rPr>
+          <w:rFonts w:ascii="UD デジタル教科書体 N" w:eastAsia="UD デジタル教科書体 N" w:hAnsi="UD デジタル教科書体 N" w:cs="UD デジタル教科書体 N"/>
+          <w:color w:val="1A1A1A"/>
+          <w:sz w:val="17"/>
+          <w:szCs w:val="17"/>
+          <w:bdr w:val="single" w:sz="4" w:space="0" w:color="A3B4CC"/>
+        </w:rPr>
+        <w:t xml:space="preserve">。</w:t>
+      </w:r>
+      <w:r>
+        <w:rPr>
+          <w:rFonts w:ascii="UD デジタル教科書体 N" w:eastAsia="UD デジタル教科書体 N" w:hAnsi="UD デジタル教科書体 N" w:cs="UD デジタル教科書体 N"/>
+          <w:color w:val="1A1A1A"/>
+          <w:sz w:val="17"/>
+          <w:szCs w:val="17"/>
+          <w:bdr w:val="single" w:sz="5" w:space="0" w:color="A3B4CC"/>
+        </w:rPr>
+        <w:t xml:space="preserve">　</w:t>
+      </w:r>
+      <w:r>
+        <w:rPr>
+          <w:rFonts w:ascii="UD デジタル教科書体 N" w:eastAsia="UD デジタル教科書体 N" w:hAnsi="UD デジタル教科書体 N" w:cs="UD デジタル教科書体 N"/>
+          <w:color w:val="1A1A1A"/>
+          <w:sz w:val="17"/>
+          <w:szCs w:val="17"/>
+          <w:bdr w:val="single" w:sz="4" w:space="0" w:color="A3B4CC"/>
+        </w:rPr>
+        <w:t xml:space="preserve">　</w:t>
+      </w:r>
+      <w:r>
+        <w:rPr>
+          <w:rFonts w:ascii="UD デジタル教科書体 N" w:eastAsia="UD デジタル教科書体 N" w:hAnsi="UD デジタル教科書体 N" w:cs="UD デジタル教科書体 N"/>
+          <w:color w:val="1A1A1A"/>
+          <w:sz w:val="17"/>
+          <w:szCs w:val="17"/>
+          <w:bdr w:val="single" w:sz="5" w:space="0" w:color="A3B4CC"/>
+        </w:rPr>
+        <w:t xml:space="preserve">　</w:t>
+      </w:r>
+      <w:r>
+        <w:rPr>
+          <w:rFonts w:ascii="UD デジタル教科書体 N" w:eastAsia="UD デジタル教科書体 N" w:hAnsi="UD デジタル教科書体 N" w:cs="UD デジタル教科書体 N"/>
+          <w:color w:val="1A1A1A"/>
+          <w:sz w:val="17"/>
+          <w:szCs w:val="17"/>
+          <w:bdr w:val="single" w:sz="4" w:space="0" w:color="A3B4CC"/>
+        </w:rPr>
+        <w:t xml:space="preserve">　</w:t>
+      </w:r>
+      <w:r>
+        <w:rPr>
+          <w:rFonts w:ascii="UD デジタル教科書体 N" w:eastAsia="UD デジタル教科書体 N" w:hAnsi="UD デジタル教科書体 N" w:cs="UD デジタル教科書体 N"/>
+          <w:color w:val="1A1A1A"/>
+          <w:sz w:val="17"/>
+          <w:szCs w:val="17"/>
+          <w:bdr w:val="single" w:sz="5" w:space="0" w:color="A3B4CC"/>
+        </w:rPr>
+        <w:t xml:space="preserve">　</w:t>
       </w:r>
     </w:p>
     <w:p>
       <w:pPr>
         <w:snapToGrid w:val="0"/>
-        <w:spacing w:before="0" w:after="526" w:line="240" w:lineRule="auto"/>
+        <w:spacing w:before="0" w:after="451" w:line="240" w:lineRule="auto"/>
         <w:ind w:right="170"/>
       </w:pPr>
       <w:r>
         <w:rPr>
           <w:rFonts w:ascii="UD デジタル教科書体 N" w:eastAsia="UD デジタル教科書体 N" w:hAnsi="UD デジタル教科書体 N" w:cs="UD デジタル教科書体 N"/>
           <w:color w:val="1A1A1A"/>
-          <w:sz w:val="19"/>
-          <w:szCs w:val="19"/>
-          <w:u w:val="single" w:color="A3B4CC"/>
-        </w:rPr>
-        <w:t xml:space="preserve">　　　　　　　　　　　　　　　　　　　　　　　　　　　　　　　</w:t>
+          <w:sz w:val="17"/>
+          <w:szCs w:val="17"/>
+          <w:bdr w:val="single" w:sz="4" w:space="0" w:color="A3B4CC"/>
+        </w:rPr>
+        <w:t xml:space="preserve">両</w:t>
+      </w:r>
+      <w:r>
+        <w:rPr>
+          <w:rFonts w:ascii="UD デジタル教科書体 N" w:eastAsia="UD デジタル教科書体 N" w:hAnsi="UD デジタル教科書体 N" w:cs="UD デジタル教科書体 N"/>
+          <w:color w:val="1A1A1A"/>
+          <w:sz w:val="17"/>
+          <w:szCs w:val="17"/>
+          <w:bdr w:val="single" w:sz="5" w:space="0" w:color="A3B4CC"/>
+        </w:rPr>
+        <w:t xml:space="preserve">岸</w:t>
+      </w:r>
+      <w:r>
+        <w:rPr>
+          <w:rFonts w:ascii="UD デジタル教科書体 N" w:eastAsia="UD デジタル教科書体 N" w:hAnsi="UD デジタル教科書体 N" w:cs="UD デジタル教科書体 N"/>
+          <w:color w:val="1A1A1A"/>
+          <w:sz w:val="17"/>
+          <w:szCs w:val="17"/>
+          <w:bdr w:val="single" w:sz="4" w:space="0" w:color="A3B4CC"/>
+        </w:rPr>
+        <w:t xml:space="preserve">に</w:t>
+      </w:r>
+      <w:r>
+        <w:rPr>
+          <w:rFonts w:ascii="UD デジタル教科書体 N" w:eastAsia="UD デジタル教科書体 N" w:hAnsi="UD デジタル教科書体 N" w:cs="UD デジタル教科書体 N"/>
+          <w:color w:val="1A1A1A"/>
+          <w:sz w:val="17"/>
+          <w:szCs w:val="17"/>
+          <w:bdr w:val="single" w:sz="5" w:space="0" w:color="A3B4CC"/>
+        </w:rPr>
+        <w:t xml:space="preserve">聞</w:t>
+      </w:r>
+      <w:r>
+        <w:rPr>
+          <w:rFonts w:ascii="UD デジタル教科書体 N" w:eastAsia="UD デジタル教科書体 N" w:hAnsi="UD デジタル教科書体 N" w:cs="UD デジタル教科書体 N"/>
+          <w:color w:val="1A1A1A"/>
+          <w:sz w:val="17"/>
+          <w:szCs w:val="17"/>
+          <w:bdr w:val="single" w:sz="4" w:space="0" w:color="A3B4CC"/>
+        </w:rPr>
+        <w:t xml:space="preserve">こ</w:t>
+      </w:r>
+      <w:r>
+        <w:rPr>
+          <w:rFonts w:ascii="UD デジタル教科書体 N" w:eastAsia="UD デジタル教科書体 N" w:hAnsi="UD デジタル教科書体 N" w:cs="UD デジタル教科書体 N"/>
+          <w:color w:val="1A1A1A"/>
+          <w:sz w:val="17"/>
+          <w:szCs w:val="17"/>
+          <w:bdr w:val="single" w:sz="5" w:space="0" w:color="A3B4CC"/>
+        </w:rPr>
+        <w:t xml:space="preserve">え</w:t>
+      </w:r>
+      <w:r>
+        <w:rPr>
+          <w:rFonts w:ascii="UD デジタル教科書体 N" w:eastAsia="UD デジタル教科書体 N" w:hAnsi="UD デジタル教科書体 N" w:cs="UD デジタル教科書体 N"/>
+          <w:color w:val="1A1A1A"/>
+          <w:sz w:val="17"/>
+          <w:szCs w:val="17"/>
+          <w:bdr w:val="single" w:sz="4" w:space="0" w:color="A3B4CC"/>
+        </w:rPr>
+        <w:t xml:space="preserve">る</w:t>
+      </w:r>
+      <w:r>
+        <w:rPr>
+          <w:rFonts w:ascii="UD デジタル教科書体 N" w:eastAsia="UD デジタル教科書体 N" w:hAnsi="UD デジタル教科書体 N" w:cs="UD デジタル教科書体 N"/>
+          <w:color w:val="1A1A1A"/>
+          <w:sz w:val="17"/>
+          <w:szCs w:val="17"/>
+          <w:bdr w:val="single" w:sz="5" w:space="0" w:color="A3B4CC"/>
+        </w:rPr>
+        <w:t xml:space="preserve">猿</w:t>
+      </w:r>
+      <w:r>
+        <w:rPr>
+          <w:rFonts w:ascii="UD デジタル教科書体 N" w:eastAsia="UD デジタル教科書体 N" w:hAnsi="UD デジタル教科書体 N" w:cs="UD デジタル教科書体 N"/>
+          <w:color w:val="1A1A1A"/>
+          <w:sz w:val="17"/>
+          <w:szCs w:val="17"/>
+          <w:bdr w:val="single" w:sz="4" w:space="0" w:color="A3B4CC"/>
+        </w:rPr>
+        <w:t xml:space="preserve">の</w:t>
+      </w:r>
+      <w:r>
+        <w:rPr>
+          <w:rFonts w:ascii="UD デジタル教科書体 N" w:eastAsia="UD デジタル教科書体 N" w:hAnsi="UD デジタル教科書体 N" w:cs="UD デジタル教科書体 N"/>
+          <w:color w:val="1A1A1A"/>
+          <w:sz w:val="17"/>
+          <w:szCs w:val="17"/>
+          <w:bdr w:val="single" w:sz="5" w:space="0" w:color="A3B4CC"/>
+        </w:rPr>
+        <w:t xml:space="preserve">鳴</w:t>
+      </w:r>
+      <w:r>
+        <w:rPr>
+          <w:rFonts w:ascii="UD デジタル教科書体 N" w:eastAsia="UD デジタル教科書体 N" w:hAnsi="UD デジタル教科書体 N" w:cs="UD デジタル教科書体 N"/>
+          <w:color w:val="1A1A1A"/>
+          <w:sz w:val="17"/>
+          <w:szCs w:val="17"/>
+          <w:bdr w:val="single" w:sz="4" w:space="0" w:color="A3B4CC"/>
+        </w:rPr>
+        <w:t xml:space="preserve">き</w:t>
+      </w:r>
+      <w:r>
+        <w:rPr>
+          <w:rFonts w:ascii="UD デジタル教科書体 N" w:eastAsia="UD デジタル教科書体 N" w:hAnsi="UD デジタル教科書体 N" w:cs="UD デジタル教科書体 N"/>
+          <w:color w:val="1A1A1A"/>
+          <w:sz w:val="17"/>
+          <w:szCs w:val="17"/>
+          <w:bdr w:val="single" w:sz="5" w:space="0" w:color="A3B4CC"/>
+        </w:rPr>
+        <w:t xml:space="preserve">声</w:t>
+      </w:r>
+      <w:r>
+        <w:rPr>
+          <w:rFonts w:ascii="UD デジタル教科書体 N" w:eastAsia="UD デジタル教科書体 N" w:hAnsi="UD デジタル教科書体 N" w:cs="UD デジタル教科書体 N"/>
+          <w:color w:val="1A1A1A"/>
+          <w:sz w:val="17"/>
+          <w:szCs w:val="17"/>
+          <w:bdr w:val="single" w:sz="4" w:space="0" w:color="A3B4CC"/>
+        </w:rPr>
+        <w:t xml:space="preserve">が</w:t>
+      </w:r>
+      <w:r>
+        <w:rPr>
+          <w:rFonts w:ascii="UD デジタル教科書体 N" w:eastAsia="UD デジタル教科書体 N" w:hAnsi="UD デジタル教科書体 N" w:cs="UD デジタル教科書体 N"/>
+          <w:color w:val="1A1A1A"/>
+          <w:sz w:val="17"/>
+          <w:szCs w:val="17"/>
+          <w:bdr w:val="single" w:sz="5" w:space="0" w:color="A3B4CC"/>
+        </w:rPr>
+        <w:t xml:space="preserve">途</w:t>
+      </w:r>
+      <w:r>
+        <w:rPr>
+          <w:rFonts w:ascii="UD デジタル教科書体 N" w:eastAsia="UD デジタル教科書体 N" w:hAnsi="UD デジタル教科書体 N" w:cs="UD デジタル教科書体 N"/>
+          <w:color w:val="1A1A1A"/>
+          <w:sz w:val="17"/>
+          <w:szCs w:val="17"/>
+          <w:bdr w:val="single" w:sz="4" w:space="0" w:color="A3B4CC"/>
+        </w:rPr>
+        <w:t xml:space="preserve">切</w:t>
+      </w:r>
+      <w:r>
+        <w:rPr>
+          <w:rFonts w:ascii="UD デジタル教科書体 N" w:eastAsia="UD デジタル教科書体 N" w:hAnsi="UD デジタル教科書体 N" w:cs="UD デジタル教科書体 N"/>
+          <w:color w:val="1A1A1A"/>
+          <w:sz w:val="17"/>
+          <w:szCs w:val="17"/>
+          <w:bdr w:val="single" w:sz="5" w:space="0" w:color="A3B4CC"/>
+        </w:rPr>
+        <w:t xml:space="preserve">れ</w:t>
+      </w:r>
+      <w:r>
+        <w:rPr>
+          <w:rFonts w:ascii="UD デジタル教科書体 N" w:eastAsia="UD デジタル教科書体 N" w:hAnsi="UD デジタル教科書体 N" w:cs="UD デジタル教科書体 N"/>
+          <w:color w:val="1A1A1A"/>
+          <w:sz w:val="17"/>
+          <w:szCs w:val="17"/>
+          <w:bdr w:val="single" w:sz="4" w:space="0" w:color="A3B4CC"/>
+        </w:rPr>
+        <w:t xml:space="preserve">な</w:t>
+      </w:r>
+      <w:r>
+        <w:rPr>
+          <w:rFonts w:ascii="UD デジタル教科書体 N" w:eastAsia="UD デジタル教科書体 N" w:hAnsi="UD デジタル教科書体 N" w:cs="UD デジタル教科書体 N"/>
+          <w:color w:val="1A1A1A"/>
+          <w:sz w:val="17"/>
+          <w:szCs w:val="17"/>
+          <w:bdr w:val="single" w:sz="5" w:space="0" w:color="A3B4CC"/>
+        </w:rPr>
+        <w:t xml:space="preserve">い</w:t>
+      </w:r>
+      <w:r>
+        <w:rPr>
+          <w:rFonts w:ascii="UD デジタル教科書体 N" w:eastAsia="UD デジタル教科書体 N" w:hAnsi="UD デジタル教科書体 N" w:cs="UD デジタル教科書体 N"/>
+          <w:color w:val="1A1A1A"/>
+          <w:sz w:val="17"/>
+          <w:szCs w:val="17"/>
+          <w:bdr w:val="single" w:sz="4" w:space="0" w:color="A3B4CC"/>
+        </w:rPr>
+        <w:t xml:space="preserve">う</w:t>
+      </w:r>
+      <w:r>
+        <w:rPr>
+          <w:rFonts w:ascii="UD デジタル教科書体 N" w:eastAsia="UD デジタル教科書体 N" w:hAnsi="UD デジタル教科書体 N" w:cs="UD デジタル教科書体 N"/>
+          <w:color w:val="1A1A1A"/>
+          <w:sz w:val="17"/>
+          <w:szCs w:val="17"/>
+          <w:bdr w:val="single" w:sz="5" w:space="0" w:color="A3B4CC"/>
+        </w:rPr>
+        <w:t xml:space="preserve">ち</w:t>
+      </w:r>
+      <w:r>
+        <w:rPr>
+          <w:rFonts w:ascii="UD デジタル教科書体 N" w:eastAsia="UD デジタル教科書体 N" w:hAnsi="UD デジタル教科書体 N" w:cs="UD デジタル教科書体 N"/>
+          <w:color w:val="1A1A1A"/>
+          <w:sz w:val="17"/>
+          <w:szCs w:val="17"/>
+          <w:bdr w:val="single" w:sz="4" w:space="0" w:color="A3B4CC"/>
+        </w:rPr>
+        <w:t xml:space="preserve">に</w:t>
+      </w:r>
+      <w:r>
+        <w:rPr>
+          <w:rFonts w:ascii="UD デジタル教科書体 N" w:eastAsia="UD デジタル教科書体 N" w:hAnsi="UD デジタル教科書体 N" w:cs="UD デジタル教科書体 N"/>
+          <w:color w:val="1A1A1A"/>
+          <w:sz w:val="17"/>
+          <w:szCs w:val="17"/>
+          <w:bdr w:val="single" w:sz="5" w:space="0" w:color="A3B4CC"/>
+        </w:rPr>
+        <w:t xml:space="preserve">、</w:t>
+      </w:r>
+      <w:r>
+        <w:rPr>
+          <w:rFonts w:ascii="UD デジタル教科書体 N" w:eastAsia="UD デジタル教科書体 N" w:hAnsi="UD デジタル教科書体 N" w:cs="UD デジタル教科書体 N"/>
+          <w:color w:val="1A1A1A"/>
+          <w:sz w:val="17"/>
+          <w:szCs w:val="17"/>
+          <w:bdr w:val="single" w:sz="4" w:space="0" w:color="A3B4CC"/>
+        </w:rPr>
+        <w:t xml:space="preserve">　</w:t>
+      </w:r>
+      <w:r>
+        <w:rPr>
+          <w:rFonts w:ascii="UD デジタル教科書体 N" w:eastAsia="UD デジタル教科書体 N" w:hAnsi="UD デジタル教科書体 N" w:cs="UD デジタル教科書体 N"/>
+          <w:color w:val="1A1A1A"/>
+          <w:sz w:val="17"/>
+          <w:szCs w:val="17"/>
+          <w:bdr w:val="single" w:sz="5" w:space="0" w:color="A3B4CC"/>
+        </w:rPr>
+        <w:t xml:space="preserve">　</w:t>
+      </w:r>
+      <w:r>
+        <w:rPr>
+          <w:rFonts w:ascii="UD デジタル教科書体 N" w:eastAsia="UD デジタル教科書体 N" w:hAnsi="UD デジタル教科書体 N" w:cs="UD デジタル教科書体 N"/>
+          <w:color w:val="1A1A1A"/>
+          <w:sz w:val="17"/>
+          <w:szCs w:val="17"/>
+          <w:bdr w:val="single" w:sz="4" w:space="0" w:color="A3B4CC"/>
+        </w:rPr>
+        <w:t xml:space="preserve">　</w:t>
+      </w:r>
+      <w:r>
+        <w:rPr>
+          <w:rFonts w:ascii="UD デジタル教科書体 N" w:eastAsia="UD デジタル教科書体 N" w:hAnsi="UD デジタル教科書体 N" w:cs="UD デジタル教科書体 N"/>
+          <w:color w:val="1A1A1A"/>
+          <w:sz w:val="17"/>
+          <w:szCs w:val="17"/>
+          <w:bdr w:val="single" w:sz="5" w:space="0" w:color="A3B4CC"/>
+        </w:rPr>
+        <w:t xml:space="preserve">　</w:t>
+      </w:r>
+      <w:r>
+        <w:rPr>
+          <w:rFonts w:ascii="UD デジタル教科書体 N" w:eastAsia="UD デジタル教科書体 N" w:hAnsi="UD デジタル教科書体 N" w:cs="UD デジタル教科書体 N"/>
+          <w:color w:val="1A1A1A"/>
+          <w:sz w:val="17"/>
+          <w:szCs w:val="17"/>
+          <w:bdr w:val="single" w:sz="4" w:space="0" w:color="A3B4CC"/>
+        </w:rPr>
+        <w:t xml:space="preserve">　</w:t>
+      </w:r>
+      <w:r>
+        <w:rPr>
+          <w:rFonts w:ascii="UD デジタル教科書体 N" w:eastAsia="UD デジタル教科書体 N" w:hAnsi="UD デジタル教科書体 N" w:cs="UD デジタル教科書体 N"/>
+          <w:color w:val="1A1A1A"/>
+          <w:sz w:val="17"/>
+          <w:szCs w:val="17"/>
+          <w:bdr w:val="single" w:sz="5" w:space="0" w:color="A3B4CC"/>
+        </w:rPr>
+        <w:t xml:space="preserve">　</w:t>
+      </w:r>
+      <w:r>
+        <w:rPr>
+          <w:rFonts w:ascii="UD デジタル教科書体 N" w:eastAsia="UD デジタル教科書体 N" w:hAnsi="UD デジタル教科書体 N" w:cs="UD デジタル教科書体 N"/>
+          <w:color w:val="1A1A1A"/>
+          <w:sz w:val="17"/>
+          <w:szCs w:val="17"/>
+          <w:bdr w:val="single" w:sz="4" w:space="0" w:color="A3B4CC"/>
+        </w:rPr>
+        <w:t xml:space="preserve">　</w:t>
+      </w:r>
+      <w:r>
+        <w:rPr>
+          <w:rFonts w:ascii="UD デジタル教科書体 N" w:eastAsia="UD デジタル教科書体 N" w:hAnsi="UD デジタル教科書体 N" w:cs="UD デジタル教科書体 N"/>
+          <w:color w:val="1A1A1A"/>
+          <w:sz w:val="17"/>
+          <w:szCs w:val="17"/>
+          <w:bdr w:val="single" w:sz="5" w:space="0" w:color="A3B4CC"/>
+        </w:rPr>
+        <w:t xml:space="preserve">　</w:t>
+      </w:r>
+      <w:r>
+        <w:rPr>
+          <w:rFonts w:ascii="UD デジタル教科書体 N" w:eastAsia="UD デジタル教科書体 N" w:hAnsi="UD デジタル教科書体 N" w:cs="UD デジタル教科書体 N"/>
+          <w:color w:val="1A1A1A"/>
+          <w:sz w:val="17"/>
+          <w:szCs w:val="17"/>
+          <w:bdr w:val="single" w:sz="4" w:space="0" w:color="A3B4CC"/>
+        </w:rPr>
+        <w:t xml:space="preserve">　</w:t>
+      </w:r>
+      <w:r>
+        <w:rPr>
+          <w:rFonts w:ascii="UD デジタル教科書体 N" w:eastAsia="UD デジタル教科書体 N" w:hAnsi="UD デジタル教科書体 N" w:cs="UD デジタル教科書体 N"/>
+          <w:color w:val="1A1A1A"/>
+          <w:sz w:val="17"/>
+          <w:szCs w:val="17"/>
+          <w:bdr w:val="single" w:sz="5" w:space="0" w:color="A3B4CC"/>
+        </w:rPr>
+        <w:t xml:space="preserve">　</w:t>
+      </w:r>
+      <w:r>
+        <w:rPr>
+          <w:rFonts w:ascii="UD デジタル教科書体 N" w:eastAsia="UD デジタル教科書体 N" w:hAnsi="UD デジタル教科書体 N" w:cs="UD デジタル教科書体 N"/>
+          <w:color w:val="1A1A1A"/>
+          <w:sz w:val="17"/>
+          <w:szCs w:val="17"/>
+          <w:bdr w:val="single" w:sz="4" w:space="0" w:color="A3B4CC"/>
+        </w:rPr>
+        <w:t xml:space="preserve">　</w:t>
+      </w:r>
+      <w:r>
+        <w:rPr>
+          <w:rFonts w:ascii="UD デジタル教科書体 N" w:eastAsia="UD デジタル教科書体 N" w:hAnsi="UD デジタル教科書体 N" w:cs="UD デジタル教科書体 N"/>
+          <w:color w:val="1A1A1A"/>
+          <w:sz w:val="17"/>
+          <w:szCs w:val="17"/>
+          <w:bdr w:val="single" w:sz="5" w:space="0" w:color="A3B4CC"/>
+        </w:rPr>
+        <w:t xml:space="preserve">　</w:t>
+      </w:r>
+      <w:r>
+        <w:rPr>
+          <w:rFonts w:ascii="UD デジタル教科書体 N" w:eastAsia="UD デジタル教科書体 N" w:hAnsi="UD デジタル教科書体 N" w:cs="UD デジタル教科書体 N"/>
+          <w:color w:val="1A1A1A"/>
+          <w:sz w:val="17"/>
+          <w:szCs w:val="17"/>
+          <w:bdr w:val="single" w:sz="4" w:space="0" w:color="A3B4CC"/>
+        </w:rPr>
+        <w:t xml:space="preserve">　</w:t>
+      </w:r>
+      <w:r>
+        <w:rPr>
+          <w:rFonts w:ascii="UD デジタル教科書体 N" w:eastAsia="UD デジタル教科書体 N" w:hAnsi="UD デジタル教科書体 N" w:cs="UD デジタル教科書体 N"/>
+          <w:color w:val="1A1A1A"/>
+          <w:sz w:val="17"/>
+          <w:szCs w:val="17"/>
+          <w:bdr w:val="single" w:sz="5" w:space="0" w:color="A3B4CC"/>
+        </w:rPr>
+        <w:t xml:space="preserve">　</w:t>
       </w:r>
     </w:p>
     <w:p>
       <w:pPr>
         <w:snapToGrid w:val="0"/>
-        <w:spacing w:before="0" w:after="526" w:line="240" w:lineRule="auto"/>
+        <w:spacing w:before="0" w:after="451" w:line="240" w:lineRule="auto"/>
         <w:ind w:right="170"/>
       </w:pPr>
       <w:r>
         <w:rPr>
           <w:rFonts w:ascii="UD デジタル教科書体 N" w:eastAsia="UD デジタル教科書体 N" w:hAnsi="UD デジタル教科書体 N" w:cs="UD デジタル教科書体 N"/>
           <w:color w:val="1A1A1A"/>
-          <w:sz w:val="19"/>
-          <w:szCs w:val="19"/>
-          <w:u w:val="single" w:color="A3B4CC"/>
-        </w:rPr>
-        <w:t xml:space="preserve">　　　　　　　　　　　　　　　　　　　　　　　　　　　　　　　</w:t>
+          <w:sz w:val="17"/>
+          <w:szCs w:val="17"/>
+          <w:bdr w:val="single" w:sz="4" w:space="0" w:color="A3B4CC"/>
+        </w:rPr>
+        <w:t xml:space="preserve">軽</w:t>
+      </w:r>
+      <w:r>
+        <w:rPr>
+          <w:rFonts w:ascii="UD デジタル教科書体 N" w:eastAsia="UD デジタル教科書体 N" w:hAnsi="UD デジタル教科書体 N" w:cs="UD デジタル教科書体 N"/>
+          <w:color w:val="1A1A1A"/>
+          <w:sz w:val="17"/>
+          <w:szCs w:val="17"/>
+          <w:bdr w:val="single" w:sz="5" w:space="0" w:color="A3B4CC"/>
+        </w:rPr>
+        <w:t xml:space="preserve">や</w:t>
+      </w:r>
+      <w:r>
+        <w:rPr>
+          <w:rFonts w:ascii="UD デジタル教科書体 N" w:eastAsia="UD デジタル教科書体 N" w:hAnsi="UD デジタル教科書体 N" w:cs="UD デジタル教科書体 N"/>
+          <w:color w:val="1A1A1A"/>
+          <w:sz w:val="17"/>
+          <w:szCs w:val="17"/>
+          <w:bdr w:val="single" w:sz="4" w:space="0" w:color="A3B4CC"/>
+        </w:rPr>
+        <w:t xml:space="preserve">か</w:t>
+      </w:r>
+      <w:r>
+        <w:rPr>
+          <w:rFonts w:ascii="UD デジタル教科書体 N" w:eastAsia="UD デジタル教科書体 N" w:hAnsi="UD デジタル教科書体 N" w:cs="UD デジタル教科書体 N"/>
+          <w:color w:val="1A1A1A"/>
+          <w:sz w:val="17"/>
+          <w:szCs w:val="17"/>
+          <w:bdr w:val="single" w:sz="5" w:space="0" w:color="A3B4CC"/>
+        </w:rPr>
+        <w:t xml:space="preserve">な</w:t>
+      </w:r>
+      <w:r>
+        <w:rPr>
+          <w:rFonts w:ascii="UD デジタル教科書体 N" w:eastAsia="UD デジタル教科書体 N" w:hAnsi="UD デジタル教科書体 N" w:cs="UD デジタル教科書体 N"/>
+          <w:color w:val="1A1A1A"/>
+          <w:sz w:val="17"/>
+          <w:szCs w:val="17"/>
+          <w:bdr w:val="single" w:sz="4" w:space="0" w:color="A3B4CC"/>
+        </w:rPr>
+        <w:t xml:space="preserve">小</w:t>
+      </w:r>
+      <w:r>
+        <w:rPr>
+          <w:rFonts w:ascii="UD デジタル教科書体 N" w:eastAsia="UD デジタル教科書体 N" w:hAnsi="UD デジタル教科書体 N" w:cs="UD デジタル教科書体 N"/>
+          <w:color w:val="1A1A1A"/>
+          <w:sz w:val="17"/>
+          <w:szCs w:val="17"/>
+          <w:bdr w:val="single" w:sz="5" w:space="0" w:color="A3B4CC"/>
+        </w:rPr>
+        <w:t xml:space="preserve">舟</w:t>
+      </w:r>
+      <w:r>
+        <w:rPr>
+          <w:rFonts w:ascii="UD デジタル教科書体 N" w:eastAsia="UD デジタル教科書体 N" w:hAnsi="UD デジタル教科書体 N" w:cs="UD デジタル教科書体 N"/>
+          <w:color w:val="1A1A1A"/>
+          <w:sz w:val="17"/>
+          <w:szCs w:val="17"/>
+          <w:bdr w:val="single" w:sz="4" w:space="0" w:color="A3B4CC"/>
+        </w:rPr>
+        <w:t xml:space="preserve">は</w:t>
+      </w:r>
+      <w:r>
+        <w:rPr>
+          <w:rFonts w:ascii="UD デジタル教科書体 N" w:eastAsia="UD デジタル教科書体 N" w:hAnsi="UD デジタル教科書体 N" w:cs="UD デジタル教科書体 N"/>
+          <w:color w:val="1A1A1A"/>
+          <w:sz w:val="17"/>
+          <w:szCs w:val="17"/>
+          <w:bdr w:val="single" w:sz="5" w:space="0" w:color="A3B4CC"/>
+        </w:rPr>
+        <w:t xml:space="preserve">、</w:t>
+      </w:r>
+      <w:r>
+        <w:rPr>
+          <w:rFonts w:ascii="UD デジタル教科書体 N" w:eastAsia="UD デジタル教科書体 N" w:hAnsi="UD デジタル教科書体 N" w:cs="UD デジタル教科書体 N"/>
+          <w:color w:val="1A1A1A"/>
+          <w:sz w:val="17"/>
+          <w:szCs w:val="17"/>
+          <w:bdr w:val="single" w:sz="4" w:space="0" w:color="A3B4CC"/>
+        </w:rPr>
+        <w:t xml:space="preserve">も</w:t>
+      </w:r>
+      <w:r>
+        <w:rPr>
+          <w:rFonts w:ascii="UD デジタル教科書体 N" w:eastAsia="UD デジタル教科書体 N" w:hAnsi="UD デジタル教科書体 N" w:cs="UD デジタル教科書体 N"/>
+          <w:color w:val="1A1A1A"/>
+          <w:sz w:val="17"/>
+          <w:szCs w:val="17"/>
+          <w:bdr w:val="single" w:sz="5" w:space="0" w:color="A3B4CC"/>
+        </w:rPr>
+        <w:t xml:space="preserve">う</w:t>
+      </w:r>
+      <w:r>
+        <w:rPr>
+          <w:rFonts w:ascii="UD デジタル教科書体 N" w:eastAsia="UD デジタル教科書体 N" w:hAnsi="UD デジタル教科書体 N" w:cs="UD デジタル教科書体 N"/>
+          <w:color w:val="1A1A1A"/>
+          <w:sz w:val="17"/>
+          <w:szCs w:val="17"/>
+          <w:bdr w:val="single" w:sz="4" w:space="0" w:color="A3B4CC"/>
+        </w:rPr>
+        <w:t xml:space="preserve">通</w:t>
+      </w:r>
+      <w:r>
+        <w:rPr>
+          <w:rFonts w:ascii="UD デジタル教科書体 N" w:eastAsia="UD デジタル教科書体 N" w:hAnsi="UD デジタル教科書体 N" w:cs="UD デジタル教科書体 N"/>
+          <w:color w:val="1A1A1A"/>
+          <w:sz w:val="17"/>
+          <w:szCs w:val="17"/>
+          <w:bdr w:val="single" w:sz="5" w:space="0" w:color="A3B4CC"/>
+        </w:rPr>
+        <w:t xml:space="preserve">り</w:t>
+      </w:r>
+      <w:r>
+        <w:rPr>
+          <w:rFonts w:ascii="UD デジタル教科書体 N" w:eastAsia="UD デジタル教科書体 N" w:hAnsi="UD デジタル教科書体 N" w:cs="UD デジタル教科書体 N"/>
+          <w:color w:val="1A1A1A"/>
+          <w:sz w:val="17"/>
+          <w:szCs w:val="17"/>
+          <w:bdr w:val="single" w:sz="4" w:space="0" w:color="A3B4CC"/>
+        </w:rPr>
+        <w:t xml:space="preserve">過</w:t>
+      </w:r>
+      <w:r>
+        <w:rPr>
+          <w:rFonts w:ascii="UD デジタル教科書体 N" w:eastAsia="UD デジタル教科書体 N" w:hAnsi="UD デジタル教科書体 N" w:cs="UD デジタル教科書体 N"/>
+          <w:color w:val="1A1A1A"/>
+          <w:sz w:val="17"/>
+          <w:szCs w:val="17"/>
+          <w:bdr w:val="single" w:sz="5" w:space="0" w:color="A3B4CC"/>
+        </w:rPr>
+        <w:t xml:space="preserve">ぎ</w:t>
+      </w:r>
+      <w:r>
+        <w:rPr>
+          <w:rFonts w:ascii="UD デジタル教科書体 N" w:eastAsia="UD デジタル教科書体 N" w:hAnsi="UD デジタル教科書体 N" w:cs="UD デジタル教科書体 N"/>
+          <w:color w:val="1A1A1A"/>
+          <w:sz w:val="17"/>
+          <w:szCs w:val="17"/>
+          <w:bdr w:val="single" w:sz="4" w:space="0" w:color="A3B4CC"/>
+        </w:rPr>
+        <w:t xml:space="preserve">て</w:t>
+      </w:r>
+      <w:r>
+        <w:rPr>
+          <w:rFonts w:ascii="UD デジタル教科書体 N" w:eastAsia="UD デジタル教科書体 N" w:hAnsi="UD デジタル教科書体 N" w:cs="UD デジタル教科書体 N"/>
+          <w:color w:val="1A1A1A"/>
+          <w:sz w:val="17"/>
+          <w:szCs w:val="17"/>
+          <w:bdr w:val="single" w:sz="5" w:space="0" w:color="A3B4CC"/>
+        </w:rPr>
+        <w:t xml:space="preserve">い</w:t>
+      </w:r>
+      <w:r>
+        <w:rPr>
+          <w:rFonts w:ascii="UD デジタル教科書体 N" w:eastAsia="UD デジタル教科書体 N" w:hAnsi="UD デジタル教科書体 N" w:cs="UD デジタル教科書体 N"/>
+          <w:color w:val="1A1A1A"/>
+          <w:sz w:val="17"/>
+          <w:szCs w:val="17"/>
+          <w:bdr w:val="single" w:sz="4" w:space="0" w:color="A3B4CC"/>
+        </w:rPr>
+        <w:t xml:space="preserve">っ</w:t>
+      </w:r>
+      <w:r>
+        <w:rPr>
+          <w:rFonts w:ascii="UD デジタル教科書体 N" w:eastAsia="UD デジタル教科書体 N" w:hAnsi="UD デジタル教科書体 N" w:cs="UD デジタル教科書体 N"/>
+          <w:color w:val="1A1A1A"/>
+          <w:sz w:val="17"/>
+          <w:szCs w:val="17"/>
+          <w:bdr w:val="single" w:sz="5" w:space="0" w:color="A3B4CC"/>
+        </w:rPr>
+        <w:t xml:space="preserve">た</w:t>
+      </w:r>
+      <w:r>
+        <w:rPr>
+          <w:rFonts w:ascii="UD デジタル教科書体 N" w:eastAsia="UD デジタル教科書体 N" w:hAnsi="UD デジタル教科書体 N" w:cs="UD デジタル教科書体 N"/>
+          <w:color w:val="1A1A1A"/>
+          <w:sz w:val="17"/>
+          <w:szCs w:val="17"/>
+          <w:bdr w:val="single" w:sz="4" w:space="0" w:color="A3B4CC"/>
+        </w:rPr>
+        <w:t xml:space="preserve">、</w:t>
+      </w:r>
+      <w:r>
+        <w:rPr>
+          <w:rFonts w:ascii="UD デジタル教科書体 N" w:eastAsia="UD デジタル教科書体 N" w:hAnsi="UD デジタル教科書体 N" w:cs="UD デジタル教科書体 N"/>
+          <w:color w:val="1A1A1A"/>
+          <w:sz w:val="17"/>
+          <w:szCs w:val="17"/>
+          <w:bdr w:val="single" w:sz="5" w:space="0" w:color="A3B4CC"/>
+        </w:rPr>
+        <w:t xml:space="preserve">幾</w:t>
+      </w:r>
+      <w:r>
+        <w:rPr>
+          <w:rFonts w:ascii="UD デジタル教科書体 N" w:eastAsia="UD デジタル教科書体 N" w:hAnsi="UD デジタル教科書体 N" w:cs="UD デジタル教科書体 N"/>
+          <w:color w:val="1A1A1A"/>
+          <w:sz w:val="17"/>
+          <w:szCs w:val="17"/>
+          <w:bdr w:val="single" w:sz="4" w:space="0" w:color="A3B4CC"/>
+        </w:rPr>
+        <w:t xml:space="preserve">重</w:t>
+      </w:r>
+      <w:r>
+        <w:rPr>
+          <w:rFonts w:ascii="UD デジタル教科書体 N" w:eastAsia="UD デジタル教科書体 N" w:hAnsi="UD デジタル教科書体 N" w:cs="UD デジタル教科書体 N"/>
+          <w:color w:val="1A1A1A"/>
+          <w:sz w:val="17"/>
+          <w:szCs w:val="17"/>
+          <w:bdr w:val="single" w:sz="5" w:space="0" w:color="A3B4CC"/>
+        </w:rPr>
+        <w:t xml:space="preserve">に</w:t>
+      </w:r>
+      <w:r>
+        <w:rPr>
+          <w:rFonts w:ascii="UD デジタル教科書体 N" w:eastAsia="UD デジタル教科書体 N" w:hAnsi="UD デジタル教科書体 N" w:cs="UD デジタル教科書体 N"/>
+          <w:color w:val="1A1A1A"/>
+          <w:sz w:val="17"/>
+          <w:szCs w:val="17"/>
+          <w:bdr w:val="single" w:sz="4" w:space="0" w:color="A3B4CC"/>
+        </w:rPr>
+        <w:t xml:space="preserve">も</w:t>
+      </w:r>
+      <w:r>
+        <w:rPr>
+          <w:rFonts w:ascii="UD デジタル教科書体 N" w:eastAsia="UD デジタル教科書体 N" w:hAnsi="UD デジタル教科書体 N" w:cs="UD デジタル教科書体 N"/>
+          <w:color w:val="1A1A1A"/>
+          <w:sz w:val="17"/>
+          <w:szCs w:val="17"/>
+          <w:bdr w:val="single" w:sz="5" w:space="0" w:color="A3B4CC"/>
+        </w:rPr>
+        <w:t xml:space="preserve">重</w:t>
+      </w:r>
+      <w:r>
+        <w:rPr>
+          <w:rFonts w:ascii="UD デジタル教科書体 N" w:eastAsia="UD デジタル教科書体 N" w:hAnsi="UD デジタル教科書体 N" w:cs="UD デジタル教科書体 N"/>
+          <w:color w:val="1A1A1A"/>
+          <w:sz w:val="17"/>
+          <w:szCs w:val="17"/>
+          <w:bdr w:val="single" w:sz="4" w:space="0" w:color="A3B4CC"/>
+        </w:rPr>
+        <w:t xml:space="preserve">な</w:t>
+      </w:r>
+      <w:r>
+        <w:rPr>
+          <w:rFonts w:ascii="UD デジタル教科書体 N" w:eastAsia="UD デジタル教科書体 N" w:hAnsi="UD デジタル教科書体 N" w:cs="UD デジタル教科書体 N"/>
+          <w:color w:val="1A1A1A"/>
+          <w:sz w:val="17"/>
+          <w:szCs w:val="17"/>
+          <w:bdr w:val="single" w:sz="5" w:space="0" w:color="A3B4CC"/>
+        </w:rPr>
+        <w:t xml:space="preserve">っ</w:t>
+      </w:r>
+      <w:r>
+        <w:rPr>
+          <w:rFonts w:ascii="UD デジタル教科書体 N" w:eastAsia="UD デジタル教科書体 N" w:hAnsi="UD デジタル教科書体 N" w:cs="UD デジタル教科書体 N"/>
+          <w:color w:val="1A1A1A"/>
+          <w:sz w:val="17"/>
+          <w:szCs w:val="17"/>
+          <w:bdr w:val="single" w:sz="4" w:space="0" w:color="A3B4CC"/>
+        </w:rPr>
+        <w:t xml:space="preserve">た</w:t>
+      </w:r>
+      <w:r>
+        <w:rPr>
+          <w:rFonts w:ascii="UD デジタル教科書体 N" w:eastAsia="UD デジタル教科書体 N" w:hAnsi="UD デジタル教科書体 N" w:cs="UD デジタル教科書体 N"/>
+          <w:color w:val="1A1A1A"/>
+          <w:sz w:val="17"/>
+          <w:szCs w:val="17"/>
+          <w:bdr w:val="single" w:sz="5" w:space="0" w:color="A3B4CC"/>
+        </w:rPr>
+        <w:t xml:space="preserve">山</w:t>
+      </w:r>
+      <w:r>
+        <w:rPr>
+          <w:rFonts w:ascii="UD デジタル教科書体 N" w:eastAsia="UD デジタル教科書体 N" w:hAnsi="UD デジタル教科書体 N" w:cs="UD デジタル教科書体 N"/>
+          <w:color w:val="1A1A1A"/>
+          <w:sz w:val="17"/>
+          <w:szCs w:val="17"/>
+          <w:bdr w:val="single" w:sz="4" w:space="0" w:color="A3B4CC"/>
+        </w:rPr>
+        <w:t xml:space="preserve">々</w:t>
+      </w:r>
+      <w:r>
+        <w:rPr>
+          <w:rFonts w:ascii="UD デジタル教科書体 N" w:eastAsia="UD デジタル教科書体 N" w:hAnsi="UD デジタル教科書体 N" w:cs="UD デジタル教科書体 N"/>
+          <w:color w:val="1A1A1A"/>
+          <w:sz w:val="17"/>
+          <w:szCs w:val="17"/>
+          <w:bdr w:val="single" w:sz="5" w:space="0" w:color="A3B4CC"/>
+        </w:rPr>
+        <w:t xml:space="preserve">を</w:t>
+      </w:r>
+      <w:r>
+        <w:rPr>
+          <w:rFonts w:ascii="UD デジタル教科書体 N" w:eastAsia="UD デジタル教科書体 N" w:hAnsi="UD デジタル教科書体 N" w:cs="UD デジタル教科書体 N"/>
+          <w:color w:val="1A1A1A"/>
+          <w:sz w:val="17"/>
+          <w:szCs w:val="17"/>
+          <w:bdr w:val="single" w:sz="4" w:space="0" w:color="A3B4CC"/>
+        </w:rPr>
+        <w:t xml:space="preserve">。</w:t>
+      </w:r>
+      <w:r>
+        <w:rPr>
+          <w:rFonts w:ascii="UD デジタル教科書体 N" w:eastAsia="UD デジタル教科書体 N" w:hAnsi="UD デジタル教科書体 N" w:cs="UD デジタル教科書体 N"/>
+          <w:color w:val="1A1A1A"/>
+          <w:sz w:val="17"/>
+          <w:szCs w:val="17"/>
+          <w:bdr w:val="single" w:sz="5" w:space="0" w:color="A3B4CC"/>
+        </w:rPr>
+        <w:t xml:space="preserve">　</w:t>
+      </w:r>
+      <w:r>
+        <w:rPr>
+          <w:rFonts w:ascii="UD デジタル教科書体 N" w:eastAsia="UD デジタル教科書体 N" w:hAnsi="UD デジタル教科書体 N" w:cs="UD デジタル教科書体 N"/>
+          <w:color w:val="1A1A1A"/>
+          <w:sz w:val="17"/>
+          <w:szCs w:val="17"/>
+          <w:bdr w:val="single" w:sz="4" w:space="0" w:color="A3B4CC"/>
+        </w:rPr>
+        <w:t xml:space="preserve">　</w:t>
+      </w:r>
+      <w:r>
+        <w:rPr>
+          <w:rFonts w:ascii="UD デジタル教科書体 N" w:eastAsia="UD デジタル教科書体 N" w:hAnsi="UD デジタル教科書体 N" w:cs="UD デジタル教科書体 N"/>
+          <w:color w:val="1A1A1A"/>
+          <w:sz w:val="17"/>
+          <w:szCs w:val="17"/>
+          <w:bdr w:val="single" w:sz="5" w:space="0" w:color="A3B4CC"/>
+        </w:rPr>
+        <w:t xml:space="preserve">　</w:t>
+      </w:r>
+      <w:r>
+        <w:rPr>
+          <w:rFonts w:ascii="UD デジタル教科書体 N" w:eastAsia="UD デジタル教科書体 N" w:hAnsi="UD デジタル教科書体 N" w:cs="UD デジタル教科書体 N"/>
+          <w:color w:val="1A1A1A"/>
+          <w:sz w:val="17"/>
+          <w:szCs w:val="17"/>
+          <w:bdr w:val="single" w:sz="4" w:space="0" w:color="A3B4CC"/>
+        </w:rPr>
+        <w:t xml:space="preserve">　</w:t>
+      </w:r>
+      <w:r>
+        <w:rPr>
+          <w:rFonts w:ascii="UD デジタル教科書体 N" w:eastAsia="UD デジタル教科書体 N" w:hAnsi="UD デジタル教科書体 N" w:cs="UD デジタル教科書体 N"/>
+          <w:color w:val="1A1A1A"/>
+          <w:sz w:val="17"/>
+          <w:szCs w:val="17"/>
+          <w:bdr w:val="single" w:sz="5" w:space="0" w:color="A3B4CC"/>
+        </w:rPr>
+        <w:t xml:space="preserve">　</w:t>
       </w:r>
     </w:p>
     <w:p>
@@ -3316,7 +6503,7 @@
     <w:p>
       <w:pPr>
         <w:snapToGrid w:val="0"/>
-        <w:spacing w:before="0" w:after="282" w:line="240" w:lineRule="auto"/>
+        <w:spacing w:before="0" w:after="334" w:line="240" w:lineRule="auto"/>
         <w:ind w:right="230"/>
       </w:pPr>
       <w:r>
@@ -3334,7 +6521,7 @@
     <w:p>
       <w:pPr>
         <w:snapToGrid w:val="0"/>
-        <w:spacing w:before="0" w:after="282" w:line="240" w:lineRule="auto"/>
+        <w:spacing w:before="0" w:after="334" w:line="240" w:lineRule="auto"/>
         <w:ind w:right="230"/>
       </w:pPr>
       <w:r>
@@ -3350,7 +6537,7 @@
     <w:p>
       <w:pPr>
         <w:snapToGrid w:val="0"/>
-        <w:spacing w:before="0" w:after="282" w:line="240" w:lineRule="auto"/>
+        <w:spacing w:before="0" w:after="334" w:line="240" w:lineRule="auto"/>
         <w:ind w:right="230"/>
       </w:pPr>
       <w:r>
@@ -3376,7 +6563,7 @@
     <w:p>
       <w:pPr>
         <w:snapToGrid w:val="0"/>
-        <w:spacing w:before="0" w:after="282" w:line="240" w:lineRule="auto"/>
+        <w:spacing w:before="0" w:after="334" w:line="240" w:lineRule="auto"/>
         <w:ind w:right="230"/>
       </w:pPr>
       <w:r>
@@ -3435,7 +6622,7 @@
     <w:p>
       <w:pPr>
         <w:snapToGrid w:val="0"/>
-        <w:spacing w:before="0" w:after="282" w:line="240" w:lineRule="auto"/>
+        <w:spacing w:before="0" w:after="334" w:line="240" w:lineRule="auto"/>
         <w:ind w:right="230"/>
       </w:pPr>
       <w:r>
@@ -3461,7 +6648,7 @@
     <w:p>
       <w:pPr>
         <w:snapToGrid w:val="0"/>
-        <w:spacing w:before="0" w:after="282" w:line="240" w:lineRule="auto"/>
+        <w:spacing w:before="0" w:after="334" w:line="240" w:lineRule="auto"/>
         <w:ind w:right="230"/>
       </w:pPr>
       <w:r>
@@ -3477,7 +6664,7 @@
     <w:p>
       <w:pPr>
         <w:snapToGrid w:val="0"/>
-        <w:spacing w:before="0" w:after="282" w:line="240" w:lineRule="auto"/>
+        <w:spacing w:before="0" w:after="334" w:line="240" w:lineRule="auto"/>
         <w:ind w:right="230"/>
       </w:pPr>
       <w:r>
@@ -3574,7 +6761,7 @@
     <w:p>
       <w:pPr>
         <w:snapToGrid w:val="0"/>
-        <w:spacing w:before="0" w:after="282" w:line="240" w:lineRule="auto"/>
+        <w:spacing w:before="0" w:after="334" w:line="240" w:lineRule="auto"/>
         <w:ind w:right="230"/>
       </w:pPr>
       <w:r>
@@ -3592,7 +6779,7 @@
     <w:p>
       <w:pPr>
         <w:snapToGrid w:val="0"/>
-        <w:spacing w:before="0" w:after="282" w:line="240" w:lineRule="auto"/>
+        <w:spacing w:before="0" w:after="334" w:line="240" w:lineRule="auto"/>
         <w:ind w:right="230"/>
       </w:pPr>
       <w:r>
@@ -3805,7 +6992,7 @@
     <w:p>
       <w:pPr>
         <w:snapToGrid w:val="0"/>
-        <w:spacing w:before="0" w:after="282" w:line="240" w:lineRule="auto"/>
+        <w:spacing w:before="0" w:after="334" w:line="240" w:lineRule="auto"/>
         <w:ind w:right="230"/>
       </w:pPr>
       <w:r>
@@ -3937,7 +7124,7 @@
     <w:p>
       <w:pPr>
         <w:snapToGrid w:val="0"/>
-        <w:spacing w:before="0" w:after="282" w:line="240" w:lineRule="auto"/>
+        <w:spacing w:before="0" w:after="334" w:line="240" w:lineRule="auto"/>
         <w:ind w:right="230"/>
       </w:pPr>
       <w:r>
@@ -4136,7 +7323,7 @@
     <w:p>
       <w:pPr>
         <w:snapToGrid w:val="0"/>
-        <w:spacing w:before="0" w:after="282" w:line="240" w:lineRule="auto"/>
+        <w:spacing w:before="0" w:after="334" w:line="240" w:lineRule="auto"/>
         <w:ind w:right="230"/>
       </w:pPr>
       <w:r>
@@ -4287,7 +7474,7 @@
     <w:p>
       <w:pPr>
         <w:snapToGrid w:val="0"/>
-        <w:spacing w:before="0" w:after="282" w:line="240" w:lineRule="auto"/>
+        <w:spacing w:before="0" w:after="334" w:line="240" w:lineRule="auto"/>
         <w:ind w:right="230"/>
       </w:pPr>
       <w:r>

--- a/漢文プリント_表なし版/早発白帝城_生徒版.docx
+++ b/漢文プリント_表なし版/早発白帝城_生徒版.docx
@@ -5,7 +5,7 @@
     <w:p>
       <w:pPr>
         <w:snapToGrid w:val="0"/>
-        <w:spacing w:before="0" w:after="140" w:line="240" w:lineRule="auto"/>
+        <w:spacing w:before="0" w:after="140" w:line="348" w:lineRule="exact"/>
       </w:pPr>
       <w:r>
         <w:rPr>
@@ -34,12 +34,12 @@
           <wp:anchor distT="0" distB="0" distL="0" distR="0" simplePos="0" relativeHeight="251658240" behindDoc="1" locked="0" layoutInCell="1" allowOverlap="1">
             <wp:simplePos x="0" y="0"/>
             <wp:positionH relativeFrom="page">
-              <wp:posOffset>6623050</wp:posOffset>
+              <wp:posOffset>7127875</wp:posOffset>
             </wp:positionH>
             <wp:positionV relativeFrom="page">
               <wp:posOffset>469900</wp:posOffset>
             </wp:positionV>
-            <wp:extent cx="3082290" cy="6512560"/>
+            <wp:extent cx="2577465" cy="6512560"/>
             <wp:effectExtent l="0" t="0" r="0" b="0"/>
             <wp:wrapNone/>
             <wp:docPr id="1" name="frame1"/>
@@ -51,7 +51,7 @@
                   <wps:spPr>
                     <a:xfrm>
                       <a:off x="0" y="0"/>
-                      <a:ext cx="3082290" cy="6512560"/>
+                      <a:ext cx="2577465" cy="6512560"/>
                     </a:xfrm>
                     <a:prstGeom prst="roundRect">
                       <a:avLst>
@@ -77,12 +77,12 @@
           <wp:anchor distT="0" distB="0" distL="0" distR="0" simplePos="0" relativeHeight="251658240" behindDoc="1" locked="0" layoutInCell="1" allowOverlap="1">
             <wp:simplePos x="0" y="0"/>
             <wp:positionH relativeFrom="page">
-              <wp:posOffset>3552190</wp:posOffset>
+              <wp:posOffset>3823970</wp:posOffset>
             </wp:positionH>
             <wp:positionV relativeFrom="page">
               <wp:posOffset>469900</wp:posOffset>
             </wp:positionV>
-            <wp:extent cx="2915284" cy="6512560"/>
+            <wp:extent cx="3220085" cy="6512560"/>
             <wp:effectExtent l="0" t="0" r="0" b="0"/>
             <wp:wrapNone/>
             <wp:docPr id="2" name="frame2"/>
@@ -94,7 +94,7 @@
                   <wps:spPr>
                     <a:xfrm>
                       <a:off x="0" y="0"/>
-                      <a:ext cx="2915284" cy="6512560"/>
+                      <a:ext cx="3220085" cy="6512560"/>
                     </a:xfrm>
                     <a:prstGeom prst="roundRect">
                       <a:avLst>
@@ -120,12 +120,12 @@
           <wp:anchor distT="0" distB="0" distL="0" distR="0" simplePos="0" relativeHeight="251658240" behindDoc="1" locked="0" layoutInCell="1" allowOverlap="1">
             <wp:simplePos x="0" y="0"/>
             <wp:positionH relativeFrom="page">
-              <wp:posOffset>762000</wp:posOffset>
+              <wp:posOffset>1087755</wp:posOffset>
             </wp:positionH>
             <wp:positionV relativeFrom="page">
               <wp:posOffset>469900</wp:posOffset>
             </wp:positionV>
-            <wp:extent cx="2726690" cy="6512560"/>
+            <wp:extent cx="2672715" cy="6512560"/>
             <wp:effectExtent l="0" t="0" r="0" b="0"/>
             <wp:wrapNone/>
             <wp:docPr id="3" name="frame3"/>
@@ -137,7 +137,7 @@
                   <wps:spPr>
                     <a:xfrm>
                       <a:off x="0" y="0"/>
-                      <a:ext cx="2726690" cy="6512560"/>
+                      <a:ext cx="2672715" cy="6512560"/>
                     </a:xfrm>
                     <a:prstGeom prst="roundRect">
                       <a:avLst>
@@ -162,7 +162,7 @@
     <w:p>
       <w:pPr>
         <w:snapToGrid w:val="0"/>
-        <w:spacing w:before="0" w:after="140" w:line="240" w:lineRule="auto"/>
+        <w:spacing w:before="0" w:after="140" w:line="319" w:lineRule="exact"/>
         <w:ind w:right="2200"/>
         <w:jc w:val="right"/>
       </w:pPr>
@@ -192,7 +192,7 @@
     <w:p>
       <w:pPr>
         <w:snapToGrid w:val="0"/>
-        <w:spacing w:before="0" w:after="170" w:line="240" w:lineRule="auto"/>
+        <w:spacing w:before="0" w:after="170" w:line="522" w:lineRule="exact"/>
         <w:ind w:right="170"/>
       </w:pPr>
       <w:r>
@@ -373,7 +373,7 @@
     <w:p>
       <w:pPr>
         <w:snapToGrid w:val="0"/>
-        <w:spacing w:before="0" w:after="170" w:line="240" w:lineRule="auto"/>
+        <w:spacing w:before="0" w:after="170" w:line="522" w:lineRule="exact"/>
         <w:ind w:right="170"/>
       </w:pPr>
       <w:r>
@@ -500,7 +500,7 @@
     <w:p>
       <w:pPr>
         <w:snapToGrid w:val="0"/>
-        <w:spacing w:before="0" w:after="170" w:line="240" w:lineRule="auto"/>
+        <w:spacing w:before="0" w:after="170" w:line="522" w:lineRule="exact"/>
         <w:ind w:right="170"/>
       </w:pPr>
       <w:r>
@@ -695,7 +695,7 @@
     <w:p>
       <w:pPr>
         <w:snapToGrid w:val="0"/>
-        <w:spacing w:before="0" w:after="170" w:line="240" w:lineRule="auto"/>
+        <w:spacing w:before="0" w:after="170" w:line="522" w:lineRule="exact"/>
         <w:ind w:right="170"/>
       </w:pPr>
       <w:r>
@@ -866,7 +866,7 @@
     <w:p>
       <w:pPr>
         <w:snapToGrid w:val="0"/>
-        <w:spacing w:before="0" w:after="170" w:line="240" w:lineRule="auto"/>
+        <w:spacing w:before="0" w:after="170" w:line="522" w:lineRule="exact"/>
         <w:ind w:right="170"/>
       </w:pPr>
       <w:r>
@@ -1026,8 +1026,14 @@
     </w:p>
     <w:p>
       <w:pPr>
+        <w:pBdr>
+          <w:top w:val="single" w:sz="4" w:space="1" w:color="A3B4CC"/>
+          <w:left w:val="single" w:sz="4" w:space="1" w:color="A3B4CC"/>
+          <w:bottom w:val="single" w:sz="4" w:space="1" w:color="A3B4CC"/>
+          <w:right w:val="single" w:sz="4" w:space="1" w:color="A3B4CC"/>
+        </w:pBdr>
         <w:snapToGrid w:val="0"/>
-        <w:spacing w:before="0" w:after="300" w:line="240" w:lineRule="auto"/>
+        <w:spacing w:before="0" w:after="300" w:line="392" w:lineRule="exact"/>
         <w:ind w:right="170"/>
       </w:pPr>
       <w:r>
@@ -1047,7 +1053,7 @@
             <w:r>
               <w:rPr>
                 <w:rFonts w:ascii="UD デジタル教科書体 N" w:eastAsia="UD デジタル教科書体 N" w:hAnsi="UD デジタル教科書体 N" w:cs="UD デジタル教科書体 N"/>
-                <w:color w:val="1A1A1A"/>
+                <w:color w:val="EE0000"/>
                 <w:sz w:val="12"/>
                 <w:szCs w:val="12"/>
               </w:rPr>
@@ -1058,10 +1064,9 @@
             <w:r>
               <w:rPr>
                 <w:rFonts w:ascii="UD デジタル教科書体 N" w:eastAsia="UD デジタル教科書体 N" w:hAnsi="UD デジタル教科書体 N" w:cs="UD デジタル教科書体 N"/>
-                <w:color w:val="1A1A1A"/>
+                <w:color w:val="EE0000"/>
                 <w:sz w:val="27"/>
                 <w:szCs w:val="27"/>
-                <w:bdr w:val="single" w:sz="4" w:space="0" w:color="A3B4CC"/>
               </w:rPr>
               <w:t xml:space="preserve">早</w:t>
             </w:r>
@@ -1071,10 +1076,9 @@
       <w:r>
         <w:rPr>
           <w:rFonts w:ascii="UD デジタル教科書体 N" w:eastAsia="UD デジタル教科書体 N" w:hAnsi="UD デジタル教科書体 N" w:cs="UD デジタル教科書体 N"/>
-          <w:color w:val="1A1A1A"/>
+          <w:color w:val="EE0000"/>
           <w:sz w:val="27"/>
           <w:szCs w:val="27"/>
-          <w:bdr w:val="single" w:sz="5" w:space="0" w:color="A3B4CC"/>
         </w:rPr>
         <w:t xml:space="preserve">に</w:t>
       </w:r>
@@ -1092,7 +1096,7 @@
             <w:r>
               <w:rPr>
                 <w:rFonts w:ascii="UD デジタル教科書体 N" w:eastAsia="UD デジタル教科書体 N" w:hAnsi="UD デジタル教科書体 N" w:cs="UD デジタル教科書体 N"/>
-                <w:color w:val="1A1A1A"/>
+                <w:color w:val="EE0000"/>
                 <w:sz w:val="12"/>
                 <w:szCs w:val="12"/>
               </w:rPr>
@@ -1103,10 +1107,9 @@
             <w:r>
               <w:rPr>
                 <w:rFonts w:ascii="UD デジタル教科書体 N" w:eastAsia="UD デジタル教科書体 N" w:hAnsi="UD デジタル教科書体 N" w:cs="UD デジタル教科書体 N"/>
-                <w:color w:val="1A1A1A"/>
+                <w:color w:val="EE0000"/>
                 <w:sz w:val="27"/>
                 <w:szCs w:val="27"/>
-                <w:bdr w:val="single" w:sz="4" w:space="0" w:color="A3B4CC"/>
               </w:rPr>
               <w:t xml:space="preserve">白帝城</w:t>
             </w:r>
@@ -1116,10 +1119,9 @@
       <w:r>
         <w:rPr>
           <w:rFonts w:ascii="UD デジタル教科書体 N" w:eastAsia="UD デジタル教科書体 N" w:hAnsi="UD デジタル教科書体 N" w:cs="UD デジタル教科書体 N"/>
-          <w:color w:val="1A1A1A"/>
+          <w:color w:val="EE0000"/>
           <w:sz w:val="27"/>
           <w:szCs w:val="27"/>
-          <w:bdr w:val="single" w:sz="5" w:space="0" w:color="A3B4CC"/>
         </w:rPr>
         <w:t xml:space="preserve">を</w:t>
       </w:r>
@@ -1137,7 +1139,7 @@
             <w:r>
               <w:rPr>
                 <w:rFonts w:ascii="UD デジタル教科書体 N" w:eastAsia="UD デジタル教科書体 N" w:hAnsi="UD デジタル教科書体 N" w:cs="UD デジタル教科書体 N"/>
-                <w:color w:val="1A1A1A"/>
+                <w:color w:val="EE0000"/>
                 <w:sz w:val="12"/>
                 <w:szCs w:val="12"/>
               </w:rPr>
@@ -1148,10 +1150,9 @@
             <w:r>
               <w:rPr>
                 <w:rFonts w:ascii="UD デジタル教科書体 N" w:eastAsia="UD デジタル教科書体 N" w:hAnsi="UD デジタル教科書体 N" w:cs="UD デジタル教科書体 N"/>
-                <w:color w:val="1A1A1A"/>
+                <w:color w:val="EE0000"/>
                 <w:sz w:val="27"/>
                 <w:szCs w:val="27"/>
-                <w:bdr w:val="single" w:sz="4" w:space="0" w:color="A3B4CC"/>
               </w:rPr>
               <w:t xml:space="preserve">発</w:t>
             </w:r>
@@ -1161,10 +1162,9 @@
       <w:r>
         <w:rPr>
           <w:rFonts w:ascii="UD デジタル教科書体 N" w:eastAsia="UD デジタル教科書体 N" w:hAnsi="UD デジタル教科書体 N" w:cs="UD デジタル教科書体 N"/>
-          <w:color w:val="1A1A1A"/>
+          <w:color w:val="EE0000"/>
           <w:sz w:val="27"/>
           <w:szCs w:val="27"/>
-          <w:bdr w:val="single" w:sz="5" w:space="0" w:color="A3B4CC"/>
         </w:rPr>
         <w:t xml:space="preserve">す</w:t>
       </w:r>
@@ -1174,135 +1174,20 @@
           <w:color w:val="1A1A1A"/>
           <w:sz w:val="27"/>
           <w:szCs w:val="27"/>
-          <w:bdr w:val="single" w:sz="4" w:space="0" w:color="A3B4CC"/>
-        </w:rPr>
-        <w:t xml:space="preserve">　</w:t>
-      </w:r>
-      <w:r>
-        <w:rPr>
-          <w:rFonts w:ascii="UD デジタル教科書体 N" w:eastAsia="UD デジタル教科書体 N" w:hAnsi="UD デジタル教科書体 N" w:cs="UD デジタル教科書体 N"/>
-          <w:color w:val="1A1A1A"/>
-          <w:sz w:val="27"/>
-          <w:szCs w:val="27"/>
-          <w:bdr w:val="single" w:sz="5" w:space="0" w:color="A3B4CC"/>
-        </w:rPr>
-        <w:t xml:space="preserve">　</w:t>
-      </w:r>
-      <w:r>
-        <w:rPr>
-          <w:rFonts w:ascii="UD デジタル教科書体 N" w:eastAsia="UD デジタル教科書体 N" w:hAnsi="UD デジタル教科書体 N" w:cs="UD デジタル教科書体 N"/>
-          <w:color w:val="1A1A1A"/>
-          <w:sz w:val="27"/>
-          <w:szCs w:val="27"/>
-          <w:bdr w:val="single" w:sz="4" w:space="0" w:color="A3B4CC"/>
-        </w:rPr>
-        <w:t xml:space="preserve">　</w:t>
-      </w:r>
-      <w:r>
-        <w:rPr>
-          <w:rFonts w:ascii="UD デジタル教科書体 N" w:eastAsia="UD デジタル教科書体 N" w:hAnsi="UD デジタル教科書体 N" w:cs="UD デジタル教科書体 N"/>
-          <w:color w:val="1A1A1A"/>
-          <w:sz w:val="27"/>
-          <w:szCs w:val="27"/>
-          <w:bdr w:val="single" w:sz="5" w:space="0" w:color="A3B4CC"/>
-        </w:rPr>
-        <w:t xml:space="preserve">　</w:t>
-      </w:r>
-      <w:r>
-        <w:rPr>
-          <w:rFonts w:ascii="UD デジタル教科書体 N" w:eastAsia="UD デジタル教科書体 N" w:hAnsi="UD デジタル教科書体 N" w:cs="UD デジタル教科書体 N"/>
-          <w:color w:val="1A1A1A"/>
-          <w:sz w:val="27"/>
-          <w:szCs w:val="27"/>
-          <w:bdr w:val="single" w:sz="4" w:space="0" w:color="A3B4CC"/>
-        </w:rPr>
-        <w:t xml:space="preserve">　</w:t>
-      </w:r>
-      <w:r>
-        <w:rPr>
-          <w:rFonts w:ascii="UD デジタル教科書体 N" w:eastAsia="UD デジタル教科書体 N" w:hAnsi="UD デジタル教科書体 N" w:cs="UD デジタル教科書体 N"/>
-          <w:color w:val="1A1A1A"/>
-          <w:sz w:val="27"/>
-          <w:szCs w:val="27"/>
-          <w:bdr w:val="single" w:sz="5" w:space="0" w:color="A3B4CC"/>
-        </w:rPr>
-        <w:t xml:space="preserve">　</w:t>
-      </w:r>
-      <w:r>
-        <w:rPr>
-          <w:rFonts w:ascii="UD デジタル教科書体 N" w:eastAsia="UD デジタル教科書体 N" w:hAnsi="UD デジタル教科書体 N" w:cs="UD デジタル教科書体 N"/>
-          <w:color w:val="1A1A1A"/>
-          <w:sz w:val="27"/>
-          <w:szCs w:val="27"/>
-          <w:bdr w:val="single" w:sz="4" w:space="0" w:color="A3B4CC"/>
-        </w:rPr>
-        <w:t xml:space="preserve">　</w:t>
-      </w:r>
-      <w:r>
-        <w:rPr>
-          <w:rFonts w:ascii="UD デジタル教科書体 N" w:eastAsia="UD デジタル教科書体 N" w:hAnsi="UD デジタル教科書体 N" w:cs="UD デジタル教科書体 N"/>
-          <w:color w:val="1A1A1A"/>
-          <w:sz w:val="27"/>
-          <w:szCs w:val="27"/>
-          <w:bdr w:val="single" w:sz="5" w:space="0" w:color="A3B4CC"/>
-        </w:rPr>
-        <w:t xml:space="preserve">　</w:t>
-      </w:r>
-      <w:r>
-        <w:rPr>
-          <w:rFonts w:ascii="UD デジタル教科書体 N" w:eastAsia="UD デジタル教科書体 N" w:hAnsi="UD デジタル教科書体 N" w:cs="UD デジタル教科書体 N"/>
-          <w:color w:val="1A1A1A"/>
-          <w:sz w:val="27"/>
-          <w:szCs w:val="27"/>
-          <w:bdr w:val="single" w:sz="4" w:space="0" w:color="A3B4CC"/>
-        </w:rPr>
-        <w:t xml:space="preserve">　</w:t>
-      </w:r>
-      <w:r>
-        <w:rPr>
-          <w:rFonts w:ascii="UD デジタル教科書体 N" w:eastAsia="UD デジタル教科書体 N" w:hAnsi="UD デジタル教科書体 N" w:cs="UD デジタル教科書体 N"/>
-          <w:color w:val="1A1A1A"/>
-          <w:sz w:val="27"/>
-          <w:szCs w:val="27"/>
-          <w:bdr w:val="single" w:sz="5" w:space="0" w:color="A3B4CC"/>
-        </w:rPr>
-        <w:t xml:space="preserve">　</w:t>
-      </w:r>
-      <w:r>
-        <w:rPr>
-          <w:rFonts w:ascii="UD デジタル教科書体 N" w:eastAsia="UD デジタル教科書体 N" w:hAnsi="UD デジタル教科書体 N" w:cs="UD デジタル教科書体 N"/>
-          <w:color w:val="1A1A1A"/>
-          <w:sz w:val="27"/>
-          <w:szCs w:val="27"/>
-          <w:bdr w:val="single" w:sz="4" w:space="0" w:color="A3B4CC"/>
-        </w:rPr>
-        <w:t xml:space="preserve">　</w:t>
-      </w:r>
-      <w:r>
-        <w:rPr>
-          <w:rFonts w:ascii="UD デジタル教科書体 N" w:eastAsia="UD デジタル教科書体 N" w:hAnsi="UD デジタル教科書体 N" w:cs="UD デジタル教科書体 N"/>
-          <w:color w:val="1A1A1A"/>
-          <w:sz w:val="27"/>
-          <w:szCs w:val="27"/>
-          <w:bdr w:val="single" w:sz="5" w:space="0" w:color="A3B4CC"/>
-        </w:rPr>
-        <w:t xml:space="preserve">　</w:t>
-      </w:r>
-      <w:r>
-        <w:rPr>
-          <w:rFonts w:ascii="UD デジタル教科書体 N" w:eastAsia="UD デジタル教科書体 N" w:hAnsi="UD デジタル教科書体 N" w:cs="UD デジタル教科書体 N"/>
-          <w:color w:val="1A1A1A"/>
-          <w:sz w:val="27"/>
-          <w:szCs w:val="27"/>
-          <w:bdr w:val="single" w:sz="4" w:space="0" w:color="A3B4CC"/>
-        </w:rPr>
-        <w:t xml:space="preserve">　</w:t>
+        </w:rPr>
+        <w:t xml:space="preserve">　　　　　　　　　　　　</w:t>
       </w:r>
     </w:p>
     <w:p>
       <w:pPr>
+        <w:pBdr>
+          <w:top w:val="single" w:sz="4" w:space="1" w:color="A3B4CC"/>
+          <w:left w:val="single" w:sz="4" w:space="1" w:color="A3B4CC"/>
+          <w:bottom w:val="single" w:sz="4" w:space="1" w:color="A3B4CC"/>
+          <w:right w:val="single" w:sz="4" w:space="1" w:color="A3B4CC"/>
+        </w:pBdr>
         <w:snapToGrid w:val="0"/>
-        <w:spacing w:before="0" w:after="300" w:line="240" w:lineRule="auto"/>
+        <w:spacing w:before="0" w:after="300" w:line="392" w:lineRule="exact"/>
         <w:ind w:right="170"/>
       </w:pPr>
       <w:r>
@@ -1319,7 +1204,7 @@
             <w:r>
               <w:rPr>
                 <w:rFonts w:ascii="UD デジタル教科書体 N" w:eastAsia="UD デジタル教科書体 N" w:hAnsi="UD デジタル教科書体 N" w:cs="UD デジタル教科書体 N"/>
-                <w:color w:val="1A1A1A"/>
+                <w:color w:val="EE0000"/>
                 <w:sz w:val="12"/>
                 <w:szCs w:val="12"/>
               </w:rPr>
@@ -1330,10 +1215,9 @@
             <w:r>
               <w:rPr>
                 <w:rFonts w:ascii="UD デジタル教科書体 N" w:eastAsia="UD デジタル教科書体 N" w:hAnsi="UD デジタル教科書体 N" w:cs="UD デジタル教科書体 N"/>
-                <w:color w:val="1A1A1A"/>
+                <w:color w:val="EE0000"/>
                 <w:sz w:val="27"/>
                 <w:szCs w:val="27"/>
-                <w:bdr w:val="single" w:sz="4" w:space="0" w:color="A3B4CC"/>
               </w:rPr>
               <w:t xml:space="preserve">朝</w:t>
             </w:r>
@@ -1343,10 +1227,9 @@
       <w:r>
         <w:rPr>
           <w:rFonts w:ascii="UD デジタル教科書体 N" w:eastAsia="UD デジタル教科書体 N" w:hAnsi="UD デジタル教科書体 N" w:cs="UD デジタル教科書体 N"/>
-          <w:color w:val="1A1A1A"/>
+          <w:color w:val="EE0000"/>
           <w:sz w:val="27"/>
           <w:szCs w:val="27"/>
-          <w:bdr w:val="single" w:sz="5" w:space="0" w:color="A3B4CC"/>
         </w:rPr>
         <w:t xml:space="preserve">に</w:t>
       </w:r>
@@ -1364,7 +1247,7 @@
             <w:r>
               <w:rPr>
                 <w:rFonts w:ascii="UD デジタル教科書体 N" w:eastAsia="UD デジタル教科書体 N" w:hAnsi="UD デジタル教科書体 N" w:cs="UD デジタル教科書体 N"/>
-                <w:color w:val="1A1A1A"/>
+                <w:color w:val="EE0000"/>
                 <w:sz w:val="12"/>
                 <w:szCs w:val="12"/>
               </w:rPr>
@@ -1375,10 +1258,9 @@
             <w:r>
               <w:rPr>
                 <w:rFonts w:ascii="UD デジタル教科書体 N" w:eastAsia="UD デジタル教科書体 N" w:hAnsi="UD デジタル教科書体 N" w:cs="UD デジタル教科書体 N"/>
-                <w:color w:val="1A1A1A"/>
+                <w:color w:val="EE0000"/>
                 <w:sz w:val="27"/>
                 <w:szCs w:val="27"/>
-                <w:bdr w:val="single" w:sz="4" w:space="0" w:color="A3B4CC"/>
               </w:rPr>
               <w:t xml:space="preserve">辞</w:t>
             </w:r>
@@ -1388,10 +1270,9 @@
       <w:r>
         <w:rPr>
           <w:rFonts w:ascii="UD デジタル教科書体 N" w:eastAsia="UD デジタル教科書体 N" w:hAnsi="UD デジタル教科書体 N" w:cs="UD デジタル教科書体 N"/>
-          <w:color w:val="1A1A1A"/>
+          <w:color w:val="EE0000"/>
           <w:sz w:val="27"/>
           <w:szCs w:val="27"/>
-          <w:bdr w:val="single" w:sz="5" w:space="0" w:color="A3B4CC"/>
         </w:rPr>
         <w:t xml:space="preserve">す</w:t>
       </w:r>
@@ -1409,7 +1290,7 @@
             <w:r>
               <w:rPr>
                 <w:rFonts w:ascii="UD デジタル教科書体 N" w:eastAsia="UD デジタル教科書体 N" w:hAnsi="UD デジタル教科書体 N" w:cs="UD デジタル教科書体 N"/>
-                <w:color w:val="1A1A1A"/>
+                <w:color w:val="EE0000"/>
                 <w:sz w:val="12"/>
                 <w:szCs w:val="12"/>
               </w:rPr>
@@ -1420,10 +1301,9 @@
             <w:r>
               <w:rPr>
                 <w:rFonts w:ascii="UD デジタル教科書体 N" w:eastAsia="UD デジタル教科書体 N" w:hAnsi="UD デジタル教科書体 N" w:cs="UD デジタル教科書体 N"/>
-                <w:color w:val="1A1A1A"/>
+                <w:color w:val="EE0000"/>
                 <w:sz w:val="27"/>
                 <w:szCs w:val="27"/>
-                <w:bdr w:val="single" w:sz="4" w:space="0" w:color="A3B4CC"/>
               </w:rPr>
               <w:t xml:space="preserve">白帝</w:t>
             </w:r>
@@ -1433,10 +1313,9 @@
       <w:r>
         <w:rPr>
           <w:rFonts w:ascii="UD デジタル教科書体 N" w:eastAsia="UD デジタル教科書体 N" w:hAnsi="UD デジタル教科書体 N" w:cs="UD デジタル教科書体 N"/>
-          <w:color w:val="1A1A1A"/>
+          <w:color w:val="EE0000"/>
           <w:sz w:val="27"/>
           <w:szCs w:val="27"/>
-          <w:bdr w:val="single" w:sz="5" w:space="0" w:color="A3B4CC"/>
         </w:rPr>
         <w:t xml:space="preserve">　</w:t>
       </w:r>
@@ -1454,7 +1333,7 @@
             <w:r>
               <w:rPr>
                 <w:rFonts w:ascii="UD デジタル教科書体 N" w:eastAsia="UD デジタル教科書体 N" w:hAnsi="UD デジタル教科書体 N" w:cs="UD デジタル教科書体 N"/>
-                <w:color w:val="1A1A1A"/>
+                <w:color w:val="EE0000"/>
                 <w:sz w:val="12"/>
                 <w:szCs w:val="12"/>
               </w:rPr>
@@ -1465,10 +1344,9 @@
             <w:r>
               <w:rPr>
                 <w:rFonts w:ascii="UD デジタル教科書体 N" w:eastAsia="UD デジタル教科書体 N" w:hAnsi="UD デジタル教科書体 N" w:cs="UD デジタル教科書体 N"/>
-                <w:color w:val="1A1A1A"/>
+                <w:color w:val="EE0000"/>
                 <w:sz w:val="27"/>
                 <w:szCs w:val="27"/>
-                <w:bdr w:val="single" w:sz="4" w:space="0" w:color="A3B4CC"/>
               </w:rPr>
               <w:t xml:space="preserve">彩雲</w:t>
             </w:r>
@@ -1478,10 +1356,9 @@
       <w:r>
         <w:rPr>
           <w:rFonts w:ascii="UD デジタル教科書体 N" w:eastAsia="UD デジタル教科書体 N" w:hAnsi="UD デジタル教科書体 N" w:cs="UD デジタル教科書体 N"/>
-          <w:color w:val="1A1A1A"/>
+          <w:color w:val="EE0000"/>
           <w:sz w:val="27"/>
           <w:szCs w:val="27"/>
-          <w:bdr w:val="single" w:sz="5" w:space="0" w:color="A3B4CC"/>
         </w:rPr>
         <w:t xml:space="preserve">の</w:t>
       </w:r>
@@ -1499,7 +1376,7 @@
             <w:r>
               <w:rPr>
                 <w:rFonts w:ascii="UD デジタル教科書体 N" w:eastAsia="UD デジタル教科書体 N" w:hAnsi="UD デジタル教科書体 N" w:cs="UD デジタル教科書体 N"/>
-                <w:color w:val="1A1A1A"/>
+                <w:color w:val="EE0000"/>
                 <w:sz w:val="12"/>
                 <w:szCs w:val="12"/>
               </w:rPr>
@@ -1510,10 +1387,9 @@
             <w:r>
               <w:rPr>
                 <w:rFonts w:ascii="UD デジタル教科書体 N" w:eastAsia="UD デジタル教科書体 N" w:hAnsi="UD デジタル教科書体 N" w:cs="UD デジタル教科書体 N"/>
-                <w:color w:val="1A1A1A"/>
+                <w:color w:val="EE0000"/>
                 <w:sz w:val="27"/>
                 <w:szCs w:val="27"/>
-                <w:bdr w:val="single" w:sz="4" w:space="0" w:color="A3B4CC"/>
               </w:rPr>
               <w:t xml:space="preserve">間</w:t>
             </w:r>
@@ -1526,105 +1402,20 @@
           <w:color w:val="1A1A1A"/>
           <w:sz w:val="27"/>
           <w:szCs w:val="27"/>
-          <w:bdr w:val="single" w:sz="5" w:space="0" w:color="A3B4CC"/>
-        </w:rPr>
-        <w:t xml:space="preserve">　</w:t>
-      </w:r>
-      <w:r>
-        <w:rPr>
-          <w:rFonts w:ascii="UD デジタル教科書体 N" w:eastAsia="UD デジタル教科書体 N" w:hAnsi="UD デジタル教科書体 N" w:cs="UD デジタル教科書体 N"/>
-          <w:color w:val="1A1A1A"/>
-          <w:sz w:val="27"/>
-          <w:szCs w:val="27"/>
-          <w:bdr w:val="single" w:sz="4" w:space="0" w:color="A3B4CC"/>
-        </w:rPr>
-        <w:t xml:space="preserve">　</w:t>
-      </w:r>
-      <w:r>
-        <w:rPr>
-          <w:rFonts w:ascii="UD デジタル教科書体 N" w:eastAsia="UD デジタル教科書体 N" w:hAnsi="UD デジタル教科書体 N" w:cs="UD デジタル教科書体 N"/>
-          <w:color w:val="1A1A1A"/>
-          <w:sz w:val="27"/>
-          <w:szCs w:val="27"/>
-          <w:bdr w:val="single" w:sz="5" w:space="0" w:color="A3B4CC"/>
-        </w:rPr>
-        <w:t xml:space="preserve">　</w:t>
-      </w:r>
-      <w:r>
-        <w:rPr>
-          <w:rFonts w:ascii="UD デジタル教科書体 N" w:eastAsia="UD デジタル教科書体 N" w:hAnsi="UD デジタル教科書体 N" w:cs="UD デジタル教科書体 N"/>
-          <w:color w:val="1A1A1A"/>
-          <w:sz w:val="27"/>
-          <w:szCs w:val="27"/>
-          <w:bdr w:val="single" w:sz="4" w:space="0" w:color="A3B4CC"/>
-        </w:rPr>
-        <w:t xml:space="preserve">　</w:t>
-      </w:r>
-      <w:r>
-        <w:rPr>
-          <w:rFonts w:ascii="UD デジタル教科書体 N" w:eastAsia="UD デジタル教科書体 N" w:hAnsi="UD デジタル教科書体 N" w:cs="UD デジタル教科書体 N"/>
-          <w:color w:val="1A1A1A"/>
-          <w:sz w:val="27"/>
-          <w:szCs w:val="27"/>
-          <w:bdr w:val="single" w:sz="5" w:space="0" w:color="A3B4CC"/>
-        </w:rPr>
-        <w:t xml:space="preserve">　</w:t>
-      </w:r>
-      <w:r>
-        <w:rPr>
-          <w:rFonts w:ascii="UD デジタル教科書体 N" w:eastAsia="UD デジタル教科書体 N" w:hAnsi="UD デジタル教科書体 N" w:cs="UD デジタル教科書体 N"/>
-          <w:color w:val="1A1A1A"/>
-          <w:sz w:val="27"/>
-          <w:szCs w:val="27"/>
-          <w:bdr w:val="single" w:sz="4" w:space="0" w:color="A3B4CC"/>
-        </w:rPr>
-        <w:t xml:space="preserve">　</w:t>
-      </w:r>
-      <w:r>
-        <w:rPr>
-          <w:rFonts w:ascii="UD デジタル教科書体 N" w:eastAsia="UD デジタル教科書体 N" w:hAnsi="UD デジタル教科書体 N" w:cs="UD デジタル教科書体 N"/>
-          <w:color w:val="1A1A1A"/>
-          <w:sz w:val="27"/>
-          <w:szCs w:val="27"/>
-          <w:bdr w:val="single" w:sz="5" w:space="0" w:color="A3B4CC"/>
-        </w:rPr>
-        <w:t xml:space="preserve">　</w:t>
-      </w:r>
-      <w:r>
-        <w:rPr>
-          <w:rFonts w:ascii="UD デジタル教科書体 N" w:eastAsia="UD デジタル教科書体 N" w:hAnsi="UD デジタル教科書体 N" w:cs="UD デジタル教科書体 N"/>
-          <w:color w:val="1A1A1A"/>
-          <w:sz w:val="27"/>
-          <w:szCs w:val="27"/>
-          <w:bdr w:val="single" w:sz="4" w:space="0" w:color="A3B4CC"/>
-        </w:rPr>
-        <w:t xml:space="preserve">　</w:t>
-      </w:r>
-      <w:r>
-        <w:rPr>
-          <w:rFonts w:ascii="UD デジタル教科書体 N" w:eastAsia="UD デジタル教科書体 N" w:hAnsi="UD デジタル教科書体 N" w:cs="UD デジタル教科書体 N"/>
-          <w:color w:val="1A1A1A"/>
-          <w:sz w:val="27"/>
-          <w:szCs w:val="27"/>
-          <w:bdr w:val="single" w:sz="5" w:space="0" w:color="A3B4CC"/>
-        </w:rPr>
-        <w:t xml:space="preserve">　</w:t>
-      </w:r>
-      <w:r>
-        <w:rPr>
-          <w:rFonts w:ascii="UD デジタル教科書体 N" w:eastAsia="UD デジタル教科書体 N" w:hAnsi="UD デジタル教科書体 N" w:cs="UD デジタル教科書体 N"/>
-          <w:color w:val="1A1A1A"/>
-          <w:sz w:val="27"/>
-          <w:szCs w:val="27"/>
-          <w:bdr w:val="single" w:sz="4" w:space="0" w:color="A3B4CC"/>
-        </w:rPr>
-        <w:t xml:space="preserve">　</w:t>
+        </w:rPr>
+        <w:t xml:space="preserve">　　　　　　　　　</w:t>
       </w:r>
     </w:p>
     <w:p>
       <w:pPr>
+        <w:pBdr>
+          <w:top w:val="single" w:sz="4" w:space="1" w:color="A3B4CC"/>
+          <w:left w:val="single" w:sz="4" w:space="1" w:color="A3B4CC"/>
+          <w:bottom w:val="single" w:sz="4" w:space="1" w:color="A3B4CC"/>
+          <w:right w:val="single" w:sz="4" w:space="1" w:color="A3B4CC"/>
+        </w:pBdr>
         <w:snapToGrid w:val="0"/>
-        <w:spacing w:before="0" w:after="300" w:line="240" w:lineRule="auto"/>
+        <w:spacing w:before="0" w:after="300" w:line="392" w:lineRule="exact"/>
         <w:ind w:right="170"/>
       </w:pPr>
       <w:r>
@@ -1641,7 +1432,7 @@
             <w:r>
               <w:rPr>
                 <w:rFonts w:ascii="UD デジタル教科書体 N" w:eastAsia="UD デジタル教科書体 N" w:hAnsi="UD デジタル教科書体 N" w:cs="UD デジタル教科書体 N"/>
-                <w:color w:val="1A1A1A"/>
+                <w:color w:val="EE0000"/>
                 <w:sz w:val="12"/>
                 <w:szCs w:val="12"/>
               </w:rPr>
@@ -1652,10 +1443,9 @@
             <w:r>
               <w:rPr>
                 <w:rFonts w:ascii="UD デジタル教科書体 N" w:eastAsia="UD デジタル教科書体 N" w:hAnsi="UD デジタル教科書体 N" w:cs="UD デジタル教科書体 N"/>
-                <w:color w:val="1A1A1A"/>
+                <w:color w:val="EE0000"/>
                 <w:sz w:val="27"/>
                 <w:szCs w:val="27"/>
-                <w:bdr w:val="single" w:sz="4" w:space="0" w:color="A3B4CC"/>
               </w:rPr>
               <w:t xml:space="preserve">千里</w:t>
             </w:r>
@@ -1665,10 +1455,9 @@
       <w:r>
         <w:rPr>
           <w:rFonts w:ascii="UD デジタル教科書体 N" w:eastAsia="UD デジタル教科書体 N" w:hAnsi="UD デジタル教科書体 N" w:cs="UD デジタル教科書体 N"/>
-          <w:color w:val="1A1A1A"/>
+          <w:color w:val="EE0000"/>
           <w:sz w:val="27"/>
           <w:szCs w:val="27"/>
-          <w:bdr w:val="single" w:sz="5" w:space="0" w:color="A3B4CC"/>
         </w:rPr>
         <w:t xml:space="preserve">の</w:t>
       </w:r>
@@ -1686,7 +1475,7 @@
             <w:r>
               <w:rPr>
                 <w:rFonts w:ascii="UD デジタル教科書体 N" w:eastAsia="UD デジタル教科書体 N" w:hAnsi="UD デジタル教科書体 N" w:cs="UD デジタル教科書体 N"/>
-                <w:color w:val="1A1A1A"/>
+                <w:color w:val="EE0000"/>
                 <w:sz w:val="12"/>
                 <w:szCs w:val="12"/>
               </w:rPr>
@@ -1697,10 +1486,9 @@
             <w:r>
               <w:rPr>
                 <w:rFonts w:ascii="UD デジタル教科書体 N" w:eastAsia="UD デジタル教科書体 N" w:hAnsi="UD デジタル教科書体 N" w:cs="UD デジタル教科書体 N"/>
-                <w:color w:val="1A1A1A"/>
+                <w:color w:val="EE0000"/>
                 <w:sz w:val="27"/>
                 <w:szCs w:val="27"/>
-                <w:bdr w:val="single" w:sz="4" w:space="0" w:color="A3B4CC"/>
               </w:rPr>
               <w:t xml:space="preserve">江陵</w:t>
             </w:r>
@@ -1710,10 +1498,9 @@
       <w:r>
         <w:rPr>
           <w:rFonts w:ascii="UD デジタル教科書体 N" w:eastAsia="UD デジタル教科書体 N" w:hAnsi="UD デジタル教科書体 N" w:cs="UD デジタル教科書体 N"/>
-          <w:color w:val="1A1A1A"/>
+          <w:color w:val="EE0000"/>
           <w:sz w:val="27"/>
           <w:szCs w:val="27"/>
-          <w:bdr w:val="single" w:sz="5" w:space="0" w:color="A3B4CC"/>
         </w:rPr>
         <w:t xml:space="preserve">　</w:t>
       </w:r>
@@ -1731,7 +1518,7 @@
             <w:r>
               <w:rPr>
                 <w:rFonts w:ascii="UD デジタル教科書体 N" w:eastAsia="UD デジタル教科書体 N" w:hAnsi="UD デジタル教科書体 N" w:cs="UD デジタル教科書体 N"/>
-                <w:color w:val="1A1A1A"/>
+                <w:color w:val="EE0000"/>
                 <w:sz w:val="12"/>
                 <w:szCs w:val="12"/>
               </w:rPr>
@@ -1742,10 +1529,9 @@
             <w:r>
               <w:rPr>
                 <w:rFonts w:ascii="UD デジタル教科書体 N" w:eastAsia="UD デジタル教科書体 N" w:hAnsi="UD デジタル教科書体 N" w:cs="UD デジタル教科書体 N"/>
-                <w:color w:val="1A1A1A"/>
+                <w:color w:val="EE0000"/>
                 <w:sz w:val="27"/>
                 <w:szCs w:val="27"/>
-                <w:bdr w:val="single" w:sz="4" w:space="0" w:color="A3B4CC"/>
               </w:rPr>
               <w:t xml:space="preserve">一日</w:t>
             </w:r>
@@ -1755,32 +1541,11 @@
       <w:r>
         <w:rPr>
           <w:rFonts w:ascii="UD デジタル教科書体 N" w:eastAsia="UD デジタル教科書体 N" w:hAnsi="UD デジタル教科書体 N" w:cs="UD デジタル教科書体 N"/>
-          <w:color w:val="1A1A1A"/>
+          <w:color w:val="EE0000"/>
           <w:sz w:val="27"/>
           <w:szCs w:val="27"/>
-          <w:bdr w:val="single" w:sz="5" w:space="0" w:color="A3B4CC"/>
-        </w:rPr>
-        <w:t xml:space="preserve">に</w:t>
-      </w:r>
-      <w:r>
-        <w:rPr>
-          <w:rFonts w:ascii="UD デジタル教科書体 N" w:eastAsia="UD デジタル教科書体 N" w:hAnsi="UD デジタル教科書体 N" w:cs="UD デジタル教科書体 N"/>
-          <w:color w:val="1A1A1A"/>
-          <w:sz w:val="27"/>
-          <w:szCs w:val="27"/>
-          <w:bdr w:val="single" w:sz="4" w:space="0" w:color="A3B4CC"/>
-        </w:rPr>
-        <w:t xml:space="preserve">し</w:t>
-      </w:r>
-      <w:r>
-        <w:rPr>
-          <w:rFonts w:ascii="UD デジタル教科書体 N" w:eastAsia="UD デジタル教科書体 N" w:hAnsi="UD デジタル教科書体 N" w:cs="UD デジタル教科書体 N"/>
-          <w:color w:val="1A1A1A"/>
-          <w:sz w:val="27"/>
-          <w:szCs w:val="27"/>
-          <w:bdr w:val="single" w:sz="5" w:space="0" w:color="A3B4CC"/>
-        </w:rPr>
-        <w:t xml:space="preserve">て</w:t>
+        </w:rPr>
+        <w:t xml:space="preserve">にして</w:t>
       </w:r>
       <w:r>
         <w:rPr/>
@@ -1796,7 +1561,7 @@
             <w:r>
               <w:rPr>
                 <w:rFonts w:ascii="UD デジタル教科書体 N" w:eastAsia="UD デジタル教科書体 N" w:hAnsi="UD デジタル教科書体 N" w:cs="UD デジタル教科書体 N"/>
-                <w:color w:val="1A1A1A"/>
+                <w:color w:val="EE0000"/>
                 <w:sz w:val="12"/>
                 <w:szCs w:val="12"/>
               </w:rPr>
@@ -1807,10 +1572,9 @@
             <w:r>
               <w:rPr>
                 <w:rFonts w:ascii="UD デジタル教科書体 N" w:eastAsia="UD デジタル教科書体 N" w:hAnsi="UD デジタル教科書体 N" w:cs="UD デジタル教科書体 N"/>
-                <w:color w:val="1A1A1A"/>
+                <w:color w:val="EE0000"/>
                 <w:sz w:val="27"/>
                 <w:szCs w:val="27"/>
-                <w:bdr w:val="single" w:sz="4" w:space="0" w:color="A3B4CC"/>
               </w:rPr>
               <w:t xml:space="preserve">還</w:t>
             </w:r>
@@ -1820,10 +1584,9 @@
       <w:r>
         <w:rPr>
           <w:rFonts w:ascii="UD デジタル教科書体 N" w:eastAsia="UD デジタル教科書体 N" w:hAnsi="UD デジタル教科書体 N" w:cs="UD デジタル教科書体 N"/>
-          <w:color w:val="1A1A1A"/>
+          <w:color w:val="EE0000"/>
           <w:sz w:val="27"/>
           <w:szCs w:val="27"/>
-          <w:bdr w:val="single" w:sz="5" w:space="0" w:color="A3B4CC"/>
         </w:rPr>
         <w:t xml:space="preserve">る</w:t>
       </w:r>
@@ -1833,85 +1596,20 @@
           <w:color w:val="1A1A1A"/>
           <w:sz w:val="27"/>
           <w:szCs w:val="27"/>
-          <w:bdr w:val="single" w:sz="4" w:space="0" w:color="A3B4CC"/>
-        </w:rPr>
-        <w:t xml:space="preserve">　</w:t>
-      </w:r>
-      <w:r>
-        <w:rPr>
-          <w:rFonts w:ascii="UD デジタル教科書体 N" w:eastAsia="UD デジタル教科書体 N" w:hAnsi="UD デジタル教科書体 N" w:cs="UD デジタル教科書体 N"/>
-          <w:color w:val="1A1A1A"/>
-          <w:sz w:val="27"/>
-          <w:szCs w:val="27"/>
-          <w:bdr w:val="single" w:sz="5" w:space="0" w:color="A3B4CC"/>
-        </w:rPr>
-        <w:t xml:space="preserve">　</w:t>
-      </w:r>
-      <w:r>
-        <w:rPr>
-          <w:rFonts w:ascii="UD デジタル教科書体 N" w:eastAsia="UD デジタル教科書体 N" w:hAnsi="UD デジタル教科書体 N" w:cs="UD デジタル教科書体 N"/>
-          <w:color w:val="1A1A1A"/>
-          <w:sz w:val="27"/>
-          <w:szCs w:val="27"/>
-          <w:bdr w:val="single" w:sz="4" w:space="0" w:color="A3B4CC"/>
-        </w:rPr>
-        <w:t xml:space="preserve">　</w:t>
-      </w:r>
-      <w:r>
-        <w:rPr>
-          <w:rFonts w:ascii="UD デジタル教科書体 N" w:eastAsia="UD デジタル教科書体 N" w:hAnsi="UD デジタル教科書体 N" w:cs="UD デジタル教科書体 N"/>
-          <w:color w:val="1A1A1A"/>
-          <w:sz w:val="27"/>
-          <w:szCs w:val="27"/>
-          <w:bdr w:val="single" w:sz="5" w:space="0" w:color="A3B4CC"/>
-        </w:rPr>
-        <w:t xml:space="preserve">　</w:t>
-      </w:r>
-      <w:r>
-        <w:rPr>
-          <w:rFonts w:ascii="UD デジタル教科書体 N" w:eastAsia="UD デジタル教科書体 N" w:hAnsi="UD デジタル教科書体 N" w:cs="UD デジタル教科書体 N"/>
-          <w:color w:val="1A1A1A"/>
-          <w:sz w:val="27"/>
-          <w:szCs w:val="27"/>
-          <w:bdr w:val="single" w:sz="4" w:space="0" w:color="A3B4CC"/>
-        </w:rPr>
-        <w:t xml:space="preserve">　</w:t>
-      </w:r>
-      <w:r>
-        <w:rPr>
-          <w:rFonts w:ascii="UD デジタル教科書体 N" w:eastAsia="UD デジタル教科書体 N" w:hAnsi="UD デジタル教科書体 N" w:cs="UD デジタル教科書体 N"/>
-          <w:color w:val="1A1A1A"/>
-          <w:sz w:val="27"/>
-          <w:szCs w:val="27"/>
-          <w:bdr w:val="single" w:sz="5" w:space="0" w:color="A3B4CC"/>
-        </w:rPr>
-        <w:t xml:space="preserve">　</w:t>
-      </w:r>
-      <w:r>
-        <w:rPr>
-          <w:rFonts w:ascii="UD デジタル教科書体 N" w:eastAsia="UD デジタル教科書体 N" w:hAnsi="UD デジタル教科書体 N" w:cs="UD デジタル教科書体 N"/>
-          <w:color w:val="1A1A1A"/>
-          <w:sz w:val="27"/>
-          <w:szCs w:val="27"/>
-          <w:bdr w:val="single" w:sz="4" w:space="0" w:color="A3B4CC"/>
-        </w:rPr>
-        <w:t xml:space="preserve">　</w:t>
-      </w:r>
-      <w:r>
-        <w:rPr>
-          <w:rFonts w:ascii="UD デジタル教科書体 N" w:eastAsia="UD デジタル教科書体 N" w:hAnsi="UD デジタル教科書体 N" w:cs="UD デジタル教科書体 N"/>
-          <w:color w:val="1A1A1A"/>
-          <w:sz w:val="27"/>
-          <w:szCs w:val="27"/>
-          <w:bdr w:val="single" w:sz="5" w:space="0" w:color="A3B4CC"/>
-        </w:rPr>
-        <w:t xml:space="preserve">　</w:t>
+        </w:rPr>
+        <w:t xml:space="preserve">　　　　　　　</w:t>
       </w:r>
     </w:p>
     <w:p>
       <w:pPr>
+        <w:pBdr>
+          <w:top w:val="single" w:sz="4" w:space="1" w:color="A3B4CC"/>
+          <w:left w:val="single" w:sz="4" w:space="1" w:color="A3B4CC"/>
+          <w:bottom w:val="single" w:sz="4" w:space="1" w:color="A3B4CC"/>
+          <w:right w:val="single" w:sz="4" w:space="1" w:color="A3B4CC"/>
+        </w:pBdr>
         <w:snapToGrid w:val="0"/>
-        <w:spacing w:before="0" w:after="300" w:line="240" w:lineRule="auto"/>
+        <w:spacing w:before="0" w:after="300" w:line="392" w:lineRule="exact"/>
         <w:ind w:right="170"/>
       </w:pPr>
       <w:r>
@@ -1928,7 +1626,7 @@
             <w:r>
               <w:rPr>
                 <w:rFonts w:ascii="UD デジタル教科書体 N" w:eastAsia="UD デジタル教科書体 N" w:hAnsi="UD デジタル教科書体 N" w:cs="UD デジタル教科書体 N"/>
-                <w:color w:val="1A1A1A"/>
+                <w:color w:val="EE0000"/>
                 <w:sz w:val="12"/>
                 <w:szCs w:val="12"/>
               </w:rPr>
@@ -1939,10 +1637,9 @@
             <w:r>
               <w:rPr>
                 <w:rFonts w:ascii="UD デジタル教科書体 N" w:eastAsia="UD デジタル教科書体 N" w:hAnsi="UD デジタル教科書体 N" w:cs="UD デジタル教科書体 N"/>
-                <w:color w:val="1A1A1A"/>
+                <w:color w:val="EE0000"/>
                 <w:sz w:val="27"/>
                 <w:szCs w:val="27"/>
-                <w:bdr w:val="single" w:sz="4" w:space="0" w:color="A3B4CC"/>
               </w:rPr>
               <w:t xml:space="preserve">両岸</w:t>
             </w:r>
@@ -1952,10 +1649,9 @@
       <w:r>
         <w:rPr>
           <w:rFonts w:ascii="UD デジタル教科書体 N" w:eastAsia="UD デジタル教科書体 N" w:hAnsi="UD デジタル教科書体 N" w:cs="UD デジタル教科書体 N"/>
-          <w:color w:val="1A1A1A"/>
+          <w:color w:val="EE0000"/>
           <w:sz w:val="27"/>
           <w:szCs w:val="27"/>
-          <w:bdr w:val="single" w:sz="5" w:space="0" w:color="A3B4CC"/>
         </w:rPr>
         <w:t xml:space="preserve">の</w:t>
       </w:r>
@@ -1973,7 +1669,7 @@
             <w:r>
               <w:rPr>
                 <w:rFonts w:ascii="UD デジタル教科書体 N" w:eastAsia="UD デジタル教科書体 N" w:hAnsi="UD デジタル教科書体 N" w:cs="UD デジタル教科書体 N"/>
-                <w:color w:val="1A1A1A"/>
+                <w:color w:val="EE0000"/>
                 <w:sz w:val="12"/>
                 <w:szCs w:val="12"/>
               </w:rPr>
@@ -1984,10 +1680,9 @@
             <w:r>
               <w:rPr>
                 <w:rFonts w:ascii="UD デジタル教科書体 N" w:eastAsia="UD デジタル教科書体 N" w:hAnsi="UD デジタル教科書体 N" w:cs="UD デジタル教科書体 N"/>
-                <w:color w:val="1A1A1A"/>
+                <w:color w:val="EE0000"/>
                 <w:sz w:val="27"/>
                 <w:szCs w:val="27"/>
-                <w:bdr w:val="single" w:sz="4" w:space="0" w:color="A3B4CC"/>
               </w:rPr>
               <w:t xml:space="preserve">猿声</w:t>
             </w:r>
@@ -1997,10 +1692,9 @@
       <w:r>
         <w:rPr>
           <w:rFonts w:ascii="UD デジタル教科書体 N" w:eastAsia="UD デジタル教科書体 N" w:hAnsi="UD デジタル教科書体 N" w:cs="UD デジタル教科書体 N"/>
-          <w:color w:val="1A1A1A"/>
+          <w:color w:val="EE0000"/>
           <w:sz w:val="27"/>
           <w:szCs w:val="27"/>
-          <w:bdr w:val="single" w:sz="5" w:space="0" w:color="A3B4CC"/>
         </w:rPr>
         <w:t xml:space="preserve">　</w:t>
       </w:r>
@@ -2018,7 +1712,7 @@
             <w:r>
               <w:rPr>
                 <w:rFonts w:ascii="UD デジタル教科書体 N" w:eastAsia="UD デジタル教科書体 N" w:hAnsi="UD デジタル教科書体 N" w:cs="UD デジタル教科書体 N"/>
-                <w:color w:val="1A1A1A"/>
+                <w:color w:val="EE0000"/>
                 <w:sz w:val="12"/>
                 <w:szCs w:val="12"/>
               </w:rPr>
@@ -2029,10 +1723,9 @@
             <w:r>
               <w:rPr>
                 <w:rFonts w:ascii="UD デジタル教科書体 N" w:eastAsia="UD デジタル教科書体 N" w:hAnsi="UD デジタル教科書体 N" w:cs="UD デジタル教科書体 N"/>
-                <w:color w:val="1A1A1A"/>
+                <w:color w:val="EE0000"/>
                 <w:sz w:val="27"/>
                 <w:szCs w:val="27"/>
-                <w:bdr w:val="single" w:sz="4" w:space="0" w:color="A3B4CC"/>
               </w:rPr>
               <w:t xml:space="preserve">啼</w:t>
             </w:r>
@@ -2042,22 +1735,11 @@
       <w:r>
         <w:rPr>
           <w:rFonts w:ascii="UD デジタル教科書体 N" w:eastAsia="UD デジタル教科書体 N" w:hAnsi="UD デジタル教科書体 N" w:cs="UD デジタル教科書体 N"/>
-          <w:color w:val="1A1A1A"/>
+          <w:color w:val="EE0000"/>
           <w:sz w:val="27"/>
           <w:szCs w:val="27"/>
-          <w:bdr w:val="single" w:sz="5" w:space="0" w:color="A3B4CC"/>
-        </w:rPr>
-        <w:t xml:space="preserve">き</w:t>
-      </w:r>
-      <w:r>
-        <w:rPr>
-          <w:rFonts w:ascii="UD デジタル教科書体 N" w:eastAsia="UD デジタル教科書体 N" w:hAnsi="UD デジタル教科書体 N" w:cs="UD デジタル教科書体 N"/>
-          <w:color w:val="1A1A1A"/>
-          <w:sz w:val="27"/>
-          <w:szCs w:val="27"/>
-          <w:bdr w:val="single" w:sz="4" w:space="0" w:color="A3B4CC"/>
-        </w:rPr>
-        <w:t xml:space="preserve">て</w:t>
+        </w:rPr>
+        <w:t xml:space="preserve">きて</w:t>
       </w:r>
       <w:r>
         <w:rPr/>
@@ -2073,7 +1755,7 @@
             <w:r>
               <w:rPr>
                 <w:rFonts w:ascii="UD デジタル教科書体 N" w:eastAsia="UD デジタル教科書体 N" w:hAnsi="UD デジタル教科書体 N" w:cs="UD デジタル教科書体 N"/>
-                <w:color w:val="1A1A1A"/>
+                <w:color w:val="EE0000"/>
                 <w:sz w:val="12"/>
                 <w:szCs w:val="12"/>
               </w:rPr>
@@ -2084,10 +1766,9 @@
             <w:r>
               <w:rPr>
                 <w:rFonts w:ascii="UD デジタル教科書体 N" w:eastAsia="UD デジタル教科書体 N" w:hAnsi="UD デジタル教科書体 N" w:cs="UD デジタル教科書体 N"/>
-                <w:color w:val="1A1A1A"/>
+                <w:color w:val="EE0000"/>
                 <w:sz w:val="27"/>
                 <w:szCs w:val="27"/>
-                <w:bdr w:val="single" w:sz="5" w:space="0" w:color="A3B4CC"/>
               </w:rPr>
               <w:t xml:space="preserve">住</w:t>
             </w:r>
@@ -2097,12 +1778,11 @@
       <w:r>
         <w:rPr>
           <w:rFonts w:ascii="UD デジタル教科書体 N" w:eastAsia="UD デジタル教科書体 N" w:hAnsi="UD デジタル教科書体 N" w:cs="UD デジタル教科書体 N"/>
-          <w:color w:val="1A1A1A"/>
+          <w:color w:val="EE0000"/>
           <w:sz w:val="27"/>
           <w:szCs w:val="27"/>
-          <w:bdr w:val="single" w:sz="4" w:space="0" w:color="A3B4CC"/>
-        </w:rPr>
-        <w:t xml:space="preserve">ま</w:t>
+        </w:rPr>
+        <w:t xml:space="preserve">まざるに</w:t>
       </w:r>
       <w:r>
         <w:rPr>
@@ -2110,105 +1790,20 @@
           <w:color w:val="1A1A1A"/>
           <w:sz w:val="27"/>
           <w:szCs w:val="27"/>
-          <w:bdr w:val="single" w:sz="5" w:space="0" w:color="A3B4CC"/>
-        </w:rPr>
-        <w:t xml:space="preserve">ざ</w:t>
-      </w:r>
-      <w:r>
-        <w:rPr>
-          <w:rFonts w:ascii="UD デジタル教科書体 N" w:eastAsia="UD デジタル教科書体 N" w:hAnsi="UD デジタル教科書体 N" w:cs="UD デジタル教科書体 N"/>
-          <w:color w:val="1A1A1A"/>
-          <w:sz w:val="27"/>
-          <w:szCs w:val="27"/>
-          <w:bdr w:val="single" w:sz="4" w:space="0" w:color="A3B4CC"/>
-        </w:rPr>
-        <w:t xml:space="preserve">る</w:t>
-      </w:r>
-      <w:r>
-        <w:rPr>
-          <w:rFonts w:ascii="UD デジタル教科書体 N" w:eastAsia="UD デジタル教科書体 N" w:hAnsi="UD デジタル教科書体 N" w:cs="UD デジタル教科書体 N"/>
-          <w:color w:val="1A1A1A"/>
-          <w:sz w:val="27"/>
-          <w:szCs w:val="27"/>
-          <w:bdr w:val="single" w:sz="5" w:space="0" w:color="A3B4CC"/>
-        </w:rPr>
-        <w:t xml:space="preserve">に</w:t>
-      </w:r>
-      <w:r>
-        <w:rPr>
-          <w:rFonts w:ascii="UD デジタル教科書体 N" w:eastAsia="UD デジタル教科書体 N" w:hAnsi="UD デジタル教科書体 N" w:cs="UD デジタル教科書体 N"/>
-          <w:color w:val="1A1A1A"/>
-          <w:sz w:val="27"/>
-          <w:szCs w:val="27"/>
-          <w:bdr w:val="single" w:sz="4" w:space="0" w:color="A3B4CC"/>
-        </w:rPr>
-        <w:t xml:space="preserve">　</w:t>
-      </w:r>
-      <w:r>
-        <w:rPr>
-          <w:rFonts w:ascii="UD デジタル教科書体 N" w:eastAsia="UD デジタル教科書体 N" w:hAnsi="UD デジタル教科書体 N" w:cs="UD デジタル教科書体 N"/>
-          <w:color w:val="1A1A1A"/>
-          <w:sz w:val="27"/>
-          <w:szCs w:val="27"/>
-          <w:bdr w:val="single" w:sz="5" w:space="0" w:color="A3B4CC"/>
-        </w:rPr>
-        <w:t xml:space="preserve">　</w:t>
-      </w:r>
-      <w:r>
-        <w:rPr>
-          <w:rFonts w:ascii="UD デジタル教科書体 N" w:eastAsia="UD デジタル教科書体 N" w:hAnsi="UD デジタル教科書体 N" w:cs="UD デジタル教科書体 N"/>
-          <w:color w:val="1A1A1A"/>
-          <w:sz w:val="27"/>
-          <w:szCs w:val="27"/>
-          <w:bdr w:val="single" w:sz="4" w:space="0" w:color="A3B4CC"/>
-        </w:rPr>
-        <w:t xml:space="preserve">　</w:t>
-      </w:r>
-      <w:r>
-        <w:rPr>
-          <w:rFonts w:ascii="UD デジタル教科書体 N" w:eastAsia="UD デジタル教科書体 N" w:hAnsi="UD デジタル教科書体 N" w:cs="UD デジタル教科書体 N"/>
-          <w:color w:val="1A1A1A"/>
-          <w:sz w:val="27"/>
-          <w:szCs w:val="27"/>
-          <w:bdr w:val="single" w:sz="5" w:space="0" w:color="A3B4CC"/>
-        </w:rPr>
-        <w:t xml:space="preserve">　</w:t>
-      </w:r>
-      <w:r>
-        <w:rPr>
-          <w:rFonts w:ascii="UD デジタル教科書体 N" w:eastAsia="UD デジタル教科書体 N" w:hAnsi="UD デジタル教科書体 N" w:cs="UD デジタル教科書体 N"/>
-          <w:color w:val="1A1A1A"/>
-          <w:sz w:val="27"/>
-          <w:szCs w:val="27"/>
-          <w:bdr w:val="single" w:sz="4" w:space="0" w:color="A3B4CC"/>
-        </w:rPr>
-        <w:t xml:space="preserve">　</w:t>
-      </w:r>
-      <w:r>
-        <w:rPr>
-          <w:rFonts w:ascii="UD デジタル教科書体 N" w:eastAsia="UD デジタル教科書体 N" w:hAnsi="UD デジタル教科書体 N" w:cs="UD デジタル教科書体 N"/>
-          <w:color w:val="1A1A1A"/>
-          <w:sz w:val="27"/>
-          <w:szCs w:val="27"/>
-          <w:bdr w:val="single" w:sz="5" w:space="0" w:color="A3B4CC"/>
-        </w:rPr>
-        <w:t xml:space="preserve">　</w:t>
-      </w:r>
-      <w:r>
-        <w:rPr>
-          <w:rFonts w:ascii="UD デジタル教科書体 N" w:eastAsia="UD デジタル教科書体 N" w:hAnsi="UD デジタル教科書体 N" w:cs="UD デジタル教科書体 N"/>
-          <w:color w:val="1A1A1A"/>
-          <w:sz w:val="27"/>
-          <w:szCs w:val="27"/>
-          <w:bdr w:val="single" w:sz="4" w:space="0" w:color="A3B4CC"/>
-        </w:rPr>
-        <w:t xml:space="preserve">　</w:t>
+        </w:rPr>
+        <w:t xml:space="preserve">　　　　　　</w:t>
       </w:r>
     </w:p>
     <w:p>
       <w:pPr>
+        <w:pBdr>
+          <w:top w:val="single" w:sz="4" w:space="1" w:color="A3B4CC"/>
+          <w:left w:val="single" w:sz="4" w:space="1" w:color="A3B4CC"/>
+          <w:bottom w:val="single" w:sz="4" w:space="1" w:color="A3B4CC"/>
+          <w:right w:val="single" w:sz="4" w:space="1" w:color="A3B4CC"/>
+        </w:pBdr>
         <w:snapToGrid w:val="0"/>
-        <w:spacing w:before="0" w:after="300" w:line="240" w:lineRule="auto"/>
+        <w:spacing w:before="0" w:after="300" w:line="392" w:lineRule="exact"/>
         <w:ind w:right="170"/>
       </w:pPr>
       <w:r>
@@ -2225,7 +1820,7 @@
             <w:r>
               <w:rPr>
                 <w:rFonts w:ascii="UD デジタル教科書体 N" w:eastAsia="UD デジタル教科書体 N" w:hAnsi="UD デジタル教科書体 N" w:cs="UD デジタル教科書体 N"/>
-                <w:color w:val="1A1A1A"/>
+                <w:color w:val="EE0000"/>
                 <w:sz w:val="12"/>
                 <w:szCs w:val="12"/>
               </w:rPr>
@@ -2236,10 +1831,9 @@
             <w:r>
               <w:rPr>
                 <w:rFonts w:ascii="UD デジタル教科書体 N" w:eastAsia="UD デジタル教科書体 N" w:hAnsi="UD デジタル教科書体 N" w:cs="UD デジタル教科書体 N"/>
-                <w:color w:val="1A1A1A"/>
+                <w:color w:val="EE0000"/>
                 <w:sz w:val="27"/>
                 <w:szCs w:val="27"/>
-                <w:bdr w:val="single" w:sz="4" w:space="0" w:color="A3B4CC"/>
               </w:rPr>
               <w:t xml:space="preserve">軽舟</w:t>
             </w:r>
@@ -2260,7 +1854,7 @@
             <w:r>
               <w:rPr>
                 <w:rFonts w:ascii="UD デジタル教科書体 N" w:eastAsia="UD デジタル教科書体 N" w:hAnsi="UD デジタル教科書体 N" w:cs="UD デジタル教科書体 N"/>
-                <w:color w:val="1A1A1A"/>
+                <w:color w:val="EE0000"/>
                 <w:sz w:val="12"/>
                 <w:szCs w:val="12"/>
               </w:rPr>
@@ -2271,10 +1865,9 @@
             <w:r>
               <w:rPr>
                 <w:rFonts w:ascii="UD デジタル教科書体 N" w:eastAsia="UD デジタル教科書体 N" w:hAnsi="UD デジタル教科書体 N" w:cs="UD デジタル教科書体 N"/>
-                <w:color w:val="1A1A1A"/>
+                <w:color w:val="EE0000"/>
                 <w:sz w:val="27"/>
                 <w:szCs w:val="27"/>
-                <w:bdr w:val="single" w:sz="5" w:space="0" w:color="A3B4CC"/>
               </w:rPr>
               <w:t xml:space="preserve">已</w:t>
             </w:r>
@@ -2284,10 +1877,9 @@
       <w:r>
         <w:rPr>
           <w:rFonts w:ascii="UD デジタル教科書体 N" w:eastAsia="UD デジタル教科書体 N" w:hAnsi="UD デジタル教科書体 N" w:cs="UD デジタル教科書体 N"/>
-          <w:color w:val="1A1A1A"/>
+          <w:color w:val="EE0000"/>
           <w:sz w:val="27"/>
           <w:szCs w:val="27"/>
-          <w:bdr w:val="single" w:sz="4" w:space="0" w:color="A3B4CC"/>
         </w:rPr>
         <w:t xml:space="preserve">に</w:t>
       </w:r>
@@ -2305,7 +1897,7 @@
             <w:r>
               <w:rPr>
                 <w:rFonts w:ascii="UD デジタル教科書体 N" w:eastAsia="UD デジタル教科書体 N" w:hAnsi="UD デジタル教科書体 N" w:cs="UD デジタル教科書体 N"/>
-                <w:color w:val="1A1A1A"/>
+                <w:color w:val="EE0000"/>
                 <w:sz w:val="12"/>
                 <w:szCs w:val="12"/>
               </w:rPr>
@@ -2316,10 +1908,9 @@
             <w:r>
               <w:rPr>
                 <w:rFonts w:ascii="UD デジタル教科書体 N" w:eastAsia="UD デジタル教科書体 N" w:hAnsi="UD デジタル教科書体 N" w:cs="UD デジタル教科書体 N"/>
-                <w:color w:val="1A1A1A"/>
+                <w:color w:val="EE0000"/>
                 <w:sz w:val="27"/>
                 <w:szCs w:val="27"/>
-                <w:bdr w:val="single" w:sz="5" w:space="0" w:color="A3B4CC"/>
               </w:rPr>
               <w:t xml:space="preserve">過</w:t>
             </w:r>
@@ -2329,22 +1920,11 @@
       <w:r>
         <w:rPr>
           <w:rFonts w:ascii="UD デジタル教科書体 N" w:eastAsia="UD デジタル教科書体 N" w:hAnsi="UD デジタル教科書体 N" w:cs="UD デジタル教科書体 N"/>
-          <w:color w:val="1A1A1A"/>
+          <w:color w:val="EE0000"/>
           <w:sz w:val="27"/>
           <w:szCs w:val="27"/>
-          <w:bdr w:val="single" w:sz="4" w:space="0" w:color="A3B4CC"/>
-        </w:rPr>
-        <w:t xml:space="preserve">ぐ</w:t>
-      </w:r>
-      <w:r>
-        <w:rPr>
-          <w:rFonts w:ascii="UD デジタル教科書体 N" w:eastAsia="UD デジタル教科書体 N" w:hAnsi="UD デジタル教科書体 N" w:cs="UD デジタル教科書体 N"/>
-          <w:color w:val="1A1A1A"/>
-          <w:sz w:val="27"/>
-          <w:szCs w:val="27"/>
-          <w:bdr w:val="single" w:sz="5" w:space="0" w:color="A3B4CC"/>
-        </w:rPr>
-        <w:t xml:space="preserve">　</w:t>
+        </w:rPr>
+        <w:t xml:space="preserve">ぐ　</w:t>
       </w:r>
       <w:r>
         <w:rPr/>
@@ -2360,7 +1940,7 @@
             <w:r>
               <w:rPr>
                 <w:rFonts w:ascii="UD デジタル教科書体 N" w:eastAsia="UD デジタル教科書体 N" w:hAnsi="UD デジタル教科書体 N" w:cs="UD デジタル教科書体 N"/>
-                <w:color w:val="1A1A1A"/>
+                <w:color w:val="EE0000"/>
                 <w:sz w:val="12"/>
                 <w:szCs w:val="12"/>
               </w:rPr>
@@ -2371,10 +1951,9 @@
             <w:r>
               <w:rPr>
                 <w:rFonts w:ascii="UD デジタル教科書体 N" w:eastAsia="UD デジタル教科書体 N" w:hAnsi="UD デジタル教科書体 N" w:cs="UD デジタル教科書体 N"/>
-                <w:color w:val="1A1A1A"/>
+                <w:color w:val="EE0000"/>
                 <w:sz w:val="27"/>
                 <w:szCs w:val="27"/>
-                <w:bdr w:val="single" w:sz="4" w:space="0" w:color="A3B4CC"/>
               </w:rPr>
               <w:t xml:space="preserve">万重</w:t>
             </w:r>
@@ -2384,10 +1963,9 @@
       <w:r>
         <w:rPr>
           <w:rFonts w:ascii="UD デジタル教科書体 N" w:eastAsia="UD デジタル教科書体 N" w:hAnsi="UD デジタル教科書体 N" w:cs="UD デジタル教科書体 N"/>
-          <w:color w:val="1A1A1A"/>
+          <w:color w:val="EE0000"/>
           <w:sz w:val="27"/>
           <w:szCs w:val="27"/>
-          <w:bdr w:val="single" w:sz="5" w:space="0" w:color="A3B4CC"/>
         </w:rPr>
         <w:t xml:space="preserve">の</w:t>
       </w:r>
@@ -2405,7 +1983,7 @@
             <w:r>
               <w:rPr>
                 <w:rFonts w:ascii="UD デジタル教科書体 N" w:eastAsia="UD デジタル教科書体 N" w:hAnsi="UD デジタル教科書体 N" w:cs="UD デジタル教科書体 N"/>
-                <w:color w:val="1A1A1A"/>
+                <w:color w:val="EE0000"/>
                 <w:sz w:val="12"/>
                 <w:szCs w:val="12"/>
               </w:rPr>
@@ -2416,10 +1994,9 @@
             <w:r>
               <w:rPr>
                 <w:rFonts w:ascii="UD デジタル教科書体 N" w:eastAsia="UD デジタル教科書体 N" w:hAnsi="UD デジタル教科書体 N" w:cs="UD デジタル教科書体 N"/>
-                <w:color w:val="1A1A1A"/>
+                <w:color w:val="EE0000"/>
                 <w:sz w:val="27"/>
                 <w:szCs w:val="27"/>
-                <w:bdr w:val="single" w:sz="4" w:space="0" w:color="A3B4CC"/>
               </w:rPr>
               <w:t xml:space="preserve">山</w:t>
             </w:r>
@@ -2432,99 +2009,8 @@
           <w:color w:val="1A1A1A"/>
           <w:sz w:val="27"/>
           <w:szCs w:val="27"/>
-          <w:bdr w:val="single" w:sz="5" w:space="0" w:color="A3B4CC"/>
-        </w:rPr>
-        <w:t xml:space="preserve">　</w:t>
-      </w:r>
-      <w:r>
-        <w:rPr>
-          <w:rFonts w:ascii="UD デジタル教科書体 N" w:eastAsia="UD デジタル教科書体 N" w:hAnsi="UD デジタル教科書体 N" w:cs="UD デジタル教科書体 N"/>
-          <w:color w:val="1A1A1A"/>
-          <w:sz w:val="27"/>
-          <w:szCs w:val="27"/>
-          <w:bdr w:val="single" w:sz="4" w:space="0" w:color="A3B4CC"/>
-        </w:rPr>
-        <w:t xml:space="preserve">　</w:t>
-      </w:r>
-      <w:r>
-        <w:rPr>
-          <w:rFonts w:ascii="UD デジタル教科書体 N" w:eastAsia="UD デジタル教科書体 N" w:hAnsi="UD デジタル教科書体 N" w:cs="UD デジタル教科書体 N"/>
-          <w:color w:val="1A1A1A"/>
-          <w:sz w:val="27"/>
-          <w:szCs w:val="27"/>
-          <w:bdr w:val="single" w:sz="5" w:space="0" w:color="A3B4CC"/>
-        </w:rPr>
-        <w:t xml:space="preserve">　</w:t>
-      </w:r>
-      <w:r>
-        <w:rPr>
-          <w:rFonts w:ascii="UD デジタル教科書体 N" w:eastAsia="UD デジタル教科書体 N" w:hAnsi="UD デジタル教科書体 N" w:cs="UD デジタル教科書体 N"/>
-          <w:color w:val="1A1A1A"/>
-          <w:sz w:val="27"/>
-          <w:szCs w:val="27"/>
-          <w:bdr w:val="single" w:sz="4" w:space="0" w:color="A3B4CC"/>
-        </w:rPr>
-        <w:t xml:space="preserve">　</w:t>
-      </w:r>
-      <w:r>
-        <w:rPr>
-          <w:rFonts w:ascii="UD デジタル教科書体 N" w:eastAsia="UD デジタル教科書体 N" w:hAnsi="UD デジタル教科書体 N" w:cs="UD デジタル教科書体 N"/>
-          <w:color w:val="1A1A1A"/>
-          <w:sz w:val="27"/>
-          <w:szCs w:val="27"/>
-          <w:bdr w:val="single" w:sz="5" w:space="0" w:color="A3B4CC"/>
-        </w:rPr>
-        <w:t xml:space="preserve">　</w:t>
-      </w:r>
-      <w:r>
-        <w:rPr>
-          <w:rFonts w:ascii="UD デジタル教科書体 N" w:eastAsia="UD デジタル教科書体 N" w:hAnsi="UD デジタル教科書体 N" w:cs="UD デジタル教科書体 N"/>
-          <w:color w:val="1A1A1A"/>
-          <w:sz w:val="27"/>
-          <w:szCs w:val="27"/>
-          <w:bdr w:val="single" w:sz="4" w:space="0" w:color="A3B4CC"/>
-        </w:rPr>
-        <w:t xml:space="preserve">　</w:t>
-      </w:r>
-      <w:r>
-        <w:rPr>
-          <w:rFonts w:ascii="UD デジタル教科書体 N" w:eastAsia="UD デジタル教科書体 N" w:hAnsi="UD デジタル教科書体 N" w:cs="UD デジタル教科書体 N"/>
-          <w:color w:val="1A1A1A"/>
-          <w:sz w:val="27"/>
-          <w:szCs w:val="27"/>
-          <w:bdr w:val="single" w:sz="5" w:space="0" w:color="A3B4CC"/>
-        </w:rPr>
-        <w:t xml:space="preserve">　</w:t>
-      </w:r>
-      <w:r>
-        <w:rPr>
-          <w:rFonts w:ascii="UD デジタル教科書体 N" w:eastAsia="UD デジタル教科書体 N" w:hAnsi="UD デジタル教科書体 N" w:cs="UD デジタル教科書体 N"/>
-          <w:color w:val="1A1A1A"/>
-          <w:sz w:val="27"/>
-          <w:szCs w:val="27"/>
-          <w:bdr w:val="single" w:sz="4" w:space="0" w:color="A3B4CC"/>
-        </w:rPr>
-        <w:t xml:space="preserve">　</w:t>
-      </w:r>
-      <w:r>
-        <w:rPr>
-          <w:rFonts w:ascii="UD デジタル教科書体 N" w:eastAsia="UD デジタル教科書体 N" w:hAnsi="UD デジタル教科書体 N" w:cs="UD デジタル教科書体 N"/>
-          <w:color w:val="1A1A1A"/>
-          <w:sz w:val="27"/>
-          <w:szCs w:val="27"/>
-          <w:bdr w:val="single" w:sz="5" w:space="0" w:color="A3B4CC"/>
-        </w:rPr>
-        <w:t xml:space="preserve">　</w:t>
-      </w:r>
-      <w:r>
-        <w:rPr>
-          <w:rFonts w:ascii="UD デジタル教科書体 N" w:eastAsia="UD デジタル教科書体 N" w:hAnsi="UD デジタル教科書体 N" w:cs="UD デジタル教科書体 N"/>
-          <w:color w:val="1A1A1A"/>
-          <w:sz w:val="27"/>
-          <w:szCs w:val="27"/>
-          <w:bdr w:val="single" w:sz="4" w:space="0" w:color="A3B4CC"/>
-        </w:rPr>
-        <w:t xml:space="preserve">　</w:t>
+        </w:rPr>
+        <w:t xml:space="preserve">　　　　　　　　　</w:t>
       </w:r>
     </w:p>
     <w:p>
@@ -2536,7 +2022,7 @@
           <w:pgMar w:top="850" w:right="907" w:bottom="1020" w:left="907" w:header="567" w:footer="567" w:gutter="0"/>
           <w:cols w:num="2" w:space="284" w:equalWidth="0">
             <w:col w:w="3402" w:space="284"/>
-            <w:col w:w="6350"/>
+            <w:col w:w="6350" w:space="284"/>
           </w:cols>
           <w:textDirection w:val="tbRl"/>
           <w:docGrid w:type="default" w:linePitch="360" w:charSpace="0"/>
@@ -2546,7 +2032,7 @@
     <w:p>
       <w:pPr>
         <w:snapToGrid w:val="0"/>
-        <w:spacing w:before="0" w:after="400" w:line="240" w:lineRule="auto"/>
+        <w:spacing w:before="0" w:after="480" w:line="304" w:lineRule="exact"/>
         <w:ind w:right="230"/>
       </w:pPr>
       <w:r>
@@ -2564,7 +2050,7 @@
     <w:p>
       <w:pPr>
         <w:snapToGrid w:val="0"/>
-        <w:spacing w:before="0" w:after="400" w:line="240" w:lineRule="auto"/>
+        <w:spacing w:before="0" w:after="480" w:line="261" w:lineRule="exact"/>
         <w:ind w:right="230"/>
       </w:pPr>
       <w:r>
@@ -2618,7 +2104,7 @@
     <w:p>
       <w:pPr>
         <w:snapToGrid w:val="0"/>
-        <w:spacing w:before="0" w:after="400" w:line="240" w:lineRule="auto"/>
+        <w:spacing w:before="0" w:after="480" w:line="261" w:lineRule="exact"/>
         <w:ind w:right="230"/>
       </w:pPr>
       <w:r>
@@ -2634,7 +2120,7 @@
     <w:p>
       <w:pPr>
         <w:snapToGrid w:val="0"/>
-        <w:spacing w:before="0" w:after="400" w:line="240" w:lineRule="auto"/>
+        <w:spacing w:before="0" w:after="480" w:line="261" w:lineRule="exact"/>
         <w:ind w:right="230"/>
       </w:pPr>
       <w:r>
@@ -2783,7 +2269,7 @@
     <w:p>
       <w:pPr>
         <w:snapToGrid w:val="0"/>
-        <w:spacing w:before="0" w:after="400" w:line="240" w:lineRule="auto"/>
+        <w:spacing w:before="0" w:after="480" w:line="261" w:lineRule="exact"/>
         <w:ind w:right="230"/>
       </w:pPr>
       <w:r>
@@ -2799,7 +2285,7 @@
     <w:p>
       <w:pPr>
         <w:snapToGrid w:val="0"/>
-        <w:spacing w:before="0" w:after="400" w:line="240" w:lineRule="auto"/>
+        <w:spacing w:before="0" w:after="480" w:line="261" w:lineRule="exact"/>
         <w:ind w:right="230"/>
       </w:pPr>
       <w:r>
@@ -2948,7 +2434,7 @@
     <w:p>
       <w:pPr>
         <w:snapToGrid w:val="0"/>
-        <w:spacing w:before="0" w:after="400" w:line="240" w:lineRule="auto"/>
+        <w:spacing w:before="0" w:after="480" w:line="304" w:lineRule="exact"/>
         <w:ind w:right="230"/>
       </w:pPr>
       <w:r>
@@ -2966,7 +2452,7 @@
     <w:p>
       <w:pPr>
         <w:snapToGrid w:val="0"/>
-        <w:spacing w:before="0" w:after="400" w:line="240" w:lineRule="auto"/>
+        <w:spacing w:before="0" w:after="480" w:line="261" w:lineRule="exact"/>
         <w:ind w:right="230"/>
       </w:pPr>
       <w:r>
@@ -3069,7 +2555,7 @@
     <w:p>
       <w:pPr>
         <w:snapToGrid w:val="0"/>
-        <w:spacing w:before="0" w:after="400" w:line="240" w:lineRule="auto"/>
+        <w:spacing w:before="0" w:after="480" w:line="261" w:lineRule="exact"/>
         <w:ind w:right="230"/>
       </w:pPr>
       <w:r>
@@ -3191,7 +2677,7 @@
     <w:p>
       <w:pPr>
         <w:snapToGrid w:val="0"/>
-        <w:spacing w:before="0" w:after="400" w:line="240" w:lineRule="auto"/>
+        <w:spacing w:before="0" w:after="480" w:line="261" w:lineRule="exact"/>
         <w:ind w:right="230"/>
       </w:pPr>
       <w:r>
@@ -3375,7 +2861,7 @@
     <w:p>
       <w:pPr>
         <w:snapToGrid w:val="0"/>
-        <w:spacing w:before="0" w:after="400" w:line="240" w:lineRule="auto"/>
+        <w:spacing w:before="0" w:after="480" w:line="261" w:lineRule="exact"/>
         <w:ind w:right="230"/>
       </w:pPr>
       <w:r>
@@ -3627,7 +3113,7 @@
     <w:p>
       <w:pPr>
         <w:snapToGrid w:val="0"/>
-        <w:spacing w:before="0" w:after="140" w:line="240" w:lineRule="auto"/>
+        <w:spacing w:before="0" w:after="140" w:line="348" w:lineRule="exact"/>
       </w:pPr>
       <w:r>
         <w:rPr>
@@ -3656,12 +3142,12 @@
           <wp:anchor distT="0" distB="0" distL="0" distR="0" simplePos="0" relativeHeight="251658240" behindDoc="1" locked="0" layoutInCell="1" allowOverlap="1">
             <wp:simplePos x="0" y="0"/>
             <wp:positionH relativeFrom="page">
-              <wp:posOffset>7133590</wp:posOffset>
+              <wp:posOffset>7127875</wp:posOffset>
             </wp:positionH>
             <wp:positionV relativeFrom="page">
               <wp:posOffset>469900</wp:posOffset>
             </wp:positionV>
-            <wp:extent cx="2571750" cy="6512560"/>
+            <wp:extent cx="2577465" cy="6512560"/>
             <wp:effectExtent l="0" t="0" r="0" b="0"/>
             <wp:wrapNone/>
             <wp:docPr id="1" name="frame1"/>
@@ -3673,7 +3159,7 @@
                   <wps:spPr>
                     <a:xfrm>
                       <a:off x="0" y="0"/>
-                      <a:ext cx="2571750" cy="6512560"/>
+                      <a:ext cx="2577465" cy="6512560"/>
                     </a:xfrm>
                     <a:prstGeom prst="roundRect">
                       <a:avLst>
@@ -3699,12 +3185,12 @@
           <wp:anchor distT="0" distB="0" distL="0" distR="0" simplePos="0" relativeHeight="251658240" behindDoc="1" locked="0" layoutInCell="1" allowOverlap="1">
             <wp:simplePos x="0" y="0"/>
             <wp:positionH relativeFrom="page">
-              <wp:posOffset>3796665</wp:posOffset>
+              <wp:posOffset>3670300</wp:posOffset>
             </wp:positionH>
             <wp:positionV relativeFrom="page">
               <wp:posOffset>469900</wp:posOffset>
             </wp:positionV>
-            <wp:extent cx="3188969" cy="6512560"/>
+            <wp:extent cx="3326130" cy="6512560"/>
             <wp:effectExtent l="0" t="0" r="0" b="0"/>
             <wp:wrapNone/>
             <wp:docPr id="2" name="frame2"/>
@@ -3716,7 +3202,7 @@
                   <wps:spPr>
                     <a:xfrm>
                       <a:off x="0" y="0"/>
-                      <a:ext cx="3188969" cy="6512560"/>
+                      <a:ext cx="3326130" cy="6512560"/>
                     </a:xfrm>
                     <a:prstGeom prst="roundRect">
                       <a:avLst>
@@ -3742,12 +3228,12 @@
           <wp:anchor distT="0" distB="0" distL="0" distR="0" simplePos="0" relativeHeight="251658240" behindDoc="1" locked="0" layoutInCell="1" allowOverlap="1">
             <wp:simplePos x="0" y="0"/>
             <wp:positionH relativeFrom="page">
-              <wp:posOffset>722630</wp:posOffset>
+              <wp:posOffset>760730</wp:posOffset>
             </wp:positionH>
             <wp:positionV relativeFrom="page">
               <wp:posOffset>469900</wp:posOffset>
             </wp:positionV>
-            <wp:extent cx="3010535" cy="6512560"/>
+            <wp:extent cx="2846069" cy="6512560"/>
             <wp:effectExtent l="0" t="0" r="0" b="0"/>
             <wp:wrapNone/>
             <wp:docPr id="3" name="frame3"/>
@@ -3759,7 +3245,7 @@
                   <wps:spPr>
                     <a:xfrm>
                       <a:off x="0" y="0"/>
-                      <a:ext cx="3010535" cy="6512560"/>
+                      <a:ext cx="2846069" cy="6512560"/>
                     </a:xfrm>
                     <a:prstGeom prst="roundRect">
                       <a:avLst>
@@ -3784,7 +3270,7 @@
     <w:p>
       <w:pPr>
         <w:snapToGrid w:val="0"/>
-        <w:spacing w:before="0" w:after="140" w:line="240" w:lineRule="auto"/>
+        <w:spacing w:before="0" w:after="140" w:line="319" w:lineRule="exact"/>
         <w:ind w:right="2200"/>
         <w:jc w:val="right"/>
       </w:pPr>
@@ -3814,7 +3300,7 @@
     <w:p>
       <w:pPr>
         <w:snapToGrid w:val="0"/>
-        <w:spacing w:before="0" w:after="170" w:line="240" w:lineRule="auto"/>
+        <w:spacing w:before="0" w:after="170" w:line="522" w:lineRule="exact"/>
         <w:ind w:right="170"/>
       </w:pPr>
       <w:r>
@@ -3995,7 +3481,7 @@
     <w:p>
       <w:pPr>
         <w:snapToGrid w:val="0"/>
-        <w:spacing w:before="0" w:after="170" w:line="240" w:lineRule="auto"/>
+        <w:spacing w:before="0" w:after="170" w:line="522" w:lineRule="exact"/>
         <w:ind w:right="170"/>
       </w:pPr>
       <w:r>
@@ -4122,7 +3608,7 @@
     <w:p>
       <w:pPr>
         <w:snapToGrid w:val="0"/>
-        <w:spacing w:before="0" w:after="170" w:line="240" w:lineRule="auto"/>
+        <w:spacing w:before="0" w:after="170" w:line="522" w:lineRule="exact"/>
         <w:ind w:right="170"/>
       </w:pPr>
       <w:r>
@@ -4317,7 +3803,7 @@
     <w:p>
       <w:pPr>
         <w:snapToGrid w:val="0"/>
-        <w:spacing w:before="0" w:after="170" w:line="240" w:lineRule="auto"/>
+        <w:spacing w:before="0" w:after="170" w:line="522" w:lineRule="exact"/>
         <w:ind w:right="170"/>
       </w:pPr>
       <w:r>
@@ -4488,7 +3974,7 @@
     <w:p>
       <w:pPr>
         <w:snapToGrid w:val="0"/>
-        <w:spacing w:before="0" w:after="170" w:line="240" w:lineRule="auto"/>
+        <w:spacing w:before="0" w:after="170" w:line="522" w:lineRule="exact"/>
         <w:ind w:right="170"/>
       </w:pPr>
       <w:r>
@@ -4648,8 +4134,14 @@
     </w:p>
     <w:p>
       <w:pPr>
+        <w:pBdr>
+          <w:top w:val="single" w:sz="4" w:space="1" w:color="A3B4CC"/>
+          <w:left w:val="single" w:sz="4" w:space="1" w:color="A3B4CC"/>
+          <w:bottom w:val="single" w:sz="4" w:space="1" w:color="A3B4CC"/>
+          <w:right w:val="single" w:sz="4" w:space="1" w:color="A3B4CC"/>
+        </w:pBdr>
         <w:snapToGrid w:val="0"/>
-        <w:spacing w:before="0" w:after="451" w:line="240" w:lineRule="auto"/>
+        <w:spacing w:before="0" w:after="425" w:line="267" w:lineRule="exact"/>
         <w:ind w:right="170"/>
       </w:pPr>
       <w:r>
@@ -4658,1830 +4150,144 @@
       <w:r>
         <w:rPr>
           <w:rFonts w:ascii="UD デジタル教科書体 N" w:eastAsia="UD デジタル教科書体 N" w:hAnsi="UD デジタル教科書体 N" w:cs="UD デジタル教科書体 N"/>
-          <w:color w:val="1A1A1A"/>
-          <w:sz w:val="17"/>
-          <w:szCs w:val="17"/>
-          <w:bdr w:val="single" w:sz="4" w:space="0" w:color="A3B4CC"/>
-        </w:rPr>
-        <w:t xml:space="preserve">早</w:t>
-      </w:r>
-      <w:r>
-        <w:rPr>
-          <w:rFonts w:ascii="UD デジタル教科書体 N" w:eastAsia="UD デジタル教科書体 N" w:hAnsi="UD デジタル教科書体 N" w:cs="UD デジタル教科書体 N"/>
-          <w:color w:val="1A1A1A"/>
-          <w:sz w:val="17"/>
-          <w:szCs w:val="17"/>
-          <w:bdr w:val="single" w:sz="5" w:space="0" w:color="A3B4CC"/>
-        </w:rPr>
-        <w:t xml:space="preserve">朝</w:t>
-      </w:r>
-      <w:r>
-        <w:rPr>
-          <w:rFonts w:ascii="UD デジタル教科書体 N" w:eastAsia="UD デジタル教科書体 N" w:hAnsi="UD デジタル教科書体 N" w:cs="UD デジタル教科書体 N"/>
-          <w:color w:val="1A1A1A"/>
-          <w:sz w:val="17"/>
-          <w:szCs w:val="17"/>
-          <w:bdr w:val="single" w:sz="4" w:space="0" w:color="A3B4CC"/>
-        </w:rPr>
-        <w:t xml:space="preserve">に</w:t>
-      </w:r>
-      <w:r>
-        <w:rPr>
-          <w:rFonts w:ascii="UD デジタル教科書体 N" w:eastAsia="UD デジタル教科書体 N" w:hAnsi="UD デジタル教科書体 N" w:cs="UD デジタル教科書体 N"/>
-          <w:color w:val="1A1A1A"/>
-          <w:sz w:val="17"/>
-          <w:szCs w:val="17"/>
-          <w:bdr w:val="single" w:sz="5" w:space="0" w:color="A3B4CC"/>
-        </w:rPr>
-        <w:t xml:space="preserve">白</w:t>
-      </w:r>
-      <w:r>
-        <w:rPr>
-          <w:rFonts w:ascii="UD デジタル教科書体 N" w:eastAsia="UD デジタル教科書体 N" w:hAnsi="UD デジタル教科書体 N" w:cs="UD デジタル教科書体 N"/>
-          <w:color w:val="1A1A1A"/>
-          <w:sz w:val="17"/>
-          <w:szCs w:val="17"/>
-          <w:bdr w:val="single" w:sz="4" w:space="0" w:color="A3B4CC"/>
-        </w:rPr>
-        <w:t xml:space="preserve">帝</w:t>
-      </w:r>
-      <w:r>
-        <w:rPr>
-          <w:rFonts w:ascii="UD デジタル教科書体 N" w:eastAsia="UD デジタル教科書体 N" w:hAnsi="UD デジタル教科書体 N" w:cs="UD デジタル教科書体 N"/>
-          <w:color w:val="1A1A1A"/>
-          <w:sz w:val="17"/>
-          <w:szCs w:val="17"/>
-          <w:bdr w:val="single" w:sz="5" w:space="0" w:color="A3B4CC"/>
-        </w:rPr>
-        <w:t xml:space="preserve">城</w:t>
-      </w:r>
-      <w:r>
-        <w:rPr>
-          <w:rFonts w:ascii="UD デジタル教科書体 N" w:eastAsia="UD デジタル教科書体 N" w:hAnsi="UD デジタル教科書体 N" w:cs="UD デジタル教科書体 N"/>
-          <w:color w:val="1A1A1A"/>
-          <w:sz w:val="17"/>
-          <w:szCs w:val="17"/>
-          <w:bdr w:val="single" w:sz="4" w:space="0" w:color="A3B4CC"/>
-        </w:rPr>
-        <w:t xml:space="preserve">を</w:t>
-      </w:r>
-      <w:r>
-        <w:rPr>
-          <w:rFonts w:ascii="UD デジタル教科書体 N" w:eastAsia="UD デジタル教科書体 N" w:hAnsi="UD デジタル教科書体 N" w:cs="UD デジタル教科書体 N"/>
-          <w:color w:val="1A1A1A"/>
-          <w:sz w:val="17"/>
-          <w:szCs w:val="17"/>
-          <w:bdr w:val="single" w:sz="5" w:space="0" w:color="A3B4CC"/>
-        </w:rPr>
-        <w:t xml:space="preserve">出</w:t>
-      </w:r>
-      <w:r>
-        <w:rPr>
-          <w:rFonts w:ascii="UD デジタル教科書体 N" w:eastAsia="UD デジタル教科書体 N" w:hAnsi="UD デジタル教科書体 N" w:cs="UD デジタル教科書体 N"/>
-          <w:color w:val="1A1A1A"/>
-          <w:sz w:val="17"/>
-          <w:szCs w:val="17"/>
-          <w:bdr w:val="single" w:sz="4" w:space="0" w:color="A3B4CC"/>
-        </w:rPr>
-        <w:t xml:space="preserve">発</w:t>
-      </w:r>
-      <w:r>
-        <w:rPr>
-          <w:rFonts w:ascii="UD デジタル教科書体 N" w:eastAsia="UD デジタル教科書体 N" w:hAnsi="UD デジタル教科書体 N" w:cs="UD デジタル教科書体 N"/>
-          <w:color w:val="1A1A1A"/>
-          <w:sz w:val="17"/>
-          <w:szCs w:val="17"/>
-          <w:bdr w:val="single" w:sz="5" w:space="0" w:color="A3B4CC"/>
-        </w:rPr>
-        <w:t xml:space="preserve">す</w:t>
-      </w:r>
-      <w:r>
-        <w:rPr>
-          <w:rFonts w:ascii="UD デジタル教科書体 N" w:eastAsia="UD デジタル教科書体 N" w:hAnsi="UD デジタル教科書体 N" w:cs="UD デジタル教科書体 N"/>
-          <w:color w:val="1A1A1A"/>
-          <w:sz w:val="17"/>
-          <w:szCs w:val="17"/>
-          <w:bdr w:val="single" w:sz="4" w:space="0" w:color="A3B4CC"/>
-        </w:rPr>
-        <w:t xml:space="preserve">る</w:t>
-      </w:r>
-      <w:r>
-        <w:rPr>
-          <w:rFonts w:ascii="UD デジタル教科書体 N" w:eastAsia="UD デジタル教科書体 N" w:hAnsi="UD デジタル教科書体 N" w:cs="UD デジタル教科書体 N"/>
-          <w:color w:val="1A1A1A"/>
-          <w:sz w:val="17"/>
-          <w:szCs w:val="17"/>
-          <w:bdr w:val="single" w:sz="5" w:space="0" w:color="A3B4CC"/>
-        </w:rPr>
-        <w:t xml:space="preserve">　</w:t>
-      </w:r>
-      <w:r>
-        <w:rPr>
-          <w:rFonts w:ascii="UD デジタル教科書体 N" w:eastAsia="UD デジタル教科書体 N" w:hAnsi="UD デジタル教科書体 N" w:cs="UD デジタル教科書体 N"/>
-          <w:color w:val="1A1A1A"/>
-          <w:sz w:val="17"/>
-          <w:szCs w:val="17"/>
-          <w:bdr w:val="single" w:sz="4" w:space="0" w:color="A3B4CC"/>
-        </w:rPr>
-        <w:t xml:space="preserve">　</w:t>
-      </w:r>
-      <w:r>
-        <w:rPr>
-          <w:rFonts w:ascii="UD デジタル教科書体 N" w:eastAsia="UD デジタル教科書体 N" w:hAnsi="UD デジタル教科書体 N" w:cs="UD デジタル教科書体 N"/>
-          <w:color w:val="1A1A1A"/>
-          <w:sz w:val="17"/>
-          <w:szCs w:val="17"/>
-          <w:bdr w:val="single" w:sz="5" w:space="0" w:color="A3B4CC"/>
-        </w:rPr>
-        <w:t xml:space="preserve">　</w:t>
-      </w:r>
-      <w:r>
-        <w:rPr>
-          <w:rFonts w:ascii="UD デジタル教科書体 N" w:eastAsia="UD デジタル教科書体 N" w:hAnsi="UD デジタル教科書体 N" w:cs="UD デジタル教科書体 N"/>
-          <w:color w:val="1A1A1A"/>
-          <w:sz w:val="17"/>
-          <w:szCs w:val="17"/>
-          <w:bdr w:val="single" w:sz="4" w:space="0" w:color="A3B4CC"/>
-        </w:rPr>
-        <w:t xml:space="preserve">　</w:t>
-      </w:r>
-      <w:r>
-        <w:rPr>
-          <w:rFonts w:ascii="UD デジタル教科書体 N" w:eastAsia="UD デジタル教科書体 N" w:hAnsi="UD デジタル教科書体 N" w:cs="UD デジタル教科書体 N"/>
-          <w:color w:val="1A1A1A"/>
-          <w:sz w:val="17"/>
-          <w:szCs w:val="17"/>
-          <w:bdr w:val="single" w:sz="5" w:space="0" w:color="A3B4CC"/>
-        </w:rPr>
-        <w:t xml:space="preserve">　</w:t>
-      </w:r>
-      <w:r>
-        <w:rPr>
-          <w:rFonts w:ascii="UD デジタル教科書体 N" w:eastAsia="UD デジタル教科書体 N" w:hAnsi="UD デジタル教科書体 N" w:cs="UD デジタル教科書体 N"/>
-          <w:color w:val="1A1A1A"/>
-          <w:sz w:val="17"/>
-          <w:szCs w:val="17"/>
-          <w:bdr w:val="single" w:sz="4" w:space="0" w:color="A3B4CC"/>
-        </w:rPr>
-        <w:t xml:space="preserve">　</w:t>
-      </w:r>
-      <w:r>
-        <w:rPr>
-          <w:rFonts w:ascii="UD デジタル教科書体 N" w:eastAsia="UD デジタル教科書体 N" w:hAnsi="UD デジタル教科書体 N" w:cs="UD デジタル教科書体 N"/>
-          <w:color w:val="1A1A1A"/>
-          <w:sz w:val="17"/>
-          <w:szCs w:val="17"/>
-          <w:bdr w:val="single" w:sz="5" w:space="0" w:color="A3B4CC"/>
-        </w:rPr>
-        <w:t xml:space="preserve">　</w:t>
-      </w:r>
-      <w:r>
-        <w:rPr>
-          <w:rFonts w:ascii="UD デジタル教科書体 N" w:eastAsia="UD デジタル教科書体 N" w:hAnsi="UD デジタル教科書体 N" w:cs="UD デジタル教科書体 N"/>
-          <w:color w:val="1A1A1A"/>
-          <w:sz w:val="17"/>
-          <w:szCs w:val="17"/>
-          <w:bdr w:val="single" w:sz="4" w:space="0" w:color="A3B4CC"/>
-        </w:rPr>
-        <w:t xml:space="preserve">　</w:t>
-      </w:r>
-      <w:r>
-        <w:rPr>
-          <w:rFonts w:ascii="UD デジタル教科書体 N" w:eastAsia="UD デジタル教科書体 N" w:hAnsi="UD デジタル教科書体 N" w:cs="UD デジタル教科書体 N"/>
-          <w:color w:val="1A1A1A"/>
-          <w:sz w:val="17"/>
-          <w:szCs w:val="17"/>
-          <w:bdr w:val="single" w:sz="5" w:space="0" w:color="A3B4CC"/>
-        </w:rPr>
-        <w:t xml:space="preserve">　</w:t>
-      </w:r>
-      <w:r>
-        <w:rPr>
-          <w:rFonts w:ascii="UD デジタル教科書体 N" w:eastAsia="UD デジタル教科書体 N" w:hAnsi="UD デジタル教科書体 N" w:cs="UD デジタル教科書体 N"/>
-          <w:color w:val="1A1A1A"/>
-          <w:sz w:val="17"/>
-          <w:szCs w:val="17"/>
-          <w:bdr w:val="single" w:sz="4" w:space="0" w:color="A3B4CC"/>
-        </w:rPr>
-        <w:t xml:space="preserve">　</w:t>
-      </w:r>
-      <w:r>
-        <w:rPr>
-          <w:rFonts w:ascii="UD デジタル教科書体 N" w:eastAsia="UD デジタル教科書体 N" w:hAnsi="UD デジタル教科書体 N" w:cs="UD デジタル教科書体 N"/>
-          <w:color w:val="1A1A1A"/>
-          <w:sz w:val="17"/>
-          <w:szCs w:val="17"/>
-          <w:bdr w:val="single" w:sz="5" w:space="0" w:color="A3B4CC"/>
-        </w:rPr>
-        <w:t xml:space="preserve">　</w:t>
-      </w:r>
-      <w:r>
-        <w:rPr>
-          <w:rFonts w:ascii="UD デジタル教科書体 N" w:eastAsia="UD デジタル教科書体 N" w:hAnsi="UD デジタル教科書体 N" w:cs="UD デジタル教科書体 N"/>
-          <w:color w:val="1A1A1A"/>
-          <w:sz w:val="17"/>
-          <w:szCs w:val="17"/>
-          <w:bdr w:val="single" w:sz="4" w:space="0" w:color="A3B4CC"/>
-        </w:rPr>
-        <w:t xml:space="preserve">　</w:t>
-      </w:r>
-      <w:r>
-        <w:rPr>
-          <w:rFonts w:ascii="UD デジタル教科書体 N" w:eastAsia="UD デジタル教科書体 N" w:hAnsi="UD デジタル教科書体 N" w:cs="UD デジタル教科書体 N"/>
-          <w:color w:val="1A1A1A"/>
-          <w:sz w:val="17"/>
-          <w:szCs w:val="17"/>
-          <w:bdr w:val="single" w:sz="5" w:space="0" w:color="A3B4CC"/>
-        </w:rPr>
-        <w:t xml:space="preserve">　</w:t>
-      </w:r>
-      <w:r>
-        <w:rPr>
-          <w:rFonts w:ascii="UD デジタル教科書体 N" w:eastAsia="UD デジタル教科書体 N" w:hAnsi="UD デジタル教科書体 N" w:cs="UD デジタル教科書体 N"/>
-          <w:color w:val="1A1A1A"/>
-          <w:sz w:val="17"/>
-          <w:szCs w:val="17"/>
-          <w:bdr w:val="single" w:sz="4" w:space="0" w:color="A3B4CC"/>
-        </w:rPr>
-        <w:t xml:space="preserve">　</w:t>
-      </w:r>
-      <w:r>
-        <w:rPr>
-          <w:rFonts w:ascii="UD デジタル教科書体 N" w:eastAsia="UD デジタル教科書体 N" w:hAnsi="UD デジタル教科書体 N" w:cs="UD デジタル教科書体 N"/>
-          <w:color w:val="1A1A1A"/>
-          <w:sz w:val="17"/>
-          <w:szCs w:val="17"/>
-          <w:bdr w:val="single" w:sz="5" w:space="0" w:color="A3B4CC"/>
-        </w:rPr>
-        <w:t xml:space="preserve">　</w:t>
-      </w:r>
-      <w:r>
-        <w:rPr>
-          <w:rFonts w:ascii="UD デジタル教科書体 N" w:eastAsia="UD デジタル教科書体 N" w:hAnsi="UD デジタル教科書体 N" w:cs="UD デジタル教科書体 N"/>
-          <w:color w:val="1A1A1A"/>
-          <w:sz w:val="17"/>
-          <w:szCs w:val="17"/>
-          <w:bdr w:val="single" w:sz="4" w:space="0" w:color="A3B4CC"/>
-        </w:rPr>
-        <w:t xml:space="preserve">　</w:t>
-      </w:r>
-      <w:r>
-        <w:rPr>
-          <w:rFonts w:ascii="UD デジタル教科書体 N" w:eastAsia="UD デジタル教科書体 N" w:hAnsi="UD デジタル教科書体 N" w:cs="UD デジタル教科書体 N"/>
-          <w:color w:val="1A1A1A"/>
-          <w:sz w:val="17"/>
-          <w:szCs w:val="17"/>
-          <w:bdr w:val="single" w:sz="5" w:space="0" w:color="A3B4CC"/>
-        </w:rPr>
-        <w:t xml:space="preserve">　</w:t>
-      </w:r>
-      <w:r>
-        <w:rPr>
-          <w:rFonts w:ascii="UD デジタル教科書体 N" w:eastAsia="UD デジタル教科書体 N" w:hAnsi="UD デジタル教科書体 N" w:cs="UD デジタル教科書体 N"/>
-          <w:color w:val="1A1A1A"/>
-          <w:sz w:val="17"/>
-          <w:szCs w:val="17"/>
-          <w:bdr w:val="single" w:sz="4" w:space="0" w:color="A3B4CC"/>
-        </w:rPr>
-        <w:t xml:space="preserve">　</w:t>
-      </w:r>
-      <w:r>
-        <w:rPr>
-          <w:rFonts w:ascii="UD デジタル教科書体 N" w:eastAsia="UD デジタル教科書体 N" w:hAnsi="UD デジタル教科書体 N" w:cs="UD デジタル教科書体 N"/>
-          <w:color w:val="1A1A1A"/>
-          <w:sz w:val="17"/>
-          <w:szCs w:val="17"/>
-          <w:bdr w:val="single" w:sz="5" w:space="0" w:color="A3B4CC"/>
-        </w:rPr>
-        <w:t xml:space="preserve">　</w:t>
-      </w:r>
-      <w:r>
-        <w:rPr>
-          <w:rFonts w:ascii="UD デジタル教科書体 N" w:eastAsia="UD デジタル教科書体 N" w:hAnsi="UD デジタル教科書体 N" w:cs="UD デジタル教科書体 N"/>
-          <w:color w:val="1A1A1A"/>
-          <w:sz w:val="17"/>
-          <w:szCs w:val="17"/>
-          <w:bdr w:val="single" w:sz="4" w:space="0" w:color="A3B4CC"/>
-        </w:rPr>
-        <w:t xml:space="preserve">　</w:t>
-      </w:r>
-      <w:r>
-        <w:rPr>
-          <w:rFonts w:ascii="UD デジタル教科書体 N" w:eastAsia="UD デジタル教科書体 N" w:hAnsi="UD デジタル教科書体 N" w:cs="UD デジタル教科書体 N"/>
-          <w:color w:val="1A1A1A"/>
-          <w:sz w:val="17"/>
-          <w:szCs w:val="17"/>
-          <w:bdr w:val="single" w:sz="5" w:space="0" w:color="A3B4CC"/>
-        </w:rPr>
-        <w:t xml:space="preserve">　</w:t>
-      </w:r>
-      <w:r>
-        <w:rPr>
-          <w:rFonts w:ascii="UD デジタル教科書体 N" w:eastAsia="UD デジタル教科書体 N" w:hAnsi="UD デジタル教科書体 N" w:cs="UD デジタル教科書体 N"/>
-          <w:color w:val="1A1A1A"/>
-          <w:sz w:val="17"/>
-          <w:szCs w:val="17"/>
-          <w:bdr w:val="single" w:sz="4" w:space="0" w:color="A3B4CC"/>
-        </w:rPr>
-        <w:t xml:space="preserve">　</w:t>
-      </w:r>
-      <w:r>
-        <w:rPr>
-          <w:rFonts w:ascii="UD デジタル教科書体 N" w:eastAsia="UD デジタル教科書体 N" w:hAnsi="UD デジタル教科書体 N" w:cs="UD デジタル教科書体 N"/>
-          <w:color w:val="1A1A1A"/>
-          <w:sz w:val="17"/>
-          <w:szCs w:val="17"/>
-          <w:bdr w:val="single" w:sz="5" w:space="0" w:color="A3B4CC"/>
-        </w:rPr>
-        <w:t xml:space="preserve">　</w:t>
-      </w:r>
-      <w:r>
-        <w:rPr>
-          <w:rFonts w:ascii="UD デジタル教科書体 N" w:eastAsia="UD デジタル教科書体 N" w:hAnsi="UD デジタル教科書体 N" w:cs="UD デジタル教科書体 N"/>
-          <w:color w:val="1A1A1A"/>
-          <w:sz w:val="17"/>
-          <w:szCs w:val="17"/>
-          <w:bdr w:val="single" w:sz="4" w:space="0" w:color="A3B4CC"/>
-        </w:rPr>
-        <w:t xml:space="preserve">　</w:t>
-      </w:r>
-      <w:r>
-        <w:rPr>
-          <w:rFonts w:ascii="UD デジタル教科書体 N" w:eastAsia="UD デジタル教科書体 N" w:hAnsi="UD デジタル教科書体 N" w:cs="UD デジタル教科書体 N"/>
-          <w:color w:val="1A1A1A"/>
-          <w:sz w:val="17"/>
-          <w:szCs w:val="17"/>
-          <w:bdr w:val="single" w:sz="5" w:space="0" w:color="A3B4CC"/>
-        </w:rPr>
-        <w:t xml:space="preserve">　</w:t>
+          <w:color w:val="EE0000"/>
+          <w:sz w:val="18"/>
+          <w:szCs w:val="18"/>
+        </w:rPr>
+        <w:t xml:space="preserve">早朝に白帝城を出発する</w:t>
+      </w:r>
+      <w:r>
+        <w:rPr>
+          <w:rFonts w:ascii="UD デジタル教科書体 N" w:eastAsia="UD デジタル教科書体 N" w:hAnsi="UD デジタル教科書体 N" w:cs="UD デジタル教科書体 N"/>
+          <w:color w:val="1A1A1A"/>
+          <w:sz w:val="18"/>
+          <w:szCs w:val="18"/>
+        </w:rPr>
+        <w:t xml:space="preserve">　　　　　　　　　　　　　　　　　　　　　</w:t>
       </w:r>
     </w:p>
     <w:p>
       <w:pPr>
+        <w:pBdr>
+          <w:top w:val="single" w:sz="4" w:space="1" w:color="A3B4CC"/>
+          <w:left w:val="single" w:sz="4" w:space="1" w:color="A3B4CC"/>
+          <w:bottom w:val="single" w:sz="4" w:space="1" w:color="A3B4CC"/>
+          <w:right w:val="single" w:sz="4" w:space="1" w:color="A3B4CC"/>
+        </w:pBdr>
         <w:snapToGrid w:val="0"/>
-        <w:spacing w:before="0" w:after="451" w:line="240" w:lineRule="auto"/>
+        <w:spacing w:before="0" w:after="425" w:line="267" w:lineRule="exact"/>
         <w:ind w:right="170"/>
       </w:pPr>
       <w:r>
         <w:rPr>
           <w:rFonts w:ascii="UD デジタル教科書体 N" w:eastAsia="UD デジタル教科書体 N" w:hAnsi="UD デジタル教科書体 N" w:cs="UD デジタル教科書体 N"/>
-          <w:color w:val="1A1A1A"/>
-          <w:sz w:val="17"/>
-          <w:szCs w:val="17"/>
-          <w:bdr w:val="single" w:sz="4" w:space="0" w:color="A3B4CC"/>
-        </w:rPr>
-        <w:t xml:space="preserve">朝</w:t>
-      </w:r>
-      <w:r>
-        <w:rPr>
-          <w:rFonts w:ascii="UD デジタル教科書体 N" w:eastAsia="UD デジタル教科書体 N" w:hAnsi="UD デジタル教科書体 N" w:cs="UD デジタル教科書体 N"/>
-          <w:color w:val="1A1A1A"/>
-          <w:sz w:val="17"/>
-          <w:szCs w:val="17"/>
-          <w:bdr w:val="single" w:sz="5" w:space="0" w:color="A3B4CC"/>
-        </w:rPr>
-        <w:t xml:space="preserve">、</w:t>
-      </w:r>
-      <w:r>
-        <w:rPr>
-          <w:rFonts w:ascii="UD デジタル教科書体 N" w:eastAsia="UD デジタル教科書体 N" w:hAnsi="UD デジタル教科書体 N" w:cs="UD デジタル教科書体 N"/>
-          <w:color w:val="1A1A1A"/>
-          <w:sz w:val="17"/>
-          <w:szCs w:val="17"/>
-          <w:bdr w:val="single" w:sz="4" w:space="0" w:color="A3B4CC"/>
-        </w:rPr>
-        <w:t xml:space="preserve">私</w:t>
-      </w:r>
-      <w:r>
-        <w:rPr>
-          <w:rFonts w:ascii="UD デジタル教科書体 N" w:eastAsia="UD デジタル教科書体 N" w:hAnsi="UD デジタル教科書体 N" w:cs="UD デジタル教科書体 N"/>
-          <w:color w:val="1A1A1A"/>
-          <w:sz w:val="17"/>
-          <w:szCs w:val="17"/>
-          <w:bdr w:val="single" w:sz="5" w:space="0" w:color="A3B4CC"/>
-        </w:rPr>
-        <w:t xml:space="preserve">は</w:t>
-      </w:r>
-      <w:r>
-        <w:rPr>
-          <w:rFonts w:ascii="UD デジタル教科書体 N" w:eastAsia="UD デジタル教科書体 N" w:hAnsi="UD デジタル教科書体 N" w:cs="UD デジタル教科書体 N"/>
-          <w:color w:val="1A1A1A"/>
-          <w:sz w:val="17"/>
-          <w:szCs w:val="17"/>
-          <w:bdr w:val="single" w:sz="4" w:space="0" w:color="A3B4CC"/>
-        </w:rPr>
-        <w:t xml:space="preserve">別</w:t>
-      </w:r>
-      <w:r>
-        <w:rPr>
-          <w:rFonts w:ascii="UD デジタル教科書体 N" w:eastAsia="UD デジタル教科書体 N" w:hAnsi="UD デジタル教科書体 N" w:cs="UD デジタル教科書体 N"/>
-          <w:color w:val="1A1A1A"/>
-          <w:sz w:val="17"/>
-          <w:szCs w:val="17"/>
-          <w:bdr w:val="single" w:sz="5" w:space="0" w:color="A3B4CC"/>
-        </w:rPr>
-        <w:t xml:space="preserve">れ</w:t>
-      </w:r>
-      <w:r>
-        <w:rPr>
-          <w:rFonts w:ascii="UD デジタル教科書体 N" w:eastAsia="UD デジタル教科書体 N" w:hAnsi="UD デジタル教科書体 N" w:cs="UD デジタル教科書体 N"/>
-          <w:color w:val="1A1A1A"/>
-          <w:sz w:val="17"/>
-          <w:szCs w:val="17"/>
-          <w:bdr w:val="single" w:sz="4" w:space="0" w:color="A3B4CC"/>
-        </w:rPr>
-        <w:t xml:space="preserve">を</w:t>
-      </w:r>
-      <w:r>
-        <w:rPr>
-          <w:rFonts w:ascii="UD デジタル教科書体 N" w:eastAsia="UD デジタル教科書体 N" w:hAnsi="UD デジタル教科書体 N" w:cs="UD デジタル教科書体 N"/>
-          <w:color w:val="1A1A1A"/>
-          <w:sz w:val="17"/>
-          <w:szCs w:val="17"/>
-          <w:bdr w:val="single" w:sz="5" w:space="0" w:color="A3B4CC"/>
-        </w:rPr>
-        <w:t xml:space="preserve">告</w:t>
-      </w:r>
-      <w:r>
-        <w:rPr>
-          <w:rFonts w:ascii="UD デジタル教科書体 N" w:eastAsia="UD デジタル教科書体 N" w:hAnsi="UD デジタル教科書体 N" w:cs="UD デジタル教科書体 N"/>
-          <w:color w:val="1A1A1A"/>
-          <w:sz w:val="17"/>
-          <w:szCs w:val="17"/>
-          <w:bdr w:val="single" w:sz="4" w:space="0" w:color="A3B4CC"/>
-        </w:rPr>
-        <w:t xml:space="preserve">げ</w:t>
-      </w:r>
-      <w:r>
-        <w:rPr>
-          <w:rFonts w:ascii="UD デジタル教科書体 N" w:eastAsia="UD デジタル教科書体 N" w:hAnsi="UD デジタル教科書体 N" w:cs="UD デジタル教科書体 N"/>
-          <w:color w:val="1A1A1A"/>
-          <w:sz w:val="17"/>
-          <w:szCs w:val="17"/>
-          <w:bdr w:val="single" w:sz="5" w:space="0" w:color="A3B4CC"/>
-        </w:rPr>
-        <w:t xml:space="preserve">た</w:t>
-      </w:r>
-      <w:r>
-        <w:rPr>
-          <w:rFonts w:ascii="UD デジタル教科書体 N" w:eastAsia="UD デジタル教科書体 N" w:hAnsi="UD デジタル教科書体 N" w:cs="UD デジタル教科書体 N"/>
-          <w:color w:val="1A1A1A"/>
-          <w:sz w:val="17"/>
-          <w:szCs w:val="17"/>
-          <w:bdr w:val="single" w:sz="4" w:space="0" w:color="A3B4CC"/>
-        </w:rPr>
-        <w:t xml:space="preserve">、</w:t>
-      </w:r>
-      <w:r>
-        <w:rPr>
-          <w:rFonts w:ascii="UD デジタル教科書体 N" w:eastAsia="UD デジタル教科書体 N" w:hAnsi="UD デジタル教科書体 N" w:cs="UD デジタル教科書体 N"/>
-          <w:color w:val="1A1A1A"/>
-          <w:sz w:val="17"/>
-          <w:szCs w:val="17"/>
-          <w:bdr w:val="single" w:sz="5" w:space="0" w:color="A3B4CC"/>
-        </w:rPr>
-        <w:t xml:space="preserve">朝</w:t>
-      </w:r>
-      <w:r>
-        <w:rPr>
-          <w:rFonts w:ascii="UD デジタル教科書体 N" w:eastAsia="UD デジタル教科書体 N" w:hAnsi="UD デジタル教科書体 N" w:cs="UD デジタル教科書体 N"/>
-          <w:color w:val="1A1A1A"/>
-          <w:sz w:val="17"/>
-          <w:szCs w:val="17"/>
-          <w:bdr w:val="single" w:sz="4" w:space="0" w:color="A3B4CC"/>
-        </w:rPr>
-        <w:t xml:space="preserve">焼</w:t>
-      </w:r>
-      <w:r>
-        <w:rPr>
-          <w:rFonts w:ascii="UD デジタル教科書体 N" w:eastAsia="UD デジタル教科書体 N" w:hAnsi="UD デジタル教科書体 N" w:cs="UD デジタル教科書体 N"/>
-          <w:color w:val="1A1A1A"/>
-          <w:sz w:val="17"/>
-          <w:szCs w:val="17"/>
-          <w:bdr w:val="single" w:sz="5" w:space="0" w:color="A3B4CC"/>
-        </w:rPr>
-        <w:t xml:space="preserve">け</w:t>
-      </w:r>
-      <w:r>
-        <w:rPr>
-          <w:rFonts w:ascii="UD デジタル教科書体 N" w:eastAsia="UD デジタル教科書体 N" w:hAnsi="UD デジタル教科書体 N" w:cs="UD デジタル教科書体 N"/>
-          <w:color w:val="1A1A1A"/>
-          <w:sz w:val="17"/>
-          <w:szCs w:val="17"/>
-          <w:bdr w:val="single" w:sz="4" w:space="0" w:color="A3B4CC"/>
-        </w:rPr>
-        <w:t xml:space="preserve">雲</w:t>
-      </w:r>
-      <w:r>
-        <w:rPr>
-          <w:rFonts w:ascii="UD デジタル教科書体 N" w:eastAsia="UD デジタル教科書体 N" w:hAnsi="UD デジタル教科書体 N" w:cs="UD デジタル教科書体 N"/>
-          <w:color w:val="1A1A1A"/>
-          <w:sz w:val="17"/>
-          <w:szCs w:val="17"/>
-          <w:bdr w:val="single" w:sz="5" w:space="0" w:color="A3B4CC"/>
-        </w:rPr>
-        <w:t xml:space="preserve">の</w:t>
-      </w:r>
-      <w:r>
-        <w:rPr>
-          <w:rFonts w:ascii="UD デジタル教科書体 N" w:eastAsia="UD デジタル教科書体 N" w:hAnsi="UD デジタル教科書体 N" w:cs="UD デジタル教科書体 N"/>
-          <w:color w:val="1A1A1A"/>
-          <w:sz w:val="17"/>
-          <w:szCs w:val="17"/>
-          <w:bdr w:val="single" w:sz="4" w:space="0" w:color="A3B4CC"/>
-        </w:rPr>
-        <w:t xml:space="preserve">た</w:t>
-      </w:r>
-      <w:r>
-        <w:rPr>
-          <w:rFonts w:ascii="UD デジタル教科書体 N" w:eastAsia="UD デジタル教科書体 N" w:hAnsi="UD デジタル教科書体 N" w:cs="UD デジタル教科書体 N"/>
-          <w:color w:val="1A1A1A"/>
-          <w:sz w:val="17"/>
-          <w:szCs w:val="17"/>
-          <w:bdr w:val="single" w:sz="5" w:space="0" w:color="A3B4CC"/>
-        </w:rPr>
-        <w:t xml:space="preserve">な</w:t>
-      </w:r>
-      <w:r>
-        <w:rPr>
-          <w:rFonts w:ascii="UD デジタル教科書体 N" w:eastAsia="UD デジタル教科書体 N" w:hAnsi="UD デジタル教科書体 N" w:cs="UD デジタル教科書体 N"/>
-          <w:color w:val="1A1A1A"/>
-          <w:sz w:val="17"/>
-          <w:szCs w:val="17"/>
-          <w:bdr w:val="single" w:sz="4" w:space="0" w:color="A3B4CC"/>
-        </w:rPr>
-        <w:t xml:space="preserve">び</w:t>
-      </w:r>
-      <w:r>
-        <w:rPr>
-          <w:rFonts w:ascii="UD デジタル教科書体 N" w:eastAsia="UD デジタル教科書体 N" w:hAnsi="UD デジタル教科書体 N" w:cs="UD デジタル教科書体 N"/>
-          <w:color w:val="1A1A1A"/>
-          <w:sz w:val="17"/>
-          <w:szCs w:val="17"/>
-          <w:bdr w:val="single" w:sz="5" w:space="0" w:color="A3B4CC"/>
-        </w:rPr>
-        <w:t xml:space="preserve">く</w:t>
-      </w:r>
-      <w:r>
-        <w:rPr>
-          <w:rFonts w:ascii="UD デジタル教科書体 N" w:eastAsia="UD デジタル教科書体 N" w:hAnsi="UD デジタル教科書体 N" w:cs="UD デジタル教科書体 N"/>
-          <w:color w:val="1A1A1A"/>
-          <w:sz w:val="17"/>
-          <w:szCs w:val="17"/>
-          <w:bdr w:val="single" w:sz="4" w:space="0" w:color="A3B4CC"/>
-        </w:rPr>
-        <w:t xml:space="preserve">白</w:t>
-      </w:r>
-      <w:r>
-        <w:rPr>
-          <w:rFonts w:ascii="UD デジタル教科書体 N" w:eastAsia="UD デジタル教科書体 N" w:hAnsi="UD デジタル教科書体 N" w:cs="UD デジタル教科書体 N"/>
-          <w:color w:val="1A1A1A"/>
-          <w:sz w:val="17"/>
-          <w:szCs w:val="17"/>
-          <w:bdr w:val="single" w:sz="5" w:space="0" w:color="A3B4CC"/>
-        </w:rPr>
-        <w:t xml:space="preserve">帝</w:t>
-      </w:r>
-      <w:r>
-        <w:rPr>
-          <w:rFonts w:ascii="UD デジタル教科書体 N" w:eastAsia="UD デジタル教科書体 N" w:hAnsi="UD デジタル教科書体 N" w:cs="UD デジタル教科書体 N"/>
-          <w:color w:val="1A1A1A"/>
-          <w:sz w:val="17"/>
-          <w:szCs w:val="17"/>
-          <w:bdr w:val="single" w:sz="4" w:space="0" w:color="A3B4CC"/>
-        </w:rPr>
-        <w:t xml:space="preserve">城</w:t>
-      </w:r>
-      <w:r>
-        <w:rPr>
-          <w:rFonts w:ascii="UD デジタル教科書体 N" w:eastAsia="UD デジタル教科書体 N" w:hAnsi="UD デジタル教科書体 N" w:cs="UD デジタル教科書体 N"/>
-          <w:color w:val="1A1A1A"/>
-          <w:sz w:val="17"/>
-          <w:szCs w:val="17"/>
-          <w:bdr w:val="single" w:sz="5" w:space="0" w:color="A3B4CC"/>
-        </w:rPr>
-        <w:t xml:space="preserve">に</w:t>
-      </w:r>
-      <w:r>
-        <w:rPr>
-          <w:rFonts w:ascii="UD デジタル教科書体 N" w:eastAsia="UD デジタル教科書体 N" w:hAnsi="UD デジタル教科書体 N" w:cs="UD デジタル教科書体 N"/>
-          <w:color w:val="1A1A1A"/>
-          <w:sz w:val="17"/>
-          <w:szCs w:val="17"/>
-          <w:bdr w:val="single" w:sz="4" w:space="0" w:color="A3B4CC"/>
-        </w:rPr>
-        <w:t xml:space="preserve">。</w:t>
-      </w:r>
-      <w:r>
-        <w:rPr>
-          <w:rFonts w:ascii="UD デジタル教科書体 N" w:eastAsia="UD デジタル教科書体 N" w:hAnsi="UD デジタル教科書体 N" w:cs="UD デジタル教科書体 N"/>
-          <w:color w:val="1A1A1A"/>
-          <w:sz w:val="17"/>
-          <w:szCs w:val="17"/>
-          <w:bdr w:val="single" w:sz="5" w:space="0" w:color="A3B4CC"/>
-        </w:rPr>
-        <w:t xml:space="preserve">　</w:t>
-      </w:r>
-      <w:r>
-        <w:rPr>
-          <w:rFonts w:ascii="UD デジタル教科書体 N" w:eastAsia="UD デジタル教科書体 N" w:hAnsi="UD デジタル教科書体 N" w:cs="UD デジタル教科書体 N"/>
-          <w:color w:val="1A1A1A"/>
-          <w:sz w:val="17"/>
-          <w:szCs w:val="17"/>
-          <w:bdr w:val="single" w:sz="4" w:space="0" w:color="A3B4CC"/>
-        </w:rPr>
-        <w:t xml:space="preserve">　</w:t>
-      </w:r>
-      <w:r>
-        <w:rPr>
-          <w:rFonts w:ascii="UD デジタル教科書体 N" w:eastAsia="UD デジタル教科書体 N" w:hAnsi="UD デジタル教科書体 N" w:cs="UD デジタル教科書体 N"/>
-          <w:color w:val="1A1A1A"/>
-          <w:sz w:val="17"/>
-          <w:szCs w:val="17"/>
-          <w:bdr w:val="single" w:sz="5" w:space="0" w:color="A3B4CC"/>
-        </w:rPr>
-        <w:t xml:space="preserve">　</w:t>
-      </w:r>
-      <w:r>
-        <w:rPr>
-          <w:rFonts w:ascii="UD デジタル教科書体 N" w:eastAsia="UD デジタル教科書体 N" w:hAnsi="UD デジタル教科書体 N" w:cs="UD デジタル教科書体 N"/>
-          <w:color w:val="1A1A1A"/>
-          <w:sz w:val="17"/>
-          <w:szCs w:val="17"/>
-          <w:bdr w:val="single" w:sz="4" w:space="0" w:color="A3B4CC"/>
-        </w:rPr>
-        <w:t xml:space="preserve">　</w:t>
-      </w:r>
-      <w:r>
-        <w:rPr>
-          <w:rFonts w:ascii="UD デジタル教科書体 N" w:eastAsia="UD デジタル教科書体 N" w:hAnsi="UD デジタル教科書体 N" w:cs="UD デジタル教科書体 N"/>
-          <w:color w:val="1A1A1A"/>
-          <w:sz w:val="17"/>
-          <w:szCs w:val="17"/>
-          <w:bdr w:val="single" w:sz="5" w:space="0" w:color="A3B4CC"/>
-        </w:rPr>
-        <w:t xml:space="preserve">　</w:t>
-      </w:r>
-      <w:r>
-        <w:rPr>
-          <w:rFonts w:ascii="UD デジタル教科書体 N" w:eastAsia="UD デジタル教科書体 N" w:hAnsi="UD デジタル教科書体 N" w:cs="UD デジタル教科書体 N"/>
-          <w:color w:val="1A1A1A"/>
-          <w:sz w:val="17"/>
-          <w:szCs w:val="17"/>
-          <w:bdr w:val="single" w:sz="4" w:space="0" w:color="A3B4CC"/>
-        </w:rPr>
-        <w:t xml:space="preserve">　</w:t>
-      </w:r>
-      <w:r>
-        <w:rPr>
-          <w:rFonts w:ascii="UD デジタル教科書体 N" w:eastAsia="UD デジタル教科書体 N" w:hAnsi="UD デジタル教科書体 N" w:cs="UD デジタル教科書体 N"/>
-          <w:color w:val="1A1A1A"/>
-          <w:sz w:val="17"/>
-          <w:szCs w:val="17"/>
-          <w:bdr w:val="single" w:sz="5" w:space="0" w:color="A3B4CC"/>
-        </w:rPr>
-        <w:t xml:space="preserve">　</w:t>
-      </w:r>
-      <w:r>
-        <w:rPr>
-          <w:rFonts w:ascii="UD デジタル教科書体 N" w:eastAsia="UD デジタル教科書体 N" w:hAnsi="UD デジタル教科書体 N" w:cs="UD デジタル教科書体 N"/>
-          <w:color w:val="1A1A1A"/>
-          <w:sz w:val="17"/>
-          <w:szCs w:val="17"/>
-          <w:bdr w:val="single" w:sz="4" w:space="0" w:color="A3B4CC"/>
-        </w:rPr>
-        <w:t xml:space="preserve">　</w:t>
-      </w:r>
-      <w:r>
-        <w:rPr>
-          <w:rFonts w:ascii="UD デジタル教科書体 N" w:eastAsia="UD デジタル教科書体 N" w:hAnsi="UD デジタル教科書体 N" w:cs="UD デジタル教科書体 N"/>
-          <w:color w:val="1A1A1A"/>
-          <w:sz w:val="17"/>
-          <w:szCs w:val="17"/>
-          <w:bdr w:val="single" w:sz="5" w:space="0" w:color="A3B4CC"/>
-        </w:rPr>
-        <w:t xml:space="preserve">　</w:t>
-      </w:r>
-      <w:r>
-        <w:rPr>
-          <w:rFonts w:ascii="UD デジタル教科書体 N" w:eastAsia="UD デジタル教科書体 N" w:hAnsi="UD デジタル教科書体 N" w:cs="UD デジタル教科書体 N"/>
-          <w:color w:val="1A1A1A"/>
-          <w:sz w:val="17"/>
-          <w:szCs w:val="17"/>
-          <w:bdr w:val="single" w:sz="4" w:space="0" w:color="A3B4CC"/>
-        </w:rPr>
-        <w:t xml:space="preserve">　</w:t>
-      </w:r>
-      <w:r>
-        <w:rPr>
-          <w:rFonts w:ascii="UD デジタル教科書体 N" w:eastAsia="UD デジタル教科書体 N" w:hAnsi="UD デジタル教科書体 N" w:cs="UD デジタル教科書体 N"/>
-          <w:color w:val="1A1A1A"/>
-          <w:sz w:val="17"/>
-          <w:szCs w:val="17"/>
-          <w:bdr w:val="single" w:sz="5" w:space="0" w:color="A3B4CC"/>
-        </w:rPr>
-        <w:t xml:space="preserve">　</w:t>
+          <w:color w:val="EE0000"/>
+          <w:sz w:val="18"/>
+          <w:szCs w:val="18"/>
+        </w:rPr>
+        <w:t xml:space="preserve">朝、私は別れを告げた、朝焼け雲のたなびく白帝城に。</w:t>
+      </w:r>
+      <w:r>
+        <w:rPr>
+          <w:rFonts w:ascii="UD デジタル教科書体 N" w:eastAsia="UD デジタル教科書体 N" w:hAnsi="UD デジタル教科書体 N" w:cs="UD デジタル教科書体 N"/>
+          <w:color w:val="1A1A1A"/>
+          <w:sz w:val="18"/>
+          <w:szCs w:val="18"/>
+        </w:rPr>
+        <w:t xml:space="preserve">　　　　　　　</w:t>
       </w:r>
     </w:p>
     <w:p>
       <w:pPr>
+        <w:pBdr>
+          <w:top w:val="single" w:sz="4" w:space="1" w:color="A3B4CC"/>
+          <w:left w:val="single" w:sz="4" w:space="1" w:color="A3B4CC"/>
+          <w:bottom w:val="single" w:sz="4" w:space="1" w:color="A3B4CC"/>
+          <w:right w:val="single" w:sz="4" w:space="1" w:color="A3B4CC"/>
+        </w:pBdr>
         <w:snapToGrid w:val="0"/>
-        <w:spacing w:before="0" w:after="451" w:line="240" w:lineRule="auto"/>
+        <w:spacing w:before="0" w:after="425" w:line="267" w:lineRule="exact"/>
         <w:ind w:right="170"/>
       </w:pPr>
       <w:r>
         <w:rPr>
           <w:rFonts w:ascii="UD デジタル教科書体 N" w:eastAsia="UD デジタル教科書体 N" w:hAnsi="UD デジタル教科書体 N" w:cs="UD デジタル教科書体 N"/>
-          <w:color w:val="1A1A1A"/>
-          <w:sz w:val="17"/>
-          <w:szCs w:val="17"/>
-          <w:bdr w:val="single" w:sz="4" w:space="0" w:color="A3B4CC"/>
-        </w:rPr>
-        <w:t xml:space="preserve">（</w:t>
-      </w:r>
-      <w:r>
-        <w:rPr>
-          <w:rFonts w:ascii="UD デジタル教科書体 N" w:eastAsia="UD デジタル教科書体 N" w:hAnsi="UD デジタル教科書体 N" w:cs="UD デジタル教科書体 N"/>
-          <w:color w:val="1A1A1A"/>
-          <w:sz w:val="17"/>
-          <w:szCs w:val="17"/>
-          <w:bdr w:val="single" w:sz="5" w:space="0" w:color="A3B4CC"/>
-        </w:rPr>
-        <w:t xml:space="preserve">私</w:t>
-      </w:r>
-      <w:r>
-        <w:rPr>
-          <w:rFonts w:ascii="UD デジタル教科書体 N" w:eastAsia="UD デジタル教科書体 N" w:hAnsi="UD デジタル教科書体 N" w:cs="UD デジタル教科書体 N"/>
-          <w:color w:val="1A1A1A"/>
-          <w:sz w:val="17"/>
-          <w:szCs w:val="17"/>
-          <w:bdr w:val="single" w:sz="4" w:space="0" w:color="A3B4CC"/>
-        </w:rPr>
-        <w:t xml:space="preserve">の</w:t>
-      </w:r>
-      <w:r>
-        <w:rPr>
-          <w:rFonts w:ascii="UD デジタル教科書体 N" w:eastAsia="UD デジタル教科書体 N" w:hAnsi="UD デジタル教科書体 N" w:cs="UD デジタル教科書体 N"/>
-          <w:color w:val="1A1A1A"/>
-          <w:sz w:val="17"/>
-          <w:szCs w:val="17"/>
-          <w:bdr w:val="single" w:sz="5" w:space="0" w:color="A3B4CC"/>
-        </w:rPr>
-        <w:t xml:space="preserve">舟</w:t>
-      </w:r>
-      <w:r>
-        <w:rPr>
-          <w:rFonts w:ascii="UD デジタル教科書体 N" w:eastAsia="UD デジタル教科書体 N" w:hAnsi="UD デジタル教科書体 N" w:cs="UD デジタル教科書体 N"/>
-          <w:color w:val="1A1A1A"/>
-          <w:sz w:val="17"/>
-          <w:szCs w:val="17"/>
-          <w:bdr w:val="single" w:sz="4" w:space="0" w:color="A3B4CC"/>
-        </w:rPr>
-        <w:t xml:space="preserve">は</w:t>
-      </w:r>
-      <w:r>
-        <w:rPr>
-          <w:rFonts w:ascii="UD デジタル教科書体 N" w:eastAsia="UD デジタル教科書体 N" w:hAnsi="UD デジタル教科書体 N" w:cs="UD デジタル教科書体 N"/>
-          <w:color w:val="1A1A1A"/>
-          <w:sz w:val="17"/>
-          <w:szCs w:val="17"/>
-          <w:bdr w:val="single" w:sz="5" w:space="0" w:color="A3B4CC"/>
-        </w:rPr>
-        <w:t xml:space="preserve">、</w:t>
-      </w:r>
-      <w:r>
-        <w:rPr>
-          <w:rFonts w:ascii="UD デジタル教科書体 N" w:eastAsia="UD デジタル教科書体 N" w:hAnsi="UD デジタル教科書体 N" w:cs="UD デジタル教科書体 N"/>
-          <w:color w:val="1A1A1A"/>
-          <w:sz w:val="17"/>
-          <w:szCs w:val="17"/>
-          <w:bdr w:val="single" w:sz="4" w:space="0" w:color="A3B4CC"/>
-        </w:rPr>
-        <w:t xml:space="preserve">）</w:t>
-      </w:r>
-      <w:r>
-        <w:rPr>
-          <w:rFonts w:ascii="UD デジタル教科書体 N" w:eastAsia="UD デジタル教科書体 N" w:hAnsi="UD デジタル教科書体 N" w:cs="UD デジタル教科書体 N"/>
-          <w:color w:val="1A1A1A"/>
-          <w:sz w:val="17"/>
-          <w:szCs w:val="17"/>
-          <w:bdr w:val="single" w:sz="5" w:space="0" w:color="A3B4CC"/>
-        </w:rPr>
-        <w:t xml:space="preserve">千</w:t>
-      </w:r>
-      <w:r>
-        <w:rPr>
-          <w:rFonts w:ascii="UD デジタル教科書体 N" w:eastAsia="UD デジタル教科書体 N" w:hAnsi="UD デジタル教科書体 N" w:cs="UD デジタル教科書体 N"/>
-          <w:color w:val="1A1A1A"/>
-          <w:sz w:val="17"/>
-          <w:szCs w:val="17"/>
-          <w:bdr w:val="single" w:sz="4" w:space="0" w:color="A3B4CC"/>
-        </w:rPr>
-        <w:t xml:space="preserve">里</w:t>
-      </w:r>
-      <w:r>
-        <w:rPr>
-          <w:rFonts w:ascii="UD デジタル教科書体 N" w:eastAsia="UD デジタル教科書体 N" w:hAnsi="UD デジタル教科書体 N" w:cs="UD デジタル教科書体 N"/>
-          <w:color w:val="1A1A1A"/>
-          <w:sz w:val="17"/>
-          <w:szCs w:val="17"/>
-          <w:bdr w:val="single" w:sz="5" w:space="0" w:color="A3B4CC"/>
-        </w:rPr>
-        <w:t xml:space="preserve">を</w:t>
-      </w:r>
-      <w:r>
-        <w:rPr>
-          <w:rFonts w:ascii="UD デジタル教科書体 N" w:eastAsia="UD デジタル教科書体 N" w:hAnsi="UD デジタル教科書体 N" w:cs="UD デジタル教科書体 N"/>
-          <w:color w:val="1A1A1A"/>
-          <w:sz w:val="17"/>
-          <w:szCs w:val="17"/>
-          <w:bdr w:val="single" w:sz="4" w:space="0" w:color="A3B4CC"/>
-        </w:rPr>
-        <w:t xml:space="preserve">隔</w:t>
-      </w:r>
-      <w:r>
-        <w:rPr>
-          <w:rFonts w:ascii="UD デジタル教科書体 N" w:eastAsia="UD デジタル教科書体 N" w:hAnsi="UD デジタル教科書体 N" w:cs="UD デジタル教科書体 N"/>
-          <w:color w:val="1A1A1A"/>
-          <w:sz w:val="17"/>
-          <w:szCs w:val="17"/>
-          <w:bdr w:val="single" w:sz="5" w:space="0" w:color="A3B4CC"/>
-        </w:rPr>
-        <w:t xml:space="preserve">て</w:t>
-      </w:r>
-      <w:r>
-        <w:rPr>
-          <w:rFonts w:ascii="UD デジタル教科書体 N" w:eastAsia="UD デジタル教科書体 N" w:hAnsi="UD デジタル教科書体 N" w:cs="UD デジタル教科書体 N"/>
-          <w:color w:val="1A1A1A"/>
-          <w:sz w:val="17"/>
-          <w:szCs w:val="17"/>
-          <w:bdr w:val="single" w:sz="4" w:space="0" w:color="A3B4CC"/>
-        </w:rPr>
-        <w:t xml:space="preserve">た</w:t>
-      </w:r>
-      <w:r>
-        <w:rPr>
-          <w:rFonts w:ascii="UD デジタル教科書体 N" w:eastAsia="UD デジタル教科書体 N" w:hAnsi="UD デジタル教科書体 N" w:cs="UD デジタル教科書体 N"/>
-          <w:color w:val="1A1A1A"/>
-          <w:sz w:val="17"/>
-          <w:szCs w:val="17"/>
-          <w:bdr w:val="single" w:sz="5" w:space="0" w:color="A3B4CC"/>
-        </w:rPr>
-        <w:t xml:space="preserve">江</w:t>
-      </w:r>
-      <w:r>
-        <w:rPr>
-          <w:rFonts w:ascii="UD デジタル教科書体 N" w:eastAsia="UD デジタル教科書体 N" w:hAnsi="UD デジタル教科書体 N" w:cs="UD デジタル教科書体 N"/>
-          <w:color w:val="1A1A1A"/>
-          <w:sz w:val="17"/>
-          <w:szCs w:val="17"/>
-          <w:bdr w:val="single" w:sz="4" w:space="0" w:color="A3B4CC"/>
-        </w:rPr>
-        <w:t xml:space="preserve">陵</w:t>
-      </w:r>
-      <w:r>
-        <w:rPr>
-          <w:rFonts w:ascii="UD デジタル教科書体 N" w:eastAsia="UD デジタル教科書体 N" w:hAnsi="UD デジタル教科書体 N" w:cs="UD デジタル教科書体 N"/>
-          <w:color w:val="1A1A1A"/>
-          <w:sz w:val="17"/>
-          <w:szCs w:val="17"/>
-          <w:bdr w:val="single" w:sz="5" w:space="0" w:color="A3B4CC"/>
-        </w:rPr>
-        <w:t xml:space="preserve">に</w:t>
-      </w:r>
-      <w:r>
-        <w:rPr>
-          <w:rFonts w:ascii="UD デジタル教科書体 N" w:eastAsia="UD デジタル教科書体 N" w:hAnsi="UD デジタル教科書体 N" w:cs="UD デジタル教科書体 N"/>
-          <w:color w:val="1A1A1A"/>
-          <w:sz w:val="17"/>
-          <w:szCs w:val="17"/>
-          <w:bdr w:val="single" w:sz="4" w:space="0" w:color="A3B4CC"/>
-        </w:rPr>
-        <w:t xml:space="preserve">、</w:t>
-      </w:r>
-      <w:r>
-        <w:rPr>
-          <w:rFonts w:ascii="UD デジタル教科書体 N" w:eastAsia="UD デジタル教科書体 N" w:hAnsi="UD デジタル教科書体 N" w:cs="UD デジタル教科書体 N"/>
-          <w:color w:val="1A1A1A"/>
-          <w:sz w:val="17"/>
-          <w:szCs w:val="17"/>
-          <w:bdr w:val="single" w:sz="5" w:space="0" w:color="A3B4CC"/>
-        </w:rPr>
-        <w:t xml:space="preserve">た</w:t>
-      </w:r>
-      <w:r>
-        <w:rPr>
-          <w:rFonts w:ascii="UD デジタル教科書体 N" w:eastAsia="UD デジタル教科書体 N" w:hAnsi="UD デジタル教科書体 N" w:cs="UD デジタル教科書体 N"/>
-          <w:color w:val="1A1A1A"/>
-          <w:sz w:val="17"/>
-          <w:szCs w:val="17"/>
-          <w:bdr w:val="single" w:sz="4" w:space="0" w:color="A3B4CC"/>
-        </w:rPr>
-        <w:t xml:space="preserve">っ</w:t>
-      </w:r>
-      <w:r>
-        <w:rPr>
-          <w:rFonts w:ascii="UD デジタル教科書体 N" w:eastAsia="UD デジタル教科書体 N" w:hAnsi="UD デジタル教科書体 N" w:cs="UD デジタル教科書体 N"/>
-          <w:color w:val="1A1A1A"/>
-          <w:sz w:val="17"/>
-          <w:szCs w:val="17"/>
-          <w:bdr w:val="single" w:sz="5" w:space="0" w:color="A3B4CC"/>
-        </w:rPr>
-        <w:t xml:space="preserve">た</w:t>
-      </w:r>
-      <w:r>
-        <w:rPr>
-          <w:rFonts w:ascii="UD デジタル教科書体 N" w:eastAsia="UD デジタル教科書体 N" w:hAnsi="UD デジタル教科書体 N" w:cs="UD デジタル教科書体 N"/>
-          <w:color w:val="1A1A1A"/>
-          <w:sz w:val="17"/>
-          <w:szCs w:val="17"/>
-          <w:bdr w:val="single" w:sz="4" w:space="0" w:color="A3B4CC"/>
-        </w:rPr>
-        <w:t xml:space="preserve">一</w:t>
-      </w:r>
-      <w:r>
-        <w:rPr>
-          <w:rFonts w:ascii="UD デジタル教科書体 N" w:eastAsia="UD デジタル教科書体 N" w:hAnsi="UD デジタル教科書体 N" w:cs="UD デジタル教科書体 N"/>
-          <w:color w:val="1A1A1A"/>
-          <w:sz w:val="17"/>
-          <w:szCs w:val="17"/>
-          <w:bdr w:val="single" w:sz="5" w:space="0" w:color="A3B4CC"/>
-        </w:rPr>
-        <w:t xml:space="preserve">日</w:t>
-      </w:r>
-      <w:r>
-        <w:rPr>
-          <w:rFonts w:ascii="UD デジタル教科書体 N" w:eastAsia="UD デジタル教科書体 N" w:hAnsi="UD デジタル教科書体 N" w:cs="UD デジタル教科書体 N"/>
-          <w:color w:val="1A1A1A"/>
-          <w:sz w:val="17"/>
-          <w:szCs w:val="17"/>
-          <w:bdr w:val="single" w:sz="4" w:space="0" w:color="A3B4CC"/>
-        </w:rPr>
-        <w:t xml:space="preserve">で</w:t>
-      </w:r>
-      <w:r>
-        <w:rPr>
-          <w:rFonts w:ascii="UD デジタル教科書体 N" w:eastAsia="UD デジタル教科書体 N" w:hAnsi="UD デジタル教科書体 N" w:cs="UD デジタル教科書体 N"/>
-          <w:color w:val="1A1A1A"/>
-          <w:sz w:val="17"/>
-          <w:szCs w:val="17"/>
-          <w:bdr w:val="single" w:sz="5" w:space="0" w:color="A3B4CC"/>
-        </w:rPr>
-        <w:t xml:space="preserve">帰</w:t>
-      </w:r>
-      <w:r>
-        <w:rPr>
-          <w:rFonts w:ascii="UD デジタル教科書体 N" w:eastAsia="UD デジタル教科書体 N" w:hAnsi="UD デジタル教科書体 N" w:cs="UD デジタル教科書体 N"/>
-          <w:color w:val="1A1A1A"/>
-          <w:sz w:val="17"/>
-          <w:szCs w:val="17"/>
-          <w:bdr w:val="single" w:sz="4" w:space="0" w:color="A3B4CC"/>
-        </w:rPr>
-        <w:t xml:space="preserve">っ</w:t>
-      </w:r>
-      <w:r>
-        <w:rPr>
-          <w:rFonts w:ascii="UD デジタル教科書体 N" w:eastAsia="UD デジタル教科書体 N" w:hAnsi="UD デジタル教科書体 N" w:cs="UD デジタル教科書体 N"/>
-          <w:color w:val="1A1A1A"/>
-          <w:sz w:val="17"/>
-          <w:szCs w:val="17"/>
-          <w:bdr w:val="single" w:sz="5" w:space="0" w:color="A3B4CC"/>
-        </w:rPr>
-        <w:t xml:space="preserve">て</w:t>
-      </w:r>
-      <w:r>
-        <w:rPr>
-          <w:rFonts w:ascii="UD デジタル教科書体 N" w:eastAsia="UD デジタル教科書体 N" w:hAnsi="UD デジタル教科書体 N" w:cs="UD デジタル教科書体 N"/>
-          <w:color w:val="1A1A1A"/>
-          <w:sz w:val="17"/>
-          <w:szCs w:val="17"/>
-          <w:bdr w:val="single" w:sz="4" w:space="0" w:color="A3B4CC"/>
-        </w:rPr>
-        <w:t xml:space="preserve">行</w:t>
-      </w:r>
-      <w:r>
-        <w:rPr>
-          <w:rFonts w:ascii="UD デジタル教科書体 N" w:eastAsia="UD デジタル教科書体 N" w:hAnsi="UD デジタル教科書体 N" w:cs="UD デジタル教科書体 N"/>
-          <w:color w:val="1A1A1A"/>
-          <w:sz w:val="17"/>
-          <w:szCs w:val="17"/>
-          <w:bdr w:val="single" w:sz="5" w:space="0" w:color="A3B4CC"/>
-        </w:rPr>
-        <w:t xml:space="preserve">く</w:t>
-      </w:r>
-      <w:r>
-        <w:rPr>
-          <w:rFonts w:ascii="UD デジタル教科書体 N" w:eastAsia="UD デジタル教科書体 N" w:hAnsi="UD デジタル教科書体 N" w:cs="UD デジタル教科書体 N"/>
-          <w:color w:val="1A1A1A"/>
-          <w:sz w:val="17"/>
-          <w:szCs w:val="17"/>
-          <w:bdr w:val="single" w:sz="4" w:space="0" w:color="A3B4CC"/>
-        </w:rPr>
-        <w:t xml:space="preserve">の</w:t>
-      </w:r>
-      <w:r>
-        <w:rPr>
-          <w:rFonts w:ascii="UD デジタル教科書体 N" w:eastAsia="UD デジタル教科書体 N" w:hAnsi="UD デジタル教科書体 N" w:cs="UD デジタル教科書体 N"/>
-          <w:color w:val="1A1A1A"/>
-          <w:sz w:val="17"/>
-          <w:szCs w:val="17"/>
-          <w:bdr w:val="single" w:sz="5" w:space="0" w:color="A3B4CC"/>
-        </w:rPr>
-        <w:t xml:space="preserve">だ</w:t>
-      </w:r>
-      <w:r>
-        <w:rPr>
-          <w:rFonts w:ascii="UD デジタル教科書体 N" w:eastAsia="UD デジタル教科書体 N" w:hAnsi="UD デジタル教科書体 N" w:cs="UD デジタル教科書体 N"/>
-          <w:color w:val="1A1A1A"/>
-          <w:sz w:val="17"/>
-          <w:szCs w:val="17"/>
-          <w:bdr w:val="single" w:sz="4" w:space="0" w:color="A3B4CC"/>
-        </w:rPr>
-        <w:t xml:space="preserve">。</w:t>
-      </w:r>
-      <w:r>
-        <w:rPr>
-          <w:rFonts w:ascii="UD デジタル教科書体 N" w:eastAsia="UD デジタル教科書体 N" w:hAnsi="UD デジタル教科書体 N" w:cs="UD デジタル教科書体 N"/>
-          <w:color w:val="1A1A1A"/>
-          <w:sz w:val="17"/>
-          <w:szCs w:val="17"/>
-          <w:bdr w:val="single" w:sz="5" w:space="0" w:color="A3B4CC"/>
-        </w:rPr>
-        <w:t xml:space="preserve">　</w:t>
-      </w:r>
-      <w:r>
-        <w:rPr>
-          <w:rFonts w:ascii="UD デジタル教科書体 N" w:eastAsia="UD デジタル教科書体 N" w:hAnsi="UD デジタル教科書体 N" w:cs="UD デジタル教科書体 N"/>
-          <w:color w:val="1A1A1A"/>
-          <w:sz w:val="17"/>
-          <w:szCs w:val="17"/>
-          <w:bdr w:val="single" w:sz="4" w:space="0" w:color="A3B4CC"/>
-        </w:rPr>
-        <w:t xml:space="preserve">　</w:t>
-      </w:r>
-      <w:r>
-        <w:rPr>
-          <w:rFonts w:ascii="UD デジタル教科書体 N" w:eastAsia="UD デジタル教科書体 N" w:hAnsi="UD デジタル教科書体 N" w:cs="UD デジタル教科書体 N"/>
-          <w:color w:val="1A1A1A"/>
-          <w:sz w:val="17"/>
-          <w:szCs w:val="17"/>
-          <w:bdr w:val="single" w:sz="5" w:space="0" w:color="A3B4CC"/>
-        </w:rPr>
-        <w:t xml:space="preserve">　</w:t>
-      </w:r>
-      <w:r>
-        <w:rPr>
-          <w:rFonts w:ascii="UD デジタル教科書体 N" w:eastAsia="UD デジタル教科書体 N" w:hAnsi="UD デジタル教科書体 N" w:cs="UD デジタル教科書体 N"/>
-          <w:color w:val="1A1A1A"/>
-          <w:sz w:val="17"/>
-          <w:szCs w:val="17"/>
-          <w:bdr w:val="single" w:sz="4" w:space="0" w:color="A3B4CC"/>
-        </w:rPr>
-        <w:t xml:space="preserve">　</w:t>
-      </w:r>
-      <w:r>
-        <w:rPr>
-          <w:rFonts w:ascii="UD デジタル教科書体 N" w:eastAsia="UD デジタル教科書体 N" w:hAnsi="UD デジタル教科書体 N" w:cs="UD デジタル教科書体 N"/>
-          <w:color w:val="1A1A1A"/>
-          <w:sz w:val="17"/>
-          <w:szCs w:val="17"/>
-          <w:bdr w:val="single" w:sz="5" w:space="0" w:color="A3B4CC"/>
-        </w:rPr>
-        <w:t xml:space="preserve">　</w:t>
+          <w:color w:val="EE0000"/>
+          <w:sz w:val="18"/>
+          <w:szCs w:val="18"/>
+        </w:rPr>
+        <w:t xml:space="preserve">（私の舟は、）千里を隔てた江陵に、たった一日で帰って行くのだ。</w:t>
+      </w:r>
+      <w:r>
+        <w:rPr>
+          <w:rFonts w:ascii="UD デジタル教科書体 N" w:eastAsia="UD デジタル教科書体 N" w:hAnsi="UD デジタル教科書体 N" w:cs="UD デジタル教科書体 N"/>
+          <w:color w:val="1A1A1A"/>
+          <w:sz w:val="18"/>
+          <w:szCs w:val="18"/>
+        </w:rPr>
+        <w:t xml:space="preserve">　　</w:t>
       </w:r>
     </w:p>
     <w:p>
       <w:pPr>
+        <w:pBdr>
+          <w:top w:val="single" w:sz="4" w:space="1" w:color="A3B4CC"/>
+          <w:left w:val="single" w:sz="4" w:space="1" w:color="A3B4CC"/>
+          <w:bottom w:val="single" w:sz="4" w:space="1" w:color="A3B4CC"/>
+          <w:right w:val="single" w:sz="4" w:space="1" w:color="A3B4CC"/>
+        </w:pBdr>
         <w:snapToGrid w:val="0"/>
-        <w:spacing w:before="0" w:after="451" w:line="240" w:lineRule="auto"/>
+        <w:spacing w:before="0" w:after="425" w:line="267" w:lineRule="exact"/>
         <w:ind w:right="170"/>
       </w:pPr>
       <w:r>
         <w:rPr>
           <w:rFonts w:ascii="UD デジタル教科書体 N" w:eastAsia="UD デジタル教科書体 N" w:hAnsi="UD デジタル教科書体 N" w:cs="UD デジタル教科書体 N"/>
-          <w:color w:val="1A1A1A"/>
-          <w:sz w:val="17"/>
-          <w:szCs w:val="17"/>
-          <w:bdr w:val="single" w:sz="4" w:space="0" w:color="A3B4CC"/>
-        </w:rPr>
-        <w:t xml:space="preserve">両</w:t>
-      </w:r>
-      <w:r>
-        <w:rPr>
-          <w:rFonts w:ascii="UD デジタル教科書体 N" w:eastAsia="UD デジタル教科書体 N" w:hAnsi="UD デジタル教科書体 N" w:cs="UD デジタル教科書体 N"/>
-          <w:color w:val="1A1A1A"/>
-          <w:sz w:val="17"/>
-          <w:szCs w:val="17"/>
-          <w:bdr w:val="single" w:sz="5" w:space="0" w:color="A3B4CC"/>
-        </w:rPr>
-        <w:t xml:space="preserve">岸</w:t>
-      </w:r>
-      <w:r>
-        <w:rPr>
-          <w:rFonts w:ascii="UD デジタル教科書体 N" w:eastAsia="UD デジタル教科書体 N" w:hAnsi="UD デジタル教科書体 N" w:cs="UD デジタル教科書体 N"/>
-          <w:color w:val="1A1A1A"/>
-          <w:sz w:val="17"/>
-          <w:szCs w:val="17"/>
-          <w:bdr w:val="single" w:sz="4" w:space="0" w:color="A3B4CC"/>
-        </w:rPr>
-        <w:t xml:space="preserve">に</w:t>
-      </w:r>
-      <w:r>
-        <w:rPr>
-          <w:rFonts w:ascii="UD デジタル教科書体 N" w:eastAsia="UD デジタル教科書体 N" w:hAnsi="UD デジタル教科書体 N" w:cs="UD デジタル教科書体 N"/>
-          <w:color w:val="1A1A1A"/>
-          <w:sz w:val="17"/>
-          <w:szCs w:val="17"/>
-          <w:bdr w:val="single" w:sz="5" w:space="0" w:color="A3B4CC"/>
-        </w:rPr>
-        <w:t xml:space="preserve">聞</w:t>
-      </w:r>
-      <w:r>
-        <w:rPr>
-          <w:rFonts w:ascii="UD デジタル教科書体 N" w:eastAsia="UD デジタル教科書体 N" w:hAnsi="UD デジタル教科書体 N" w:cs="UD デジタル教科書体 N"/>
-          <w:color w:val="1A1A1A"/>
-          <w:sz w:val="17"/>
-          <w:szCs w:val="17"/>
-          <w:bdr w:val="single" w:sz="4" w:space="0" w:color="A3B4CC"/>
-        </w:rPr>
-        <w:t xml:space="preserve">こ</w:t>
-      </w:r>
-      <w:r>
-        <w:rPr>
-          <w:rFonts w:ascii="UD デジタル教科書体 N" w:eastAsia="UD デジタル教科書体 N" w:hAnsi="UD デジタル教科書体 N" w:cs="UD デジタル教科書体 N"/>
-          <w:color w:val="1A1A1A"/>
-          <w:sz w:val="17"/>
-          <w:szCs w:val="17"/>
-          <w:bdr w:val="single" w:sz="5" w:space="0" w:color="A3B4CC"/>
-        </w:rPr>
-        <w:t xml:space="preserve">え</w:t>
-      </w:r>
-      <w:r>
-        <w:rPr>
-          <w:rFonts w:ascii="UD デジタル教科書体 N" w:eastAsia="UD デジタル教科書体 N" w:hAnsi="UD デジタル教科書体 N" w:cs="UD デジタル教科書体 N"/>
-          <w:color w:val="1A1A1A"/>
-          <w:sz w:val="17"/>
-          <w:szCs w:val="17"/>
-          <w:bdr w:val="single" w:sz="4" w:space="0" w:color="A3B4CC"/>
-        </w:rPr>
-        <w:t xml:space="preserve">る</w:t>
-      </w:r>
-      <w:r>
-        <w:rPr>
-          <w:rFonts w:ascii="UD デジタル教科書体 N" w:eastAsia="UD デジタル教科書体 N" w:hAnsi="UD デジタル教科書体 N" w:cs="UD デジタル教科書体 N"/>
-          <w:color w:val="1A1A1A"/>
-          <w:sz w:val="17"/>
-          <w:szCs w:val="17"/>
-          <w:bdr w:val="single" w:sz="5" w:space="0" w:color="A3B4CC"/>
-        </w:rPr>
-        <w:t xml:space="preserve">猿</w:t>
-      </w:r>
-      <w:r>
-        <w:rPr>
-          <w:rFonts w:ascii="UD デジタル教科書体 N" w:eastAsia="UD デジタル教科書体 N" w:hAnsi="UD デジタル教科書体 N" w:cs="UD デジタル教科書体 N"/>
-          <w:color w:val="1A1A1A"/>
-          <w:sz w:val="17"/>
-          <w:szCs w:val="17"/>
-          <w:bdr w:val="single" w:sz="4" w:space="0" w:color="A3B4CC"/>
-        </w:rPr>
-        <w:t xml:space="preserve">の</w:t>
-      </w:r>
-      <w:r>
-        <w:rPr>
-          <w:rFonts w:ascii="UD デジタル教科書体 N" w:eastAsia="UD デジタル教科書体 N" w:hAnsi="UD デジタル教科書体 N" w:cs="UD デジタル教科書体 N"/>
-          <w:color w:val="1A1A1A"/>
-          <w:sz w:val="17"/>
-          <w:szCs w:val="17"/>
-          <w:bdr w:val="single" w:sz="5" w:space="0" w:color="A3B4CC"/>
-        </w:rPr>
-        <w:t xml:space="preserve">鳴</w:t>
-      </w:r>
-      <w:r>
-        <w:rPr>
-          <w:rFonts w:ascii="UD デジタル教科書体 N" w:eastAsia="UD デジタル教科書体 N" w:hAnsi="UD デジタル教科書体 N" w:cs="UD デジタル教科書体 N"/>
-          <w:color w:val="1A1A1A"/>
-          <w:sz w:val="17"/>
-          <w:szCs w:val="17"/>
-          <w:bdr w:val="single" w:sz="4" w:space="0" w:color="A3B4CC"/>
-        </w:rPr>
-        <w:t xml:space="preserve">き</w:t>
-      </w:r>
-      <w:r>
-        <w:rPr>
-          <w:rFonts w:ascii="UD デジタル教科書体 N" w:eastAsia="UD デジタル教科書体 N" w:hAnsi="UD デジタル教科書体 N" w:cs="UD デジタル教科書体 N"/>
-          <w:color w:val="1A1A1A"/>
-          <w:sz w:val="17"/>
-          <w:szCs w:val="17"/>
-          <w:bdr w:val="single" w:sz="5" w:space="0" w:color="A3B4CC"/>
-        </w:rPr>
-        <w:t xml:space="preserve">声</w:t>
-      </w:r>
-      <w:r>
-        <w:rPr>
-          <w:rFonts w:ascii="UD デジタル教科書体 N" w:eastAsia="UD デジタル教科書体 N" w:hAnsi="UD デジタル教科書体 N" w:cs="UD デジタル教科書体 N"/>
-          <w:color w:val="1A1A1A"/>
-          <w:sz w:val="17"/>
-          <w:szCs w:val="17"/>
-          <w:bdr w:val="single" w:sz="4" w:space="0" w:color="A3B4CC"/>
-        </w:rPr>
-        <w:t xml:space="preserve">が</w:t>
-      </w:r>
-      <w:r>
-        <w:rPr>
-          <w:rFonts w:ascii="UD デジタル教科書体 N" w:eastAsia="UD デジタル教科書体 N" w:hAnsi="UD デジタル教科書体 N" w:cs="UD デジタル教科書体 N"/>
-          <w:color w:val="1A1A1A"/>
-          <w:sz w:val="17"/>
-          <w:szCs w:val="17"/>
-          <w:bdr w:val="single" w:sz="5" w:space="0" w:color="A3B4CC"/>
-        </w:rPr>
-        <w:t xml:space="preserve">途</w:t>
-      </w:r>
-      <w:r>
-        <w:rPr>
-          <w:rFonts w:ascii="UD デジタル教科書体 N" w:eastAsia="UD デジタル教科書体 N" w:hAnsi="UD デジタル教科書体 N" w:cs="UD デジタル教科書体 N"/>
-          <w:color w:val="1A1A1A"/>
-          <w:sz w:val="17"/>
-          <w:szCs w:val="17"/>
-          <w:bdr w:val="single" w:sz="4" w:space="0" w:color="A3B4CC"/>
-        </w:rPr>
-        <w:t xml:space="preserve">切</w:t>
-      </w:r>
-      <w:r>
-        <w:rPr>
-          <w:rFonts w:ascii="UD デジタル教科書体 N" w:eastAsia="UD デジタル教科書体 N" w:hAnsi="UD デジタル教科書体 N" w:cs="UD デジタル教科書体 N"/>
-          <w:color w:val="1A1A1A"/>
-          <w:sz w:val="17"/>
-          <w:szCs w:val="17"/>
-          <w:bdr w:val="single" w:sz="5" w:space="0" w:color="A3B4CC"/>
-        </w:rPr>
-        <w:t xml:space="preserve">れ</w:t>
-      </w:r>
-      <w:r>
-        <w:rPr>
-          <w:rFonts w:ascii="UD デジタル教科書体 N" w:eastAsia="UD デジタル教科書体 N" w:hAnsi="UD デジタル教科書体 N" w:cs="UD デジタル教科書体 N"/>
-          <w:color w:val="1A1A1A"/>
-          <w:sz w:val="17"/>
-          <w:szCs w:val="17"/>
-          <w:bdr w:val="single" w:sz="4" w:space="0" w:color="A3B4CC"/>
-        </w:rPr>
-        <w:t xml:space="preserve">な</w:t>
-      </w:r>
-      <w:r>
-        <w:rPr>
-          <w:rFonts w:ascii="UD デジタル教科書体 N" w:eastAsia="UD デジタル教科書体 N" w:hAnsi="UD デジタル教科書体 N" w:cs="UD デジタル教科書体 N"/>
-          <w:color w:val="1A1A1A"/>
-          <w:sz w:val="17"/>
-          <w:szCs w:val="17"/>
-          <w:bdr w:val="single" w:sz="5" w:space="0" w:color="A3B4CC"/>
-        </w:rPr>
-        <w:t xml:space="preserve">い</w:t>
-      </w:r>
-      <w:r>
-        <w:rPr>
-          <w:rFonts w:ascii="UD デジタル教科書体 N" w:eastAsia="UD デジタル教科書体 N" w:hAnsi="UD デジタル教科書体 N" w:cs="UD デジタル教科書体 N"/>
-          <w:color w:val="1A1A1A"/>
-          <w:sz w:val="17"/>
-          <w:szCs w:val="17"/>
-          <w:bdr w:val="single" w:sz="4" w:space="0" w:color="A3B4CC"/>
-        </w:rPr>
-        <w:t xml:space="preserve">う</w:t>
-      </w:r>
-      <w:r>
-        <w:rPr>
-          <w:rFonts w:ascii="UD デジタル教科書体 N" w:eastAsia="UD デジタル教科書体 N" w:hAnsi="UD デジタル教科書体 N" w:cs="UD デジタル教科書体 N"/>
-          <w:color w:val="1A1A1A"/>
-          <w:sz w:val="17"/>
-          <w:szCs w:val="17"/>
-          <w:bdr w:val="single" w:sz="5" w:space="0" w:color="A3B4CC"/>
-        </w:rPr>
-        <w:t xml:space="preserve">ち</w:t>
-      </w:r>
-      <w:r>
-        <w:rPr>
-          <w:rFonts w:ascii="UD デジタル教科書体 N" w:eastAsia="UD デジタル教科書体 N" w:hAnsi="UD デジタル教科書体 N" w:cs="UD デジタル教科書体 N"/>
-          <w:color w:val="1A1A1A"/>
-          <w:sz w:val="17"/>
-          <w:szCs w:val="17"/>
-          <w:bdr w:val="single" w:sz="4" w:space="0" w:color="A3B4CC"/>
-        </w:rPr>
-        <w:t xml:space="preserve">に</w:t>
-      </w:r>
-      <w:r>
-        <w:rPr>
-          <w:rFonts w:ascii="UD デジタル教科書体 N" w:eastAsia="UD デジタル教科書体 N" w:hAnsi="UD デジタル教科書体 N" w:cs="UD デジタル教科書体 N"/>
-          <w:color w:val="1A1A1A"/>
-          <w:sz w:val="17"/>
-          <w:szCs w:val="17"/>
-          <w:bdr w:val="single" w:sz="5" w:space="0" w:color="A3B4CC"/>
-        </w:rPr>
-        <w:t xml:space="preserve">、</w:t>
-      </w:r>
-      <w:r>
-        <w:rPr>
-          <w:rFonts w:ascii="UD デジタル教科書体 N" w:eastAsia="UD デジタル教科書体 N" w:hAnsi="UD デジタル教科書体 N" w:cs="UD デジタル教科書体 N"/>
-          <w:color w:val="1A1A1A"/>
-          <w:sz w:val="17"/>
-          <w:szCs w:val="17"/>
-          <w:bdr w:val="single" w:sz="4" w:space="0" w:color="A3B4CC"/>
-        </w:rPr>
-        <w:t xml:space="preserve">　</w:t>
-      </w:r>
-      <w:r>
-        <w:rPr>
-          <w:rFonts w:ascii="UD デジタル教科書体 N" w:eastAsia="UD デジタル教科書体 N" w:hAnsi="UD デジタル教科書体 N" w:cs="UD デジタル教科書体 N"/>
-          <w:color w:val="1A1A1A"/>
-          <w:sz w:val="17"/>
-          <w:szCs w:val="17"/>
-          <w:bdr w:val="single" w:sz="5" w:space="0" w:color="A3B4CC"/>
-        </w:rPr>
-        <w:t xml:space="preserve">　</w:t>
-      </w:r>
-      <w:r>
-        <w:rPr>
-          <w:rFonts w:ascii="UD デジタル教科書体 N" w:eastAsia="UD デジタル教科書体 N" w:hAnsi="UD デジタル教科書体 N" w:cs="UD デジタル教科書体 N"/>
-          <w:color w:val="1A1A1A"/>
-          <w:sz w:val="17"/>
-          <w:szCs w:val="17"/>
-          <w:bdr w:val="single" w:sz="4" w:space="0" w:color="A3B4CC"/>
-        </w:rPr>
-        <w:t xml:space="preserve">　</w:t>
-      </w:r>
-      <w:r>
-        <w:rPr>
-          <w:rFonts w:ascii="UD デジタル教科書体 N" w:eastAsia="UD デジタル教科書体 N" w:hAnsi="UD デジタル教科書体 N" w:cs="UD デジタル教科書体 N"/>
-          <w:color w:val="1A1A1A"/>
-          <w:sz w:val="17"/>
-          <w:szCs w:val="17"/>
-          <w:bdr w:val="single" w:sz="5" w:space="0" w:color="A3B4CC"/>
-        </w:rPr>
-        <w:t xml:space="preserve">　</w:t>
-      </w:r>
-      <w:r>
-        <w:rPr>
-          <w:rFonts w:ascii="UD デジタル教科書体 N" w:eastAsia="UD デジタル教科書体 N" w:hAnsi="UD デジタル教科書体 N" w:cs="UD デジタル教科書体 N"/>
-          <w:color w:val="1A1A1A"/>
-          <w:sz w:val="17"/>
-          <w:szCs w:val="17"/>
-          <w:bdr w:val="single" w:sz="4" w:space="0" w:color="A3B4CC"/>
-        </w:rPr>
-        <w:t xml:space="preserve">　</w:t>
-      </w:r>
-      <w:r>
-        <w:rPr>
-          <w:rFonts w:ascii="UD デジタル教科書体 N" w:eastAsia="UD デジタル教科書体 N" w:hAnsi="UD デジタル教科書体 N" w:cs="UD デジタル教科書体 N"/>
-          <w:color w:val="1A1A1A"/>
-          <w:sz w:val="17"/>
-          <w:szCs w:val="17"/>
-          <w:bdr w:val="single" w:sz="5" w:space="0" w:color="A3B4CC"/>
-        </w:rPr>
-        <w:t xml:space="preserve">　</w:t>
-      </w:r>
-      <w:r>
-        <w:rPr>
-          <w:rFonts w:ascii="UD デジタル教科書体 N" w:eastAsia="UD デジタル教科書体 N" w:hAnsi="UD デジタル教科書体 N" w:cs="UD デジタル教科書体 N"/>
-          <w:color w:val="1A1A1A"/>
-          <w:sz w:val="17"/>
-          <w:szCs w:val="17"/>
-          <w:bdr w:val="single" w:sz="4" w:space="0" w:color="A3B4CC"/>
-        </w:rPr>
-        <w:t xml:space="preserve">　</w:t>
-      </w:r>
-      <w:r>
-        <w:rPr>
-          <w:rFonts w:ascii="UD デジタル教科書体 N" w:eastAsia="UD デジタル教科書体 N" w:hAnsi="UD デジタル教科書体 N" w:cs="UD デジタル教科書体 N"/>
-          <w:color w:val="1A1A1A"/>
-          <w:sz w:val="17"/>
-          <w:szCs w:val="17"/>
-          <w:bdr w:val="single" w:sz="5" w:space="0" w:color="A3B4CC"/>
-        </w:rPr>
-        <w:t xml:space="preserve">　</w:t>
-      </w:r>
-      <w:r>
-        <w:rPr>
-          <w:rFonts w:ascii="UD デジタル教科書体 N" w:eastAsia="UD デジタル教科書体 N" w:hAnsi="UD デジタル教科書体 N" w:cs="UD デジタル教科書体 N"/>
-          <w:color w:val="1A1A1A"/>
-          <w:sz w:val="17"/>
-          <w:szCs w:val="17"/>
-          <w:bdr w:val="single" w:sz="4" w:space="0" w:color="A3B4CC"/>
-        </w:rPr>
-        <w:t xml:space="preserve">　</w:t>
-      </w:r>
-      <w:r>
-        <w:rPr>
-          <w:rFonts w:ascii="UD デジタル教科書体 N" w:eastAsia="UD デジタル教科書体 N" w:hAnsi="UD デジタル教科書体 N" w:cs="UD デジタル教科書体 N"/>
-          <w:color w:val="1A1A1A"/>
-          <w:sz w:val="17"/>
-          <w:szCs w:val="17"/>
-          <w:bdr w:val="single" w:sz="5" w:space="0" w:color="A3B4CC"/>
-        </w:rPr>
-        <w:t xml:space="preserve">　</w:t>
-      </w:r>
-      <w:r>
-        <w:rPr>
-          <w:rFonts w:ascii="UD デジタル教科書体 N" w:eastAsia="UD デジタル教科書体 N" w:hAnsi="UD デジタル教科書体 N" w:cs="UD デジタル教科書体 N"/>
-          <w:color w:val="1A1A1A"/>
-          <w:sz w:val="17"/>
-          <w:szCs w:val="17"/>
-          <w:bdr w:val="single" w:sz="4" w:space="0" w:color="A3B4CC"/>
-        </w:rPr>
-        <w:t xml:space="preserve">　</w:t>
-      </w:r>
-      <w:r>
-        <w:rPr>
-          <w:rFonts w:ascii="UD デジタル教科書体 N" w:eastAsia="UD デジタル教科書体 N" w:hAnsi="UD デジタル教科書体 N" w:cs="UD デジタル教科書体 N"/>
-          <w:color w:val="1A1A1A"/>
-          <w:sz w:val="17"/>
-          <w:szCs w:val="17"/>
-          <w:bdr w:val="single" w:sz="5" w:space="0" w:color="A3B4CC"/>
-        </w:rPr>
-        <w:t xml:space="preserve">　</w:t>
-      </w:r>
-      <w:r>
-        <w:rPr>
-          <w:rFonts w:ascii="UD デジタル教科書体 N" w:eastAsia="UD デジタル教科書体 N" w:hAnsi="UD デジタル教科書体 N" w:cs="UD デジタル教科書体 N"/>
-          <w:color w:val="1A1A1A"/>
-          <w:sz w:val="17"/>
-          <w:szCs w:val="17"/>
-          <w:bdr w:val="single" w:sz="4" w:space="0" w:color="A3B4CC"/>
-        </w:rPr>
-        <w:t xml:space="preserve">　</w:t>
-      </w:r>
-      <w:r>
-        <w:rPr>
-          <w:rFonts w:ascii="UD デジタル教科書体 N" w:eastAsia="UD デジタル教科書体 N" w:hAnsi="UD デジタル教科書体 N" w:cs="UD デジタル教科書体 N"/>
-          <w:color w:val="1A1A1A"/>
-          <w:sz w:val="17"/>
-          <w:szCs w:val="17"/>
-          <w:bdr w:val="single" w:sz="5" w:space="0" w:color="A3B4CC"/>
-        </w:rPr>
-        <w:t xml:space="preserve">　</w:t>
+          <w:color w:val="EE0000"/>
+          <w:sz w:val="18"/>
+          <w:szCs w:val="18"/>
+        </w:rPr>
+        <w:t xml:space="preserve">両岸に聞こえる猿の鳴き声が途切れないうちに、</w:t>
+      </w:r>
+      <w:r>
+        <w:rPr>
+          <w:rFonts w:ascii="UD デジタル教科書体 N" w:eastAsia="UD デジタル教科書体 N" w:hAnsi="UD デジタル教科書体 N" w:cs="UD デジタル教科書体 N"/>
+          <w:color w:val="1A1A1A"/>
+          <w:sz w:val="18"/>
+          <w:szCs w:val="18"/>
+        </w:rPr>
+        <w:t xml:space="preserve">　　　　　　　　　　</w:t>
       </w:r>
     </w:p>
     <w:p>
       <w:pPr>
+        <w:pBdr>
+          <w:top w:val="single" w:sz="4" w:space="1" w:color="A3B4CC"/>
+          <w:left w:val="single" w:sz="4" w:space="1" w:color="A3B4CC"/>
+          <w:bottom w:val="single" w:sz="4" w:space="1" w:color="A3B4CC"/>
+          <w:right w:val="single" w:sz="4" w:space="1" w:color="A3B4CC"/>
+        </w:pBdr>
         <w:snapToGrid w:val="0"/>
-        <w:spacing w:before="0" w:after="451" w:line="240" w:lineRule="auto"/>
+        <w:spacing w:before="0" w:after="425" w:line="267" w:lineRule="exact"/>
         <w:ind w:right="170"/>
       </w:pPr>
       <w:r>
         <w:rPr>
           <w:rFonts w:ascii="UD デジタル教科書体 N" w:eastAsia="UD デジタル教科書体 N" w:hAnsi="UD デジタル教科書体 N" w:cs="UD デジタル教科書体 N"/>
-          <w:color w:val="1A1A1A"/>
-          <w:sz w:val="17"/>
-          <w:szCs w:val="17"/>
-          <w:bdr w:val="single" w:sz="4" w:space="0" w:color="A3B4CC"/>
-        </w:rPr>
-        <w:t xml:space="preserve">軽</w:t>
-      </w:r>
-      <w:r>
-        <w:rPr>
-          <w:rFonts w:ascii="UD デジタル教科書体 N" w:eastAsia="UD デジタル教科書体 N" w:hAnsi="UD デジタル教科書体 N" w:cs="UD デジタル教科書体 N"/>
-          <w:color w:val="1A1A1A"/>
-          <w:sz w:val="17"/>
-          <w:szCs w:val="17"/>
-          <w:bdr w:val="single" w:sz="5" w:space="0" w:color="A3B4CC"/>
-        </w:rPr>
-        <w:t xml:space="preserve">や</w:t>
-      </w:r>
-      <w:r>
-        <w:rPr>
-          <w:rFonts w:ascii="UD デジタル教科書体 N" w:eastAsia="UD デジタル教科書体 N" w:hAnsi="UD デジタル教科書体 N" w:cs="UD デジタル教科書体 N"/>
-          <w:color w:val="1A1A1A"/>
-          <w:sz w:val="17"/>
-          <w:szCs w:val="17"/>
-          <w:bdr w:val="single" w:sz="4" w:space="0" w:color="A3B4CC"/>
-        </w:rPr>
-        <w:t xml:space="preserve">か</w:t>
-      </w:r>
-      <w:r>
-        <w:rPr>
-          <w:rFonts w:ascii="UD デジタル教科書体 N" w:eastAsia="UD デジタル教科書体 N" w:hAnsi="UD デジタル教科書体 N" w:cs="UD デジタル教科書体 N"/>
-          <w:color w:val="1A1A1A"/>
-          <w:sz w:val="17"/>
-          <w:szCs w:val="17"/>
-          <w:bdr w:val="single" w:sz="5" w:space="0" w:color="A3B4CC"/>
-        </w:rPr>
-        <w:t xml:space="preserve">な</w:t>
-      </w:r>
-      <w:r>
-        <w:rPr>
-          <w:rFonts w:ascii="UD デジタル教科書体 N" w:eastAsia="UD デジタル教科書体 N" w:hAnsi="UD デジタル教科書体 N" w:cs="UD デジタル教科書体 N"/>
-          <w:color w:val="1A1A1A"/>
-          <w:sz w:val="17"/>
-          <w:szCs w:val="17"/>
-          <w:bdr w:val="single" w:sz="4" w:space="0" w:color="A3B4CC"/>
-        </w:rPr>
-        <w:t xml:space="preserve">小</w:t>
-      </w:r>
-      <w:r>
-        <w:rPr>
-          <w:rFonts w:ascii="UD デジタル教科書体 N" w:eastAsia="UD デジタル教科書体 N" w:hAnsi="UD デジタル教科書体 N" w:cs="UD デジタル教科書体 N"/>
-          <w:color w:val="1A1A1A"/>
-          <w:sz w:val="17"/>
-          <w:szCs w:val="17"/>
-          <w:bdr w:val="single" w:sz="5" w:space="0" w:color="A3B4CC"/>
-        </w:rPr>
-        <w:t xml:space="preserve">舟</w:t>
-      </w:r>
-      <w:r>
-        <w:rPr>
-          <w:rFonts w:ascii="UD デジタル教科書体 N" w:eastAsia="UD デジタル教科書体 N" w:hAnsi="UD デジタル教科書体 N" w:cs="UD デジタル教科書体 N"/>
-          <w:color w:val="1A1A1A"/>
-          <w:sz w:val="17"/>
-          <w:szCs w:val="17"/>
-          <w:bdr w:val="single" w:sz="4" w:space="0" w:color="A3B4CC"/>
-        </w:rPr>
-        <w:t xml:space="preserve">は</w:t>
-      </w:r>
-      <w:r>
-        <w:rPr>
-          <w:rFonts w:ascii="UD デジタル教科書体 N" w:eastAsia="UD デジタル教科書体 N" w:hAnsi="UD デジタル教科書体 N" w:cs="UD デジタル教科書体 N"/>
-          <w:color w:val="1A1A1A"/>
-          <w:sz w:val="17"/>
-          <w:szCs w:val="17"/>
-          <w:bdr w:val="single" w:sz="5" w:space="0" w:color="A3B4CC"/>
-        </w:rPr>
-        <w:t xml:space="preserve">、</w:t>
-      </w:r>
-      <w:r>
-        <w:rPr>
-          <w:rFonts w:ascii="UD デジタル教科書体 N" w:eastAsia="UD デジタル教科書体 N" w:hAnsi="UD デジタル教科書体 N" w:cs="UD デジタル教科書体 N"/>
-          <w:color w:val="1A1A1A"/>
-          <w:sz w:val="17"/>
-          <w:szCs w:val="17"/>
-          <w:bdr w:val="single" w:sz="4" w:space="0" w:color="A3B4CC"/>
-        </w:rPr>
-        <w:t xml:space="preserve">も</w:t>
-      </w:r>
-      <w:r>
-        <w:rPr>
-          <w:rFonts w:ascii="UD デジタル教科書体 N" w:eastAsia="UD デジタル教科書体 N" w:hAnsi="UD デジタル教科書体 N" w:cs="UD デジタル教科書体 N"/>
-          <w:color w:val="1A1A1A"/>
-          <w:sz w:val="17"/>
-          <w:szCs w:val="17"/>
-          <w:bdr w:val="single" w:sz="5" w:space="0" w:color="A3B4CC"/>
-        </w:rPr>
-        <w:t xml:space="preserve">う</w:t>
-      </w:r>
-      <w:r>
-        <w:rPr>
-          <w:rFonts w:ascii="UD デジタル教科書体 N" w:eastAsia="UD デジタル教科書体 N" w:hAnsi="UD デジタル教科書体 N" w:cs="UD デジタル教科書体 N"/>
-          <w:color w:val="1A1A1A"/>
-          <w:sz w:val="17"/>
-          <w:szCs w:val="17"/>
-          <w:bdr w:val="single" w:sz="4" w:space="0" w:color="A3B4CC"/>
-        </w:rPr>
-        <w:t xml:space="preserve">通</w:t>
-      </w:r>
-      <w:r>
-        <w:rPr>
-          <w:rFonts w:ascii="UD デジタル教科書体 N" w:eastAsia="UD デジタル教科書体 N" w:hAnsi="UD デジタル教科書体 N" w:cs="UD デジタル教科書体 N"/>
-          <w:color w:val="1A1A1A"/>
-          <w:sz w:val="17"/>
-          <w:szCs w:val="17"/>
-          <w:bdr w:val="single" w:sz="5" w:space="0" w:color="A3B4CC"/>
-        </w:rPr>
-        <w:t xml:space="preserve">り</w:t>
-      </w:r>
-      <w:r>
-        <w:rPr>
-          <w:rFonts w:ascii="UD デジタル教科書体 N" w:eastAsia="UD デジタル教科書体 N" w:hAnsi="UD デジタル教科書体 N" w:cs="UD デジタル教科書体 N"/>
-          <w:color w:val="1A1A1A"/>
-          <w:sz w:val="17"/>
-          <w:szCs w:val="17"/>
-          <w:bdr w:val="single" w:sz="4" w:space="0" w:color="A3B4CC"/>
-        </w:rPr>
-        <w:t xml:space="preserve">過</w:t>
-      </w:r>
-      <w:r>
-        <w:rPr>
-          <w:rFonts w:ascii="UD デジタル教科書体 N" w:eastAsia="UD デジタル教科書体 N" w:hAnsi="UD デジタル教科書体 N" w:cs="UD デジタル教科書体 N"/>
-          <w:color w:val="1A1A1A"/>
-          <w:sz w:val="17"/>
-          <w:szCs w:val="17"/>
-          <w:bdr w:val="single" w:sz="5" w:space="0" w:color="A3B4CC"/>
-        </w:rPr>
-        <w:t xml:space="preserve">ぎ</w:t>
-      </w:r>
-      <w:r>
-        <w:rPr>
-          <w:rFonts w:ascii="UD デジタル教科書体 N" w:eastAsia="UD デジタル教科書体 N" w:hAnsi="UD デジタル教科書体 N" w:cs="UD デジタル教科書体 N"/>
-          <w:color w:val="1A1A1A"/>
-          <w:sz w:val="17"/>
-          <w:szCs w:val="17"/>
-          <w:bdr w:val="single" w:sz="4" w:space="0" w:color="A3B4CC"/>
-        </w:rPr>
-        <w:t xml:space="preserve">て</w:t>
-      </w:r>
-      <w:r>
-        <w:rPr>
-          <w:rFonts w:ascii="UD デジタル教科書体 N" w:eastAsia="UD デジタル教科書体 N" w:hAnsi="UD デジタル教科書体 N" w:cs="UD デジタル教科書体 N"/>
-          <w:color w:val="1A1A1A"/>
-          <w:sz w:val="17"/>
-          <w:szCs w:val="17"/>
-          <w:bdr w:val="single" w:sz="5" w:space="0" w:color="A3B4CC"/>
-        </w:rPr>
-        <w:t xml:space="preserve">い</w:t>
-      </w:r>
-      <w:r>
-        <w:rPr>
-          <w:rFonts w:ascii="UD デジタル教科書体 N" w:eastAsia="UD デジタル教科書体 N" w:hAnsi="UD デジタル教科書体 N" w:cs="UD デジタル教科書体 N"/>
-          <w:color w:val="1A1A1A"/>
-          <w:sz w:val="17"/>
-          <w:szCs w:val="17"/>
-          <w:bdr w:val="single" w:sz="4" w:space="0" w:color="A3B4CC"/>
-        </w:rPr>
-        <w:t xml:space="preserve">っ</w:t>
-      </w:r>
-      <w:r>
-        <w:rPr>
-          <w:rFonts w:ascii="UD デジタル教科書体 N" w:eastAsia="UD デジタル教科書体 N" w:hAnsi="UD デジタル教科書体 N" w:cs="UD デジタル教科書体 N"/>
-          <w:color w:val="1A1A1A"/>
-          <w:sz w:val="17"/>
-          <w:szCs w:val="17"/>
-          <w:bdr w:val="single" w:sz="5" w:space="0" w:color="A3B4CC"/>
-        </w:rPr>
-        <w:t xml:space="preserve">た</w:t>
-      </w:r>
-      <w:r>
-        <w:rPr>
-          <w:rFonts w:ascii="UD デジタル教科書体 N" w:eastAsia="UD デジタル教科書体 N" w:hAnsi="UD デジタル教科書体 N" w:cs="UD デジタル教科書体 N"/>
-          <w:color w:val="1A1A1A"/>
-          <w:sz w:val="17"/>
-          <w:szCs w:val="17"/>
-          <w:bdr w:val="single" w:sz="4" w:space="0" w:color="A3B4CC"/>
-        </w:rPr>
-        <w:t xml:space="preserve">、</w:t>
-      </w:r>
-      <w:r>
-        <w:rPr>
-          <w:rFonts w:ascii="UD デジタル教科書体 N" w:eastAsia="UD デジタル教科書体 N" w:hAnsi="UD デジタル教科書体 N" w:cs="UD デジタル教科書体 N"/>
-          <w:color w:val="1A1A1A"/>
-          <w:sz w:val="17"/>
-          <w:szCs w:val="17"/>
-          <w:bdr w:val="single" w:sz="5" w:space="0" w:color="A3B4CC"/>
-        </w:rPr>
-        <w:t xml:space="preserve">幾</w:t>
-      </w:r>
-      <w:r>
-        <w:rPr>
-          <w:rFonts w:ascii="UD デジタル教科書体 N" w:eastAsia="UD デジタル教科書体 N" w:hAnsi="UD デジタル教科書体 N" w:cs="UD デジタル教科書体 N"/>
-          <w:color w:val="1A1A1A"/>
-          <w:sz w:val="17"/>
-          <w:szCs w:val="17"/>
-          <w:bdr w:val="single" w:sz="4" w:space="0" w:color="A3B4CC"/>
-        </w:rPr>
-        <w:t xml:space="preserve">重</w:t>
-      </w:r>
-      <w:r>
-        <w:rPr>
-          <w:rFonts w:ascii="UD デジタル教科書体 N" w:eastAsia="UD デジタル教科書体 N" w:hAnsi="UD デジタル教科書体 N" w:cs="UD デジタル教科書体 N"/>
-          <w:color w:val="1A1A1A"/>
-          <w:sz w:val="17"/>
-          <w:szCs w:val="17"/>
-          <w:bdr w:val="single" w:sz="5" w:space="0" w:color="A3B4CC"/>
-        </w:rPr>
-        <w:t xml:space="preserve">に</w:t>
-      </w:r>
-      <w:r>
-        <w:rPr>
-          <w:rFonts w:ascii="UD デジタル教科書体 N" w:eastAsia="UD デジタル教科書体 N" w:hAnsi="UD デジタル教科書体 N" w:cs="UD デジタル教科書体 N"/>
-          <w:color w:val="1A1A1A"/>
-          <w:sz w:val="17"/>
-          <w:szCs w:val="17"/>
-          <w:bdr w:val="single" w:sz="4" w:space="0" w:color="A3B4CC"/>
-        </w:rPr>
-        <w:t xml:space="preserve">も</w:t>
-      </w:r>
-      <w:r>
-        <w:rPr>
-          <w:rFonts w:ascii="UD デジタル教科書体 N" w:eastAsia="UD デジタル教科書体 N" w:hAnsi="UD デジタル教科書体 N" w:cs="UD デジタル教科書体 N"/>
-          <w:color w:val="1A1A1A"/>
-          <w:sz w:val="17"/>
-          <w:szCs w:val="17"/>
-          <w:bdr w:val="single" w:sz="5" w:space="0" w:color="A3B4CC"/>
-        </w:rPr>
-        <w:t xml:space="preserve">重</w:t>
-      </w:r>
-      <w:r>
-        <w:rPr>
-          <w:rFonts w:ascii="UD デジタル教科書体 N" w:eastAsia="UD デジタル教科書体 N" w:hAnsi="UD デジタル教科書体 N" w:cs="UD デジタル教科書体 N"/>
-          <w:color w:val="1A1A1A"/>
-          <w:sz w:val="17"/>
-          <w:szCs w:val="17"/>
-          <w:bdr w:val="single" w:sz="4" w:space="0" w:color="A3B4CC"/>
-        </w:rPr>
-        <w:t xml:space="preserve">な</w:t>
-      </w:r>
-      <w:r>
-        <w:rPr>
-          <w:rFonts w:ascii="UD デジタル教科書体 N" w:eastAsia="UD デジタル教科書体 N" w:hAnsi="UD デジタル教科書体 N" w:cs="UD デジタル教科書体 N"/>
-          <w:color w:val="1A1A1A"/>
-          <w:sz w:val="17"/>
-          <w:szCs w:val="17"/>
-          <w:bdr w:val="single" w:sz="5" w:space="0" w:color="A3B4CC"/>
-        </w:rPr>
-        <w:t xml:space="preserve">っ</w:t>
-      </w:r>
-      <w:r>
-        <w:rPr>
-          <w:rFonts w:ascii="UD デジタル教科書体 N" w:eastAsia="UD デジタル教科書体 N" w:hAnsi="UD デジタル教科書体 N" w:cs="UD デジタル教科書体 N"/>
-          <w:color w:val="1A1A1A"/>
-          <w:sz w:val="17"/>
-          <w:szCs w:val="17"/>
-          <w:bdr w:val="single" w:sz="4" w:space="0" w:color="A3B4CC"/>
-        </w:rPr>
-        <w:t xml:space="preserve">た</w:t>
-      </w:r>
-      <w:r>
-        <w:rPr>
-          <w:rFonts w:ascii="UD デジタル教科書体 N" w:eastAsia="UD デジタル教科書体 N" w:hAnsi="UD デジタル教科書体 N" w:cs="UD デジタル教科書体 N"/>
-          <w:color w:val="1A1A1A"/>
-          <w:sz w:val="17"/>
-          <w:szCs w:val="17"/>
-          <w:bdr w:val="single" w:sz="5" w:space="0" w:color="A3B4CC"/>
-        </w:rPr>
-        <w:t xml:space="preserve">山</w:t>
-      </w:r>
-      <w:r>
-        <w:rPr>
-          <w:rFonts w:ascii="UD デジタル教科書体 N" w:eastAsia="UD デジタル教科書体 N" w:hAnsi="UD デジタル教科書体 N" w:cs="UD デジタル教科書体 N"/>
-          <w:color w:val="1A1A1A"/>
-          <w:sz w:val="17"/>
-          <w:szCs w:val="17"/>
-          <w:bdr w:val="single" w:sz="4" w:space="0" w:color="A3B4CC"/>
-        </w:rPr>
-        <w:t xml:space="preserve">々</w:t>
-      </w:r>
-      <w:r>
-        <w:rPr>
-          <w:rFonts w:ascii="UD デジタル教科書体 N" w:eastAsia="UD デジタル教科書体 N" w:hAnsi="UD デジタル教科書体 N" w:cs="UD デジタル教科書体 N"/>
-          <w:color w:val="1A1A1A"/>
-          <w:sz w:val="17"/>
-          <w:szCs w:val="17"/>
-          <w:bdr w:val="single" w:sz="5" w:space="0" w:color="A3B4CC"/>
-        </w:rPr>
-        <w:t xml:space="preserve">を</w:t>
-      </w:r>
-      <w:r>
-        <w:rPr>
-          <w:rFonts w:ascii="UD デジタル教科書体 N" w:eastAsia="UD デジタル教科書体 N" w:hAnsi="UD デジタル教科書体 N" w:cs="UD デジタル教科書体 N"/>
-          <w:color w:val="1A1A1A"/>
-          <w:sz w:val="17"/>
-          <w:szCs w:val="17"/>
-          <w:bdr w:val="single" w:sz="4" w:space="0" w:color="A3B4CC"/>
-        </w:rPr>
-        <w:t xml:space="preserve">。</w:t>
-      </w:r>
-      <w:r>
-        <w:rPr>
-          <w:rFonts w:ascii="UD デジタル教科書体 N" w:eastAsia="UD デジタル教科書体 N" w:hAnsi="UD デジタル教科書体 N" w:cs="UD デジタル教科書体 N"/>
-          <w:color w:val="1A1A1A"/>
-          <w:sz w:val="17"/>
-          <w:szCs w:val="17"/>
-          <w:bdr w:val="single" w:sz="5" w:space="0" w:color="A3B4CC"/>
-        </w:rPr>
-        <w:t xml:space="preserve">　</w:t>
-      </w:r>
-      <w:r>
-        <w:rPr>
-          <w:rFonts w:ascii="UD デジタル教科書体 N" w:eastAsia="UD デジタル教科書体 N" w:hAnsi="UD デジタル教科書体 N" w:cs="UD デジタル教科書体 N"/>
-          <w:color w:val="1A1A1A"/>
-          <w:sz w:val="17"/>
-          <w:szCs w:val="17"/>
-          <w:bdr w:val="single" w:sz="4" w:space="0" w:color="A3B4CC"/>
-        </w:rPr>
-        <w:t xml:space="preserve">　</w:t>
-      </w:r>
-      <w:r>
-        <w:rPr>
-          <w:rFonts w:ascii="UD デジタル教科書体 N" w:eastAsia="UD デジタル教科書体 N" w:hAnsi="UD デジタル教科書体 N" w:cs="UD デジタル教科書体 N"/>
-          <w:color w:val="1A1A1A"/>
-          <w:sz w:val="17"/>
-          <w:szCs w:val="17"/>
-          <w:bdr w:val="single" w:sz="5" w:space="0" w:color="A3B4CC"/>
-        </w:rPr>
-        <w:t xml:space="preserve">　</w:t>
-      </w:r>
-      <w:r>
-        <w:rPr>
-          <w:rFonts w:ascii="UD デジタル教科書体 N" w:eastAsia="UD デジタル教科書体 N" w:hAnsi="UD デジタル教科書体 N" w:cs="UD デジタル教科書体 N"/>
-          <w:color w:val="1A1A1A"/>
-          <w:sz w:val="17"/>
-          <w:szCs w:val="17"/>
-          <w:bdr w:val="single" w:sz="4" w:space="0" w:color="A3B4CC"/>
-        </w:rPr>
-        <w:t xml:space="preserve">　</w:t>
-      </w:r>
-      <w:r>
-        <w:rPr>
-          <w:rFonts w:ascii="UD デジタル教科書体 N" w:eastAsia="UD デジタル教科書体 N" w:hAnsi="UD デジタル教科書体 N" w:cs="UD デジタル教科書体 N"/>
-          <w:color w:val="1A1A1A"/>
-          <w:sz w:val="17"/>
-          <w:szCs w:val="17"/>
-          <w:bdr w:val="single" w:sz="5" w:space="0" w:color="A3B4CC"/>
-        </w:rPr>
-        <w:t xml:space="preserve">　</w:t>
+          <w:color w:val="EE0000"/>
+          <w:sz w:val="18"/>
+          <w:szCs w:val="18"/>
+        </w:rPr>
+        <w:t xml:space="preserve">軽やかな小舟は、もう通り過ぎていった、幾重にも重なった山々を。</w:t>
+      </w:r>
+      <w:r>
+        <w:rPr>
+          <w:rFonts w:ascii="UD デジタル教科書体 N" w:eastAsia="UD デジタル教科書体 N" w:hAnsi="UD デジタル教科書体 N" w:cs="UD デジタル教科書体 N"/>
+          <w:color w:val="1A1A1A"/>
+          <w:sz w:val="18"/>
+          <w:szCs w:val="18"/>
+        </w:rPr>
+        <w:t xml:space="preserve">　　</w:t>
       </w:r>
     </w:p>
     <w:p>
@@ -6493,7 +4299,7 @@
           <w:pgMar w:top="850" w:right="907" w:bottom="1020" w:left="907" w:header="567" w:footer="567" w:gutter="0"/>
           <w:cols w:num="2" w:space="284" w:equalWidth="0">
             <w:col w:w="3402" w:space="284"/>
-            <w:col w:w="6350"/>
+            <w:col w:w="6350" w:space="284"/>
           </w:cols>
           <w:textDirection w:val="tbRl"/>
           <w:docGrid w:type="default" w:linePitch="360" w:charSpace="0"/>
@@ -6503,7 +4309,7 @@
     <w:p>
       <w:pPr>
         <w:snapToGrid w:val="0"/>
-        <w:spacing w:before="0" w:after="334" w:line="240" w:lineRule="auto"/>
+        <w:spacing w:before="0" w:after="398" w:line="304" w:lineRule="exact"/>
         <w:ind w:right="230"/>
       </w:pPr>
       <w:r>
@@ -6521,7 +4327,7 @@
     <w:p>
       <w:pPr>
         <w:snapToGrid w:val="0"/>
-        <w:spacing w:before="0" w:after="334" w:line="240" w:lineRule="auto"/>
+        <w:spacing w:before="0" w:after="398" w:line="261" w:lineRule="exact"/>
         <w:ind w:right="230"/>
       </w:pPr>
       <w:r>
@@ -6537,7 +4343,7 @@
     <w:p>
       <w:pPr>
         <w:snapToGrid w:val="0"/>
-        <w:spacing w:before="0" w:after="334" w:line="240" w:lineRule="auto"/>
+        <w:spacing w:before="0" w:after="398" w:line="261" w:lineRule="exact"/>
         <w:ind w:right="230"/>
       </w:pPr>
       <w:r>
@@ -6563,7 +4369,7 @@
     <w:p>
       <w:pPr>
         <w:snapToGrid w:val="0"/>
-        <w:spacing w:before="0" w:after="334" w:line="240" w:lineRule="auto"/>
+        <w:spacing w:before="0" w:after="398" w:line="261" w:lineRule="exact"/>
         <w:ind w:right="230"/>
       </w:pPr>
       <w:r>
@@ -6622,7 +4428,7 @@
     <w:p>
       <w:pPr>
         <w:snapToGrid w:val="0"/>
-        <w:spacing w:before="0" w:after="334" w:line="240" w:lineRule="auto"/>
+        <w:spacing w:before="0" w:after="398" w:line="261" w:lineRule="exact"/>
         <w:ind w:right="230"/>
       </w:pPr>
       <w:r>
@@ -6648,7 +4454,7 @@
     <w:p>
       <w:pPr>
         <w:snapToGrid w:val="0"/>
-        <w:spacing w:before="0" w:after="334" w:line="240" w:lineRule="auto"/>
+        <w:spacing w:before="0" w:after="398" w:line="261" w:lineRule="exact"/>
         <w:ind w:right="230"/>
       </w:pPr>
       <w:r>
@@ -6664,7 +4470,7 @@
     <w:p>
       <w:pPr>
         <w:snapToGrid w:val="0"/>
-        <w:spacing w:before="0" w:after="334" w:line="240" w:lineRule="auto"/>
+        <w:spacing w:before="0" w:after="398" w:line="261" w:lineRule="exact"/>
         <w:ind w:right="230"/>
       </w:pPr>
       <w:r>
@@ -6761,7 +4567,7 @@
     <w:p>
       <w:pPr>
         <w:snapToGrid w:val="0"/>
-        <w:spacing w:before="0" w:after="334" w:line="240" w:lineRule="auto"/>
+        <w:spacing w:before="0" w:after="398" w:line="304" w:lineRule="exact"/>
         <w:ind w:right="230"/>
       </w:pPr>
       <w:r>
@@ -6779,7 +4585,7 @@
     <w:p>
       <w:pPr>
         <w:snapToGrid w:val="0"/>
-        <w:spacing w:before="0" w:after="334" w:line="240" w:lineRule="auto"/>
+        <w:spacing w:before="0" w:after="398" w:line="261" w:lineRule="exact"/>
         <w:ind w:right="230"/>
       </w:pPr>
       <w:r>
@@ -6992,7 +4798,7 @@
     <w:p>
       <w:pPr>
         <w:snapToGrid w:val="0"/>
-        <w:spacing w:before="0" w:after="334" w:line="240" w:lineRule="auto"/>
+        <w:spacing w:before="0" w:after="398" w:line="261" w:lineRule="exact"/>
         <w:ind w:right="230"/>
       </w:pPr>
       <w:r>
@@ -7124,7 +4930,7 @@
     <w:p>
       <w:pPr>
         <w:snapToGrid w:val="0"/>
-        <w:spacing w:before="0" w:after="334" w:line="240" w:lineRule="auto"/>
+        <w:spacing w:before="0" w:after="398" w:line="261" w:lineRule="exact"/>
         <w:ind w:right="230"/>
       </w:pPr>
       <w:r>
@@ -7323,7 +5129,7 @@
     <w:p>
       <w:pPr>
         <w:snapToGrid w:val="0"/>
-        <w:spacing w:before="0" w:after="334" w:line="240" w:lineRule="auto"/>
+        <w:spacing w:before="0" w:after="398" w:line="261" w:lineRule="exact"/>
         <w:ind w:right="230"/>
       </w:pPr>
       <w:r>
@@ -7474,7 +5280,7 @@
     <w:p>
       <w:pPr>
         <w:snapToGrid w:val="0"/>
-        <w:spacing w:before="0" w:after="334" w:line="240" w:lineRule="auto"/>
+        <w:spacing w:before="0" w:after="398" w:line="261" w:lineRule="exact"/>
         <w:ind w:right="230"/>
       </w:pPr>
       <w:r>
@@ -7758,13 +5564,16 @@
     </w:rPrDefault>
     <w:pPrDefault>
       <w:pPr>
-        <w:spacing w:after="0" w:line="240" w:lineRule="auto"/>
+        <w:spacing w:after="0" w:line="304" w:lineRule="exact"/>
         <w:jc w:val="both"/>
       </w:pPr>
     </w:pPrDefault>
   </w:docDefaults>
   <w:style w:type="paragraph" w:default="1" w:styleId="a">
     <w:name w:val="Normal"/>
+    <w:pPr>
+      <w:spacing w:after="0" w:line="304" w:lineRule="exact"/>
+    </w:pPr>
     <w:qFormat/>
   </w:style>
 </w:styles>

--- a/漢文プリント_表なし版/早発白帝城_生徒版.docx
+++ b/漢文プリント_表なし版/早発白帝城_生徒版.docx
@@ -77,12 +77,12 @@
           <wp:anchor distT="0" distB="0" distL="0" distR="0" simplePos="0" relativeHeight="251658240" behindDoc="1" locked="0" layoutInCell="1" allowOverlap="1">
             <wp:simplePos x="0" y="0"/>
             <wp:positionH relativeFrom="page">
-              <wp:posOffset>3823970</wp:posOffset>
+              <wp:posOffset>5005070</wp:posOffset>
             </wp:positionH>
             <wp:positionV relativeFrom="page">
               <wp:posOffset>469900</wp:posOffset>
             </wp:positionV>
-            <wp:extent cx="3220085" cy="6512560"/>
+            <wp:extent cx="2038985" cy="6512560"/>
             <wp:effectExtent l="0" t="0" r="0" b="0"/>
             <wp:wrapNone/>
             <wp:docPr id="2" name="frame2"/>
@@ -94,7 +94,7 @@
                   <wps:spPr>
                     <a:xfrm>
                       <a:off x="0" y="0"/>
-                      <a:ext cx="3220085" cy="6512560"/>
+                      <a:ext cx="2038985" cy="6512560"/>
                     </a:xfrm>
                     <a:prstGeom prst="roundRect">
                       <a:avLst>
@@ -120,12 +120,12 @@
           <wp:anchor distT="0" distB="0" distL="0" distR="0" simplePos="0" relativeHeight="251658240" behindDoc="1" locked="0" layoutInCell="1" allowOverlap="1">
             <wp:simplePos x="0" y="0"/>
             <wp:positionH relativeFrom="page">
-              <wp:posOffset>1087755</wp:posOffset>
+              <wp:posOffset>3056254</wp:posOffset>
             </wp:positionH>
             <wp:positionV relativeFrom="page">
               <wp:posOffset>469900</wp:posOffset>
             </wp:positionV>
-            <wp:extent cx="2672715" cy="6512560"/>
+            <wp:extent cx="1885315" cy="6512560"/>
             <wp:effectExtent l="0" t="0" r="0" b="0"/>
             <wp:wrapNone/>
             <wp:docPr id="3" name="frame3"/>
@@ -137,7 +137,7 @@
                   <wps:spPr>
                     <a:xfrm>
                       <a:off x="0" y="0"/>
-                      <a:ext cx="2672715" cy="6512560"/>
+                      <a:ext cx="1885315" cy="6512560"/>
                     </a:xfrm>
                     <a:prstGeom prst="roundRect">
                       <a:avLst>
@@ -2032,7 +2032,7 @@
     <w:p>
       <w:pPr>
         <w:snapToGrid w:val="0"/>
-        <w:spacing w:before="0" w:after="480" w:line="304" w:lineRule="exact"/>
+        <w:spacing w:before="0" w:after="170" w:line="304" w:lineRule="exact"/>
         <w:ind w:right="230"/>
       </w:pPr>
       <w:r>
@@ -2050,7 +2050,7 @@
     <w:p>
       <w:pPr>
         <w:snapToGrid w:val="0"/>
-        <w:spacing w:before="0" w:after="480" w:line="261" w:lineRule="exact"/>
+        <w:spacing w:before="0" w:after="170" w:line="261" w:lineRule="exact"/>
         <w:ind w:right="230"/>
       </w:pPr>
       <w:r>
@@ -2104,7 +2104,7 @@
     <w:p>
       <w:pPr>
         <w:snapToGrid w:val="0"/>
-        <w:spacing w:before="0" w:after="480" w:line="261" w:lineRule="exact"/>
+        <w:spacing w:before="0" w:after="170" w:line="261" w:lineRule="exact"/>
         <w:ind w:right="230"/>
       </w:pPr>
       <w:r>
@@ -2120,7 +2120,7 @@
     <w:p>
       <w:pPr>
         <w:snapToGrid w:val="0"/>
-        <w:spacing w:before="0" w:after="480" w:line="261" w:lineRule="exact"/>
+        <w:spacing w:before="0" w:after="170" w:line="261" w:lineRule="exact"/>
         <w:ind w:right="230"/>
       </w:pPr>
       <w:r>
@@ -2269,7 +2269,7 @@
     <w:p>
       <w:pPr>
         <w:snapToGrid w:val="0"/>
-        <w:spacing w:before="0" w:after="480" w:line="261" w:lineRule="exact"/>
+        <w:spacing w:before="0" w:after="170" w:line="261" w:lineRule="exact"/>
         <w:ind w:right="230"/>
       </w:pPr>
       <w:r>
@@ -2285,7 +2285,7 @@
     <w:p>
       <w:pPr>
         <w:snapToGrid w:val="0"/>
-        <w:spacing w:before="0" w:after="480" w:line="261" w:lineRule="exact"/>
+        <w:spacing w:before="0" w:after="170" w:line="261" w:lineRule="exact"/>
         <w:ind w:right="230"/>
       </w:pPr>
       <w:r>
@@ -2434,7 +2434,7 @@
     <w:p>
       <w:pPr>
         <w:snapToGrid w:val="0"/>
-        <w:spacing w:before="0" w:after="480" w:line="304" w:lineRule="exact"/>
+        <w:spacing w:before="0" w:after="170" w:line="304" w:lineRule="exact"/>
         <w:ind w:right="230"/>
       </w:pPr>
       <w:r>
@@ -2452,7 +2452,7 @@
     <w:p>
       <w:pPr>
         <w:snapToGrid w:val="0"/>
-        <w:spacing w:before="0" w:after="480" w:line="261" w:lineRule="exact"/>
+        <w:spacing w:before="0" w:after="170" w:line="261" w:lineRule="exact"/>
         <w:ind w:right="230"/>
       </w:pPr>
       <w:r>
@@ -2555,7 +2555,7 @@
     <w:p>
       <w:pPr>
         <w:snapToGrid w:val="0"/>
-        <w:spacing w:before="0" w:after="480" w:line="261" w:lineRule="exact"/>
+        <w:spacing w:before="0" w:after="170" w:line="261" w:lineRule="exact"/>
         <w:ind w:right="230"/>
       </w:pPr>
       <w:r>
@@ -2677,7 +2677,7 @@
     <w:p>
       <w:pPr>
         <w:snapToGrid w:val="0"/>
-        <w:spacing w:before="0" w:after="480" w:line="261" w:lineRule="exact"/>
+        <w:spacing w:before="0" w:after="170" w:line="261" w:lineRule="exact"/>
         <w:ind w:right="230"/>
       </w:pPr>
       <w:r>
@@ -2861,7 +2861,7 @@
     <w:p>
       <w:pPr>
         <w:snapToGrid w:val="0"/>
-        <w:spacing w:before="0" w:after="480" w:line="261" w:lineRule="exact"/>
+        <w:spacing w:before="0" w:after="170" w:line="261" w:lineRule="exact"/>
         <w:ind w:right="230"/>
       </w:pPr>
       <w:r>
@@ -3185,12 +3185,12 @@
           <wp:anchor distT="0" distB="0" distL="0" distR="0" simplePos="0" relativeHeight="251658240" behindDoc="1" locked="0" layoutInCell="1" allowOverlap="1">
             <wp:simplePos x="0" y="0"/>
             <wp:positionH relativeFrom="page">
-              <wp:posOffset>3670300</wp:posOffset>
+              <wp:posOffset>4683759</wp:posOffset>
             </wp:positionH>
             <wp:positionV relativeFrom="page">
               <wp:posOffset>469900</wp:posOffset>
             </wp:positionV>
-            <wp:extent cx="3326130" cy="6512560"/>
+            <wp:extent cx="2312670" cy="6512560"/>
             <wp:effectExtent l="0" t="0" r="0" b="0"/>
             <wp:wrapNone/>
             <wp:docPr id="2" name="frame2"/>
@@ -3202,7 +3202,7 @@
                   <wps:spPr>
                     <a:xfrm>
                       <a:off x="0" y="0"/>
-                      <a:ext cx="3326130" cy="6512560"/>
+                      <a:ext cx="2312670" cy="6512560"/>
                     </a:xfrm>
                     <a:prstGeom prst="roundRect">
                       <a:avLst>
@@ -3228,12 +3228,12 @@
           <wp:anchor distT="0" distB="0" distL="0" distR="0" simplePos="0" relativeHeight="251658240" behindDoc="1" locked="0" layoutInCell="1" allowOverlap="1">
             <wp:simplePos x="0" y="0"/>
             <wp:positionH relativeFrom="page">
-              <wp:posOffset>760730</wp:posOffset>
+              <wp:posOffset>2498089</wp:posOffset>
             </wp:positionH>
             <wp:positionV relativeFrom="page">
               <wp:posOffset>469900</wp:posOffset>
             </wp:positionV>
-            <wp:extent cx="2846069" cy="6512560"/>
+            <wp:extent cx="2122169" cy="6512560"/>
             <wp:effectExtent l="0" t="0" r="0" b="0"/>
             <wp:wrapNone/>
             <wp:docPr id="3" name="frame3"/>
@@ -3245,7 +3245,7 @@
                   <wps:spPr>
                     <a:xfrm>
                       <a:off x="0" y="0"/>
-                      <a:ext cx="2846069" cy="6512560"/>
+                      <a:ext cx="2122169" cy="6512560"/>
                     </a:xfrm>
                     <a:prstGeom prst="roundRect">
                       <a:avLst>
@@ -4309,7 +4309,7 @@
     <w:p>
       <w:pPr>
         <w:snapToGrid w:val="0"/>
-        <w:spacing w:before="0" w:after="398" w:line="304" w:lineRule="exact"/>
+        <w:spacing w:before="0" w:after="170" w:line="304" w:lineRule="exact"/>
         <w:ind w:right="230"/>
       </w:pPr>
       <w:r>
@@ -4327,7 +4327,7 @@
     <w:p>
       <w:pPr>
         <w:snapToGrid w:val="0"/>
-        <w:spacing w:before="0" w:after="398" w:line="261" w:lineRule="exact"/>
+        <w:spacing w:before="0" w:after="170" w:line="261" w:lineRule="exact"/>
         <w:ind w:right="230"/>
       </w:pPr>
       <w:r>
@@ -4343,7 +4343,7 @@
     <w:p>
       <w:pPr>
         <w:snapToGrid w:val="0"/>
-        <w:spacing w:before="0" w:after="398" w:line="261" w:lineRule="exact"/>
+        <w:spacing w:before="0" w:after="170" w:line="261" w:lineRule="exact"/>
         <w:ind w:right="230"/>
       </w:pPr>
       <w:r>
@@ -4369,7 +4369,7 @@
     <w:p>
       <w:pPr>
         <w:snapToGrid w:val="0"/>
-        <w:spacing w:before="0" w:after="398" w:line="261" w:lineRule="exact"/>
+        <w:spacing w:before="0" w:after="170" w:line="261" w:lineRule="exact"/>
         <w:ind w:right="230"/>
       </w:pPr>
       <w:r>
@@ -4428,7 +4428,7 @@
     <w:p>
       <w:pPr>
         <w:snapToGrid w:val="0"/>
-        <w:spacing w:before="0" w:after="398" w:line="261" w:lineRule="exact"/>
+        <w:spacing w:before="0" w:after="170" w:line="261" w:lineRule="exact"/>
         <w:ind w:right="230"/>
       </w:pPr>
       <w:r>
@@ -4454,7 +4454,7 @@
     <w:p>
       <w:pPr>
         <w:snapToGrid w:val="0"/>
-        <w:spacing w:before="0" w:after="398" w:line="261" w:lineRule="exact"/>
+        <w:spacing w:before="0" w:after="170" w:line="261" w:lineRule="exact"/>
         <w:ind w:right="230"/>
       </w:pPr>
       <w:r>
@@ -4470,7 +4470,7 @@
     <w:p>
       <w:pPr>
         <w:snapToGrid w:val="0"/>
-        <w:spacing w:before="0" w:after="398" w:line="261" w:lineRule="exact"/>
+        <w:spacing w:before="0" w:after="170" w:line="261" w:lineRule="exact"/>
         <w:ind w:right="230"/>
       </w:pPr>
       <w:r>
@@ -4567,7 +4567,7 @@
     <w:p>
       <w:pPr>
         <w:snapToGrid w:val="0"/>
-        <w:spacing w:before="0" w:after="398" w:line="304" w:lineRule="exact"/>
+        <w:spacing w:before="0" w:after="170" w:line="304" w:lineRule="exact"/>
         <w:ind w:right="230"/>
       </w:pPr>
       <w:r>
@@ -4585,7 +4585,7 @@
     <w:p>
       <w:pPr>
         <w:snapToGrid w:val="0"/>
-        <w:spacing w:before="0" w:after="398" w:line="261" w:lineRule="exact"/>
+        <w:spacing w:before="0" w:after="170" w:line="261" w:lineRule="exact"/>
         <w:ind w:right="230"/>
       </w:pPr>
       <w:r>
@@ -4798,7 +4798,7 @@
     <w:p>
       <w:pPr>
         <w:snapToGrid w:val="0"/>
-        <w:spacing w:before="0" w:after="398" w:line="261" w:lineRule="exact"/>
+        <w:spacing w:before="0" w:after="170" w:line="261" w:lineRule="exact"/>
         <w:ind w:right="230"/>
       </w:pPr>
       <w:r>
@@ -4930,7 +4930,7 @@
     <w:p>
       <w:pPr>
         <w:snapToGrid w:val="0"/>
-        <w:spacing w:before="0" w:after="398" w:line="261" w:lineRule="exact"/>
+        <w:spacing w:before="0" w:after="170" w:line="261" w:lineRule="exact"/>
         <w:ind w:right="230"/>
       </w:pPr>
       <w:r>
@@ -5129,7 +5129,7 @@
     <w:p>
       <w:pPr>
         <w:snapToGrid w:val="0"/>
-        <w:spacing w:before="0" w:after="398" w:line="261" w:lineRule="exact"/>
+        <w:spacing w:before="0" w:after="170" w:line="261" w:lineRule="exact"/>
         <w:ind w:right="230"/>
       </w:pPr>
       <w:r>
@@ -5280,7 +5280,7 @@
     <w:p>
       <w:pPr>
         <w:snapToGrid w:val="0"/>
-        <w:spacing w:before="0" w:after="398" w:line="261" w:lineRule="exact"/>
+        <w:spacing w:before="0" w:after="170" w:line="261" w:lineRule="exact"/>
         <w:ind w:right="230"/>
       </w:pPr>
       <w:r>

--- a/漢文プリント_表なし版/早発白帝城_生徒版.docx
+++ b/漢文プリント_表なし版/早発白帝城_生徒版.docx
@@ -4,8 +4,7 @@
   <w:body>
     <w:p>
       <w:pPr>
-        <w:snapToGrid w:val="0"/>
-        <w:spacing w:before="0" w:after="140" w:line="348" w:lineRule="exact"/>
+        <w:spacing w:before="0" w:after="140" w:line="240" w:lineRule="auto"/>
       </w:pPr>
       <w:r>
         <w:rPr>
@@ -34,12 +33,12 @@
           <wp:anchor distT="0" distB="0" distL="0" distR="0" simplePos="0" relativeHeight="251658240" behindDoc="1" locked="0" layoutInCell="1" allowOverlap="1">
             <wp:simplePos x="0" y="0"/>
             <wp:positionH relativeFrom="page">
-              <wp:posOffset>7127875</wp:posOffset>
+              <wp:posOffset>6805294</wp:posOffset>
             </wp:positionH>
             <wp:positionV relativeFrom="page">
               <wp:posOffset>469900</wp:posOffset>
             </wp:positionV>
-            <wp:extent cx="2577465" cy="6512560"/>
+            <wp:extent cx="2900045" cy="6512560"/>
             <wp:effectExtent l="0" t="0" r="0" b="0"/>
             <wp:wrapNone/>
             <wp:docPr id="1" name="frame1"/>
@@ -51,7 +50,7 @@
                   <wps:spPr>
                     <a:xfrm>
                       <a:off x="0" y="0"/>
-                      <a:ext cx="2577465" cy="6512560"/>
+                      <a:ext cx="2900045" cy="6512560"/>
                     </a:xfrm>
                     <a:prstGeom prst="roundRect">
                       <a:avLst>
@@ -77,12 +76,12 @@
           <wp:anchor distT="0" distB="0" distL="0" distR="0" simplePos="0" relativeHeight="251658240" behindDoc="1" locked="0" layoutInCell="1" allowOverlap="1">
             <wp:simplePos x="0" y="0"/>
             <wp:positionH relativeFrom="page">
-              <wp:posOffset>5005070</wp:posOffset>
+              <wp:posOffset>4785359</wp:posOffset>
             </wp:positionH>
             <wp:positionV relativeFrom="page">
               <wp:posOffset>469900</wp:posOffset>
             </wp:positionV>
-            <wp:extent cx="2038985" cy="6512560"/>
+            <wp:extent cx="2038984" cy="6512560"/>
             <wp:effectExtent l="0" t="0" r="0" b="0"/>
             <wp:wrapNone/>
             <wp:docPr id="2" name="frame2"/>
@@ -94,7 +93,7 @@
                   <wps:spPr>
                     <a:xfrm>
                       <a:off x="0" y="0"/>
-                      <a:ext cx="2038985" cy="6512560"/>
+                      <a:ext cx="2038984" cy="6512560"/>
                     </a:xfrm>
                     <a:prstGeom prst="roundRect">
                       <a:avLst>
@@ -120,12 +119,12 @@
           <wp:anchor distT="0" distB="0" distL="0" distR="0" simplePos="0" relativeHeight="251658240" behindDoc="1" locked="0" layoutInCell="1" allowOverlap="1">
             <wp:simplePos x="0" y="0"/>
             <wp:positionH relativeFrom="page">
-              <wp:posOffset>3056254</wp:posOffset>
+              <wp:posOffset>2579370</wp:posOffset>
             </wp:positionH>
             <wp:positionV relativeFrom="page">
               <wp:posOffset>469900</wp:posOffset>
             </wp:positionV>
-            <wp:extent cx="1885315" cy="6512560"/>
+            <wp:extent cx="2142489" cy="6512560"/>
             <wp:effectExtent l="0" t="0" r="0" b="0"/>
             <wp:wrapNone/>
             <wp:docPr id="3" name="frame3"/>
@@ -137,7 +136,7 @@
                   <wps:spPr>
                     <a:xfrm>
                       <a:off x="0" y="0"/>
-                      <a:ext cx="1885315" cy="6512560"/>
+                      <a:ext cx="2142489" cy="6512560"/>
                     </a:xfrm>
                     <a:prstGeom prst="roundRect">
                       <a:avLst>
@@ -161,8 +160,7 @@
     </w:p>
     <w:p>
       <w:pPr>
-        <w:snapToGrid w:val="0"/>
-        <w:spacing w:before="0" w:after="140" w:line="319" w:lineRule="exact"/>
+        <w:spacing w:before="0" w:after="140" w:line="240" w:lineRule="auto"/>
         <w:ind w:right="2200"/>
         <w:jc w:val="right"/>
       </w:pPr>
@@ -178,7 +176,11 @@
     </w:p>
     <w:p>
       <w:pPr>
-        <w:spacing w:after="0" w:line="20" w:lineRule="exact"/>
+        <w:spacing w:after="0" w:line="240" w:lineRule="auto"/>
+        <w:rPr>
+          <w:sz w:val="2"/>
+          <w:szCs w:val="2"/>
+        </w:rPr>
         <w:sectPr>
           <w:type w:val="continuous"/>
           <w:pgSz w:w="16838" w:h="11906" w:orient="landscape"/>
@@ -191,8 +193,7 @@
     </w:p>
     <w:p>
       <w:pPr>
-        <w:snapToGrid w:val="0"/>
-        <w:spacing w:before="0" w:after="170" w:line="522" w:lineRule="exact"/>
+        <w:spacing w:before="0" w:after="170" w:line="240" w:lineRule="auto"/>
         <w:ind w:right="170"/>
       </w:pPr>
       <w:r>
@@ -369,11 +370,88 @@
           </w:rubyBase>
         </w:ruby>
       </w:r>
+      <w:r>
+        <w:rPr/>
+        <w:ruby>
+          <w:rubyPr>
+            <w:rubyAlign w:val="distributeSpace"/>
+            <w:hps w:val="16"/>
+            <w:hpsRaise w:val="31"/>
+            <w:hpsBaseText w:val="36"/>
+            <w:lid w:val="ja-JP"/>
+          </w:rubyPr>
+          <w:rt>
+            <w:r>
+              <w:rPr>
+                <w:rFonts w:ascii="HG正楷書体-PRO" w:eastAsia="HG正楷書体-PRO" w:hAnsi="HG正楷書体-PRO" w:cs="HG正楷書体-PRO"/>
+                <w:color w:val="1A1A1A"/>
+                <w:sz w:val="16"/>
+                <w:szCs w:val="16"/>
+              </w:rPr>
+              <w:t>​</w:t>
+            </w:r>
+          </w:rt>
+          <w:rubyBase>
+            <w:r>
+              <w:rPr>
+                <w:rFonts w:ascii="HG正楷書体-PRO" w:eastAsia="HG正楷書体-PRO" w:hAnsi="HG正楷書体-PRO" w:cs="HG正楷書体-PRO"/>
+                <w:color w:val="1A1A1A"/>
+                <w:sz w:val="36"/>
+                <w:szCs w:val="36"/>
+              </w:rPr>
+              <w:t xml:space="preserve">​</w:t>
+            </w:r>
+          </w:rubyBase>
+        </w:ruby>
+      </w:r>
+      <w:r>
+        <w:rPr>
+          <w:rFonts w:ascii="HG正楷書体-PRO" w:eastAsia="HG正楷書体-PRO" w:hAnsi="HG正楷書体-PRO" w:cs="HG正楷書体-PRO"/>
+          <w:color w:val="1A1A1A"/>
+          <w:sz w:val="22"/>
+          <w:szCs w:val="22"/>
+          <w:vertAlign w:val="subscript"/>
+        </w:rPr>
+        <w:t xml:space="preserve">​</w:t>
+      </w:r>
+      <w:r>
+        <w:rPr/>
+        <w:ruby>
+          <w:rubyPr>
+            <w:rubyAlign w:val="distributeSpace"/>
+            <w:hps w:val="12"/>
+            <w:hpsRaise w:val="23"/>
+            <w:hpsBaseText w:val="27"/>
+            <w:lid w:val="ja-JP"/>
+          </w:rubyPr>
+          <w:rt>
+            <w:r>
+              <w:rPr>
+                <w:rFonts w:ascii="UD デジタル教科書体 N" w:eastAsia="UD デジタル教科書体 N" w:hAnsi="UD デジタル教科書体 N" w:cs="UD デジタル教科書体 N"/>
+                <w:color w:val="1A1A1A"/>
+                <w:sz w:val="12"/>
+                <w:szCs w:val="12"/>
+              </w:rPr>
+              <w:t>​</w:t>
+            </w:r>
+          </w:rt>
+          <w:rubyBase>
+            <w:r>
+              <w:rPr>
+                <w:rFonts w:ascii="UD デジタル教科書体 N" w:eastAsia="UD デジタル教科書体 N" w:hAnsi="UD デジタル教科書体 N" w:cs="UD デジタル教科書体 N"/>
+                <w:color w:val="1A1A1A"/>
+                <w:sz w:val="27"/>
+                <w:szCs w:val="27"/>
+              </w:rPr>
+              <w:t xml:space="preserve">​</w:t>
+            </w:r>
+          </w:rubyBase>
+        </w:ruby>
+      </w:r>
     </w:p>
     <w:p>
       <w:pPr>
-        <w:snapToGrid w:val="0"/>
-        <w:spacing w:before="0" w:after="170" w:line="522" w:lineRule="exact"/>
+        <w:spacing w:before="0" w:after="170" w:line="240" w:lineRule="auto"/>
         <w:ind w:right="170"/>
       </w:pPr>
       <w:r>
@@ -496,22 +574,6 @@
         </w:rPr>
         <w:t xml:space="preserve">間</w:t>
       </w:r>
-    </w:p>
-    <w:p>
-      <w:pPr>
-        <w:snapToGrid w:val="0"/>
-        <w:spacing w:before="0" w:after="170" w:line="522" w:lineRule="exact"/>
-        <w:ind w:right="170"/>
-      </w:pPr>
-      <w:r>
-        <w:rPr>
-          <w:rFonts w:ascii="HG正楷書体-PRO" w:eastAsia="HG正楷書体-PRO" w:hAnsi="HG正楷書体-PRO" w:cs="HG正楷書体-PRO"/>
-          <w:color w:val="1A1A1A"/>
-          <w:sz w:val="36"/>
-          <w:szCs w:val="36"/>
-        </w:rPr>
-        <w:t xml:space="preserve">千</w:t>
-      </w:r>
       <w:r>
         <w:rPr/>
         <w:ruby>
@@ -530,6 +592,99 @@
                 <w:sz w:val="16"/>
                 <w:szCs w:val="16"/>
               </w:rPr>
+              <w:t>​</w:t>
+            </w:r>
+          </w:rt>
+          <w:rubyBase>
+            <w:r>
+              <w:rPr>
+                <w:rFonts w:ascii="HG正楷書体-PRO" w:eastAsia="HG正楷書体-PRO" w:hAnsi="HG正楷書体-PRO" w:cs="HG正楷書体-PRO"/>
+                <w:color w:val="1A1A1A"/>
+                <w:sz w:val="36"/>
+                <w:szCs w:val="36"/>
+              </w:rPr>
+              <w:t xml:space="preserve">​</w:t>
+            </w:r>
+          </w:rubyBase>
+        </w:ruby>
+      </w:r>
+      <w:r>
+        <w:rPr>
+          <w:rFonts w:ascii="HG正楷書体-PRO" w:eastAsia="HG正楷書体-PRO" w:hAnsi="HG正楷書体-PRO" w:cs="HG正楷書体-PRO"/>
+          <w:color w:val="1A1A1A"/>
+          <w:sz w:val="22"/>
+          <w:szCs w:val="22"/>
+          <w:vertAlign w:val="subscript"/>
+        </w:rPr>
+        <w:t xml:space="preserve">​</w:t>
+      </w:r>
+      <w:r>
+        <w:rPr/>
+        <w:ruby>
+          <w:rubyPr>
+            <w:rubyAlign w:val="distributeSpace"/>
+            <w:hps w:val="12"/>
+            <w:hpsRaise w:val="23"/>
+            <w:hpsBaseText w:val="27"/>
+            <w:lid w:val="ja-JP"/>
+          </w:rubyPr>
+          <w:rt>
+            <w:r>
+              <w:rPr>
+                <w:rFonts w:ascii="UD デジタル教科書体 N" w:eastAsia="UD デジタル教科書体 N" w:hAnsi="UD デジタル教科書体 N" w:cs="UD デジタル教科書体 N"/>
+                <w:color w:val="1A1A1A"/>
+                <w:sz w:val="12"/>
+                <w:szCs w:val="12"/>
+              </w:rPr>
+              <w:t>​</w:t>
+            </w:r>
+          </w:rt>
+          <w:rubyBase>
+            <w:r>
+              <w:rPr>
+                <w:rFonts w:ascii="UD デジタル教科書体 N" w:eastAsia="UD デジタル教科書体 N" w:hAnsi="UD デジタル教科書体 N" w:cs="UD デジタル教科書体 N"/>
+                <w:color w:val="1A1A1A"/>
+                <w:sz w:val="27"/>
+                <w:szCs w:val="27"/>
+              </w:rPr>
+              <w:t xml:space="preserve">​</w:t>
+            </w:r>
+          </w:rubyBase>
+        </w:ruby>
+      </w:r>
+    </w:p>
+    <w:p>
+      <w:pPr>
+        <w:spacing w:before="0" w:after="170" w:line="240" w:lineRule="auto"/>
+        <w:ind w:right="170"/>
+      </w:pPr>
+      <w:r>
+        <w:rPr>
+          <w:rFonts w:ascii="HG正楷書体-PRO" w:eastAsia="HG正楷書体-PRO" w:hAnsi="HG正楷書体-PRO" w:cs="HG正楷書体-PRO"/>
+          <w:color w:val="1A1A1A"/>
+          <w:sz w:val="36"/>
+          <w:szCs w:val="36"/>
+        </w:rPr>
+        <w:t xml:space="preserve">千</w:t>
+      </w:r>
+      <w:r>
+        <w:rPr/>
+        <w:ruby>
+          <w:rubyPr>
+            <w:rubyAlign w:val="distributeSpace"/>
+            <w:hps w:val="16"/>
+            <w:hpsRaise w:val="31"/>
+            <w:hpsBaseText w:val="36"/>
+            <w:lid w:val="ja-JP"/>
+          </w:rubyPr>
+          <w:rt>
+            <w:r>
+              <w:rPr>
+                <w:rFonts w:ascii="HG正楷書体-PRO" w:eastAsia="HG正楷書体-PRO" w:hAnsi="HG正楷書体-PRO" w:cs="HG正楷書体-PRO"/>
+                <w:color w:val="1A1A1A"/>
+                <w:sz w:val="16"/>
+                <w:szCs w:val="16"/>
+              </w:rPr>
               <w:t>ノ</w:t>
             </w:r>
           </w:rt>
@@ -691,22 +846,6 @@
           </w:rubyBase>
         </w:ruby>
       </w:r>
-    </w:p>
-    <w:p>
-      <w:pPr>
-        <w:snapToGrid w:val="0"/>
-        <w:spacing w:before="0" w:after="170" w:line="522" w:lineRule="exact"/>
-        <w:ind w:right="170"/>
-      </w:pPr>
-      <w:r>
-        <w:rPr>
-          <w:rFonts w:ascii="HG正楷書体-PRO" w:eastAsia="HG正楷書体-PRO" w:hAnsi="HG正楷書体-PRO" w:cs="HG正楷書体-PRO"/>
-          <w:color w:val="1A1A1A"/>
-          <w:sz w:val="36"/>
-          <w:szCs w:val="36"/>
-        </w:rPr>
-        <w:t xml:space="preserve">両</w:t>
-      </w:r>
       <w:r>
         <w:rPr/>
         <w:ruby>
@@ -725,6 +864,99 @@
                 <w:sz w:val="16"/>
                 <w:szCs w:val="16"/>
               </w:rPr>
+              <w:t>​</w:t>
+            </w:r>
+          </w:rt>
+          <w:rubyBase>
+            <w:r>
+              <w:rPr>
+                <w:rFonts w:ascii="HG正楷書体-PRO" w:eastAsia="HG正楷書体-PRO" w:hAnsi="HG正楷書体-PRO" w:cs="HG正楷書体-PRO"/>
+                <w:color w:val="1A1A1A"/>
+                <w:sz w:val="36"/>
+                <w:szCs w:val="36"/>
+              </w:rPr>
+              <w:t xml:space="preserve">​</w:t>
+            </w:r>
+          </w:rubyBase>
+        </w:ruby>
+      </w:r>
+      <w:r>
+        <w:rPr>
+          <w:rFonts w:ascii="HG正楷書体-PRO" w:eastAsia="HG正楷書体-PRO" w:hAnsi="HG正楷書体-PRO" w:cs="HG正楷書体-PRO"/>
+          <w:color w:val="1A1A1A"/>
+          <w:sz w:val="22"/>
+          <w:szCs w:val="22"/>
+          <w:vertAlign w:val="subscript"/>
+        </w:rPr>
+        <w:t xml:space="preserve">​</w:t>
+      </w:r>
+      <w:r>
+        <w:rPr/>
+        <w:ruby>
+          <w:rubyPr>
+            <w:rubyAlign w:val="distributeSpace"/>
+            <w:hps w:val="12"/>
+            <w:hpsRaise w:val="23"/>
+            <w:hpsBaseText w:val="27"/>
+            <w:lid w:val="ja-JP"/>
+          </w:rubyPr>
+          <w:rt>
+            <w:r>
+              <w:rPr>
+                <w:rFonts w:ascii="UD デジタル教科書体 N" w:eastAsia="UD デジタル教科書体 N" w:hAnsi="UD デジタル教科書体 N" w:cs="UD デジタル教科書体 N"/>
+                <w:color w:val="1A1A1A"/>
+                <w:sz w:val="12"/>
+                <w:szCs w:val="12"/>
+              </w:rPr>
+              <w:t>​</w:t>
+            </w:r>
+          </w:rt>
+          <w:rubyBase>
+            <w:r>
+              <w:rPr>
+                <w:rFonts w:ascii="UD デジタル教科書体 N" w:eastAsia="UD デジタル教科書体 N" w:hAnsi="UD デジタル教科書体 N" w:cs="UD デジタル教科書体 N"/>
+                <w:color w:val="1A1A1A"/>
+                <w:sz w:val="27"/>
+                <w:szCs w:val="27"/>
+              </w:rPr>
+              <w:t xml:space="preserve">​</w:t>
+            </w:r>
+          </w:rubyBase>
+        </w:ruby>
+      </w:r>
+    </w:p>
+    <w:p>
+      <w:pPr>
+        <w:spacing w:before="0" w:after="170" w:line="240" w:lineRule="auto"/>
+        <w:ind w:right="170"/>
+      </w:pPr>
+      <w:r>
+        <w:rPr>
+          <w:rFonts w:ascii="HG正楷書体-PRO" w:eastAsia="HG正楷書体-PRO" w:hAnsi="HG正楷書体-PRO" w:cs="HG正楷書体-PRO"/>
+          <w:color w:val="1A1A1A"/>
+          <w:sz w:val="36"/>
+          <w:szCs w:val="36"/>
+        </w:rPr>
+        <w:t xml:space="preserve">両</w:t>
+      </w:r>
+      <w:r>
+        <w:rPr/>
+        <w:ruby>
+          <w:rubyPr>
+            <w:rubyAlign w:val="distributeSpace"/>
+            <w:hps w:val="16"/>
+            <w:hpsRaise w:val="31"/>
+            <w:hpsBaseText w:val="36"/>
+            <w:lid w:val="ja-JP"/>
+          </w:rubyPr>
+          <w:rt>
+            <w:r>
+              <w:rPr>
+                <w:rFonts w:ascii="HG正楷書体-PRO" w:eastAsia="HG正楷書体-PRO" w:hAnsi="HG正楷書体-PRO" w:cs="HG正楷書体-PRO"/>
+                <w:color w:val="1A1A1A"/>
+                <w:sz w:val="16"/>
+                <w:szCs w:val="16"/>
+              </w:rPr>
               <w:t>ノ</w:t>
             </w:r>
           </w:rt>
@@ -862,11 +1094,88 @@
           </w:rubyBase>
         </w:ruby>
       </w:r>
+      <w:r>
+        <w:rPr/>
+        <w:ruby>
+          <w:rubyPr>
+            <w:rubyAlign w:val="distributeSpace"/>
+            <w:hps w:val="16"/>
+            <w:hpsRaise w:val="31"/>
+            <w:hpsBaseText w:val="36"/>
+            <w:lid w:val="ja-JP"/>
+          </w:rubyPr>
+          <w:rt>
+            <w:r>
+              <w:rPr>
+                <w:rFonts w:ascii="HG正楷書体-PRO" w:eastAsia="HG正楷書体-PRO" w:hAnsi="HG正楷書体-PRO" w:cs="HG正楷書体-PRO"/>
+                <w:color w:val="1A1A1A"/>
+                <w:sz w:val="16"/>
+                <w:szCs w:val="16"/>
+              </w:rPr>
+              <w:t>​</w:t>
+            </w:r>
+          </w:rt>
+          <w:rubyBase>
+            <w:r>
+              <w:rPr>
+                <w:rFonts w:ascii="HG正楷書体-PRO" w:eastAsia="HG正楷書体-PRO" w:hAnsi="HG正楷書体-PRO" w:cs="HG正楷書体-PRO"/>
+                <w:color w:val="1A1A1A"/>
+                <w:sz w:val="36"/>
+                <w:szCs w:val="36"/>
+              </w:rPr>
+              <w:t xml:space="preserve">​</w:t>
+            </w:r>
+          </w:rubyBase>
+        </w:ruby>
+      </w:r>
+      <w:r>
+        <w:rPr>
+          <w:rFonts w:ascii="HG正楷書体-PRO" w:eastAsia="HG正楷書体-PRO" w:hAnsi="HG正楷書体-PRO" w:cs="HG正楷書体-PRO"/>
+          <w:color w:val="1A1A1A"/>
+          <w:sz w:val="22"/>
+          <w:szCs w:val="22"/>
+          <w:vertAlign w:val="subscript"/>
+        </w:rPr>
+        <w:t xml:space="preserve">​</w:t>
+      </w:r>
+      <w:r>
+        <w:rPr/>
+        <w:ruby>
+          <w:rubyPr>
+            <w:rubyAlign w:val="distributeSpace"/>
+            <w:hps w:val="12"/>
+            <w:hpsRaise w:val="23"/>
+            <w:hpsBaseText w:val="27"/>
+            <w:lid w:val="ja-JP"/>
+          </w:rubyPr>
+          <w:rt>
+            <w:r>
+              <w:rPr>
+                <w:rFonts w:ascii="UD デジタル教科書体 N" w:eastAsia="UD デジタル教科書体 N" w:hAnsi="UD デジタル教科書体 N" w:cs="UD デジタル教科書体 N"/>
+                <w:color w:val="1A1A1A"/>
+                <w:sz w:val="12"/>
+                <w:szCs w:val="12"/>
+              </w:rPr>
+              <w:t>​</w:t>
+            </w:r>
+          </w:rt>
+          <w:rubyBase>
+            <w:r>
+              <w:rPr>
+                <w:rFonts w:ascii="UD デジタル教科書体 N" w:eastAsia="UD デジタル教科書体 N" w:hAnsi="UD デジタル教科書体 N" w:cs="UD デジタル教科書体 N"/>
+                <w:color w:val="1A1A1A"/>
+                <w:sz w:val="27"/>
+                <w:szCs w:val="27"/>
+              </w:rPr>
+              <w:t xml:space="preserve">​</w:t>
+            </w:r>
+          </w:rubyBase>
+        </w:ruby>
+      </w:r>
     </w:p>
     <w:p>
       <w:pPr>
-        <w:snapToGrid w:val="0"/>
-        <w:spacing w:before="0" w:after="170" w:line="522" w:lineRule="exact"/>
+        <w:spacing w:before="0" w:after="170" w:line="240" w:lineRule="auto"/>
         <w:ind w:right="170"/>
       </w:pPr>
       <w:r>
@@ -1022,6 +1331,84 @@
           <w:szCs w:val="36"/>
         </w:rPr>
         <w:t xml:space="preserve">山</w:t>
+      </w:r>
+      <w:r>
+        <w:rPr/>
+        <w:ruby>
+          <w:rubyPr>
+            <w:rubyAlign w:val="distributeSpace"/>
+            <w:hps w:val="16"/>
+            <w:hpsRaise w:val="31"/>
+            <w:hpsBaseText w:val="36"/>
+            <w:lid w:val="ja-JP"/>
+          </w:rubyPr>
+          <w:rt>
+            <w:r>
+              <w:rPr>
+                <w:rFonts w:ascii="HG正楷書体-PRO" w:eastAsia="HG正楷書体-PRO" w:hAnsi="HG正楷書体-PRO" w:cs="HG正楷書体-PRO"/>
+                <w:color w:val="1A1A1A"/>
+                <w:sz w:val="16"/>
+                <w:szCs w:val="16"/>
+              </w:rPr>
+              <w:t>​</w:t>
+            </w:r>
+          </w:rt>
+          <w:rubyBase>
+            <w:r>
+              <w:rPr>
+                <w:rFonts w:ascii="HG正楷書体-PRO" w:eastAsia="HG正楷書体-PRO" w:hAnsi="HG正楷書体-PRO" w:cs="HG正楷書体-PRO"/>
+                <w:color w:val="1A1A1A"/>
+                <w:sz w:val="36"/>
+                <w:szCs w:val="36"/>
+              </w:rPr>
+              <w:t xml:space="preserve">​</w:t>
+            </w:r>
+          </w:rubyBase>
+        </w:ruby>
+      </w:r>
+      <w:r>
+        <w:rPr>
+          <w:rFonts w:ascii="HG正楷書体-PRO" w:eastAsia="HG正楷書体-PRO" w:hAnsi="HG正楷書体-PRO" w:cs="HG正楷書体-PRO"/>
+          <w:color w:val="1A1A1A"/>
+          <w:sz w:val="22"/>
+          <w:szCs w:val="22"/>
+          <w:vertAlign w:val="subscript"/>
+        </w:rPr>
+        <w:t xml:space="preserve">​</w:t>
+      </w:r>
+      <w:r>
+        <w:rPr/>
+        <w:ruby>
+          <w:rubyPr>
+            <w:rubyAlign w:val="distributeSpace"/>
+            <w:hps w:val="12"/>
+            <w:hpsRaise w:val="23"/>
+            <w:hpsBaseText w:val="27"/>
+            <w:lid w:val="ja-JP"/>
+          </w:rubyPr>
+          <w:rt>
+            <w:r>
+              <w:rPr>
+                <w:rFonts w:ascii="UD デジタル教科書体 N" w:eastAsia="UD デジタル教科書体 N" w:hAnsi="UD デジタル教科書体 N" w:cs="UD デジタル教科書体 N"/>
+                <w:color w:val="1A1A1A"/>
+                <w:sz w:val="12"/>
+                <w:szCs w:val="12"/>
+              </w:rPr>
+              <w:t>​</w:t>
+            </w:r>
+          </w:rt>
+          <w:rubyBase>
+            <w:r>
+              <w:rPr>
+                <w:rFonts w:ascii="UD デジタル教科書体 N" w:eastAsia="UD デジタル教科書体 N" w:hAnsi="UD デジタル教科書体 N" w:cs="UD デジタル教科書体 N"/>
+                <w:color w:val="1A1A1A"/>
+                <w:sz w:val="27"/>
+                <w:szCs w:val="27"/>
+              </w:rPr>
+              <w:t xml:space="preserve">​</w:t>
+            </w:r>
+          </w:rubyBase>
+        </w:ruby>
       </w:r>
     </w:p>
     <w:p>
@@ -1031,9 +1418,9 @@
           <w:left w:val="single" w:sz="4" w:space="1" w:color="A3B4CC"/>
           <w:bottom w:val="single" w:sz="4" w:space="1" w:color="A3B4CC"/>
           <w:right w:val="single" w:sz="4" w:space="1" w:color="A3B4CC"/>
+          <w:between w:val="single" w:sz="4" w:space="1" w:color="A3B4CC"/>
         </w:pBdr>
-        <w:snapToGrid w:val="0"/>
-        <w:spacing w:before="0" w:after="300" w:line="392" w:lineRule="exact"/>
+        <w:spacing w:before="0" w:after="170" w:line="240" w:lineRule="auto"/>
         <w:ind w:right="170"/>
       </w:pPr>
       <w:r>
@@ -1176,6 +1563,84 @@
           <w:szCs w:val="27"/>
         </w:rPr>
         <w:t xml:space="preserve">　　　　　　　　　　　　</w:t>
+      </w:r>
+      <w:r>
+        <w:rPr/>
+        <w:ruby>
+          <w:rubyPr>
+            <w:rubyAlign w:val="distributeSpace"/>
+            <w:hps w:val="16"/>
+            <w:hpsRaise w:val="31"/>
+            <w:hpsBaseText w:val="36"/>
+            <w:lid w:val="ja-JP"/>
+          </w:rubyPr>
+          <w:rt>
+            <w:r>
+              <w:rPr>
+                <w:rFonts w:ascii="HG正楷書体-PRO" w:eastAsia="HG正楷書体-PRO" w:hAnsi="HG正楷書体-PRO" w:cs="HG正楷書体-PRO"/>
+                <w:color w:val="1A1A1A"/>
+                <w:sz w:val="16"/>
+                <w:szCs w:val="16"/>
+              </w:rPr>
+              <w:t>​</w:t>
+            </w:r>
+          </w:rt>
+          <w:rubyBase>
+            <w:r>
+              <w:rPr>
+                <w:rFonts w:ascii="HG正楷書体-PRO" w:eastAsia="HG正楷書体-PRO" w:hAnsi="HG正楷書体-PRO" w:cs="HG正楷書体-PRO"/>
+                <w:color w:val="1A1A1A"/>
+                <w:sz w:val="36"/>
+                <w:szCs w:val="36"/>
+              </w:rPr>
+              <w:t xml:space="preserve">​</w:t>
+            </w:r>
+          </w:rubyBase>
+        </w:ruby>
+      </w:r>
+      <w:r>
+        <w:rPr>
+          <w:rFonts w:ascii="HG正楷書体-PRO" w:eastAsia="HG正楷書体-PRO" w:hAnsi="HG正楷書体-PRO" w:cs="HG正楷書体-PRO"/>
+          <w:color w:val="1A1A1A"/>
+          <w:sz w:val="22"/>
+          <w:szCs w:val="22"/>
+          <w:vertAlign w:val="subscript"/>
+        </w:rPr>
+        <w:t xml:space="preserve">​</w:t>
+      </w:r>
+      <w:r>
+        <w:rPr/>
+        <w:ruby>
+          <w:rubyPr>
+            <w:rubyAlign w:val="distributeSpace"/>
+            <w:hps w:val="12"/>
+            <w:hpsRaise w:val="23"/>
+            <w:hpsBaseText w:val="27"/>
+            <w:lid w:val="ja-JP"/>
+          </w:rubyPr>
+          <w:rt>
+            <w:r>
+              <w:rPr>
+                <w:rFonts w:ascii="UD デジタル教科書体 N" w:eastAsia="UD デジタル教科書体 N" w:hAnsi="UD デジタル教科書体 N" w:cs="UD デジタル教科書体 N"/>
+                <w:color w:val="1A1A1A"/>
+                <w:sz w:val="12"/>
+                <w:szCs w:val="12"/>
+              </w:rPr>
+              <w:t>​</w:t>
+            </w:r>
+          </w:rt>
+          <w:rubyBase>
+            <w:r>
+              <w:rPr>
+                <w:rFonts w:ascii="UD デジタル教科書体 N" w:eastAsia="UD デジタル教科書体 N" w:hAnsi="UD デジタル教科書体 N" w:cs="UD デジタル教科書体 N"/>
+                <w:color w:val="1A1A1A"/>
+                <w:sz w:val="27"/>
+                <w:szCs w:val="27"/>
+              </w:rPr>
+              <w:t xml:space="preserve">​</w:t>
+            </w:r>
+          </w:rubyBase>
+        </w:ruby>
       </w:r>
     </w:p>
     <w:p>
@@ -1185,9 +1650,9 @@
           <w:left w:val="single" w:sz="4" w:space="1" w:color="A3B4CC"/>
           <w:bottom w:val="single" w:sz="4" w:space="1" w:color="A3B4CC"/>
           <w:right w:val="single" w:sz="4" w:space="1" w:color="A3B4CC"/>
+          <w:between w:val="single" w:sz="4" w:space="1" w:color="A3B4CC"/>
         </w:pBdr>
-        <w:snapToGrid w:val="0"/>
-        <w:spacing w:before="0" w:after="300" w:line="392" w:lineRule="exact"/>
+        <w:spacing w:before="0" w:after="170" w:line="240" w:lineRule="auto"/>
         <w:ind w:right="170"/>
       </w:pPr>
       <w:r>
@@ -1404,6 +1869,84 @@
           <w:szCs w:val="27"/>
         </w:rPr>
         <w:t xml:space="preserve">　　　　　　　　　</w:t>
+      </w:r>
+      <w:r>
+        <w:rPr/>
+        <w:ruby>
+          <w:rubyPr>
+            <w:rubyAlign w:val="distributeSpace"/>
+            <w:hps w:val="16"/>
+            <w:hpsRaise w:val="31"/>
+            <w:hpsBaseText w:val="36"/>
+            <w:lid w:val="ja-JP"/>
+          </w:rubyPr>
+          <w:rt>
+            <w:r>
+              <w:rPr>
+                <w:rFonts w:ascii="HG正楷書体-PRO" w:eastAsia="HG正楷書体-PRO" w:hAnsi="HG正楷書体-PRO" w:cs="HG正楷書体-PRO"/>
+                <w:color w:val="1A1A1A"/>
+                <w:sz w:val="16"/>
+                <w:szCs w:val="16"/>
+              </w:rPr>
+              <w:t>​</w:t>
+            </w:r>
+          </w:rt>
+          <w:rubyBase>
+            <w:r>
+              <w:rPr>
+                <w:rFonts w:ascii="HG正楷書体-PRO" w:eastAsia="HG正楷書体-PRO" w:hAnsi="HG正楷書体-PRO" w:cs="HG正楷書体-PRO"/>
+                <w:color w:val="1A1A1A"/>
+                <w:sz w:val="36"/>
+                <w:szCs w:val="36"/>
+              </w:rPr>
+              <w:t xml:space="preserve">​</w:t>
+            </w:r>
+          </w:rubyBase>
+        </w:ruby>
+      </w:r>
+      <w:r>
+        <w:rPr>
+          <w:rFonts w:ascii="HG正楷書体-PRO" w:eastAsia="HG正楷書体-PRO" w:hAnsi="HG正楷書体-PRO" w:cs="HG正楷書体-PRO"/>
+          <w:color w:val="1A1A1A"/>
+          <w:sz w:val="22"/>
+          <w:szCs w:val="22"/>
+          <w:vertAlign w:val="subscript"/>
+        </w:rPr>
+        <w:t xml:space="preserve">​</w:t>
+      </w:r>
+      <w:r>
+        <w:rPr/>
+        <w:ruby>
+          <w:rubyPr>
+            <w:rubyAlign w:val="distributeSpace"/>
+            <w:hps w:val="12"/>
+            <w:hpsRaise w:val="23"/>
+            <w:hpsBaseText w:val="27"/>
+            <w:lid w:val="ja-JP"/>
+          </w:rubyPr>
+          <w:rt>
+            <w:r>
+              <w:rPr>
+                <w:rFonts w:ascii="UD デジタル教科書体 N" w:eastAsia="UD デジタル教科書体 N" w:hAnsi="UD デジタル教科書体 N" w:cs="UD デジタル教科書体 N"/>
+                <w:color w:val="1A1A1A"/>
+                <w:sz w:val="12"/>
+                <w:szCs w:val="12"/>
+              </w:rPr>
+              <w:t>​</w:t>
+            </w:r>
+          </w:rt>
+          <w:rubyBase>
+            <w:r>
+              <w:rPr>
+                <w:rFonts w:ascii="UD デジタル教科書体 N" w:eastAsia="UD デジタル教科書体 N" w:hAnsi="UD デジタル教科書体 N" w:cs="UD デジタル教科書体 N"/>
+                <w:color w:val="1A1A1A"/>
+                <w:sz w:val="27"/>
+                <w:szCs w:val="27"/>
+              </w:rPr>
+              <w:t xml:space="preserve">​</w:t>
+            </w:r>
+          </w:rubyBase>
+        </w:ruby>
       </w:r>
     </w:p>
     <w:p>
@@ -1413,9 +1956,9 @@
           <w:left w:val="single" w:sz="4" w:space="1" w:color="A3B4CC"/>
           <w:bottom w:val="single" w:sz="4" w:space="1" w:color="A3B4CC"/>
           <w:right w:val="single" w:sz="4" w:space="1" w:color="A3B4CC"/>
+          <w:between w:val="single" w:sz="4" w:space="1" w:color="A3B4CC"/>
         </w:pBdr>
-        <w:snapToGrid w:val="0"/>
-        <w:spacing w:before="0" w:after="300" w:line="392" w:lineRule="exact"/>
+        <w:spacing w:before="0" w:after="170" w:line="240" w:lineRule="auto"/>
         <w:ind w:right="170"/>
       </w:pPr>
       <w:r>
@@ -1598,6 +2141,84 @@
           <w:szCs w:val="27"/>
         </w:rPr>
         <w:t xml:space="preserve">　　　　　　　</w:t>
+      </w:r>
+      <w:r>
+        <w:rPr/>
+        <w:ruby>
+          <w:rubyPr>
+            <w:rubyAlign w:val="distributeSpace"/>
+            <w:hps w:val="16"/>
+            <w:hpsRaise w:val="31"/>
+            <w:hpsBaseText w:val="36"/>
+            <w:lid w:val="ja-JP"/>
+          </w:rubyPr>
+          <w:rt>
+            <w:r>
+              <w:rPr>
+                <w:rFonts w:ascii="HG正楷書体-PRO" w:eastAsia="HG正楷書体-PRO" w:hAnsi="HG正楷書体-PRO" w:cs="HG正楷書体-PRO"/>
+                <w:color w:val="1A1A1A"/>
+                <w:sz w:val="16"/>
+                <w:szCs w:val="16"/>
+              </w:rPr>
+              <w:t>​</w:t>
+            </w:r>
+          </w:rt>
+          <w:rubyBase>
+            <w:r>
+              <w:rPr>
+                <w:rFonts w:ascii="HG正楷書体-PRO" w:eastAsia="HG正楷書体-PRO" w:hAnsi="HG正楷書体-PRO" w:cs="HG正楷書体-PRO"/>
+                <w:color w:val="1A1A1A"/>
+                <w:sz w:val="36"/>
+                <w:szCs w:val="36"/>
+              </w:rPr>
+              <w:t xml:space="preserve">​</w:t>
+            </w:r>
+          </w:rubyBase>
+        </w:ruby>
+      </w:r>
+      <w:r>
+        <w:rPr>
+          <w:rFonts w:ascii="HG正楷書体-PRO" w:eastAsia="HG正楷書体-PRO" w:hAnsi="HG正楷書体-PRO" w:cs="HG正楷書体-PRO"/>
+          <w:color w:val="1A1A1A"/>
+          <w:sz w:val="22"/>
+          <w:szCs w:val="22"/>
+          <w:vertAlign w:val="subscript"/>
+        </w:rPr>
+        <w:t xml:space="preserve">​</w:t>
+      </w:r>
+      <w:r>
+        <w:rPr/>
+        <w:ruby>
+          <w:rubyPr>
+            <w:rubyAlign w:val="distributeSpace"/>
+            <w:hps w:val="12"/>
+            <w:hpsRaise w:val="23"/>
+            <w:hpsBaseText w:val="27"/>
+            <w:lid w:val="ja-JP"/>
+          </w:rubyPr>
+          <w:rt>
+            <w:r>
+              <w:rPr>
+                <w:rFonts w:ascii="UD デジタル教科書体 N" w:eastAsia="UD デジタル教科書体 N" w:hAnsi="UD デジタル教科書体 N" w:cs="UD デジタル教科書体 N"/>
+                <w:color w:val="1A1A1A"/>
+                <w:sz w:val="12"/>
+                <w:szCs w:val="12"/>
+              </w:rPr>
+              <w:t>​</w:t>
+            </w:r>
+          </w:rt>
+          <w:rubyBase>
+            <w:r>
+              <w:rPr>
+                <w:rFonts w:ascii="UD デジタル教科書体 N" w:eastAsia="UD デジタル教科書体 N" w:hAnsi="UD デジタル教科書体 N" w:cs="UD デジタル教科書体 N"/>
+                <w:color w:val="1A1A1A"/>
+                <w:sz w:val="27"/>
+                <w:szCs w:val="27"/>
+              </w:rPr>
+              <w:t xml:space="preserve">​</w:t>
+            </w:r>
+          </w:rubyBase>
+        </w:ruby>
       </w:r>
     </w:p>
     <w:p>
@@ -1607,9 +2228,9 @@
           <w:left w:val="single" w:sz="4" w:space="1" w:color="A3B4CC"/>
           <w:bottom w:val="single" w:sz="4" w:space="1" w:color="A3B4CC"/>
           <w:right w:val="single" w:sz="4" w:space="1" w:color="A3B4CC"/>
+          <w:between w:val="single" w:sz="4" w:space="1" w:color="A3B4CC"/>
         </w:pBdr>
-        <w:snapToGrid w:val="0"/>
-        <w:spacing w:before="0" w:after="300" w:line="392" w:lineRule="exact"/>
+        <w:spacing w:before="0" w:after="170" w:line="240" w:lineRule="auto"/>
         <w:ind w:right="170"/>
       </w:pPr>
       <w:r>
@@ -1792,6 +2413,84 @@
           <w:szCs w:val="27"/>
         </w:rPr>
         <w:t xml:space="preserve">　　　　　　</w:t>
+      </w:r>
+      <w:r>
+        <w:rPr/>
+        <w:ruby>
+          <w:rubyPr>
+            <w:rubyAlign w:val="distributeSpace"/>
+            <w:hps w:val="16"/>
+            <w:hpsRaise w:val="31"/>
+            <w:hpsBaseText w:val="36"/>
+            <w:lid w:val="ja-JP"/>
+          </w:rubyPr>
+          <w:rt>
+            <w:r>
+              <w:rPr>
+                <w:rFonts w:ascii="HG正楷書体-PRO" w:eastAsia="HG正楷書体-PRO" w:hAnsi="HG正楷書体-PRO" w:cs="HG正楷書体-PRO"/>
+                <w:color w:val="1A1A1A"/>
+                <w:sz w:val="16"/>
+                <w:szCs w:val="16"/>
+              </w:rPr>
+              <w:t>​</w:t>
+            </w:r>
+          </w:rt>
+          <w:rubyBase>
+            <w:r>
+              <w:rPr>
+                <w:rFonts w:ascii="HG正楷書体-PRO" w:eastAsia="HG正楷書体-PRO" w:hAnsi="HG正楷書体-PRO" w:cs="HG正楷書体-PRO"/>
+                <w:color w:val="1A1A1A"/>
+                <w:sz w:val="36"/>
+                <w:szCs w:val="36"/>
+              </w:rPr>
+              <w:t xml:space="preserve">​</w:t>
+            </w:r>
+          </w:rubyBase>
+        </w:ruby>
+      </w:r>
+      <w:r>
+        <w:rPr>
+          <w:rFonts w:ascii="HG正楷書体-PRO" w:eastAsia="HG正楷書体-PRO" w:hAnsi="HG正楷書体-PRO" w:cs="HG正楷書体-PRO"/>
+          <w:color w:val="1A1A1A"/>
+          <w:sz w:val="22"/>
+          <w:szCs w:val="22"/>
+          <w:vertAlign w:val="subscript"/>
+        </w:rPr>
+        <w:t xml:space="preserve">​</w:t>
+      </w:r>
+      <w:r>
+        <w:rPr/>
+        <w:ruby>
+          <w:rubyPr>
+            <w:rubyAlign w:val="distributeSpace"/>
+            <w:hps w:val="12"/>
+            <w:hpsRaise w:val="23"/>
+            <w:hpsBaseText w:val="27"/>
+            <w:lid w:val="ja-JP"/>
+          </w:rubyPr>
+          <w:rt>
+            <w:r>
+              <w:rPr>
+                <w:rFonts w:ascii="UD デジタル教科書体 N" w:eastAsia="UD デジタル教科書体 N" w:hAnsi="UD デジタル教科書体 N" w:cs="UD デジタル教科書体 N"/>
+                <w:color w:val="1A1A1A"/>
+                <w:sz w:val="12"/>
+                <w:szCs w:val="12"/>
+              </w:rPr>
+              <w:t>​</w:t>
+            </w:r>
+          </w:rt>
+          <w:rubyBase>
+            <w:r>
+              <w:rPr>
+                <w:rFonts w:ascii="UD デジタル教科書体 N" w:eastAsia="UD デジタル教科書体 N" w:hAnsi="UD デジタル教科書体 N" w:cs="UD デジタル教科書体 N"/>
+                <w:color w:val="1A1A1A"/>
+                <w:sz w:val="27"/>
+                <w:szCs w:val="27"/>
+              </w:rPr>
+              <w:t xml:space="preserve">​</w:t>
+            </w:r>
+          </w:rubyBase>
+        </w:ruby>
       </w:r>
     </w:p>
     <w:p>
@@ -1801,9 +2500,9 @@
           <w:left w:val="single" w:sz="4" w:space="1" w:color="A3B4CC"/>
           <w:bottom w:val="single" w:sz="4" w:space="1" w:color="A3B4CC"/>
           <w:right w:val="single" w:sz="4" w:space="1" w:color="A3B4CC"/>
+          <w:between w:val="single" w:sz="4" w:space="1" w:color="A3B4CC"/>
         </w:pBdr>
-        <w:snapToGrid w:val="0"/>
-        <w:spacing w:before="0" w:after="300" w:line="392" w:lineRule="exact"/>
+        <w:spacing w:before="0" w:after="170" w:line="240" w:lineRule="auto"/>
         <w:ind w:right="170"/>
       </w:pPr>
       <w:r>
@@ -2012,10 +2711,92 @@
         </w:rPr>
         <w:t xml:space="preserve">　　　　　　　　　</w:t>
       </w:r>
+      <w:r>
+        <w:rPr/>
+        <w:ruby>
+          <w:rubyPr>
+            <w:rubyAlign w:val="distributeSpace"/>
+            <w:hps w:val="16"/>
+            <w:hpsRaise w:val="31"/>
+            <w:hpsBaseText w:val="36"/>
+            <w:lid w:val="ja-JP"/>
+          </w:rubyPr>
+          <w:rt>
+            <w:r>
+              <w:rPr>
+                <w:rFonts w:ascii="HG正楷書体-PRO" w:eastAsia="HG正楷書体-PRO" w:hAnsi="HG正楷書体-PRO" w:cs="HG正楷書体-PRO"/>
+                <w:color w:val="1A1A1A"/>
+                <w:sz w:val="16"/>
+                <w:szCs w:val="16"/>
+              </w:rPr>
+              <w:t>​</w:t>
+            </w:r>
+          </w:rt>
+          <w:rubyBase>
+            <w:r>
+              <w:rPr>
+                <w:rFonts w:ascii="HG正楷書体-PRO" w:eastAsia="HG正楷書体-PRO" w:hAnsi="HG正楷書体-PRO" w:cs="HG正楷書体-PRO"/>
+                <w:color w:val="1A1A1A"/>
+                <w:sz w:val="36"/>
+                <w:szCs w:val="36"/>
+              </w:rPr>
+              <w:t xml:space="preserve">​</w:t>
+            </w:r>
+          </w:rubyBase>
+        </w:ruby>
+      </w:r>
+      <w:r>
+        <w:rPr>
+          <w:rFonts w:ascii="HG正楷書体-PRO" w:eastAsia="HG正楷書体-PRO" w:hAnsi="HG正楷書体-PRO" w:cs="HG正楷書体-PRO"/>
+          <w:color w:val="1A1A1A"/>
+          <w:sz w:val="22"/>
+          <w:szCs w:val="22"/>
+          <w:vertAlign w:val="subscript"/>
+        </w:rPr>
+        <w:t xml:space="preserve">​</w:t>
+      </w:r>
+      <w:r>
+        <w:rPr/>
+        <w:ruby>
+          <w:rubyPr>
+            <w:rubyAlign w:val="distributeSpace"/>
+            <w:hps w:val="12"/>
+            <w:hpsRaise w:val="23"/>
+            <w:hpsBaseText w:val="27"/>
+            <w:lid w:val="ja-JP"/>
+          </w:rubyPr>
+          <w:rt>
+            <w:r>
+              <w:rPr>
+                <w:rFonts w:ascii="UD デジタル教科書体 N" w:eastAsia="UD デジタル教科書体 N" w:hAnsi="UD デジタル教科書体 N" w:cs="UD デジタル教科書体 N"/>
+                <w:color w:val="1A1A1A"/>
+                <w:sz w:val="12"/>
+                <w:szCs w:val="12"/>
+              </w:rPr>
+              <w:t>​</w:t>
+            </w:r>
+          </w:rt>
+          <w:rubyBase>
+            <w:r>
+              <w:rPr>
+                <w:rFonts w:ascii="UD デジタル教科書体 N" w:eastAsia="UD デジタル教科書体 N" w:hAnsi="UD デジタル教科書体 N" w:cs="UD デジタル教科書体 N"/>
+                <w:color w:val="1A1A1A"/>
+                <w:sz w:val="27"/>
+                <w:szCs w:val="27"/>
+              </w:rPr>
+              <w:t xml:space="preserve">​</w:t>
+            </w:r>
+          </w:rubyBase>
+        </w:ruby>
+      </w:r>
     </w:p>
     <w:p>
       <w:pPr>
-        <w:spacing w:after="0" w:line="20" w:lineRule="exact"/>
+        <w:spacing w:after="0" w:line="240" w:lineRule="auto"/>
+        <w:rPr>
+          <w:sz w:val="2"/>
+          <w:szCs w:val="2"/>
+        </w:rPr>
         <w:sectPr>
           <w:type w:val="continuous"/>
           <w:pgSz w:w="16838" w:h="11906" w:orient="landscape"/>
@@ -2031,8 +2812,7 @@
     </w:p>
     <w:p>
       <w:pPr>
-        <w:snapToGrid w:val="0"/>
-        <w:spacing w:before="0" w:after="170" w:line="304" w:lineRule="exact"/>
+        <w:spacing w:before="0" w:after="170" w:line="240" w:lineRule="auto"/>
         <w:ind w:right="230"/>
       </w:pPr>
       <w:r>
@@ -2049,8 +2829,7 @@
     </w:p>
     <w:p>
       <w:pPr>
-        <w:snapToGrid w:val="0"/>
-        <w:spacing w:before="0" w:after="170" w:line="261" w:lineRule="exact"/>
+        <w:spacing w:before="0" w:after="170" w:line="240" w:lineRule="auto"/>
         <w:ind w:right="230"/>
       </w:pPr>
       <w:r>
@@ -2103,8 +2882,7 @@
     </w:p>
     <w:p>
       <w:pPr>
-        <w:snapToGrid w:val="0"/>
-        <w:spacing w:before="0" w:after="170" w:line="261" w:lineRule="exact"/>
+        <w:spacing w:before="0" w:after="170" w:line="240" w:lineRule="auto"/>
         <w:ind w:right="230"/>
       </w:pPr>
       <w:r>
@@ -2119,8 +2897,7 @@
     </w:p>
     <w:p>
       <w:pPr>
-        <w:snapToGrid w:val="0"/>
-        <w:spacing w:before="0" w:after="170" w:line="261" w:lineRule="exact"/>
+        <w:spacing w:before="0" w:after="170" w:line="240" w:lineRule="auto"/>
         <w:ind w:right="230"/>
       </w:pPr>
       <w:r>
@@ -2268,8 +3045,7 @@
     </w:p>
     <w:p>
       <w:pPr>
-        <w:snapToGrid w:val="0"/>
-        <w:spacing w:before="0" w:after="170" w:line="261" w:lineRule="exact"/>
+        <w:spacing w:before="0" w:after="170" w:line="240" w:lineRule="auto"/>
         <w:ind w:right="230"/>
       </w:pPr>
       <w:r>
@@ -2284,8 +3060,7 @@
     </w:p>
     <w:p>
       <w:pPr>
-        <w:snapToGrid w:val="0"/>
-        <w:spacing w:before="0" w:after="170" w:line="261" w:lineRule="exact"/>
+        <w:spacing w:before="0" w:after="170" w:line="240" w:lineRule="auto"/>
         <w:ind w:right="230"/>
       </w:pPr>
       <w:r>
@@ -2433,8 +3208,7 @@
     </w:p>
     <w:p>
       <w:pPr>
-        <w:snapToGrid w:val="0"/>
-        <w:spacing w:before="0" w:after="170" w:line="304" w:lineRule="exact"/>
+        <w:spacing w:before="0" w:after="170" w:line="240" w:lineRule="auto"/>
         <w:ind w:right="230"/>
       </w:pPr>
       <w:r>
@@ -2451,8 +3225,7 @@
     </w:p>
     <w:p>
       <w:pPr>
-        <w:snapToGrid w:val="0"/>
-        <w:spacing w:before="0" w:after="170" w:line="261" w:lineRule="exact"/>
+        <w:spacing w:before="0" w:after="170" w:line="240" w:lineRule="auto"/>
         <w:ind w:right="230"/>
       </w:pPr>
       <w:r>
@@ -2554,8 +3327,7 @@
     </w:p>
     <w:p>
       <w:pPr>
-        <w:snapToGrid w:val="0"/>
-        <w:spacing w:before="0" w:after="170" w:line="261" w:lineRule="exact"/>
+        <w:spacing w:before="0" w:after="170" w:line="240" w:lineRule="auto"/>
         <w:ind w:right="230"/>
       </w:pPr>
       <w:r>
@@ -2676,8 +3448,7 @@
     </w:p>
     <w:p>
       <w:pPr>
-        <w:snapToGrid w:val="0"/>
-        <w:spacing w:before="0" w:after="170" w:line="261" w:lineRule="exact"/>
+        <w:spacing w:before="0" w:after="170" w:line="240" w:lineRule="auto"/>
         <w:ind w:right="230"/>
       </w:pPr>
       <w:r>
@@ -2860,8 +3631,7 @@
     </w:p>
     <w:p>
       <w:pPr>
-        <w:snapToGrid w:val="0"/>
-        <w:spacing w:before="0" w:after="170" w:line="261" w:lineRule="exact"/>
+        <w:spacing w:before="0" w:after="170" w:line="240" w:lineRule="auto"/>
         <w:ind w:right="230"/>
       </w:pPr>
       <w:r>
@@ -3099,7 +3869,11 @@
     </w:p>
     <w:p>
       <w:pPr>
-        <w:spacing w:after="0" w:line="20" w:lineRule="exact"/>
+        <w:spacing w:after="0" w:line="240" w:lineRule="auto"/>
+        <w:rPr>
+          <w:sz w:val="2"/>
+          <w:szCs w:val="2"/>
+        </w:rPr>
         <w:sectPr>
           <w:type w:val="continuous"/>
           <w:pgSz w:w="16838" w:h="11906" w:orient="landscape"/>
@@ -3112,8 +3886,7 @@
     </w:p>
     <w:p>
       <w:pPr>
-        <w:snapToGrid w:val="0"/>
-        <w:spacing w:before="0" w:after="140" w:line="348" w:lineRule="exact"/>
+        <w:spacing w:before="0" w:after="140" w:line="240" w:lineRule="auto"/>
       </w:pPr>
       <w:r>
         <w:rPr>
@@ -3142,12 +3915,12 @@
           <wp:anchor distT="0" distB="0" distL="0" distR="0" simplePos="0" relativeHeight="251658240" behindDoc="1" locked="0" layoutInCell="1" allowOverlap="1">
             <wp:simplePos x="0" y="0"/>
             <wp:positionH relativeFrom="page">
-              <wp:posOffset>7127875</wp:posOffset>
+              <wp:posOffset>6879590</wp:posOffset>
             </wp:positionH>
             <wp:positionV relativeFrom="page">
               <wp:posOffset>469900</wp:posOffset>
             </wp:positionV>
-            <wp:extent cx="2577465" cy="6512560"/>
+            <wp:extent cx="2825750" cy="6512560"/>
             <wp:effectExtent l="0" t="0" r="0" b="0"/>
             <wp:wrapNone/>
             <wp:docPr id="1" name="frame1"/>
@@ -3159,7 +3932,7 @@
                   <wps:spPr>
                     <a:xfrm>
                       <a:off x="0" y="0"/>
-                      <a:ext cx="2577465" cy="6512560"/>
+                      <a:ext cx="2825750" cy="6512560"/>
                     </a:xfrm>
                     <a:prstGeom prst="roundRect">
                       <a:avLst>
@@ -3185,12 +3958,12 @@
           <wp:anchor distT="0" distB="0" distL="0" distR="0" simplePos="0" relativeHeight="251658240" behindDoc="1" locked="0" layoutInCell="1" allowOverlap="1">
             <wp:simplePos x="0" y="0"/>
             <wp:positionH relativeFrom="page">
-              <wp:posOffset>4683759</wp:posOffset>
+              <wp:posOffset>4446904</wp:posOffset>
             </wp:positionH>
             <wp:positionV relativeFrom="page">
               <wp:posOffset>469900</wp:posOffset>
             </wp:positionV>
-            <wp:extent cx="2312670" cy="6512560"/>
+            <wp:extent cx="2459989" cy="6512560"/>
             <wp:effectExtent l="0" t="0" r="0" b="0"/>
             <wp:wrapNone/>
             <wp:docPr id="2" name="frame2"/>
@@ -3202,7 +3975,7 @@
                   <wps:spPr>
                     <a:xfrm>
                       <a:off x="0" y="0"/>
-                      <a:ext cx="2312670" cy="6512560"/>
+                      <a:ext cx="2459989" cy="6512560"/>
                     </a:xfrm>
                     <a:prstGeom prst="roundRect">
                       <a:avLst>
@@ -3228,12 +4001,12 @@
           <wp:anchor distT="0" distB="0" distL="0" distR="0" simplePos="0" relativeHeight="251658240" behindDoc="1" locked="0" layoutInCell="1" allowOverlap="1">
             <wp:simplePos x="0" y="0"/>
             <wp:positionH relativeFrom="page">
-              <wp:posOffset>2498089</wp:posOffset>
+              <wp:posOffset>1893570</wp:posOffset>
             </wp:positionH>
             <wp:positionV relativeFrom="page">
               <wp:posOffset>469900</wp:posOffset>
             </wp:positionV>
-            <wp:extent cx="2122169" cy="6512560"/>
+            <wp:extent cx="2489834" cy="6512560"/>
             <wp:effectExtent l="0" t="0" r="0" b="0"/>
             <wp:wrapNone/>
             <wp:docPr id="3" name="frame3"/>
@@ -3245,7 +4018,7 @@
                   <wps:spPr>
                     <a:xfrm>
                       <a:off x="0" y="0"/>
-                      <a:ext cx="2122169" cy="6512560"/>
+                      <a:ext cx="2489834" cy="6512560"/>
                     </a:xfrm>
                     <a:prstGeom prst="roundRect">
                       <a:avLst>
@@ -3269,8 +4042,7 @@
     </w:p>
     <w:p>
       <w:pPr>
-        <w:snapToGrid w:val="0"/>
-        <w:spacing w:before="0" w:after="140" w:line="319" w:lineRule="exact"/>
+        <w:spacing w:before="0" w:after="140" w:line="240" w:lineRule="auto"/>
         <w:ind w:right="2200"/>
         <w:jc w:val="right"/>
       </w:pPr>
@@ -3286,7 +4058,11 @@
     </w:p>
     <w:p>
       <w:pPr>
-        <w:spacing w:after="0" w:line="20" w:lineRule="exact"/>
+        <w:spacing w:after="0" w:line="240" w:lineRule="auto"/>
+        <w:rPr>
+          <w:sz w:val="2"/>
+          <w:szCs w:val="2"/>
+        </w:rPr>
         <w:sectPr>
           <w:type w:val="nextPage"/>
           <w:pgSz w:w="16838" w:h="11906" w:orient="landscape"/>
@@ -3299,8 +4075,7 @@
     </w:p>
     <w:p>
       <w:pPr>
-        <w:snapToGrid w:val="0"/>
-        <w:spacing w:before="0" w:after="170" w:line="522" w:lineRule="exact"/>
+        <w:spacing w:before="0" w:after="170" w:line="240" w:lineRule="auto"/>
         <w:ind w:right="170"/>
       </w:pPr>
       <w:r>
@@ -3477,11 +4252,88 @@
           </w:rubyBase>
         </w:ruby>
       </w:r>
+      <w:r>
+        <w:rPr/>
+        <w:ruby>
+          <w:rubyPr>
+            <w:rubyAlign w:val="distributeSpace"/>
+            <w:hps w:val="16"/>
+            <w:hpsRaise w:val="31"/>
+            <w:hpsBaseText w:val="36"/>
+            <w:lid w:val="ja-JP"/>
+          </w:rubyPr>
+          <w:rt>
+            <w:r>
+              <w:rPr>
+                <w:rFonts w:ascii="HG正楷書体-PRO" w:eastAsia="HG正楷書体-PRO" w:hAnsi="HG正楷書体-PRO" w:cs="HG正楷書体-PRO"/>
+                <w:color w:val="1A1A1A"/>
+                <w:sz w:val="16"/>
+                <w:szCs w:val="16"/>
+              </w:rPr>
+              <w:t>​</w:t>
+            </w:r>
+          </w:rt>
+          <w:rubyBase>
+            <w:r>
+              <w:rPr>
+                <w:rFonts w:ascii="HG正楷書体-PRO" w:eastAsia="HG正楷書体-PRO" w:hAnsi="HG正楷書体-PRO" w:cs="HG正楷書体-PRO"/>
+                <w:color w:val="1A1A1A"/>
+                <w:sz w:val="36"/>
+                <w:szCs w:val="36"/>
+              </w:rPr>
+              <w:t xml:space="preserve">​</w:t>
+            </w:r>
+          </w:rubyBase>
+        </w:ruby>
+      </w:r>
+      <w:r>
+        <w:rPr>
+          <w:rFonts w:ascii="HG正楷書体-PRO" w:eastAsia="HG正楷書体-PRO" w:hAnsi="HG正楷書体-PRO" w:cs="HG正楷書体-PRO"/>
+          <w:color w:val="1A1A1A"/>
+          <w:sz w:val="22"/>
+          <w:szCs w:val="22"/>
+          <w:vertAlign w:val="subscript"/>
+        </w:rPr>
+        <w:t xml:space="preserve">​</w:t>
+      </w:r>
+      <w:r>
+        <w:rPr/>
+        <w:ruby>
+          <w:rubyPr>
+            <w:rubyAlign w:val="distributeSpace"/>
+            <w:hps w:val="8"/>
+            <w:hpsRaise w:val="16"/>
+            <w:hpsBaseText w:val="18"/>
+            <w:lid w:val="ja-JP"/>
+          </w:rubyPr>
+          <w:rt>
+            <w:r>
+              <w:rPr>
+                <w:rFonts w:ascii="UD デジタル教科書体 N" w:eastAsia="UD デジタル教科書体 N" w:hAnsi="UD デジタル教科書体 N" w:cs="UD デジタル教科書体 N"/>
+                <w:color w:val="1A1A1A"/>
+                <w:sz w:val="8"/>
+                <w:szCs w:val="8"/>
+              </w:rPr>
+              <w:t>​</w:t>
+            </w:r>
+          </w:rt>
+          <w:rubyBase>
+            <w:r>
+              <w:rPr>
+                <w:rFonts w:ascii="UD デジタル教科書体 N" w:eastAsia="UD デジタル教科書体 N" w:hAnsi="UD デジタル教科書体 N" w:cs="UD デジタル教科書体 N"/>
+                <w:color w:val="1A1A1A"/>
+                <w:sz w:val="18"/>
+                <w:szCs w:val="18"/>
+              </w:rPr>
+              <w:t xml:space="preserve">​</w:t>
+            </w:r>
+          </w:rubyBase>
+        </w:ruby>
+      </w:r>
     </w:p>
     <w:p>
       <w:pPr>
-        <w:snapToGrid w:val="0"/>
-        <w:spacing w:before="0" w:after="170" w:line="522" w:lineRule="exact"/>
+        <w:spacing w:before="0" w:after="170" w:line="240" w:lineRule="auto"/>
         <w:ind w:right="170"/>
       </w:pPr>
       <w:r>
@@ -3604,22 +4456,6 @@
         </w:rPr>
         <w:t xml:space="preserve">間</w:t>
       </w:r>
-    </w:p>
-    <w:p>
-      <w:pPr>
-        <w:snapToGrid w:val="0"/>
-        <w:spacing w:before="0" w:after="170" w:line="522" w:lineRule="exact"/>
-        <w:ind w:right="170"/>
-      </w:pPr>
-      <w:r>
-        <w:rPr>
-          <w:rFonts w:ascii="HG正楷書体-PRO" w:eastAsia="HG正楷書体-PRO" w:hAnsi="HG正楷書体-PRO" w:cs="HG正楷書体-PRO"/>
-          <w:color w:val="1A1A1A"/>
-          <w:sz w:val="36"/>
-          <w:szCs w:val="36"/>
-        </w:rPr>
-        <w:t xml:space="preserve">千</w:t>
-      </w:r>
       <w:r>
         <w:rPr/>
         <w:ruby>
@@ -3638,6 +4474,99 @@
                 <w:sz w:val="16"/>
                 <w:szCs w:val="16"/>
               </w:rPr>
+              <w:t>​</w:t>
+            </w:r>
+          </w:rt>
+          <w:rubyBase>
+            <w:r>
+              <w:rPr>
+                <w:rFonts w:ascii="HG正楷書体-PRO" w:eastAsia="HG正楷書体-PRO" w:hAnsi="HG正楷書体-PRO" w:cs="HG正楷書体-PRO"/>
+                <w:color w:val="1A1A1A"/>
+                <w:sz w:val="36"/>
+                <w:szCs w:val="36"/>
+              </w:rPr>
+              <w:t xml:space="preserve">​</w:t>
+            </w:r>
+          </w:rubyBase>
+        </w:ruby>
+      </w:r>
+      <w:r>
+        <w:rPr>
+          <w:rFonts w:ascii="HG正楷書体-PRO" w:eastAsia="HG正楷書体-PRO" w:hAnsi="HG正楷書体-PRO" w:cs="HG正楷書体-PRO"/>
+          <w:color w:val="1A1A1A"/>
+          <w:sz w:val="22"/>
+          <w:szCs w:val="22"/>
+          <w:vertAlign w:val="subscript"/>
+        </w:rPr>
+        <w:t xml:space="preserve">​</w:t>
+      </w:r>
+      <w:r>
+        <w:rPr/>
+        <w:ruby>
+          <w:rubyPr>
+            <w:rubyAlign w:val="distributeSpace"/>
+            <w:hps w:val="8"/>
+            <w:hpsRaise w:val="16"/>
+            <w:hpsBaseText w:val="18"/>
+            <w:lid w:val="ja-JP"/>
+          </w:rubyPr>
+          <w:rt>
+            <w:r>
+              <w:rPr>
+                <w:rFonts w:ascii="UD デジタル教科書体 N" w:eastAsia="UD デジタル教科書体 N" w:hAnsi="UD デジタル教科書体 N" w:cs="UD デジタル教科書体 N"/>
+                <w:color w:val="1A1A1A"/>
+                <w:sz w:val="8"/>
+                <w:szCs w:val="8"/>
+              </w:rPr>
+              <w:t>​</w:t>
+            </w:r>
+          </w:rt>
+          <w:rubyBase>
+            <w:r>
+              <w:rPr>
+                <w:rFonts w:ascii="UD デジタル教科書体 N" w:eastAsia="UD デジタル教科書体 N" w:hAnsi="UD デジタル教科書体 N" w:cs="UD デジタル教科書体 N"/>
+                <w:color w:val="1A1A1A"/>
+                <w:sz w:val="18"/>
+                <w:szCs w:val="18"/>
+              </w:rPr>
+              <w:t xml:space="preserve">​</w:t>
+            </w:r>
+          </w:rubyBase>
+        </w:ruby>
+      </w:r>
+    </w:p>
+    <w:p>
+      <w:pPr>
+        <w:spacing w:before="0" w:after="170" w:line="240" w:lineRule="auto"/>
+        <w:ind w:right="170"/>
+      </w:pPr>
+      <w:r>
+        <w:rPr>
+          <w:rFonts w:ascii="HG正楷書体-PRO" w:eastAsia="HG正楷書体-PRO" w:hAnsi="HG正楷書体-PRO" w:cs="HG正楷書体-PRO"/>
+          <w:color w:val="1A1A1A"/>
+          <w:sz w:val="36"/>
+          <w:szCs w:val="36"/>
+        </w:rPr>
+        <w:t xml:space="preserve">千</w:t>
+      </w:r>
+      <w:r>
+        <w:rPr/>
+        <w:ruby>
+          <w:rubyPr>
+            <w:rubyAlign w:val="distributeSpace"/>
+            <w:hps w:val="16"/>
+            <w:hpsRaise w:val="31"/>
+            <w:hpsBaseText w:val="36"/>
+            <w:lid w:val="ja-JP"/>
+          </w:rubyPr>
+          <w:rt>
+            <w:r>
+              <w:rPr>
+                <w:rFonts w:ascii="HG正楷書体-PRO" w:eastAsia="HG正楷書体-PRO" w:hAnsi="HG正楷書体-PRO" w:cs="HG正楷書体-PRO"/>
+                <w:color w:val="1A1A1A"/>
+                <w:sz w:val="16"/>
+                <w:szCs w:val="16"/>
+              </w:rPr>
               <w:t>ノ</w:t>
             </w:r>
           </w:rt>
@@ -3799,22 +4728,6 @@
           </w:rubyBase>
         </w:ruby>
       </w:r>
-    </w:p>
-    <w:p>
-      <w:pPr>
-        <w:snapToGrid w:val="0"/>
-        <w:spacing w:before="0" w:after="170" w:line="522" w:lineRule="exact"/>
-        <w:ind w:right="170"/>
-      </w:pPr>
-      <w:r>
-        <w:rPr>
-          <w:rFonts w:ascii="HG正楷書体-PRO" w:eastAsia="HG正楷書体-PRO" w:hAnsi="HG正楷書体-PRO" w:cs="HG正楷書体-PRO"/>
-          <w:color w:val="1A1A1A"/>
-          <w:sz w:val="36"/>
-          <w:szCs w:val="36"/>
-        </w:rPr>
-        <w:t xml:space="preserve">両</w:t>
-      </w:r>
       <w:r>
         <w:rPr/>
         <w:ruby>
@@ -3833,6 +4746,99 @@
                 <w:sz w:val="16"/>
                 <w:szCs w:val="16"/>
               </w:rPr>
+              <w:t>​</w:t>
+            </w:r>
+          </w:rt>
+          <w:rubyBase>
+            <w:r>
+              <w:rPr>
+                <w:rFonts w:ascii="HG正楷書体-PRO" w:eastAsia="HG正楷書体-PRO" w:hAnsi="HG正楷書体-PRO" w:cs="HG正楷書体-PRO"/>
+                <w:color w:val="1A1A1A"/>
+                <w:sz w:val="36"/>
+                <w:szCs w:val="36"/>
+              </w:rPr>
+              <w:t xml:space="preserve">​</w:t>
+            </w:r>
+          </w:rubyBase>
+        </w:ruby>
+      </w:r>
+      <w:r>
+        <w:rPr>
+          <w:rFonts w:ascii="HG正楷書体-PRO" w:eastAsia="HG正楷書体-PRO" w:hAnsi="HG正楷書体-PRO" w:cs="HG正楷書体-PRO"/>
+          <w:color w:val="1A1A1A"/>
+          <w:sz w:val="22"/>
+          <w:szCs w:val="22"/>
+          <w:vertAlign w:val="subscript"/>
+        </w:rPr>
+        <w:t xml:space="preserve">​</w:t>
+      </w:r>
+      <w:r>
+        <w:rPr/>
+        <w:ruby>
+          <w:rubyPr>
+            <w:rubyAlign w:val="distributeSpace"/>
+            <w:hps w:val="8"/>
+            <w:hpsRaise w:val="16"/>
+            <w:hpsBaseText w:val="18"/>
+            <w:lid w:val="ja-JP"/>
+          </w:rubyPr>
+          <w:rt>
+            <w:r>
+              <w:rPr>
+                <w:rFonts w:ascii="UD デジタル教科書体 N" w:eastAsia="UD デジタル教科書体 N" w:hAnsi="UD デジタル教科書体 N" w:cs="UD デジタル教科書体 N"/>
+                <w:color w:val="1A1A1A"/>
+                <w:sz w:val="8"/>
+                <w:szCs w:val="8"/>
+              </w:rPr>
+              <w:t>​</w:t>
+            </w:r>
+          </w:rt>
+          <w:rubyBase>
+            <w:r>
+              <w:rPr>
+                <w:rFonts w:ascii="UD デジタル教科書体 N" w:eastAsia="UD デジタル教科書体 N" w:hAnsi="UD デジタル教科書体 N" w:cs="UD デジタル教科書体 N"/>
+                <w:color w:val="1A1A1A"/>
+                <w:sz w:val="18"/>
+                <w:szCs w:val="18"/>
+              </w:rPr>
+              <w:t xml:space="preserve">​</w:t>
+            </w:r>
+          </w:rubyBase>
+        </w:ruby>
+      </w:r>
+    </w:p>
+    <w:p>
+      <w:pPr>
+        <w:spacing w:before="0" w:after="170" w:line="240" w:lineRule="auto"/>
+        <w:ind w:right="170"/>
+      </w:pPr>
+      <w:r>
+        <w:rPr>
+          <w:rFonts w:ascii="HG正楷書体-PRO" w:eastAsia="HG正楷書体-PRO" w:hAnsi="HG正楷書体-PRO" w:cs="HG正楷書体-PRO"/>
+          <w:color w:val="1A1A1A"/>
+          <w:sz w:val="36"/>
+          <w:szCs w:val="36"/>
+        </w:rPr>
+        <w:t xml:space="preserve">両</w:t>
+      </w:r>
+      <w:r>
+        <w:rPr/>
+        <w:ruby>
+          <w:rubyPr>
+            <w:rubyAlign w:val="distributeSpace"/>
+            <w:hps w:val="16"/>
+            <w:hpsRaise w:val="31"/>
+            <w:hpsBaseText w:val="36"/>
+            <w:lid w:val="ja-JP"/>
+          </w:rubyPr>
+          <w:rt>
+            <w:r>
+              <w:rPr>
+                <w:rFonts w:ascii="HG正楷書体-PRO" w:eastAsia="HG正楷書体-PRO" w:hAnsi="HG正楷書体-PRO" w:cs="HG正楷書体-PRO"/>
+                <w:color w:val="1A1A1A"/>
+                <w:sz w:val="16"/>
+                <w:szCs w:val="16"/>
+              </w:rPr>
               <w:t>ノ</w:t>
             </w:r>
           </w:rt>
@@ -3970,11 +4976,88 @@
           </w:rubyBase>
         </w:ruby>
       </w:r>
+      <w:r>
+        <w:rPr/>
+        <w:ruby>
+          <w:rubyPr>
+            <w:rubyAlign w:val="distributeSpace"/>
+            <w:hps w:val="16"/>
+            <w:hpsRaise w:val="31"/>
+            <w:hpsBaseText w:val="36"/>
+            <w:lid w:val="ja-JP"/>
+          </w:rubyPr>
+          <w:rt>
+            <w:r>
+              <w:rPr>
+                <w:rFonts w:ascii="HG正楷書体-PRO" w:eastAsia="HG正楷書体-PRO" w:hAnsi="HG正楷書体-PRO" w:cs="HG正楷書体-PRO"/>
+                <w:color w:val="1A1A1A"/>
+                <w:sz w:val="16"/>
+                <w:szCs w:val="16"/>
+              </w:rPr>
+              <w:t>​</w:t>
+            </w:r>
+          </w:rt>
+          <w:rubyBase>
+            <w:r>
+              <w:rPr>
+                <w:rFonts w:ascii="HG正楷書体-PRO" w:eastAsia="HG正楷書体-PRO" w:hAnsi="HG正楷書体-PRO" w:cs="HG正楷書体-PRO"/>
+                <w:color w:val="1A1A1A"/>
+                <w:sz w:val="36"/>
+                <w:szCs w:val="36"/>
+              </w:rPr>
+              <w:t xml:space="preserve">​</w:t>
+            </w:r>
+          </w:rubyBase>
+        </w:ruby>
+      </w:r>
+      <w:r>
+        <w:rPr>
+          <w:rFonts w:ascii="HG正楷書体-PRO" w:eastAsia="HG正楷書体-PRO" w:hAnsi="HG正楷書体-PRO" w:cs="HG正楷書体-PRO"/>
+          <w:color w:val="1A1A1A"/>
+          <w:sz w:val="22"/>
+          <w:szCs w:val="22"/>
+          <w:vertAlign w:val="subscript"/>
+        </w:rPr>
+        <w:t xml:space="preserve">​</w:t>
+      </w:r>
+      <w:r>
+        <w:rPr/>
+        <w:ruby>
+          <w:rubyPr>
+            <w:rubyAlign w:val="distributeSpace"/>
+            <w:hps w:val="8"/>
+            <w:hpsRaise w:val="16"/>
+            <w:hpsBaseText w:val="18"/>
+            <w:lid w:val="ja-JP"/>
+          </w:rubyPr>
+          <w:rt>
+            <w:r>
+              <w:rPr>
+                <w:rFonts w:ascii="UD デジタル教科書体 N" w:eastAsia="UD デジタル教科書体 N" w:hAnsi="UD デジタル教科書体 N" w:cs="UD デジタル教科書体 N"/>
+                <w:color w:val="1A1A1A"/>
+                <w:sz w:val="8"/>
+                <w:szCs w:val="8"/>
+              </w:rPr>
+              <w:t>​</w:t>
+            </w:r>
+          </w:rt>
+          <w:rubyBase>
+            <w:r>
+              <w:rPr>
+                <w:rFonts w:ascii="UD デジタル教科書体 N" w:eastAsia="UD デジタル教科書体 N" w:hAnsi="UD デジタル教科書体 N" w:cs="UD デジタル教科書体 N"/>
+                <w:color w:val="1A1A1A"/>
+                <w:sz w:val="18"/>
+                <w:szCs w:val="18"/>
+              </w:rPr>
+              <w:t xml:space="preserve">​</w:t>
+            </w:r>
+          </w:rubyBase>
+        </w:ruby>
+      </w:r>
     </w:p>
     <w:p>
       <w:pPr>
-        <w:snapToGrid w:val="0"/>
-        <w:spacing w:before="0" w:after="170" w:line="522" w:lineRule="exact"/>
+        <w:spacing w:before="0" w:after="170" w:line="240" w:lineRule="auto"/>
         <w:ind w:right="170"/>
       </w:pPr>
       <w:r>
@@ -4130,6 +5213,84 @@
           <w:szCs w:val="36"/>
         </w:rPr>
         <w:t xml:space="preserve">山</w:t>
+      </w:r>
+      <w:r>
+        <w:rPr/>
+        <w:ruby>
+          <w:rubyPr>
+            <w:rubyAlign w:val="distributeSpace"/>
+            <w:hps w:val="16"/>
+            <w:hpsRaise w:val="31"/>
+            <w:hpsBaseText w:val="36"/>
+            <w:lid w:val="ja-JP"/>
+          </w:rubyPr>
+          <w:rt>
+            <w:r>
+              <w:rPr>
+                <w:rFonts w:ascii="HG正楷書体-PRO" w:eastAsia="HG正楷書体-PRO" w:hAnsi="HG正楷書体-PRO" w:cs="HG正楷書体-PRO"/>
+                <w:color w:val="1A1A1A"/>
+                <w:sz w:val="16"/>
+                <w:szCs w:val="16"/>
+              </w:rPr>
+              <w:t>​</w:t>
+            </w:r>
+          </w:rt>
+          <w:rubyBase>
+            <w:r>
+              <w:rPr>
+                <w:rFonts w:ascii="HG正楷書体-PRO" w:eastAsia="HG正楷書体-PRO" w:hAnsi="HG正楷書体-PRO" w:cs="HG正楷書体-PRO"/>
+                <w:color w:val="1A1A1A"/>
+                <w:sz w:val="36"/>
+                <w:szCs w:val="36"/>
+              </w:rPr>
+              <w:t xml:space="preserve">​</w:t>
+            </w:r>
+          </w:rubyBase>
+        </w:ruby>
+      </w:r>
+      <w:r>
+        <w:rPr>
+          <w:rFonts w:ascii="HG正楷書体-PRO" w:eastAsia="HG正楷書体-PRO" w:hAnsi="HG正楷書体-PRO" w:cs="HG正楷書体-PRO"/>
+          <w:color w:val="1A1A1A"/>
+          <w:sz w:val="22"/>
+          <w:szCs w:val="22"/>
+          <w:vertAlign w:val="subscript"/>
+        </w:rPr>
+        <w:t xml:space="preserve">​</w:t>
+      </w:r>
+      <w:r>
+        <w:rPr/>
+        <w:ruby>
+          <w:rubyPr>
+            <w:rubyAlign w:val="distributeSpace"/>
+            <w:hps w:val="8"/>
+            <w:hpsRaise w:val="16"/>
+            <w:hpsBaseText w:val="18"/>
+            <w:lid w:val="ja-JP"/>
+          </w:rubyPr>
+          <w:rt>
+            <w:r>
+              <w:rPr>
+                <w:rFonts w:ascii="UD デジタル教科書体 N" w:eastAsia="UD デジタル教科書体 N" w:hAnsi="UD デジタル教科書体 N" w:cs="UD デジタル教科書体 N"/>
+                <w:color w:val="1A1A1A"/>
+                <w:sz w:val="8"/>
+                <w:szCs w:val="8"/>
+              </w:rPr>
+              <w:t>​</w:t>
+            </w:r>
+          </w:rt>
+          <w:rubyBase>
+            <w:r>
+              <w:rPr>
+                <w:rFonts w:ascii="UD デジタル教科書体 N" w:eastAsia="UD デジタル教科書体 N" w:hAnsi="UD デジタル教科書体 N" w:cs="UD デジタル教科書体 N"/>
+                <w:color w:val="1A1A1A"/>
+                <w:sz w:val="18"/>
+                <w:szCs w:val="18"/>
+              </w:rPr>
+              <w:t xml:space="preserve">​</w:t>
+            </w:r>
+          </w:rubyBase>
+        </w:ruby>
       </w:r>
     </w:p>
     <w:p>
@@ -4139,9 +5300,9 @@
           <w:left w:val="single" w:sz="4" w:space="1" w:color="A3B4CC"/>
           <w:bottom w:val="single" w:sz="4" w:space="1" w:color="A3B4CC"/>
           <w:right w:val="single" w:sz="4" w:space="1" w:color="A3B4CC"/>
+          <w:between w:val="single" w:sz="4" w:space="1" w:color="A3B4CC"/>
         </w:pBdr>
-        <w:snapToGrid w:val="0"/>
-        <w:spacing w:before="0" w:after="425" w:line="267" w:lineRule="exact"/>
+        <w:spacing w:before="0" w:after="170" w:line="240" w:lineRule="auto"/>
         <w:ind w:right="170"/>
       </w:pPr>
       <w:r>
@@ -4164,6 +5325,84 @@
           <w:szCs w:val="18"/>
         </w:rPr>
         <w:t xml:space="preserve">　　　　　　　　　　　　　　　　　　　　　</w:t>
+      </w:r>
+      <w:r>
+        <w:rPr/>
+        <w:ruby>
+          <w:rubyPr>
+            <w:rubyAlign w:val="distributeSpace"/>
+            <w:hps w:val="16"/>
+            <w:hpsRaise w:val="31"/>
+            <w:hpsBaseText w:val="36"/>
+            <w:lid w:val="ja-JP"/>
+          </w:rubyPr>
+          <w:rt>
+            <w:r>
+              <w:rPr>
+                <w:rFonts w:ascii="HG正楷書体-PRO" w:eastAsia="HG正楷書体-PRO" w:hAnsi="HG正楷書体-PRO" w:cs="HG正楷書体-PRO"/>
+                <w:color w:val="1A1A1A"/>
+                <w:sz w:val="16"/>
+                <w:szCs w:val="16"/>
+              </w:rPr>
+              <w:t>​</w:t>
+            </w:r>
+          </w:rt>
+          <w:rubyBase>
+            <w:r>
+              <w:rPr>
+                <w:rFonts w:ascii="HG正楷書体-PRO" w:eastAsia="HG正楷書体-PRO" w:hAnsi="HG正楷書体-PRO" w:cs="HG正楷書体-PRO"/>
+                <w:color w:val="1A1A1A"/>
+                <w:sz w:val="36"/>
+                <w:szCs w:val="36"/>
+              </w:rPr>
+              <w:t xml:space="preserve">​</w:t>
+            </w:r>
+          </w:rubyBase>
+        </w:ruby>
+      </w:r>
+      <w:r>
+        <w:rPr>
+          <w:rFonts w:ascii="HG正楷書体-PRO" w:eastAsia="HG正楷書体-PRO" w:hAnsi="HG正楷書体-PRO" w:cs="HG正楷書体-PRO"/>
+          <w:color w:val="1A1A1A"/>
+          <w:sz w:val="22"/>
+          <w:szCs w:val="22"/>
+          <w:vertAlign w:val="subscript"/>
+        </w:rPr>
+        <w:t xml:space="preserve">​</w:t>
+      </w:r>
+      <w:r>
+        <w:rPr/>
+        <w:ruby>
+          <w:rubyPr>
+            <w:rubyAlign w:val="distributeSpace"/>
+            <w:hps w:val="8"/>
+            <w:hpsRaise w:val="16"/>
+            <w:hpsBaseText w:val="18"/>
+            <w:lid w:val="ja-JP"/>
+          </w:rubyPr>
+          <w:rt>
+            <w:r>
+              <w:rPr>
+                <w:rFonts w:ascii="UD デジタル教科書体 N" w:eastAsia="UD デジタル教科書体 N" w:hAnsi="UD デジタル教科書体 N" w:cs="UD デジタル教科書体 N"/>
+                <w:color w:val="1A1A1A"/>
+                <w:sz w:val="8"/>
+                <w:szCs w:val="8"/>
+              </w:rPr>
+              <w:t>​</w:t>
+            </w:r>
+          </w:rt>
+          <w:rubyBase>
+            <w:r>
+              <w:rPr>
+                <w:rFonts w:ascii="UD デジタル教科書体 N" w:eastAsia="UD デジタル教科書体 N" w:hAnsi="UD デジタル教科書体 N" w:cs="UD デジタル教科書体 N"/>
+                <w:color w:val="1A1A1A"/>
+                <w:sz w:val="18"/>
+                <w:szCs w:val="18"/>
+              </w:rPr>
+              <w:t xml:space="preserve">​</w:t>
+            </w:r>
+          </w:rubyBase>
+        </w:ruby>
       </w:r>
     </w:p>
     <w:p>
@@ -4173,9 +5412,9 @@
           <w:left w:val="single" w:sz="4" w:space="1" w:color="A3B4CC"/>
           <w:bottom w:val="single" w:sz="4" w:space="1" w:color="A3B4CC"/>
           <w:right w:val="single" w:sz="4" w:space="1" w:color="A3B4CC"/>
+          <w:between w:val="single" w:sz="4" w:space="1" w:color="A3B4CC"/>
         </w:pBdr>
-        <w:snapToGrid w:val="0"/>
-        <w:spacing w:before="0" w:after="425" w:line="267" w:lineRule="exact"/>
+        <w:spacing w:before="0" w:after="170" w:line="240" w:lineRule="auto"/>
         <w:ind w:right="170"/>
       </w:pPr>
       <w:r>
@@ -4195,6 +5434,84 @@
           <w:szCs w:val="18"/>
         </w:rPr>
         <w:t xml:space="preserve">　　　　　　　</w:t>
+      </w:r>
+      <w:r>
+        <w:rPr/>
+        <w:ruby>
+          <w:rubyPr>
+            <w:rubyAlign w:val="distributeSpace"/>
+            <w:hps w:val="16"/>
+            <w:hpsRaise w:val="31"/>
+            <w:hpsBaseText w:val="36"/>
+            <w:lid w:val="ja-JP"/>
+          </w:rubyPr>
+          <w:rt>
+            <w:r>
+              <w:rPr>
+                <w:rFonts w:ascii="HG正楷書体-PRO" w:eastAsia="HG正楷書体-PRO" w:hAnsi="HG正楷書体-PRO" w:cs="HG正楷書体-PRO"/>
+                <w:color w:val="1A1A1A"/>
+                <w:sz w:val="16"/>
+                <w:szCs w:val="16"/>
+              </w:rPr>
+              <w:t>​</w:t>
+            </w:r>
+          </w:rt>
+          <w:rubyBase>
+            <w:r>
+              <w:rPr>
+                <w:rFonts w:ascii="HG正楷書体-PRO" w:eastAsia="HG正楷書体-PRO" w:hAnsi="HG正楷書体-PRO" w:cs="HG正楷書体-PRO"/>
+                <w:color w:val="1A1A1A"/>
+                <w:sz w:val="36"/>
+                <w:szCs w:val="36"/>
+              </w:rPr>
+              <w:t xml:space="preserve">​</w:t>
+            </w:r>
+          </w:rubyBase>
+        </w:ruby>
+      </w:r>
+      <w:r>
+        <w:rPr>
+          <w:rFonts w:ascii="HG正楷書体-PRO" w:eastAsia="HG正楷書体-PRO" w:hAnsi="HG正楷書体-PRO" w:cs="HG正楷書体-PRO"/>
+          <w:color w:val="1A1A1A"/>
+          <w:sz w:val="22"/>
+          <w:szCs w:val="22"/>
+          <w:vertAlign w:val="subscript"/>
+        </w:rPr>
+        <w:t xml:space="preserve">​</w:t>
+      </w:r>
+      <w:r>
+        <w:rPr/>
+        <w:ruby>
+          <w:rubyPr>
+            <w:rubyAlign w:val="distributeSpace"/>
+            <w:hps w:val="8"/>
+            <w:hpsRaise w:val="16"/>
+            <w:hpsBaseText w:val="18"/>
+            <w:lid w:val="ja-JP"/>
+          </w:rubyPr>
+          <w:rt>
+            <w:r>
+              <w:rPr>
+                <w:rFonts w:ascii="UD デジタル教科書体 N" w:eastAsia="UD デジタル教科書体 N" w:hAnsi="UD デジタル教科書体 N" w:cs="UD デジタル教科書体 N"/>
+                <w:color w:val="1A1A1A"/>
+                <w:sz w:val="8"/>
+                <w:szCs w:val="8"/>
+              </w:rPr>
+              <w:t>​</w:t>
+            </w:r>
+          </w:rt>
+          <w:rubyBase>
+            <w:r>
+              <w:rPr>
+                <w:rFonts w:ascii="UD デジタル教科書体 N" w:eastAsia="UD デジタル教科書体 N" w:hAnsi="UD デジタル教科書体 N" w:cs="UD デジタル教科書体 N"/>
+                <w:color w:val="1A1A1A"/>
+                <w:sz w:val="18"/>
+                <w:szCs w:val="18"/>
+              </w:rPr>
+              <w:t xml:space="preserve">​</w:t>
+            </w:r>
+          </w:rubyBase>
+        </w:ruby>
       </w:r>
     </w:p>
     <w:p>
@@ -4204,9 +5521,9 @@
           <w:left w:val="single" w:sz="4" w:space="1" w:color="A3B4CC"/>
           <w:bottom w:val="single" w:sz="4" w:space="1" w:color="A3B4CC"/>
           <w:right w:val="single" w:sz="4" w:space="1" w:color="A3B4CC"/>
+          <w:between w:val="single" w:sz="4" w:space="1" w:color="A3B4CC"/>
         </w:pBdr>
-        <w:snapToGrid w:val="0"/>
-        <w:spacing w:before="0" w:after="425" w:line="267" w:lineRule="exact"/>
+        <w:spacing w:before="0" w:after="170" w:line="240" w:lineRule="auto"/>
         <w:ind w:right="170"/>
       </w:pPr>
       <w:r>
@@ -4226,6 +5543,84 @@
           <w:szCs w:val="18"/>
         </w:rPr>
         <w:t xml:space="preserve">　　</w:t>
+      </w:r>
+      <w:r>
+        <w:rPr/>
+        <w:ruby>
+          <w:rubyPr>
+            <w:rubyAlign w:val="distributeSpace"/>
+            <w:hps w:val="16"/>
+            <w:hpsRaise w:val="31"/>
+            <w:hpsBaseText w:val="36"/>
+            <w:lid w:val="ja-JP"/>
+          </w:rubyPr>
+          <w:rt>
+            <w:r>
+              <w:rPr>
+                <w:rFonts w:ascii="HG正楷書体-PRO" w:eastAsia="HG正楷書体-PRO" w:hAnsi="HG正楷書体-PRO" w:cs="HG正楷書体-PRO"/>
+                <w:color w:val="1A1A1A"/>
+                <w:sz w:val="16"/>
+                <w:szCs w:val="16"/>
+              </w:rPr>
+              <w:t>​</w:t>
+            </w:r>
+          </w:rt>
+          <w:rubyBase>
+            <w:r>
+              <w:rPr>
+                <w:rFonts w:ascii="HG正楷書体-PRO" w:eastAsia="HG正楷書体-PRO" w:hAnsi="HG正楷書体-PRO" w:cs="HG正楷書体-PRO"/>
+                <w:color w:val="1A1A1A"/>
+                <w:sz w:val="36"/>
+                <w:szCs w:val="36"/>
+              </w:rPr>
+              <w:t xml:space="preserve">​</w:t>
+            </w:r>
+          </w:rubyBase>
+        </w:ruby>
+      </w:r>
+      <w:r>
+        <w:rPr>
+          <w:rFonts w:ascii="HG正楷書体-PRO" w:eastAsia="HG正楷書体-PRO" w:hAnsi="HG正楷書体-PRO" w:cs="HG正楷書体-PRO"/>
+          <w:color w:val="1A1A1A"/>
+          <w:sz w:val="22"/>
+          <w:szCs w:val="22"/>
+          <w:vertAlign w:val="subscript"/>
+        </w:rPr>
+        <w:t xml:space="preserve">​</w:t>
+      </w:r>
+      <w:r>
+        <w:rPr/>
+        <w:ruby>
+          <w:rubyPr>
+            <w:rubyAlign w:val="distributeSpace"/>
+            <w:hps w:val="8"/>
+            <w:hpsRaise w:val="16"/>
+            <w:hpsBaseText w:val="18"/>
+            <w:lid w:val="ja-JP"/>
+          </w:rubyPr>
+          <w:rt>
+            <w:r>
+              <w:rPr>
+                <w:rFonts w:ascii="UD デジタル教科書体 N" w:eastAsia="UD デジタル教科書体 N" w:hAnsi="UD デジタル教科書体 N" w:cs="UD デジタル教科書体 N"/>
+                <w:color w:val="1A1A1A"/>
+                <w:sz w:val="8"/>
+                <w:szCs w:val="8"/>
+              </w:rPr>
+              <w:t>​</w:t>
+            </w:r>
+          </w:rt>
+          <w:rubyBase>
+            <w:r>
+              <w:rPr>
+                <w:rFonts w:ascii="UD デジタル教科書体 N" w:eastAsia="UD デジタル教科書体 N" w:hAnsi="UD デジタル教科書体 N" w:cs="UD デジタル教科書体 N"/>
+                <w:color w:val="1A1A1A"/>
+                <w:sz w:val="18"/>
+                <w:szCs w:val="18"/>
+              </w:rPr>
+              <w:t xml:space="preserve">​</w:t>
+            </w:r>
+          </w:rubyBase>
+        </w:ruby>
       </w:r>
     </w:p>
     <w:p>
@@ -4235,9 +5630,9 @@
           <w:left w:val="single" w:sz="4" w:space="1" w:color="A3B4CC"/>
           <w:bottom w:val="single" w:sz="4" w:space="1" w:color="A3B4CC"/>
           <w:right w:val="single" w:sz="4" w:space="1" w:color="A3B4CC"/>
+          <w:between w:val="single" w:sz="4" w:space="1" w:color="A3B4CC"/>
         </w:pBdr>
-        <w:snapToGrid w:val="0"/>
-        <w:spacing w:before="0" w:after="425" w:line="267" w:lineRule="exact"/>
+        <w:spacing w:before="0" w:after="170" w:line="240" w:lineRule="auto"/>
         <w:ind w:right="170"/>
       </w:pPr>
       <w:r>
@@ -4257,6 +5652,84 @@
           <w:szCs w:val="18"/>
         </w:rPr>
         <w:t xml:space="preserve">　　　　　　　　　　</w:t>
+      </w:r>
+      <w:r>
+        <w:rPr/>
+        <w:ruby>
+          <w:rubyPr>
+            <w:rubyAlign w:val="distributeSpace"/>
+            <w:hps w:val="16"/>
+            <w:hpsRaise w:val="31"/>
+            <w:hpsBaseText w:val="36"/>
+            <w:lid w:val="ja-JP"/>
+          </w:rubyPr>
+          <w:rt>
+            <w:r>
+              <w:rPr>
+                <w:rFonts w:ascii="HG正楷書体-PRO" w:eastAsia="HG正楷書体-PRO" w:hAnsi="HG正楷書体-PRO" w:cs="HG正楷書体-PRO"/>
+                <w:color w:val="1A1A1A"/>
+                <w:sz w:val="16"/>
+                <w:szCs w:val="16"/>
+              </w:rPr>
+              <w:t>​</w:t>
+            </w:r>
+          </w:rt>
+          <w:rubyBase>
+            <w:r>
+              <w:rPr>
+                <w:rFonts w:ascii="HG正楷書体-PRO" w:eastAsia="HG正楷書体-PRO" w:hAnsi="HG正楷書体-PRO" w:cs="HG正楷書体-PRO"/>
+                <w:color w:val="1A1A1A"/>
+                <w:sz w:val="36"/>
+                <w:szCs w:val="36"/>
+              </w:rPr>
+              <w:t xml:space="preserve">​</w:t>
+            </w:r>
+          </w:rubyBase>
+        </w:ruby>
+      </w:r>
+      <w:r>
+        <w:rPr>
+          <w:rFonts w:ascii="HG正楷書体-PRO" w:eastAsia="HG正楷書体-PRO" w:hAnsi="HG正楷書体-PRO" w:cs="HG正楷書体-PRO"/>
+          <w:color w:val="1A1A1A"/>
+          <w:sz w:val="22"/>
+          <w:szCs w:val="22"/>
+          <w:vertAlign w:val="subscript"/>
+        </w:rPr>
+        <w:t xml:space="preserve">​</w:t>
+      </w:r>
+      <w:r>
+        <w:rPr/>
+        <w:ruby>
+          <w:rubyPr>
+            <w:rubyAlign w:val="distributeSpace"/>
+            <w:hps w:val="8"/>
+            <w:hpsRaise w:val="16"/>
+            <w:hpsBaseText w:val="18"/>
+            <w:lid w:val="ja-JP"/>
+          </w:rubyPr>
+          <w:rt>
+            <w:r>
+              <w:rPr>
+                <w:rFonts w:ascii="UD デジタル教科書体 N" w:eastAsia="UD デジタル教科書体 N" w:hAnsi="UD デジタル教科書体 N" w:cs="UD デジタル教科書体 N"/>
+                <w:color w:val="1A1A1A"/>
+                <w:sz w:val="8"/>
+                <w:szCs w:val="8"/>
+              </w:rPr>
+              <w:t>​</w:t>
+            </w:r>
+          </w:rt>
+          <w:rubyBase>
+            <w:r>
+              <w:rPr>
+                <w:rFonts w:ascii="UD デジタル教科書体 N" w:eastAsia="UD デジタル教科書体 N" w:hAnsi="UD デジタル教科書体 N" w:cs="UD デジタル教科書体 N"/>
+                <w:color w:val="1A1A1A"/>
+                <w:sz w:val="18"/>
+                <w:szCs w:val="18"/>
+              </w:rPr>
+              <w:t xml:space="preserve">​</w:t>
+            </w:r>
+          </w:rubyBase>
+        </w:ruby>
       </w:r>
     </w:p>
     <w:p>
@@ -4266,9 +5739,9 @@
           <w:left w:val="single" w:sz="4" w:space="1" w:color="A3B4CC"/>
           <w:bottom w:val="single" w:sz="4" w:space="1" w:color="A3B4CC"/>
           <w:right w:val="single" w:sz="4" w:space="1" w:color="A3B4CC"/>
+          <w:between w:val="single" w:sz="4" w:space="1" w:color="A3B4CC"/>
         </w:pBdr>
-        <w:snapToGrid w:val="0"/>
-        <w:spacing w:before="0" w:after="425" w:line="267" w:lineRule="exact"/>
+        <w:spacing w:before="0" w:after="170" w:line="240" w:lineRule="auto"/>
         <w:ind w:right="170"/>
       </w:pPr>
       <w:r>
@@ -4288,11 +5761,93 @@
           <w:szCs w:val="18"/>
         </w:rPr>
         <w:t xml:space="preserve">　　</w:t>
+      </w:r>
+      <w:r>
+        <w:rPr/>
+        <w:ruby>
+          <w:rubyPr>
+            <w:rubyAlign w:val="distributeSpace"/>
+            <w:hps w:val="16"/>
+            <w:hpsRaise w:val="31"/>
+            <w:hpsBaseText w:val="36"/>
+            <w:lid w:val="ja-JP"/>
+          </w:rubyPr>
+          <w:rt>
+            <w:r>
+              <w:rPr>
+                <w:rFonts w:ascii="HG正楷書体-PRO" w:eastAsia="HG正楷書体-PRO" w:hAnsi="HG正楷書体-PRO" w:cs="HG正楷書体-PRO"/>
+                <w:color w:val="1A1A1A"/>
+                <w:sz w:val="16"/>
+                <w:szCs w:val="16"/>
+              </w:rPr>
+              <w:t>​</w:t>
+            </w:r>
+          </w:rt>
+          <w:rubyBase>
+            <w:r>
+              <w:rPr>
+                <w:rFonts w:ascii="HG正楷書体-PRO" w:eastAsia="HG正楷書体-PRO" w:hAnsi="HG正楷書体-PRO" w:cs="HG正楷書体-PRO"/>
+                <w:color w:val="1A1A1A"/>
+                <w:sz w:val="36"/>
+                <w:szCs w:val="36"/>
+              </w:rPr>
+              <w:t xml:space="preserve">​</w:t>
+            </w:r>
+          </w:rubyBase>
+        </w:ruby>
+      </w:r>
+      <w:r>
+        <w:rPr>
+          <w:rFonts w:ascii="HG正楷書体-PRO" w:eastAsia="HG正楷書体-PRO" w:hAnsi="HG正楷書体-PRO" w:cs="HG正楷書体-PRO"/>
+          <w:color w:val="1A1A1A"/>
+          <w:sz w:val="22"/>
+          <w:szCs w:val="22"/>
+          <w:vertAlign w:val="subscript"/>
+        </w:rPr>
+        <w:t xml:space="preserve">​</w:t>
+      </w:r>
+      <w:r>
+        <w:rPr/>
+        <w:ruby>
+          <w:rubyPr>
+            <w:rubyAlign w:val="distributeSpace"/>
+            <w:hps w:val="8"/>
+            <w:hpsRaise w:val="16"/>
+            <w:hpsBaseText w:val="18"/>
+            <w:lid w:val="ja-JP"/>
+          </w:rubyPr>
+          <w:rt>
+            <w:r>
+              <w:rPr>
+                <w:rFonts w:ascii="UD デジタル教科書体 N" w:eastAsia="UD デジタル教科書体 N" w:hAnsi="UD デジタル教科書体 N" w:cs="UD デジタル教科書体 N"/>
+                <w:color w:val="1A1A1A"/>
+                <w:sz w:val="8"/>
+                <w:szCs w:val="8"/>
+              </w:rPr>
+              <w:t>​</w:t>
+            </w:r>
+          </w:rt>
+          <w:rubyBase>
+            <w:r>
+              <w:rPr>
+                <w:rFonts w:ascii="UD デジタル教科書体 N" w:eastAsia="UD デジタル教科書体 N" w:hAnsi="UD デジタル教科書体 N" w:cs="UD デジタル教科書体 N"/>
+                <w:color w:val="1A1A1A"/>
+                <w:sz w:val="18"/>
+                <w:szCs w:val="18"/>
+              </w:rPr>
+              <w:t xml:space="preserve">​</w:t>
+            </w:r>
+          </w:rubyBase>
+        </w:ruby>
       </w:r>
     </w:p>
     <w:p>
       <w:pPr>
-        <w:spacing w:after="0" w:line="20" w:lineRule="exact"/>
+        <w:spacing w:after="0" w:line="240" w:lineRule="auto"/>
+        <w:rPr>
+          <w:sz w:val="2"/>
+          <w:szCs w:val="2"/>
+        </w:rPr>
         <w:sectPr>
           <w:type w:val="continuous"/>
           <w:pgSz w:w="16838" w:h="11906" w:orient="landscape"/>
@@ -4308,8 +5863,7 @@
     </w:p>
     <w:p>
       <w:pPr>
-        <w:snapToGrid w:val="0"/>
-        <w:spacing w:before="0" w:after="170" w:line="304" w:lineRule="exact"/>
+        <w:spacing w:before="0" w:after="170" w:line="240" w:lineRule="auto"/>
         <w:ind w:right="230"/>
       </w:pPr>
       <w:r>
@@ -4326,8 +5880,7 @@
     </w:p>
     <w:p>
       <w:pPr>
-        <w:snapToGrid w:val="0"/>
-        <w:spacing w:before="0" w:after="170" w:line="261" w:lineRule="exact"/>
+        <w:spacing w:before="0" w:after="170" w:line="240" w:lineRule="auto"/>
         <w:ind w:right="230"/>
       </w:pPr>
       <w:r>
@@ -4342,8 +5895,7 @@
     </w:p>
     <w:p>
       <w:pPr>
-        <w:snapToGrid w:val="0"/>
-        <w:spacing w:before="0" w:after="170" w:line="261" w:lineRule="exact"/>
+        <w:spacing w:before="0" w:after="170" w:line="240" w:lineRule="auto"/>
         <w:ind w:right="230"/>
       </w:pPr>
       <w:r>
@@ -4368,8 +5920,7 @@
     </w:p>
     <w:p>
       <w:pPr>
-        <w:snapToGrid w:val="0"/>
-        <w:spacing w:before="0" w:after="170" w:line="261" w:lineRule="exact"/>
+        <w:spacing w:before="0" w:after="170" w:line="240" w:lineRule="auto"/>
         <w:ind w:right="230"/>
       </w:pPr>
       <w:r>
@@ -4427,8 +5978,7 @@
     </w:p>
     <w:p>
       <w:pPr>
-        <w:snapToGrid w:val="0"/>
-        <w:spacing w:before="0" w:after="170" w:line="261" w:lineRule="exact"/>
+        <w:spacing w:before="0" w:after="170" w:line="240" w:lineRule="auto"/>
         <w:ind w:right="230"/>
       </w:pPr>
       <w:r>
@@ -4453,8 +6003,7 @@
     </w:p>
     <w:p>
       <w:pPr>
-        <w:snapToGrid w:val="0"/>
-        <w:spacing w:before="0" w:after="170" w:line="261" w:lineRule="exact"/>
+        <w:spacing w:before="0" w:after="170" w:line="240" w:lineRule="auto"/>
         <w:ind w:right="230"/>
       </w:pPr>
       <w:r>
@@ -4469,8 +6018,7 @@
     </w:p>
     <w:p>
       <w:pPr>
-        <w:snapToGrid w:val="0"/>
-        <w:spacing w:before="0" w:after="170" w:line="261" w:lineRule="exact"/>
+        <w:spacing w:before="0" w:after="170" w:line="240" w:lineRule="auto"/>
         <w:ind w:right="230"/>
       </w:pPr>
       <w:r>
@@ -4566,8 +6114,7 @@
     </w:p>
     <w:p>
       <w:pPr>
-        <w:snapToGrid w:val="0"/>
-        <w:spacing w:before="0" w:after="170" w:line="304" w:lineRule="exact"/>
+        <w:spacing w:before="0" w:after="170" w:line="240" w:lineRule="auto"/>
         <w:ind w:right="230"/>
       </w:pPr>
       <w:r>
@@ -4584,8 +6131,7 @@
     </w:p>
     <w:p>
       <w:pPr>
-        <w:snapToGrid w:val="0"/>
-        <w:spacing w:before="0" w:after="170" w:line="261" w:lineRule="exact"/>
+        <w:spacing w:before="0" w:after="170" w:line="240" w:lineRule="auto"/>
         <w:ind w:right="230"/>
       </w:pPr>
       <w:r>
@@ -4797,8 +6343,7 @@
     </w:p>
     <w:p>
       <w:pPr>
-        <w:snapToGrid w:val="0"/>
-        <w:spacing w:before="0" w:after="170" w:line="261" w:lineRule="exact"/>
+        <w:spacing w:before="0" w:after="170" w:line="240" w:lineRule="auto"/>
         <w:ind w:right="230"/>
       </w:pPr>
       <w:r>
@@ -4929,8 +6474,7 @@
     </w:p>
     <w:p>
       <w:pPr>
-        <w:snapToGrid w:val="0"/>
-        <w:spacing w:before="0" w:after="170" w:line="261" w:lineRule="exact"/>
+        <w:spacing w:before="0" w:after="170" w:line="240" w:lineRule="auto"/>
         <w:ind w:right="230"/>
       </w:pPr>
       <w:r>
@@ -5128,8 +6672,7 @@
     </w:p>
     <w:p>
       <w:pPr>
-        <w:snapToGrid w:val="0"/>
-        <w:spacing w:before="0" w:after="170" w:line="261" w:lineRule="exact"/>
+        <w:spacing w:before="0" w:after="170" w:line="240" w:lineRule="auto"/>
         <w:ind w:right="230"/>
       </w:pPr>
       <w:r>
@@ -5279,8 +6822,7 @@
     </w:p>
     <w:p>
       <w:pPr>
-        <w:snapToGrid w:val="0"/>
-        <w:spacing w:before="0" w:after="170" w:line="261" w:lineRule="exact"/>
+        <w:spacing w:before="0" w:after="170" w:line="240" w:lineRule="auto"/>
         <w:ind w:right="230"/>
       </w:pPr>
       <w:r>
@@ -5564,7 +7106,7 @@
     </w:rPrDefault>
     <w:pPrDefault>
       <w:pPr>
-        <w:spacing w:after="0" w:line="304" w:lineRule="exact"/>
+        <w:spacing w:after="0" w:line="240" w:lineRule="auto"/>
         <w:jc w:val="both"/>
       </w:pPr>
     </w:pPrDefault>
@@ -5572,7 +7114,7 @@
   <w:style w:type="paragraph" w:default="1" w:styleId="a">
     <w:name w:val="Normal"/>
     <w:pPr>
-      <w:spacing w:after="0" w:line="304" w:lineRule="exact"/>
+      <w:spacing w:after="0" w:line="240" w:lineRule="auto"/>
     </w:pPr>
     <w:qFormat/>
   </w:style>
